--- a/Hệ thống mẫu văn bản/Nguyên đã làm/Kế hoạch dạy học Tin học từng lớp/Kế hoạch dạy học môn Tin học - Lớp 5 - 2026 - 2027.docx
+++ b/Hệ thống mẫu văn bản/Nguyên đã làm/Kế hoạch dạy học Tin học từng lớp/Kế hoạch dạy học môn Tin học - Lớp 5 - 2026 - 2027.docx
@@ -18,6 +18,7 @@
         <w:rPr>
           <w:rFonts w:ascii="Times New Roman" w:hAnsi="Times New Roman"/>
           <w:sz w:val="26"/>
+          <w:rFonts w:ascii="Times New Roman" w:hAnsi="Times New Roman" w:cs="Times New Roman"/>
         </w:rPr>
         <w:t>Phụ lục 1</w:t>
       </w:r>
@@ -36,6 +37,7 @@
           <w:b/>
           <w:bCs/>
           <w:sz w:val="26"/>
+          <w:rFonts w:ascii="Times New Roman" w:hAnsi="Times New Roman" w:cs="Times New Roman"/>
         </w:rPr>
         <w:t>KHUNG KẾ HOẠCH DẠY HỌC MÔN</w:t>
       </w:r>
@@ -45,6 +47,7 @@
           <w:b/>
           <w:bCs/>
           <w:sz w:val="26"/>
+          <w:rFonts w:ascii="Times New Roman" w:hAnsi="Times New Roman" w:cs="Times New Roman"/>
         </w:rPr>
         <w:t xml:space="preserve"> TIN HỌC</w:t>
       </w:r>
@@ -60,6 +63,7 @@
         <w:rPr>
           <w:rFonts w:ascii="Times New Roman" w:hAnsi="Times New Roman"/>
           <w:sz w:val="26"/>
+          <w:rFonts w:ascii="Times New Roman" w:hAnsi="Times New Roman" w:cs="Times New Roman"/>
         </w:rPr>
         <w:t>(</w:t>
       </w:r>
@@ -69,6 +73,7 @@
           <w:i/>
           <w:iCs/>
           <w:sz w:val="26"/>
+          <w:rFonts w:ascii="Times New Roman" w:hAnsi="Times New Roman" w:cs="Times New Roman"/>
         </w:rPr>
         <w:t>Kèm theo Công văn số 5512/BGDĐT-GDTrH ngày 18 tháng 12 năm 2022 của Bộ GDĐT)</w:t>
       </w:r>
@@ -111,6 +116,7 @@
                 <w:rFonts w:ascii="Times New Roman" w:eastAsia="Times New Roman" w:hAnsi="Times New Roman" w:cs="Times New Roman"/>
                 <w:sz w:val="26"/>
                 <w:szCs w:val="26"/>
+                <w:rFonts w:ascii="Times New Roman" w:hAnsi="Times New Roman" w:cs="Times New Roman"/>
               </w:rPr>
               <w:t xml:space="preserve">TRƯỜNG: </w:t>
             </w:r>
@@ -128,6 +134,7 @@
                 <w:rFonts w:ascii="Times New Roman" w:eastAsia="Times New Roman" w:hAnsi="Times New Roman" w:cs="Times New Roman"/>
                 <w:sz w:val="26"/>
                 <w:szCs w:val="26"/>
+                <w:rFonts w:ascii="Times New Roman" w:hAnsi="Times New Roman" w:cs="Times New Roman"/>
               </w:rPr>
               <w:t>Tiểu học &amp; THCS UNIGO</w:t>
             </w:r>
@@ -147,6 +154,7 @@
                 <w:sz w:val="26"/>
                 <w:szCs w:val="26"/>
                 <w:u w:val="single"/>
+                <w:rFonts w:ascii="Times New Roman" w:hAnsi="Times New Roman" w:cs="Times New Roman"/>
               </w:rPr>
               <w:t>TỔ:</w:t>
             </w:r>
@@ -156,6 +164,7 @@
                 <w:sz w:val="26"/>
                 <w:szCs w:val="26"/>
                 <w:u w:val="single"/>
+                <w:rFonts w:ascii="Times New Roman" w:hAnsi="Times New Roman" w:cs="Times New Roman"/>
               </w:rPr>
               <w:t xml:space="preserve"> </w:t>
             </w:r>
@@ -164,6 +173,7 @@
                 <w:rFonts w:ascii="Times New Roman" w:eastAsia="Times New Roman" w:hAnsi="Times New Roman" w:cs="Times New Roman"/>
                 <w:sz w:val="26"/>
                 <w:szCs w:val="26"/>
+                <w:rFonts w:ascii="Times New Roman" w:hAnsi="Times New Roman" w:cs="Times New Roman"/>
               </w:rPr>
               <w:t>Tin học</w:t>
             </w:r>
@@ -187,6 +197,7 @@
                 <w:rFonts w:ascii="Times New Roman" w:eastAsia="Times New Roman" w:hAnsi="Times New Roman" w:cs="Times New Roman"/>
                 <w:sz w:val="26"/>
                 <w:szCs w:val="26"/>
+                <w:rFonts w:ascii="Times New Roman" w:hAnsi="Times New Roman" w:cs="Times New Roman"/>
               </w:rPr>
               <w:t>CỘNG HOÀ XÃ HỘI CHỦ NGHĨA VIỆT NAM</w:t>
             </w:r>
@@ -211,6 +222,7 @@
                 <w:sz w:val="26"/>
                 <w:szCs w:val="26"/>
                 <w:u w:val="single"/>
+                <w:rFonts w:ascii="Times New Roman" w:hAnsi="Times New Roman" w:cs="Times New Roman"/>
               </w:rPr>
               <w:t>Độc lập- Tự do-Hạnh phúc</w:t>
             </w:r>
@@ -271,6 +283,7 @@
           <w:b/>
           <w:bCs/>
           <w:sz w:val="26"/>
+          <w:rFonts w:ascii="Times New Roman" w:hAnsi="Times New Roman" w:cs="Times New Roman"/>
         </w:rPr>
         <w:t>KẾ HOẠCH DẠY HỌC</w:t>
       </w:r>
@@ -287,6 +300,7 @@
         <w:rPr>
           <w:rFonts w:ascii="Times New Roman" w:hAnsi="Times New Roman"/>
           <w:sz w:val="26"/>
+          <w:rFonts w:ascii="Times New Roman" w:hAnsi="Times New Roman" w:cs="Times New Roman"/>
         </w:rPr>
         <w:t>MÔN HỌC/HOẠT ĐỘNG GIÁO DỤC TIN HỌC LỚP 5</w:t>
       </w:r>
@@ -299,6 +313,7 @@
         <w:rPr>
           <w:rFonts w:ascii="Times New Roman" w:hAnsi="Times New Roman"/>
           <w:sz w:val="26"/>
+          <w:rFonts w:ascii="Times New Roman" w:hAnsi="Times New Roman" w:cs="Times New Roman"/>
         </w:rPr>
         <w:t>(Năm học 2026-2027)</w:t>
       </w:r>
@@ -316,6 +331,7 @@
           <w:b/>
           <w:bCs/>
           <w:sz w:val="26"/>
+          <w:rFonts w:ascii="Times New Roman" w:hAnsi="Times New Roman" w:cs="Times New Roman"/>
         </w:rPr>
         <w:t>I. Đặc điểm tình hình</w:t>
       </w:r>
@@ -333,6 +349,7 @@
           <w:b/>
           <w:bCs/>
           <w:sz w:val="26"/>
+          <w:rFonts w:ascii="Times New Roman" w:hAnsi="Times New Roman" w:cs="Times New Roman"/>
         </w:rPr>
         <w:t>1. Số lớp………; Số học sinh:……;Số học sinh học chuyên đề lựa chọn (Nếu có):……</w:t>
       </w:r>
@@ -350,6 +367,7 @@
           <w:b/>
           <w:bCs/>
           <w:sz w:val="26"/>
+          <w:rFonts w:ascii="Times New Roman" w:hAnsi="Times New Roman" w:cs="Times New Roman"/>
         </w:rPr>
         <w:t>2. Tình hình đội ngũ:</w:t>
       </w:r>
@@ -364,6 +382,7 @@
           <w:b/>
           <w:bCs/>
           <w:sz w:val="26"/>
+          <w:rFonts w:ascii="Times New Roman" w:hAnsi="Times New Roman" w:cs="Times New Roman"/>
         </w:rPr>
         <w:t xml:space="preserve">- </w:t>
       </w:r>
@@ -371,6 +390,7 @@
         <w:rPr>
           <w:rFonts w:ascii="Times New Roman" w:hAnsi="Times New Roman"/>
           <w:sz w:val="26"/>
+          <w:rFonts w:ascii="Times New Roman" w:hAnsi="Times New Roman" w:cs="Times New Roman"/>
         </w:rPr>
         <w:t>Sĩ</w:t>
       </w:r>
@@ -378,6 +398,7 @@
         <w:rPr>
           <w:rFonts w:ascii="Times New Roman" w:hAnsi="Times New Roman"/>
           <w:sz w:val="26"/>
+          <w:rFonts w:ascii="Times New Roman" w:hAnsi="Times New Roman" w:cs="Times New Roman"/>
         </w:rPr>
         <w:t xml:space="preserve"> số</w:t>
       </w:r>
@@ -385,6 +406,7 @@
         <w:rPr>
           <w:rFonts w:ascii="Times New Roman" w:hAnsi="Times New Roman"/>
           <w:sz w:val="26"/>
+          <w:rFonts w:ascii="Times New Roman" w:hAnsi="Times New Roman" w:cs="Times New Roman"/>
         </w:rPr>
         <w:t xml:space="preserve"> giáo viên:</w:t>
       </w:r>
@@ -392,6 +414,7 @@
         <w:rPr>
           <w:rFonts w:ascii="Times New Roman" w:hAnsi="Times New Roman"/>
           <w:sz w:val="26"/>
+          <w:rFonts w:ascii="Times New Roman" w:hAnsi="Times New Roman" w:cs="Times New Roman"/>
         </w:rPr>
         <w:t xml:space="preserve"> 1</w:t>
       </w:r>
@@ -404,6 +427,7 @@
         <w:rPr>
           <w:rFonts w:ascii="Times New Roman" w:hAnsi="Times New Roman"/>
           <w:sz w:val="26"/>
+          <w:rFonts w:ascii="Times New Roman" w:hAnsi="Times New Roman" w:cs="Times New Roman"/>
         </w:rPr>
         <w:t>- Trình độ đào tạo: Cao đẳng:…………Đại học:……</w:t>
       </w:r>
@@ -411,6 +435,7 @@
         <w:rPr>
           <w:rFonts w:ascii="Times New Roman" w:hAnsi="Times New Roman"/>
           <w:sz w:val="26"/>
+          <w:rFonts w:ascii="Times New Roman" w:hAnsi="Times New Roman" w:cs="Times New Roman"/>
         </w:rPr>
         <w:t>1</w:t>
       </w:r>
@@ -418,6 +443,7 @@
         <w:rPr>
           <w:rFonts w:ascii="Times New Roman" w:hAnsi="Times New Roman"/>
           <w:sz w:val="26"/>
+          <w:rFonts w:ascii="Times New Roman" w:hAnsi="Times New Roman" w:cs="Times New Roman"/>
         </w:rPr>
         <w:t>……..; Trên Đại học:…………</w:t>
       </w:r>
@@ -430,6 +456,7 @@
         <w:rPr>
           <w:rFonts w:ascii="Times New Roman" w:hAnsi="Times New Roman"/>
           <w:sz w:val="26"/>
+          <w:rFonts w:ascii="Times New Roman" w:hAnsi="Times New Roman" w:cs="Times New Roman"/>
         </w:rPr>
         <w:t>- Mức chuẩn nghề nghiệp: Tốt:……</w:t>
       </w:r>
@@ -437,6 +464,7 @@
         <w:rPr>
           <w:rFonts w:ascii="Times New Roman" w:hAnsi="Times New Roman"/>
           <w:sz w:val="26"/>
+          <w:rFonts w:ascii="Times New Roman" w:hAnsi="Times New Roman" w:cs="Times New Roman"/>
         </w:rPr>
         <w:t>1</w:t>
       </w:r>
@@ -444,6 +472,7 @@
         <w:rPr>
           <w:rFonts w:ascii="Times New Roman" w:hAnsi="Times New Roman"/>
           <w:sz w:val="26"/>
+          <w:rFonts w:ascii="Times New Roman" w:hAnsi="Times New Roman" w:cs="Times New Roman"/>
         </w:rPr>
         <w:t>…….; Khá:………; Đạt:………..;Chưa đạt:……</w:t>
       </w:r>
@@ -461,6 +490,7 @@
           <w:b/>
           <w:bCs/>
           <w:sz w:val="26"/>
+          <w:rFonts w:ascii="Times New Roman" w:hAnsi="Times New Roman" w:cs="Times New Roman"/>
         </w:rPr>
         <w:t>3. Thiết bị dạy học: (</w:t>
       </w:r>
@@ -470,6 +500,7 @@
           <w:i/>
           <w:iCs/>
           <w:sz w:val="26"/>
+          <w:rFonts w:ascii="Times New Roman" w:hAnsi="Times New Roman" w:cs="Times New Roman"/>
         </w:rPr>
         <w:t>Trình bày cụ thể các thiết bị dạy học có thể sử dụng để tổ chức dạy học/môn học/hoạt động giáo dục)</w:t>
       </w:r>
@@ -523,6 +554,7 @@
                 <w:bCs/>
                 <w:sz w:val="26"/>
                 <w:szCs w:val="26"/>
+                <w:rFonts w:ascii="Times New Roman" w:hAnsi="Times New Roman" w:cs="Times New Roman"/>
               </w:rPr>
               <w:t>STT</w:t>
             </w:r>
@@ -550,6 +582,7 @@
                 <w:bCs/>
                 <w:sz w:val="26"/>
                 <w:szCs w:val="26"/>
+                <w:rFonts w:ascii="Times New Roman" w:hAnsi="Times New Roman" w:cs="Times New Roman"/>
               </w:rPr>
               <w:t>Thiết bị dạy học</w:t>
             </w:r>
@@ -577,6 +610,7 @@
                 <w:bCs/>
                 <w:sz w:val="26"/>
                 <w:szCs w:val="26"/>
+                <w:rFonts w:ascii="Times New Roman" w:hAnsi="Times New Roman" w:cs="Times New Roman"/>
               </w:rPr>
               <w:t>Số lượng</w:t>
             </w:r>
@@ -604,6 +638,7 @@
                 <w:bCs/>
                 <w:sz w:val="26"/>
                 <w:szCs w:val="26"/>
+                <w:rFonts w:ascii="Times New Roman" w:hAnsi="Times New Roman" w:cs="Times New Roman"/>
               </w:rPr>
               <w:t>Các bài thí nghiệm/thực hành</w:t>
             </w:r>
@@ -631,6 +666,7 @@
                 <w:bCs/>
                 <w:sz w:val="26"/>
                 <w:szCs w:val="26"/>
+                <w:rFonts w:ascii="Times New Roman" w:hAnsi="Times New Roman" w:cs="Times New Roman"/>
               </w:rPr>
               <w:t>Gihi chú</w:t>
             </w:r>
@@ -658,6 +694,7 @@
                 <w:rFonts w:ascii="Times New Roman" w:eastAsia="Times New Roman" w:hAnsi="Times New Roman" w:cs="Times New Roman"/>
                 <w:sz w:val="26"/>
                 <w:szCs w:val="26"/>
+                <w:rFonts w:ascii="Times New Roman" w:hAnsi="Times New Roman" w:cs="Times New Roman"/>
               </w:rPr>
               <w:t>1</w:t>
             </w:r>
@@ -680,6 +717,7 @@
                 <w:rFonts w:ascii="Times New Roman" w:eastAsia="Times New Roman" w:hAnsi="Times New Roman" w:cs="Times New Roman"/>
                 <w:sz w:val="26"/>
                 <w:szCs w:val="26"/>
+                <w:rFonts w:ascii="Times New Roman" w:hAnsi="Times New Roman" w:cs="Times New Roman"/>
               </w:rPr>
               <w:t>Máy chiếu</w:t>
             </w:r>
@@ -702,6 +740,7 @@
                 <w:rFonts w:ascii="Times New Roman" w:eastAsia="Times New Roman" w:hAnsi="Times New Roman" w:cs="Times New Roman"/>
                 <w:sz w:val="26"/>
                 <w:szCs w:val="26"/>
+                <w:rFonts w:ascii="Times New Roman" w:hAnsi="Times New Roman" w:cs="Times New Roman"/>
               </w:rPr>
               <w:t>1</w:t>
             </w:r>
@@ -757,6 +796,7 @@
                 <w:rFonts w:ascii="Times New Roman" w:eastAsia="Times New Roman" w:hAnsi="Times New Roman" w:cs="Times New Roman"/>
                 <w:sz w:val="26"/>
                 <w:szCs w:val="26"/>
+                <w:rFonts w:ascii="Times New Roman" w:hAnsi="Times New Roman" w:cs="Times New Roman"/>
               </w:rPr>
               <w:t>2</w:t>
             </w:r>
@@ -779,6 +819,7 @@
                 <w:rFonts w:ascii="Times New Roman" w:eastAsia="Times New Roman" w:hAnsi="Times New Roman" w:cs="Times New Roman"/>
                 <w:sz w:val="26"/>
                 <w:szCs w:val="26"/>
+                <w:rFonts w:ascii="Times New Roman" w:hAnsi="Times New Roman" w:cs="Times New Roman"/>
               </w:rPr>
               <w:t>Máy tính</w:t>
             </w:r>
@@ -840,6 +881,7 @@
               <w:rPr>
                 <w:rFonts w:ascii="Times New Roman" w:hAnsi="Times New Roman"/>
                 <w:sz w:val="26"/>
+                <w:rFonts w:ascii="Times New Roman" w:hAnsi="Times New Roman" w:cs="Times New Roman"/>
               </w:rPr>
               <w:t>….</w:t>
             </w:r>
@@ -884,6 +926,7 @@
           <w:b/>
           <w:bCs/>
           <w:sz w:val="26"/>
+          <w:rFonts w:ascii="Times New Roman" w:hAnsi="Times New Roman" w:cs="Times New Roman"/>
         </w:rPr>
         <w:t xml:space="preserve">4. Phòng học bộ môn/phòng thí nghiệm/phòng đa năng/sân chơi, bãi tập </w:t>
       </w:r>
@@ -891,6 +934,7 @@
         <w:rPr>
           <w:rFonts w:ascii="Times New Roman" w:hAnsi="Times New Roman"/>
           <w:sz w:val="26"/>
+          <w:rFonts w:ascii="Times New Roman" w:hAnsi="Times New Roman" w:cs="Times New Roman"/>
         </w:rPr>
         <w:t>(</w:t>
       </w:r>
@@ -900,6 +944,7 @@
           <w:i/>
           <w:iCs/>
           <w:sz w:val="26"/>
+          <w:rFonts w:ascii="Times New Roman" w:hAnsi="Times New Roman" w:cs="Times New Roman"/>
         </w:rPr>
         <w:t>Trinh bày cụ thể các phòng thí nghiệm/phòng bộ môn/phòng đa năng/sân chơi/bãi tập có thể sử dụng để tổ chức dạy học môn học/hoạt động giáo dục)</w:t>
       </w:r>
@@ -953,6 +998,7 @@
                 <w:bCs/>
                 <w:sz w:val="26"/>
                 <w:szCs w:val="26"/>
+                <w:rFonts w:ascii="Times New Roman" w:hAnsi="Times New Roman" w:cs="Times New Roman"/>
               </w:rPr>
               <w:t>STT</w:t>
             </w:r>
@@ -980,6 +1026,7 @@
                 <w:bCs/>
                 <w:sz w:val="26"/>
                 <w:szCs w:val="26"/>
+                <w:rFonts w:ascii="Times New Roman" w:hAnsi="Times New Roman" w:cs="Times New Roman"/>
               </w:rPr>
               <w:t>Tên phòng</w:t>
             </w:r>
@@ -1007,6 +1054,7 @@
                 <w:bCs/>
                 <w:sz w:val="26"/>
                 <w:szCs w:val="26"/>
+                <w:rFonts w:ascii="Times New Roman" w:hAnsi="Times New Roman" w:cs="Times New Roman"/>
               </w:rPr>
               <w:t>Số lượng</w:t>
             </w:r>
@@ -1034,6 +1082,7 @@
                 <w:bCs/>
                 <w:sz w:val="26"/>
                 <w:szCs w:val="26"/>
+                <w:rFonts w:ascii="Times New Roman" w:hAnsi="Times New Roman" w:cs="Times New Roman"/>
               </w:rPr>
               <w:t>Phạm vi và nội dung sử dụng</w:t>
             </w:r>
@@ -1061,6 +1110,7 @@
                 <w:bCs/>
                 <w:sz w:val="26"/>
                 <w:szCs w:val="26"/>
+                <w:rFonts w:ascii="Times New Roman" w:hAnsi="Times New Roman" w:cs="Times New Roman"/>
               </w:rPr>
               <w:t>Gihi chú</w:t>
             </w:r>
@@ -1088,6 +1138,7 @@
                 <w:rFonts w:ascii="Times New Roman" w:eastAsia="Times New Roman" w:hAnsi="Times New Roman" w:cs="Times New Roman"/>
                 <w:sz w:val="26"/>
                 <w:szCs w:val="26"/>
+                <w:rFonts w:ascii="Times New Roman" w:hAnsi="Times New Roman" w:cs="Times New Roman"/>
               </w:rPr>
               <w:t>1</w:t>
             </w:r>
@@ -1110,6 +1161,7 @@
                 <w:rFonts w:ascii="Times New Roman" w:eastAsia="Times New Roman" w:hAnsi="Times New Roman" w:cs="Times New Roman"/>
                 <w:sz w:val="26"/>
                 <w:szCs w:val="26"/>
+                <w:rFonts w:ascii="Times New Roman" w:hAnsi="Times New Roman" w:cs="Times New Roman"/>
               </w:rPr>
               <w:t>Phòng Tin học</w:t>
             </w:r>
@@ -1179,6 +1231,7 @@
                 <w:rFonts w:ascii="Times New Roman" w:eastAsia="Times New Roman" w:hAnsi="Times New Roman" w:cs="Times New Roman"/>
                 <w:sz w:val="26"/>
                 <w:szCs w:val="26"/>
+                <w:rFonts w:ascii="Times New Roman" w:hAnsi="Times New Roman" w:cs="Times New Roman"/>
               </w:rPr>
               <w:t>2</w:t>
             </w:r>
@@ -1254,6 +1307,7 @@
               <w:rPr>
                 <w:rFonts w:ascii="Times New Roman" w:hAnsi="Times New Roman"/>
                 <w:sz w:val="26"/>
+                <w:rFonts w:ascii="Times New Roman" w:hAnsi="Times New Roman" w:cs="Times New Roman"/>
               </w:rPr>
               <w:t>….</w:t>
             </w:r>
@@ -1296,6 +1350,7 @@
         <w:rPr>
           <w:rFonts w:ascii="Times New Roman" w:hAnsi="Times New Roman"/>
           <w:sz w:val="26"/>
+          <w:rFonts w:ascii="Times New Roman" w:hAnsi="Times New Roman" w:cs="Times New Roman"/>
         </w:rPr>
         <w:t xml:space="preserve">II. </w:t>
       </w:r>
@@ -1305,6 +1360,7 @@
           <w:b/>
           <w:bCs/>
           <w:sz w:val="26"/>
+          <w:rFonts w:ascii="Times New Roman" w:hAnsi="Times New Roman" w:cs="Times New Roman"/>
         </w:rPr>
         <w:t>Kế hoạch dạy học</w:t>
       </w:r>
@@ -1320,6 +1376,7 @@
         <w:rPr>
           <w:rFonts w:ascii="Times New Roman" w:hAnsi="Times New Roman"/>
           <w:sz w:val="26"/>
+          <w:rFonts w:ascii="Times New Roman" w:hAnsi="Times New Roman" w:cs="Times New Roman"/>
         </w:rPr>
         <w:lastRenderedPageBreak/>
         <w:t xml:space="preserve">1. </w:t>
@@ -1330,6 +1387,7 @@
           <w:b/>
           <w:bCs/>
           <w:sz w:val="26"/>
+          <w:rFonts w:ascii="Times New Roman" w:hAnsi="Times New Roman" w:cs="Times New Roman"/>
         </w:rPr>
         <w:t>Phân phối chương trình</w:t>
       </w:r>
@@ -1347,6 +1405,7 @@
           <w:b/>
           <w:bCs/>
           <w:sz w:val="26"/>
+          <w:rFonts w:ascii="Times New Roman" w:hAnsi="Times New Roman" w:cs="Times New Roman"/>
         </w:rPr>
         <w:t xml:space="preserve">Môn Tin lớp </w:t>
       </w:r>
@@ -1356,6 +1415,7 @@
           <w:b/>
           <w:bCs/>
           <w:sz w:val="26"/>
+          <w:rFonts w:ascii="Times New Roman" w:hAnsi="Times New Roman" w:cs="Times New Roman"/>
         </w:rPr>
         <w:t>5</w:t>
       </w:r>
@@ -1394,13 +1454,15 @@
               <w:rPr>
                 <w:rFonts w:ascii="Times New Roman" w:hAnsi="Times New Roman"/>
                 <w:sz w:val="26"/>
-              </w:rPr>
-            </w:r>
-            <w:r>
-              <w:rPr>
-                <w:rFonts w:ascii="Times New Roman" w:hAnsi="Times New Roman"/>
-                <w:b/>
-                <w:sz w:val="26"/>
+                <w:rFonts w:ascii="Times New Roman" w:hAnsi="Times New Roman" w:cs="Times New Roman"/>
+              </w:rPr>
+            </w:r>
+            <w:r>
+              <w:rPr>
+                <w:rFonts w:ascii="Times New Roman" w:hAnsi="Times New Roman"/>
+                <w:b/>
+                <w:sz w:val="26"/>
+                <w:rFonts w:ascii="Times New Roman" w:hAnsi="Times New Roman" w:cs="Times New Roman"/>
               </w:rPr>
               <w:t>STT</w:t>
             </w:r>
@@ -1419,13 +1481,15 @@
               <w:rPr>
                 <w:rFonts w:ascii="Times New Roman" w:hAnsi="Times New Roman"/>
                 <w:sz w:val="26"/>
-              </w:rPr>
-            </w:r>
-            <w:r>
-              <w:rPr>
-                <w:rFonts w:ascii="Times New Roman" w:hAnsi="Times New Roman"/>
-                <w:b/>
-                <w:sz w:val="26"/>
+                <w:rFonts w:ascii="Times New Roman" w:hAnsi="Times New Roman" w:cs="Times New Roman"/>
+              </w:rPr>
+            </w:r>
+            <w:r>
+              <w:rPr>
+                <w:rFonts w:ascii="Times New Roman" w:hAnsi="Times New Roman"/>
+                <w:b/>
+                <w:sz w:val="26"/>
+                <w:rFonts w:ascii="Times New Roman" w:hAnsi="Times New Roman" w:cs="Times New Roman"/>
               </w:rPr>
               <w:t>Bài học (1)</w:t>
             </w:r>
@@ -1444,13 +1508,15 @@
               <w:rPr>
                 <w:rFonts w:ascii="Times New Roman" w:hAnsi="Times New Roman"/>
                 <w:sz w:val="26"/>
-              </w:rPr>
-            </w:r>
-            <w:r>
-              <w:rPr>
-                <w:rFonts w:ascii="Times New Roman" w:hAnsi="Times New Roman"/>
-                <w:b/>
-                <w:sz w:val="26"/>
+                <w:rFonts w:ascii="Times New Roman" w:hAnsi="Times New Roman" w:cs="Times New Roman"/>
+              </w:rPr>
+            </w:r>
+            <w:r>
+              <w:rPr>
+                <w:rFonts w:ascii="Times New Roman" w:hAnsi="Times New Roman"/>
+                <w:b/>
+                <w:sz w:val="26"/>
+                <w:rFonts w:ascii="Times New Roman" w:hAnsi="Times New Roman" w:cs="Times New Roman"/>
               </w:rPr>
               <w:t>Số tiết (2)</w:t>
             </w:r>
@@ -1469,13 +1535,15 @@
               <w:rPr>
                 <w:rFonts w:ascii="Times New Roman" w:hAnsi="Times New Roman"/>
                 <w:sz w:val="26"/>
-              </w:rPr>
-            </w:r>
-            <w:r>
-              <w:rPr>
-                <w:rFonts w:ascii="Times New Roman" w:hAnsi="Times New Roman"/>
-                <w:b/>
-                <w:sz w:val="26"/>
+                <w:rFonts w:ascii="Times New Roman" w:hAnsi="Times New Roman" w:cs="Times New Roman"/>
+              </w:rPr>
+            </w:r>
+            <w:r>
+              <w:rPr>
+                <w:rFonts w:ascii="Times New Roman" w:hAnsi="Times New Roman"/>
+                <w:b/>
+                <w:sz w:val="26"/>
+                <w:rFonts w:ascii="Times New Roman" w:hAnsi="Times New Roman" w:cs="Times New Roman"/>
               </w:rPr>
               <w:t>Yêu cầu cần đạt (3)</w:t>
             </w:r>
@@ -1485,99 +1553,75 @@
       <w:tr>
         <w:tc>
           <w:tcPr>
-            <w:tcW w:w="846" w:type="dxa"/>
-          </w:tcPr>
-          <w:p>
-            <w:pPr>
-              <w:spacing w:before="20" w:after="20"/>
-              <w:jc w:val="center"/>
-            </w:pPr>
-            <w:r>
-              <w:rPr>
-                <w:rFonts w:ascii="Times New Roman" w:hAnsi="Times New Roman"/>
-                <w:sz w:val="26"/>
-              </w:rPr>
-            </w:r>
-            <w:r>
-              <w:rPr>
-                <w:rFonts w:ascii="Times New Roman" w:hAnsi="Times New Roman"/>
-                <w:b w:val="0"/>
-                <w:sz w:val="26"/>
-              </w:rPr>
-              <w:t>1</w:t>
-            </w:r>
-          </w:p>
-        </w:tc>
-        <w:tc>
-          <w:tcPr>
-            <w:tcW w:w="3118" w:type="dxa"/>
-          </w:tcPr>
-          <w:p>
-            <w:pPr>
-              <w:spacing w:before="20" w:after="20"/>
-            </w:pPr>
-            <w:r>
-              <w:rPr>
-                <w:rFonts w:ascii="Times New Roman" w:hAnsi="Times New Roman"/>
-                <w:sz w:val="26"/>
-              </w:rPr>
-            </w:r>
-            <w:r>
-              <w:rPr>
-                <w:rFonts w:ascii="Times New Roman" w:hAnsi="Times New Roman"/>
-                <w:b w:val="0"/>
-                <w:sz w:val="26"/>
-              </w:rPr>
-              <w:t>Bài 1: Em có thể làm gì với máy tính?</w:t>
-            </w:r>
-          </w:p>
-        </w:tc>
-        <w:tc>
-          <w:tcPr>
-            <w:tcW w:w="1134" w:type="dxa"/>
-          </w:tcPr>
-          <w:p>
-            <w:pPr>
-              <w:spacing w:before="20" w:after="20"/>
-              <w:jc w:val="center"/>
-            </w:pPr>
-            <w:r>
-              <w:rPr>
-                <w:rFonts w:ascii="Times New Roman" w:hAnsi="Times New Roman"/>
-                <w:sz w:val="26"/>
-              </w:rPr>
-            </w:r>
-            <w:r>
-              <w:rPr>
-                <w:rFonts w:ascii="Times New Roman" w:hAnsi="Times New Roman"/>
-                <w:b w:val="0"/>
-                <w:sz w:val="26"/>
-              </w:rPr>
-              <w:t>1, 2</w:t>
-            </w:r>
-          </w:p>
-        </w:tc>
-        <w:tc>
-          <w:tcPr>
-            <w:tcW w:w="4536" w:type="dxa"/>
-          </w:tcPr>
-          <w:p>
-            <w:pPr>
-              <w:spacing w:before="20" w:after="20"/>
-            </w:pPr>
-            <w:r>
-              <w:rPr>
-                <w:rFonts w:ascii="Times New Roman" w:hAnsi="Times New Roman"/>
-                <w:sz w:val="26"/>
-              </w:rPr>
-            </w:r>
-            <w:r>
-              <w:rPr>
-                <w:rFonts w:ascii="Times New Roman" w:hAnsi="Times New Roman"/>
-                <w:b w:val="0"/>
-                <w:sz w:val="26"/>
-              </w:rPr>
-              <w:t>- Nêu ví dụ máy tính giúp học tập, giải trí, tìm kiếm, trao đổi thông tin, hợp tác và tạo sản phẩm số.  - Thể hiện mong muốn sử dụng thành thạo máy tính.</w:t>
+            <w:tcW w:type="dxa" w:w="846"/>
+          </w:tcPr>
+          <w:p>
+            <w:pPr>
+              <w:jc w:val="center"/>
+            </w:pPr>
+            <w:r>
+              <w:rPr>
+                <w:rFonts w:ascii="Times New Roman" w:hAnsi="Times New Roman"/>
+                <w:b w:val="0"/>
+                <w:sz w:val="26"/>
+                <w:rFonts w:ascii="Times New Roman" w:hAnsi="Times New Roman" w:cs="Times New Roman"/>
+                <w:rFonts w:ascii="Times New Roman" w:hAnsi="Times New Roman" w:cs="Times New Roman"/>
+              </w:rPr>
+              <w:t>0</w:t>
+            </w:r>
+          </w:p>
+        </w:tc>
+        <w:tc>
+          <w:tcPr>
+            <w:tcW w:type="dxa" w:w="3118"/>
+          </w:tcPr>
+          <w:p>
+            <w:r>
+              <w:rPr>
+                <w:rFonts w:ascii="Times New Roman" w:hAnsi="Times New Roman"/>
+                <w:b w:val="0"/>
+                <w:sz w:val="26"/>
+                <w:rFonts w:ascii="Times New Roman" w:hAnsi="Times New Roman" w:cs="Times New Roman"/>
+                <w:rFonts w:ascii="Times New Roman" w:hAnsi="Times New Roman" w:cs="Times New Roman"/>
+              </w:rPr>
+              <w:t>Tiết 0: Định hướng môn học</w:t>
+            </w:r>
+          </w:p>
+        </w:tc>
+        <w:tc>
+          <w:tcPr>
+            <w:tcW w:type="dxa" w:w="1134"/>
+          </w:tcPr>
+          <w:p>
+            <w:pPr>
+              <w:jc w:val="center"/>
+            </w:pPr>
+            <w:r>
+              <w:rPr>
+                <w:rFonts w:ascii="Times New Roman" w:hAnsi="Times New Roman"/>
+                <w:b w:val="0"/>
+                <w:sz w:val="26"/>
+                <w:rFonts w:ascii="Times New Roman" w:hAnsi="Times New Roman" w:cs="Times New Roman"/>
+                <w:rFonts w:ascii="Times New Roman" w:hAnsi="Times New Roman" w:cs="Times New Roman"/>
+              </w:rPr>
+              <w:t>0</w:t>
+            </w:r>
+          </w:p>
+        </w:tc>
+        <w:tc>
+          <w:tcPr>
+            <w:tcW w:type="dxa" w:w="4536"/>
+          </w:tcPr>
+          <w:p>
+            <w:r>
+              <w:rPr>
+                <w:rFonts w:ascii="Times New Roman" w:hAnsi="Times New Roman"/>
+                <w:b w:val="0"/>
+                <w:sz w:val="26"/>
+                <w:rFonts w:ascii="Times New Roman" w:hAnsi="Times New Roman" w:cs="Times New Roman"/>
+                <w:rFonts w:ascii="Times New Roman" w:hAnsi="Times New Roman" w:cs="Times New Roman"/>
+              </w:rPr>
+              <w:t>Giới thiệu tổng quan môn học Tin học, phương pháp học tập hiệu quả, các quy định an toàn và nội quy phòng học bộ môn.</w:t>
             </w:r>
           </w:p>
         </w:tc>
@@ -1596,15 +1640,17 @@
               <w:rPr>
                 <w:rFonts w:ascii="Times New Roman" w:hAnsi="Times New Roman"/>
                 <w:sz w:val="26"/>
-              </w:rPr>
-            </w:r>
-            <w:r>
-              <w:rPr>
-                <w:rFonts w:ascii="Times New Roman" w:hAnsi="Times New Roman"/>
-                <w:b w:val="0"/>
-                <w:sz w:val="26"/>
-              </w:rPr>
-              <w:t>2</w:t>
+                <w:rFonts w:ascii="Times New Roman" w:hAnsi="Times New Roman" w:cs="Times New Roman"/>
+              </w:rPr>
+            </w:r>
+            <w:r>
+              <w:rPr>
+                <w:rFonts w:ascii="Times New Roman" w:hAnsi="Times New Roman"/>
+                <w:b w:val="0"/>
+                <w:sz w:val="26"/>
+                <w:rFonts w:ascii="Times New Roman" w:hAnsi="Times New Roman" w:cs="Times New Roman"/>
+              </w:rPr>
+              <w:t>1</w:t>
             </w:r>
           </w:p>
         </w:tc>
@@ -1620,15 +1666,17 @@
               <w:rPr>
                 <w:rFonts w:ascii="Times New Roman" w:hAnsi="Times New Roman"/>
                 <w:sz w:val="26"/>
-              </w:rPr>
-            </w:r>
-            <w:r>
-              <w:rPr>
-                <w:rFonts w:ascii="Times New Roman" w:hAnsi="Times New Roman"/>
-                <w:b w:val="0"/>
-                <w:sz w:val="26"/>
-              </w:rPr>
-              <w:t>Bài 2: Tìm kiếm thông tin trên website</w:t>
+                <w:rFonts w:ascii="Times New Roman" w:hAnsi="Times New Roman" w:cs="Times New Roman"/>
+              </w:rPr>
+            </w:r>
+            <w:r>
+              <w:rPr>
+                <w:rFonts w:ascii="Times New Roman" w:hAnsi="Times New Roman"/>
+                <w:b w:val="0"/>
+                <w:sz w:val="26"/>
+                <w:rFonts w:ascii="Times New Roman" w:hAnsi="Times New Roman" w:cs="Times New Roman"/>
+              </w:rPr>
+              <w:t>Bài 1: Em có thể làm gì với máy tính?</w:t>
             </w:r>
           </w:p>
         </w:tc>
@@ -1645,15 +1693,17 @@
               <w:rPr>
                 <w:rFonts w:ascii="Times New Roman" w:hAnsi="Times New Roman"/>
                 <w:sz w:val="26"/>
-              </w:rPr>
-            </w:r>
-            <w:r>
-              <w:rPr>
-                <w:rFonts w:ascii="Times New Roman" w:hAnsi="Times New Roman"/>
-                <w:b w:val="0"/>
-                <w:sz w:val="26"/>
-              </w:rPr>
-              <w:t>3, 4</w:t>
+                <w:rFonts w:ascii="Times New Roman" w:hAnsi="Times New Roman" w:cs="Times New Roman"/>
+              </w:rPr>
+            </w:r>
+            <w:r>
+              <w:rPr>
+                <w:rFonts w:ascii="Times New Roman" w:hAnsi="Times New Roman"/>
+                <w:b w:val="0"/>
+                <w:sz w:val="26"/>
+                <w:rFonts w:ascii="Times New Roman" w:hAnsi="Times New Roman" w:cs="Times New Roman"/>
+              </w:rPr>
+              <w:t>1, 2</w:t>
             </w:r>
           </w:p>
         </w:tc>
@@ -1669,15 +1719,17 @@
               <w:rPr>
                 <w:rFonts w:ascii="Times New Roman" w:hAnsi="Times New Roman"/>
                 <w:sz w:val="26"/>
-              </w:rPr>
-            </w:r>
-            <w:r>
-              <w:rPr>
-                <w:rFonts w:ascii="Times New Roman" w:hAnsi="Times New Roman"/>
-                <w:b w:val="0"/>
-                <w:sz w:val="26"/>
-              </w:rPr>
-              <w:t>- Tìm được trên website cho trước thông tin phù hợp với nhiệm vụ.  - Hợp tác, chia sẻ thông tin (qua USB/mạng) để hoàn thành công việc.</w:t>
+                <w:rFonts w:ascii="Times New Roman" w:hAnsi="Times New Roman" w:cs="Times New Roman"/>
+              </w:rPr>
+            </w:r>
+            <w:r>
+              <w:rPr>
+                <w:rFonts w:ascii="Times New Roman" w:hAnsi="Times New Roman"/>
+                <w:b w:val="0"/>
+                <w:sz w:val="26"/>
+                <w:rFonts w:ascii="Times New Roman" w:hAnsi="Times New Roman" w:cs="Times New Roman"/>
+              </w:rPr>
+              <w:t>- Nêu ví dụ máy tính giúp học tập, giải trí, tìm kiếm, trao đổi thông tin, hợp tác và tạo sản phẩm số.  - Thể hiện mong muốn sử dụng thành thạo máy tính.</w:t>
             </w:r>
           </w:p>
         </w:tc>
@@ -1696,15 +1748,17 @@
               <w:rPr>
                 <w:rFonts w:ascii="Times New Roman" w:hAnsi="Times New Roman"/>
                 <w:sz w:val="26"/>
-              </w:rPr>
-            </w:r>
-            <w:r>
-              <w:rPr>
-                <w:rFonts w:ascii="Times New Roman" w:hAnsi="Times New Roman"/>
-                <w:b w:val="0"/>
-                <w:sz w:val="26"/>
-              </w:rPr>
-              <w:t>3</w:t>
+                <w:rFonts w:ascii="Times New Roman" w:hAnsi="Times New Roman" w:cs="Times New Roman"/>
+              </w:rPr>
+            </w:r>
+            <w:r>
+              <w:rPr>
+                <w:rFonts w:ascii="Times New Roman" w:hAnsi="Times New Roman"/>
+                <w:b w:val="0"/>
+                <w:sz w:val="26"/>
+                <w:rFonts w:ascii="Times New Roman" w:hAnsi="Times New Roman" w:cs="Times New Roman"/>
+              </w:rPr>
+              <w:t>2</w:t>
             </w:r>
           </w:p>
         </w:tc>
@@ -1720,15 +1774,17 @@
               <w:rPr>
                 <w:rFonts w:ascii="Times New Roman" w:hAnsi="Times New Roman"/>
                 <w:sz w:val="26"/>
-              </w:rPr>
-            </w:r>
-            <w:r>
-              <w:rPr>
-                <w:rFonts w:ascii="Times New Roman" w:hAnsi="Times New Roman"/>
-                <w:b w:val="0"/>
-                <w:sz w:val="26"/>
-              </w:rPr>
-              <w:t>Bài 3: Tìm kiếm thông tin trong giải quyết vấn đề</w:t>
+                <w:rFonts w:ascii="Times New Roman" w:hAnsi="Times New Roman" w:cs="Times New Roman"/>
+              </w:rPr>
+            </w:r>
+            <w:r>
+              <w:rPr>
+                <w:rFonts w:ascii="Times New Roman" w:hAnsi="Times New Roman"/>
+                <w:b w:val="0"/>
+                <w:sz w:val="26"/>
+                <w:rFonts w:ascii="Times New Roman" w:hAnsi="Times New Roman" w:cs="Times New Roman"/>
+              </w:rPr>
+              <w:t>Bài 2: Tìm kiếm thông tin trên website</w:t>
             </w:r>
           </w:p>
         </w:tc>
@@ -1745,15 +1801,17 @@
               <w:rPr>
                 <w:rFonts w:ascii="Times New Roman" w:hAnsi="Times New Roman"/>
                 <w:sz w:val="26"/>
-              </w:rPr>
-            </w:r>
-            <w:r>
-              <w:rPr>
-                <w:rFonts w:ascii="Times New Roman" w:hAnsi="Times New Roman"/>
-                <w:b w:val="0"/>
-                <w:sz w:val="26"/>
-              </w:rPr>
-              <w:t>5, 6</w:t>
+                <w:rFonts w:ascii="Times New Roman" w:hAnsi="Times New Roman" w:cs="Times New Roman"/>
+              </w:rPr>
+            </w:r>
+            <w:r>
+              <w:rPr>
+                <w:rFonts w:ascii="Times New Roman" w:hAnsi="Times New Roman"/>
+                <w:b w:val="0"/>
+                <w:sz w:val="26"/>
+                <w:rFonts w:ascii="Times New Roman" w:hAnsi="Times New Roman" w:cs="Times New Roman"/>
+              </w:rPr>
+              <w:t>3, 4</w:t>
             </w:r>
           </w:p>
         </w:tc>
@@ -1769,15 +1827,17 @@
               <w:rPr>
                 <w:rFonts w:ascii="Times New Roman" w:hAnsi="Times New Roman"/>
                 <w:sz w:val="26"/>
-              </w:rPr>
-            </w:r>
-            <w:r>
-              <w:rPr>
-                <w:rFonts w:ascii="Times New Roman" w:hAnsi="Times New Roman"/>
-                <w:b w:val="0"/>
-                <w:sz w:val="26"/>
-              </w:rPr>
-              <w:t>- Giải thích sự cần thiết và tầm quan trọng của thu thập/tìm kiếm thông tin.  - Tìm kiếm và chọn lọc thông tin phù hợp với vấn đề cần giải quyết.</w:t>
+                <w:rFonts w:ascii="Times New Roman" w:hAnsi="Times New Roman" w:cs="Times New Roman"/>
+              </w:rPr>
+            </w:r>
+            <w:r>
+              <w:rPr>
+                <w:rFonts w:ascii="Times New Roman" w:hAnsi="Times New Roman"/>
+                <w:b w:val="0"/>
+                <w:sz w:val="26"/>
+                <w:rFonts w:ascii="Times New Roman" w:hAnsi="Times New Roman" w:cs="Times New Roman"/>
+              </w:rPr>
+              <w:t>- Tìm được trên website cho trước thông tin phù hợp với nhiệm vụ.  - Hợp tác, chia sẻ thông tin (qua USB/mạng) để hoàn thành công việc.</w:t>
             </w:r>
           </w:p>
         </w:tc>
@@ -1796,15 +1856,17 @@
               <w:rPr>
                 <w:rFonts w:ascii="Times New Roman" w:hAnsi="Times New Roman"/>
                 <w:sz w:val="26"/>
-              </w:rPr>
-            </w:r>
-            <w:r>
-              <w:rPr>
-                <w:rFonts w:ascii="Times New Roman" w:hAnsi="Times New Roman"/>
-                <w:b w:val="0"/>
-                <w:sz w:val="26"/>
-              </w:rPr>
-              <w:t>4</w:t>
+                <w:rFonts w:ascii="Times New Roman" w:hAnsi="Times New Roman" w:cs="Times New Roman"/>
+              </w:rPr>
+            </w:r>
+            <w:r>
+              <w:rPr>
+                <w:rFonts w:ascii="Times New Roman" w:hAnsi="Times New Roman"/>
+                <w:b w:val="0"/>
+                <w:sz w:val="26"/>
+                <w:rFonts w:ascii="Times New Roman" w:hAnsi="Times New Roman" w:cs="Times New Roman"/>
+              </w:rPr>
+              <w:t>3</w:t>
             </w:r>
           </w:p>
         </w:tc>
@@ -1820,15 +1882,17 @@
               <w:rPr>
                 <w:rFonts w:ascii="Times New Roman" w:hAnsi="Times New Roman"/>
                 <w:sz w:val="26"/>
-              </w:rPr>
-            </w:r>
-            <w:r>
-              <w:rPr>
-                <w:rFonts w:ascii="Times New Roman" w:hAnsi="Times New Roman"/>
-                <w:b w:val="0"/>
-                <w:sz w:val="26"/>
-              </w:rPr>
-              <w:t>Bài 4: Cây thư mục</w:t>
+                <w:rFonts w:ascii="Times New Roman" w:hAnsi="Times New Roman" w:cs="Times New Roman"/>
+              </w:rPr>
+            </w:r>
+            <w:r>
+              <w:rPr>
+                <w:rFonts w:ascii="Times New Roman" w:hAnsi="Times New Roman"/>
+                <w:b w:val="0"/>
+                <w:sz w:val="26"/>
+                <w:rFonts w:ascii="Times New Roman" w:hAnsi="Times New Roman" w:cs="Times New Roman"/>
+              </w:rPr>
+              <w:t>Bài 3: Tìm kiếm thông tin trong giải quyết vấn đề</w:t>
             </w:r>
           </w:p>
         </w:tc>
@@ -1845,15 +1909,17 @@
               <w:rPr>
                 <w:rFonts w:ascii="Times New Roman" w:hAnsi="Times New Roman"/>
                 <w:sz w:val="26"/>
-              </w:rPr>
-            </w:r>
-            <w:r>
-              <w:rPr>
-                <w:rFonts w:ascii="Times New Roman" w:hAnsi="Times New Roman"/>
-                <w:b w:val="0"/>
-                <w:sz w:val="26"/>
-              </w:rPr>
-              <w:t>7, 8</w:t>
+                <w:rFonts w:ascii="Times New Roman" w:hAnsi="Times New Roman" w:cs="Times New Roman"/>
+              </w:rPr>
+            </w:r>
+            <w:r>
+              <w:rPr>
+                <w:rFonts w:ascii="Times New Roman" w:hAnsi="Times New Roman"/>
+                <w:b w:val="0"/>
+                <w:sz w:val="26"/>
+                <w:rFonts w:ascii="Times New Roman" w:hAnsi="Times New Roman" w:cs="Times New Roman"/>
+              </w:rPr>
+              <w:t>5, 6</w:t>
             </w:r>
           </w:p>
         </w:tc>
@@ -1869,15 +1935,17 @@
               <w:rPr>
                 <w:rFonts w:ascii="Times New Roman" w:hAnsi="Times New Roman"/>
                 <w:sz w:val="26"/>
-              </w:rPr>
-            </w:r>
-            <w:r>
-              <w:rPr>
-                <w:rFonts w:ascii="Times New Roman" w:hAnsi="Times New Roman"/>
-                <w:b w:val="0"/>
-                <w:sz w:val="26"/>
-              </w:rPr>
-              <w:t>- Tạo các thư mục với cấu trúc cây hợp lý.  - Sử dụng công cụ tìm kiếm trên máy tính (Search File Explorer) để tìm tệp/thư mục.</w:t>
+                <w:rFonts w:ascii="Times New Roman" w:hAnsi="Times New Roman" w:cs="Times New Roman"/>
+              </w:rPr>
+            </w:r>
+            <w:r>
+              <w:rPr>
+                <w:rFonts w:ascii="Times New Roman" w:hAnsi="Times New Roman"/>
+                <w:b w:val="0"/>
+                <w:sz w:val="26"/>
+                <w:rFonts w:ascii="Times New Roman" w:hAnsi="Times New Roman" w:cs="Times New Roman"/>
+              </w:rPr>
+              <w:t>- Giải thích sự cần thiết và tầm quan trọng của thu thập/tìm kiếm thông tin.  - Tìm kiếm và chọn lọc thông tin phù hợp với vấn đề cần giải quyết.</w:t>
             </w:r>
           </w:p>
         </w:tc>
@@ -1896,15 +1964,17 @@
               <w:rPr>
                 <w:rFonts w:ascii="Times New Roman" w:hAnsi="Times New Roman"/>
                 <w:sz w:val="26"/>
-              </w:rPr>
-            </w:r>
-            <w:r>
-              <w:rPr>
-                <w:rFonts w:ascii="Times New Roman" w:hAnsi="Times New Roman"/>
-                <w:b/>
-                <w:sz w:val="26"/>
-              </w:rPr>
-              <w:t>5</w:t>
+                <w:rFonts w:ascii="Times New Roman" w:hAnsi="Times New Roman" w:cs="Times New Roman"/>
+              </w:rPr>
+            </w:r>
+            <w:r>
+              <w:rPr>
+                <w:rFonts w:ascii="Times New Roman" w:hAnsi="Times New Roman"/>
+                <w:b w:val="0"/>
+                <w:sz w:val="26"/>
+                <w:rFonts w:ascii="Times New Roman" w:hAnsi="Times New Roman" w:cs="Times New Roman"/>
+              </w:rPr>
+              <w:t>4</w:t>
             </w:r>
           </w:p>
         </w:tc>
@@ -1920,15 +1990,17 @@
               <w:rPr>
                 <w:rFonts w:ascii="Times New Roman" w:hAnsi="Times New Roman"/>
                 <w:sz w:val="26"/>
-              </w:rPr>
-            </w:r>
-            <w:r>
-              <w:rPr>
-                <w:rFonts w:ascii="Times New Roman" w:hAnsi="Times New Roman"/>
-                <w:b/>
-                <w:sz w:val="26"/>
-              </w:rPr>
-              <w:t>Ôn tập Đánh giá định kỳ 1</w:t>
+                <w:rFonts w:ascii="Times New Roman" w:hAnsi="Times New Roman" w:cs="Times New Roman"/>
+              </w:rPr>
+            </w:r>
+            <w:r>
+              <w:rPr>
+                <w:rFonts w:ascii="Times New Roman" w:hAnsi="Times New Roman"/>
+                <w:b w:val="0"/>
+                <w:sz w:val="26"/>
+                <w:rFonts w:ascii="Times New Roman" w:hAnsi="Times New Roman" w:cs="Times New Roman"/>
+              </w:rPr>
+              <w:t>Bài 4: Cây thư mục</w:t>
             </w:r>
           </w:p>
         </w:tc>
@@ -1945,15 +2017,17 @@
               <w:rPr>
                 <w:rFonts w:ascii="Times New Roman" w:hAnsi="Times New Roman"/>
                 <w:sz w:val="26"/>
-              </w:rPr>
-            </w:r>
-            <w:r>
-              <w:rPr>
-                <w:rFonts w:ascii="Times New Roman" w:hAnsi="Times New Roman"/>
-                <w:b/>
-                <w:sz w:val="26"/>
-              </w:rPr>
-              <w:t>9</w:t>
+                <w:rFonts w:ascii="Times New Roman" w:hAnsi="Times New Roman" w:cs="Times New Roman"/>
+              </w:rPr>
+            </w:r>
+            <w:r>
+              <w:rPr>
+                <w:rFonts w:ascii="Times New Roman" w:hAnsi="Times New Roman"/>
+                <w:b w:val="0"/>
+                <w:sz w:val="26"/>
+                <w:rFonts w:ascii="Times New Roman" w:hAnsi="Times New Roman" w:cs="Times New Roman"/>
+              </w:rPr>
+              <w:t>7, 8</w:t>
             </w:r>
           </w:p>
         </w:tc>
@@ -1969,15 +2043,17 @@
               <w:rPr>
                 <w:rFonts w:ascii="Times New Roman" w:hAnsi="Times New Roman"/>
                 <w:sz w:val="26"/>
-              </w:rPr>
-            </w:r>
-            <w:r>
-              <w:rPr>
-                <w:rFonts w:ascii="Times New Roman" w:hAnsi="Times New Roman"/>
-                <w:b w:val="0"/>
-                <w:sz w:val="26"/>
-              </w:rPr>
-              <w:t>Hệ thống hóa kiến thức chuẩn bị Đánh giá định kỳ 1.</w:t>
+                <w:rFonts w:ascii="Times New Roman" w:hAnsi="Times New Roman" w:cs="Times New Roman"/>
+              </w:rPr>
+            </w:r>
+            <w:r>
+              <w:rPr>
+                <w:rFonts w:ascii="Times New Roman" w:hAnsi="Times New Roman"/>
+                <w:b w:val="0"/>
+                <w:sz w:val="26"/>
+                <w:rFonts w:ascii="Times New Roman" w:hAnsi="Times New Roman" w:cs="Times New Roman"/>
+              </w:rPr>
+              <w:t>- Tạo các thư mục với cấu trúc cây hợp lý.  - Sử dụng công cụ tìm kiếm trên máy tính (Search File Explorer) để tìm tệp/thư mục.</w:t>
             </w:r>
           </w:p>
         </w:tc>
@@ -1996,15 +2072,17 @@
               <w:rPr>
                 <w:rFonts w:ascii="Times New Roman" w:hAnsi="Times New Roman"/>
                 <w:sz w:val="26"/>
-              </w:rPr>
-            </w:r>
-            <w:r>
-              <w:rPr>
-                <w:rFonts w:ascii="Times New Roman" w:hAnsi="Times New Roman"/>
-                <w:b/>
-                <w:sz w:val="26"/>
-              </w:rPr>
-              <w:t>6</w:t>
+                <w:rFonts w:ascii="Times New Roman" w:hAnsi="Times New Roman" w:cs="Times New Roman"/>
+              </w:rPr>
+            </w:r>
+            <w:r>
+              <w:rPr>
+                <w:rFonts w:ascii="Times New Roman" w:hAnsi="Times New Roman"/>
+                <w:b/>
+                <w:sz w:val="26"/>
+                <w:rFonts w:ascii="Times New Roman" w:hAnsi="Times New Roman" w:cs="Times New Roman"/>
+              </w:rPr>
+              <w:t>5</w:t>
             </w:r>
           </w:p>
         </w:tc>
@@ -2020,15 +2098,17 @@
               <w:rPr>
                 <w:rFonts w:ascii="Times New Roman" w:hAnsi="Times New Roman"/>
                 <w:sz w:val="26"/>
-              </w:rPr>
-            </w:r>
-            <w:r>
-              <w:rPr>
-                <w:rFonts w:ascii="Times New Roman" w:hAnsi="Times New Roman"/>
-                <w:b/>
-                <w:sz w:val="26"/>
-              </w:rPr>
-              <w:t>Đánh giá định kỳ 1</w:t>
+                <w:rFonts w:ascii="Times New Roman" w:hAnsi="Times New Roman" w:cs="Times New Roman"/>
+              </w:rPr>
+            </w:r>
+            <w:r>
+              <w:rPr>
+                <w:rFonts w:ascii="Times New Roman" w:hAnsi="Times New Roman"/>
+                <w:b/>
+                <w:sz w:val="26"/>
+                <w:rFonts w:ascii="Times New Roman" w:hAnsi="Times New Roman" w:cs="Times New Roman"/>
+              </w:rPr>
+              <w:t>Ôn tập Đánh giá định kỳ 1</w:t>
             </w:r>
           </w:p>
         </w:tc>
@@ -2045,15 +2125,17 @@
               <w:rPr>
                 <w:rFonts w:ascii="Times New Roman" w:hAnsi="Times New Roman"/>
                 <w:sz w:val="26"/>
-              </w:rPr>
-            </w:r>
-            <w:r>
-              <w:rPr>
-                <w:rFonts w:ascii="Times New Roman" w:hAnsi="Times New Roman"/>
-                <w:b/>
-                <w:sz w:val="26"/>
-              </w:rPr>
-              <w:t>10</w:t>
+                <w:rFonts w:ascii="Times New Roman" w:hAnsi="Times New Roman" w:cs="Times New Roman"/>
+              </w:rPr>
+            </w:r>
+            <w:r>
+              <w:rPr>
+                <w:rFonts w:ascii="Times New Roman" w:hAnsi="Times New Roman"/>
+                <w:b/>
+                <w:sz w:val="26"/>
+                <w:rFonts w:ascii="Times New Roman" w:hAnsi="Times New Roman" w:cs="Times New Roman"/>
+              </w:rPr>
+              <w:t>9</w:t>
             </w:r>
           </w:p>
         </w:tc>
@@ -2069,15 +2151,17 @@
               <w:rPr>
                 <w:rFonts w:ascii="Times New Roman" w:hAnsi="Times New Roman"/>
                 <w:sz w:val="26"/>
-              </w:rPr>
-            </w:r>
-            <w:r>
-              <w:rPr>
-                <w:rFonts w:ascii="Times New Roman" w:hAnsi="Times New Roman"/>
-                <w:b w:val="0"/>
-                <w:sz w:val="26"/>
-              </w:rPr>
-              <w:t>Kiểm tra đánh giá kết quả học tập.</w:t>
+                <w:rFonts w:ascii="Times New Roman" w:hAnsi="Times New Roman" w:cs="Times New Roman"/>
+              </w:rPr>
+            </w:r>
+            <w:r>
+              <w:rPr>
+                <w:rFonts w:ascii="Times New Roman" w:hAnsi="Times New Roman"/>
+                <w:b w:val="0"/>
+                <w:sz w:val="26"/>
+                <w:rFonts w:ascii="Times New Roman" w:hAnsi="Times New Roman" w:cs="Times New Roman"/>
+              </w:rPr>
+              <w:t>Hệ thống hóa kiến thức chuẩn bị Đánh giá định kỳ 1.</w:t>
             </w:r>
           </w:p>
         </w:tc>
@@ -2096,15 +2180,17 @@
               <w:rPr>
                 <w:rFonts w:ascii="Times New Roman" w:hAnsi="Times New Roman"/>
                 <w:sz w:val="26"/>
-              </w:rPr>
-            </w:r>
-            <w:r>
-              <w:rPr>
-                <w:rFonts w:ascii="Times New Roman" w:hAnsi="Times New Roman"/>
-                <w:b w:val="0"/>
-                <w:sz w:val="26"/>
-              </w:rPr>
-              <w:t>7</w:t>
+                <w:rFonts w:ascii="Times New Roman" w:hAnsi="Times New Roman" w:cs="Times New Roman"/>
+              </w:rPr>
+            </w:r>
+            <w:r>
+              <w:rPr>
+                <w:rFonts w:ascii="Times New Roman" w:hAnsi="Times New Roman"/>
+                <w:b/>
+                <w:sz w:val="26"/>
+                <w:rFonts w:ascii="Times New Roman" w:hAnsi="Times New Roman" w:cs="Times New Roman"/>
+              </w:rPr>
+              <w:t>6</w:t>
             </w:r>
           </w:p>
         </w:tc>
@@ -2120,15 +2206,17 @@
               <w:rPr>
                 <w:rFonts w:ascii="Times New Roman" w:hAnsi="Times New Roman"/>
                 <w:sz w:val="26"/>
-              </w:rPr>
-            </w:r>
-            <w:r>
-              <w:rPr>
-                <w:rFonts w:ascii="Times New Roman" w:hAnsi="Times New Roman"/>
-                <w:b w:val="0"/>
-                <w:sz w:val="26"/>
-              </w:rPr>
-              <w:t>Bài 5: Bản quyền nội dung thông tin</w:t>
+                <w:rFonts w:ascii="Times New Roman" w:hAnsi="Times New Roman" w:cs="Times New Roman"/>
+              </w:rPr>
+            </w:r>
+            <w:r>
+              <w:rPr>
+                <w:rFonts w:ascii="Times New Roman" w:hAnsi="Times New Roman"/>
+                <w:b/>
+                <w:sz w:val="26"/>
+                <w:rFonts w:ascii="Times New Roman" w:hAnsi="Times New Roman" w:cs="Times New Roman"/>
+              </w:rPr>
+              <w:t>Đánh giá định kỳ 1</w:t>
             </w:r>
           </w:p>
         </w:tc>
@@ -2145,15 +2233,17 @@
               <w:rPr>
                 <w:rFonts w:ascii="Times New Roman" w:hAnsi="Times New Roman"/>
                 <w:sz w:val="26"/>
-              </w:rPr>
-            </w:r>
-            <w:r>
-              <w:rPr>
-                <w:rFonts w:ascii="Times New Roman" w:hAnsi="Times New Roman"/>
-                <w:b w:val="0"/>
-                <w:sz w:val="26"/>
-              </w:rPr>
-              <w:t>11, 12</w:t>
+                <w:rFonts w:ascii="Times New Roman" w:hAnsi="Times New Roman" w:cs="Times New Roman"/>
+              </w:rPr>
+            </w:r>
+            <w:r>
+              <w:rPr>
+                <w:rFonts w:ascii="Times New Roman" w:hAnsi="Times New Roman"/>
+                <w:b/>
+                <w:sz w:val="26"/>
+                <w:rFonts w:ascii="Times New Roman" w:hAnsi="Times New Roman" w:cs="Times New Roman"/>
+              </w:rPr>
+              <w:t>10</w:t>
             </w:r>
           </w:p>
         </w:tc>
@@ -2169,15 +2259,17 @@
               <w:rPr>
                 <w:rFonts w:ascii="Times New Roman" w:hAnsi="Times New Roman"/>
                 <w:sz w:val="26"/>
-              </w:rPr>
-            </w:r>
-            <w:r>
-              <w:rPr>
-                <w:rFonts w:ascii="Times New Roman" w:hAnsi="Times New Roman"/>
-                <w:b w:val="0"/>
-                <w:sz w:val="26"/>
-              </w:rPr>
-              <w:t>- Giải thích khái niệm bản quyền nội dung thông tin.  - Nhận biết vấn đề đạo đức/bảo mật, tôn trọng tính riêng tư và bản quyền.</w:t>
+                <w:rFonts w:ascii="Times New Roman" w:hAnsi="Times New Roman" w:cs="Times New Roman"/>
+              </w:rPr>
+            </w:r>
+            <w:r>
+              <w:rPr>
+                <w:rFonts w:ascii="Times New Roman" w:hAnsi="Times New Roman"/>
+                <w:b w:val="0"/>
+                <w:sz w:val="26"/>
+                <w:rFonts w:ascii="Times New Roman" w:hAnsi="Times New Roman" w:cs="Times New Roman"/>
+              </w:rPr>
+              <w:t>Kiểm tra đánh giá kết quả học tập.</w:t>
             </w:r>
           </w:p>
         </w:tc>
@@ -2196,15 +2288,17 @@
               <w:rPr>
                 <w:rFonts w:ascii="Times New Roman" w:hAnsi="Times New Roman"/>
                 <w:sz w:val="26"/>
-              </w:rPr>
-            </w:r>
-            <w:r>
-              <w:rPr>
-                <w:rFonts w:ascii="Times New Roman" w:hAnsi="Times New Roman"/>
-                <w:b w:val="0"/>
-                <w:sz w:val="26"/>
-              </w:rPr>
-              <w:t>8</w:t>
+                <w:rFonts w:ascii="Times New Roman" w:hAnsi="Times New Roman" w:cs="Times New Roman"/>
+              </w:rPr>
+            </w:r>
+            <w:r>
+              <w:rPr>
+                <w:rFonts w:ascii="Times New Roman" w:hAnsi="Times New Roman"/>
+                <w:b w:val="0"/>
+                <w:sz w:val="26"/>
+                <w:rFonts w:ascii="Times New Roman" w:hAnsi="Times New Roman" w:cs="Times New Roman"/>
+              </w:rPr>
+              <w:t>7</w:t>
             </w:r>
           </w:p>
         </w:tc>
@@ -2220,15 +2314,17 @@
               <w:rPr>
                 <w:rFonts w:ascii="Times New Roman" w:hAnsi="Times New Roman"/>
                 <w:sz w:val="26"/>
-              </w:rPr>
-            </w:r>
-            <w:r>
-              <w:rPr>
-                <w:rFonts w:ascii="Times New Roman" w:hAnsi="Times New Roman"/>
-                <w:b w:val="0"/>
-                <w:sz w:val="26"/>
-              </w:rPr>
-              <w:t>Bài 6: Định dạng kí tự và bố trí hình ảnh trong văn bản</w:t>
+                <w:rFonts w:ascii="Times New Roman" w:hAnsi="Times New Roman" w:cs="Times New Roman"/>
+              </w:rPr>
+            </w:r>
+            <w:r>
+              <w:rPr>
+                <w:rFonts w:ascii="Times New Roman" w:hAnsi="Times New Roman"/>
+                <w:b w:val="0"/>
+                <w:sz w:val="26"/>
+                <w:rFonts w:ascii="Times New Roman" w:hAnsi="Times New Roman" w:cs="Times New Roman"/>
+              </w:rPr>
+              <w:t>Bài 5: Bản quyền nội dung thông tin</w:t>
             </w:r>
           </w:p>
         </w:tc>
@@ -2245,15 +2341,17 @@
               <w:rPr>
                 <w:rFonts w:ascii="Times New Roman" w:hAnsi="Times New Roman"/>
                 <w:sz w:val="26"/>
-              </w:rPr>
-            </w:r>
-            <w:r>
-              <w:rPr>
-                <w:rFonts w:ascii="Times New Roman" w:hAnsi="Times New Roman"/>
-                <w:b w:val="0"/>
-                <w:sz w:val="26"/>
-              </w:rPr>
-              <w:t>13, 14</w:t>
+                <w:rFonts w:ascii="Times New Roman" w:hAnsi="Times New Roman" w:cs="Times New Roman"/>
+              </w:rPr>
+            </w:r>
+            <w:r>
+              <w:rPr>
+                <w:rFonts w:ascii="Times New Roman" w:hAnsi="Times New Roman"/>
+                <w:b w:val="0"/>
+                <w:sz w:val="26"/>
+                <w:rFonts w:ascii="Times New Roman" w:hAnsi="Times New Roman" w:cs="Times New Roman"/>
+              </w:rPr>
+              <w:t>11, 12</w:t>
             </w:r>
           </w:p>
         </w:tc>
@@ -2269,15 +2367,17 @@
               <w:rPr>
                 <w:rFonts w:ascii="Times New Roman" w:hAnsi="Times New Roman"/>
                 <w:sz w:val="26"/>
-              </w:rPr>
-            </w:r>
-            <w:r>
-              <w:rPr>
-                <w:rFonts w:ascii="Times New Roman" w:hAnsi="Times New Roman"/>
-                <w:b w:val="0"/>
-                <w:sz w:val="26"/>
-              </w:rPr>
-              <w:t>- Định dạng ký tự (phông, kiểu, cỡ, màu chữ) giúp trình bày đẹp.  - Thay đổi cách bố trí hình ảnh trong văn bản (Layout Options).</w:t>
+                <w:rFonts w:ascii="Times New Roman" w:hAnsi="Times New Roman" w:cs="Times New Roman"/>
+              </w:rPr>
+            </w:r>
+            <w:r>
+              <w:rPr>
+                <w:rFonts w:ascii="Times New Roman" w:hAnsi="Times New Roman"/>
+                <w:b w:val="0"/>
+                <w:sz w:val="26"/>
+                <w:rFonts w:ascii="Times New Roman" w:hAnsi="Times New Roman" w:cs="Times New Roman"/>
+              </w:rPr>
+              <w:t>- Giải thích khái niệm bản quyền nội dung thông tin.  - Nhận biết vấn đề đạo đức/bảo mật, tôn trọng tính riêng tư và bản quyền.</w:t>
             </w:r>
           </w:p>
         </w:tc>
@@ -2296,15 +2396,17 @@
               <w:rPr>
                 <w:rFonts w:ascii="Times New Roman" w:hAnsi="Times New Roman"/>
                 <w:sz w:val="26"/>
-              </w:rPr>
-            </w:r>
-            <w:r>
-              <w:rPr>
-                <w:rFonts w:ascii="Times New Roman" w:hAnsi="Times New Roman"/>
-                <w:b w:val="0"/>
-                <w:sz w:val="26"/>
-              </w:rPr>
-              <w:t>9</w:t>
+                <w:rFonts w:ascii="Times New Roman" w:hAnsi="Times New Roman" w:cs="Times New Roman"/>
+              </w:rPr>
+            </w:r>
+            <w:r>
+              <w:rPr>
+                <w:rFonts w:ascii="Times New Roman" w:hAnsi="Times New Roman"/>
+                <w:b w:val="0"/>
+                <w:sz w:val="26"/>
+                <w:rFonts w:ascii="Times New Roman" w:hAnsi="Times New Roman" w:cs="Times New Roman"/>
+              </w:rPr>
+              <w:t>8</w:t>
             </w:r>
           </w:p>
         </w:tc>
@@ -2320,15 +2422,17 @@
               <w:rPr>
                 <w:rFonts w:ascii="Times New Roman" w:hAnsi="Times New Roman"/>
                 <w:sz w:val="26"/>
-              </w:rPr>
-            </w:r>
-            <w:r>
-              <w:rPr>
-                <w:rFonts w:ascii="Times New Roman" w:hAnsi="Times New Roman"/>
-                <w:b w:val="0"/>
-                <w:sz w:val="26"/>
-              </w:rPr>
-              <w:t>Bài 7: Thực hành soạn thảo văn bản</w:t>
+                <w:rFonts w:ascii="Times New Roman" w:hAnsi="Times New Roman" w:cs="Times New Roman"/>
+              </w:rPr>
+            </w:r>
+            <w:r>
+              <w:rPr>
+                <w:rFonts w:ascii="Times New Roman" w:hAnsi="Times New Roman"/>
+                <w:b w:val="0"/>
+                <w:sz w:val="26"/>
+                <w:rFonts w:ascii="Times New Roman" w:hAnsi="Times New Roman" w:cs="Times New Roman"/>
+              </w:rPr>
+              <w:t>Bài 6: Định dạng kí tự và bố trí hình ảnh trong văn bản</w:t>
             </w:r>
           </w:p>
         </w:tc>
@@ -2345,15 +2449,17 @@
               <w:rPr>
                 <w:rFonts w:ascii="Times New Roman" w:hAnsi="Times New Roman"/>
                 <w:sz w:val="26"/>
-              </w:rPr>
-            </w:r>
-            <w:r>
-              <w:rPr>
-                <w:rFonts w:ascii="Times New Roman" w:hAnsi="Times New Roman"/>
-                <w:b w:val="0"/>
-                <w:sz w:val="26"/>
-              </w:rPr>
-              <w:t>15, 16</w:t>
+                <w:rFonts w:ascii="Times New Roman" w:hAnsi="Times New Roman" w:cs="Times New Roman"/>
+              </w:rPr>
+            </w:r>
+            <w:r>
+              <w:rPr>
+                <w:rFonts w:ascii="Times New Roman" w:hAnsi="Times New Roman"/>
+                <w:b w:val="0"/>
+                <w:sz w:val="26"/>
+                <w:rFonts w:ascii="Times New Roman" w:hAnsi="Times New Roman" w:cs="Times New Roman"/>
+              </w:rPr>
+              <w:t>13, 14</w:t>
             </w:r>
           </w:p>
         </w:tc>
@@ -2369,15 +2475,17 @@
               <w:rPr>
                 <w:rFonts w:ascii="Times New Roman" w:hAnsi="Times New Roman"/>
                 <w:sz w:val="26"/>
-              </w:rPr>
-            </w:r>
-            <w:r>
-              <w:rPr>
-                <w:rFonts w:ascii="Times New Roman" w:hAnsi="Times New Roman"/>
-                <w:b w:val="0"/>
-                <w:sz w:val="26"/>
-              </w:rPr>
-              <w:t>- Thực hiện thành thạo thao tác chọn, xóa, sao chép, di chuyển đoạn văn bản.  - Đưa hình ảnh vào văn bản một cách thành thạo.</w:t>
+                <w:rFonts w:ascii="Times New Roman" w:hAnsi="Times New Roman" w:cs="Times New Roman"/>
+              </w:rPr>
+            </w:r>
+            <w:r>
+              <w:rPr>
+                <w:rFonts w:ascii="Times New Roman" w:hAnsi="Times New Roman"/>
+                <w:b w:val="0"/>
+                <w:sz w:val="26"/>
+                <w:rFonts w:ascii="Times New Roman" w:hAnsi="Times New Roman" w:cs="Times New Roman"/>
+              </w:rPr>
+              <w:t>- Định dạng ký tự (phông, kiểu, cỡ, màu chữ) giúp trình bày đẹp.  - Thay đổi cách bố trí hình ảnh trong văn bản (Layout Options).</w:t>
             </w:r>
           </w:p>
         </w:tc>
@@ -2396,15 +2504,17 @@
               <w:rPr>
                 <w:rFonts w:ascii="Times New Roman" w:hAnsi="Times New Roman"/>
                 <w:sz w:val="26"/>
-              </w:rPr>
-            </w:r>
-            <w:r>
-              <w:rPr>
-                <w:rFonts w:ascii="Times New Roman" w:hAnsi="Times New Roman"/>
-                <w:b w:val="0"/>
-                <w:sz w:val="26"/>
-              </w:rPr>
-              <w:t>10</w:t>
+                <w:rFonts w:ascii="Times New Roman" w:hAnsi="Times New Roman" w:cs="Times New Roman"/>
+              </w:rPr>
+            </w:r>
+            <w:r>
+              <w:rPr>
+                <w:rFonts w:ascii="Times New Roman" w:hAnsi="Times New Roman"/>
+                <w:b w:val="0"/>
+                <w:sz w:val="26"/>
+                <w:rFonts w:ascii="Times New Roman" w:hAnsi="Times New Roman" w:cs="Times New Roman"/>
+              </w:rPr>
+              <w:t>9</w:t>
             </w:r>
           </w:p>
         </w:tc>
@@ -2420,15 +2530,17 @@
               <w:rPr>
                 <w:rFonts w:ascii="Times New Roman" w:hAnsi="Times New Roman"/>
                 <w:sz w:val="26"/>
-              </w:rPr>
-            </w:r>
-            <w:r>
-              <w:rPr>
-                <w:rFonts w:ascii="Times New Roman" w:hAnsi="Times New Roman"/>
-                <w:b w:val="0"/>
-                <w:sz w:val="26"/>
-              </w:rPr>
-              <w:t>Bài 8: Sản phẩm đồ họa / Sản phẩm thủ công</w:t>
+                <w:rFonts w:ascii="Times New Roman" w:hAnsi="Times New Roman" w:cs="Times New Roman"/>
+              </w:rPr>
+            </w:r>
+            <w:r>
+              <w:rPr>
+                <w:rFonts w:ascii="Times New Roman" w:hAnsi="Times New Roman"/>
+                <w:b w:val="0"/>
+                <w:sz w:val="26"/>
+                <w:rFonts w:ascii="Times New Roman" w:hAnsi="Times New Roman" w:cs="Times New Roman"/>
+              </w:rPr>
+              <w:t>Bài 7: Thực hành soạn thảo văn bản</w:t>
             </w:r>
           </w:p>
         </w:tc>
@@ -2445,15 +2557,17 @@
               <w:rPr>
                 <w:rFonts w:ascii="Times New Roman" w:hAnsi="Times New Roman"/>
                 <w:sz w:val="26"/>
-              </w:rPr>
-            </w:r>
-            <w:r>
-              <w:rPr>
-                <w:rFonts w:ascii="Times New Roman" w:hAnsi="Times New Roman"/>
-                <w:b w:val="0"/>
-                <w:sz w:val="26"/>
-              </w:rPr>
-              <w:t>17</w:t>
+                <w:rFonts w:ascii="Times New Roman" w:hAnsi="Times New Roman" w:cs="Times New Roman"/>
+              </w:rPr>
+            </w:r>
+            <w:r>
+              <w:rPr>
+                <w:rFonts w:ascii="Times New Roman" w:hAnsi="Times New Roman"/>
+                <w:b w:val="0"/>
+                <w:sz w:val="26"/>
+                <w:rFonts w:ascii="Times New Roman" w:hAnsi="Times New Roman" w:cs="Times New Roman"/>
+              </w:rPr>
+              <w:t>15, 16</w:t>
             </w:r>
           </w:p>
         </w:tc>
@@ -2469,15 +2583,17 @@
               <w:rPr>
                 <w:rFonts w:ascii="Times New Roman" w:hAnsi="Times New Roman"/>
                 <w:sz w:val="26"/>
-              </w:rPr>
-            </w:r>
-            <w:r>
-              <w:rPr>
-                <w:rFonts w:ascii="Times New Roman" w:hAnsi="Times New Roman"/>
-                <w:b w:val="0"/>
-                <w:sz w:val="26"/>
-              </w:rPr>
-              <w:t>- Bài 8A: Làm quen phần mềm đồ họa (Paint), sử dụng công cụ tạo sản phẩm.  - Bài 8B: Làm sản phẩm thủ công đơn giản theo video hướng dẫn.</w:t>
+                <w:rFonts w:ascii="Times New Roman" w:hAnsi="Times New Roman" w:cs="Times New Roman"/>
+              </w:rPr>
+            </w:r>
+            <w:r>
+              <w:rPr>
+                <w:rFonts w:ascii="Times New Roman" w:hAnsi="Times New Roman"/>
+                <w:b w:val="0"/>
+                <w:sz w:val="26"/>
+                <w:rFonts w:ascii="Times New Roman" w:hAnsi="Times New Roman" w:cs="Times New Roman"/>
+              </w:rPr>
+              <w:t>- Thực hiện thành thạo thao tác chọn, xóa, sao chép, di chuyển đoạn văn bản.  - Đưa hình ảnh vào văn bản một cách thành thạo.</w:t>
             </w:r>
           </w:p>
         </w:tc>
@@ -2496,15 +2612,17 @@
               <w:rPr>
                 <w:rFonts w:ascii="Times New Roman" w:hAnsi="Times New Roman"/>
                 <w:sz w:val="26"/>
-              </w:rPr>
-            </w:r>
-            <w:r>
-              <w:rPr>
-                <w:rFonts w:ascii="Times New Roman" w:hAnsi="Times New Roman"/>
-                <w:b/>
-                <w:sz w:val="26"/>
-              </w:rPr>
-              <w:t>11</w:t>
+                <w:rFonts w:ascii="Times New Roman" w:hAnsi="Times New Roman" w:cs="Times New Roman"/>
+              </w:rPr>
+            </w:r>
+            <w:r>
+              <w:rPr>
+                <w:rFonts w:ascii="Times New Roman" w:hAnsi="Times New Roman"/>
+                <w:b w:val="0"/>
+                <w:sz w:val="26"/>
+                <w:rFonts w:ascii="Times New Roman" w:hAnsi="Times New Roman" w:cs="Times New Roman"/>
+              </w:rPr>
+              <w:t>10</w:t>
             </w:r>
           </w:p>
         </w:tc>
@@ -2520,15 +2638,17 @@
               <w:rPr>
                 <w:rFonts w:ascii="Times New Roman" w:hAnsi="Times New Roman"/>
                 <w:sz w:val="26"/>
-              </w:rPr>
-            </w:r>
-            <w:r>
-              <w:rPr>
-                <w:rFonts w:ascii="Times New Roman" w:hAnsi="Times New Roman"/>
-                <w:b/>
-                <w:sz w:val="26"/>
-              </w:rPr>
-              <w:t>Ôn tập Đánh giá định kỳ 2</w:t>
+                <w:rFonts w:ascii="Times New Roman" w:hAnsi="Times New Roman" w:cs="Times New Roman"/>
+              </w:rPr>
+            </w:r>
+            <w:r>
+              <w:rPr>
+                <w:rFonts w:ascii="Times New Roman" w:hAnsi="Times New Roman"/>
+                <w:b w:val="0"/>
+                <w:sz w:val="26"/>
+                <w:rFonts w:ascii="Times New Roman" w:hAnsi="Times New Roman" w:cs="Times New Roman"/>
+              </w:rPr>
+              <w:t>Bài 8: Sản phẩm đồ họa / Sản phẩm thủ công</w:t>
             </w:r>
           </w:p>
         </w:tc>
@@ -2545,15 +2665,17 @@
               <w:rPr>
                 <w:rFonts w:ascii="Times New Roman" w:hAnsi="Times New Roman"/>
                 <w:sz w:val="26"/>
-              </w:rPr>
-            </w:r>
-            <w:r>
-              <w:rPr>
-                <w:rFonts w:ascii="Times New Roman" w:hAnsi="Times New Roman"/>
-                <w:b/>
-                <w:sz w:val="26"/>
-              </w:rPr>
-              <w:t>18</w:t>
+                <w:rFonts w:ascii="Times New Roman" w:hAnsi="Times New Roman" w:cs="Times New Roman"/>
+              </w:rPr>
+            </w:r>
+            <w:r>
+              <w:rPr>
+                <w:rFonts w:ascii="Times New Roman" w:hAnsi="Times New Roman"/>
+                <w:b w:val="0"/>
+                <w:sz w:val="26"/>
+                <w:rFonts w:ascii="Times New Roman" w:hAnsi="Times New Roman" w:cs="Times New Roman"/>
+              </w:rPr>
+              <w:t>17</w:t>
             </w:r>
           </w:p>
         </w:tc>
@@ -2569,15 +2691,17 @@
               <w:rPr>
                 <w:rFonts w:ascii="Times New Roman" w:hAnsi="Times New Roman"/>
                 <w:sz w:val="26"/>
-              </w:rPr>
-            </w:r>
-            <w:r>
-              <w:rPr>
-                <w:rFonts w:ascii="Times New Roman" w:hAnsi="Times New Roman"/>
-                <w:b w:val="0"/>
-                <w:sz w:val="26"/>
-              </w:rPr>
-              <w:t>Hệ thống hóa kiến thức chuẩn bị Đánh giá định kỳ 2.</w:t>
+                <w:rFonts w:ascii="Times New Roman" w:hAnsi="Times New Roman" w:cs="Times New Roman"/>
+              </w:rPr>
+            </w:r>
+            <w:r>
+              <w:rPr>
+                <w:rFonts w:ascii="Times New Roman" w:hAnsi="Times New Roman"/>
+                <w:b w:val="0"/>
+                <w:sz w:val="26"/>
+                <w:rFonts w:ascii="Times New Roman" w:hAnsi="Times New Roman" w:cs="Times New Roman"/>
+              </w:rPr>
+              <w:t>- Bài 8A: Làm quen phần mềm đồ họa (Paint), sử dụng công cụ tạo sản phẩm.  - Bài 8B: Làm sản phẩm thủ công đơn giản theo video hướng dẫn.</w:t>
             </w:r>
           </w:p>
         </w:tc>
@@ -2596,15 +2720,17 @@
               <w:rPr>
                 <w:rFonts w:ascii="Times New Roman" w:hAnsi="Times New Roman"/>
                 <w:sz w:val="26"/>
-              </w:rPr>
-            </w:r>
-            <w:r>
-              <w:rPr>
-                <w:rFonts w:ascii="Times New Roman" w:hAnsi="Times New Roman"/>
-                <w:b/>
-                <w:sz w:val="26"/>
-              </w:rPr>
-              <w:t>12</w:t>
+                <w:rFonts w:ascii="Times New Roman" w:hAnsi="Times New Roman" w:cs="Times New Roman"/>
+              </w:rPr>
+            </w:r>
+            <w:r>
+              <w:rPr>
+                <w:rFonts w:ascii="Times New Roman" w:hAnsi="Times New Roman"/>
+                <w:b/>
+                <w:sz w:val="26"/>
+                <w:rFonts w:ascii="Times New Roman" w:hAnsi="Times New Roman" w:cs="Times New Roman"/>
+              </w:rPr>
+              <w:t>11</w:t>
             </w:r>
           </w:p>
         </w:tc>
@@ -2620,15 +2746,17 @@
               <w:rPr>
                 <w:rFonts w:ascii="Times New Roman" w:hAnsi="Times New Roman"/>
                 <w:sz w:val="26"/>
-              </w:rPr>
-            </w:r>
-            <w:r>
-              <w:rPr>
-                <w:rFonts w:ascii="Times New Roman" w:hAnsi="Times New Roman"/>
-                <w:b/>
-                <w:sz w:val="26"/>
-              </w:rPr>
-              <w:t>Đánh giá định kỳ 2</w:t>
+                <w:rFonts w:ascii="Times New Roman" w:hAnsi="Times New Roman" w:cs="Times New Roman"/>
+              </w:rPr>
+            </w:r>
+            <w:r>
+              <w:rPr>
+                <w:rFonts w:ascii="Times New Roman" w:hAnsi="Times New Roman"/>
+                <w:b/>
+                <w:sz w:val="26"/>
+                <w:rFonts w:ascii="Times New Roman" w:hAnsi="Times New Roman" w:cs="Times New Roman"/>
+              </w:rPr>
+              <w:t>Ôn tập Đánh giá định kỳ 2</w:t>
             </w:r>
           </w:p>
         </w:tc>
@@ -2645,15 +2773,17 @@
               <w:rPr>
                 <w:rFonts w:ascii="Times New Roman" w:hAnsi="Times New Roman"/>
                 <w:sz w:val="26"/>
-              </w:rPr>
-            </w:r>
-            <w:r>
-              <w:rPr>
-                <w:rFonts w:ascii="Times New Roman" w:hAnsi="Times New Roman"/>
-                <w:b/>
-                <w:sz w:val="26"/>
-              </w:rPr>
-              <w:t>19</w:t>
+                <w:rFonts w:ascii="Times New Roman" w:hAnsi="Times New Roman" w:cs="Times New Roman"/>
+              </w:rPr>
+            </w:r>
+            <w:r>
+              <w:rPr>
+                <w:rFonts w:ascii="Times New Roman" w:hAnsi="Times New Roman"/>
+                <w:b/>
+                <w:sz w:val="26"/>
+                <w:rFonts w:ascii="Times New Roman" w:hAnsi="Times New Roman" w:cs="Times New Roman"/>
+              </w:rPr>
+              <w:t>18</w:t>
             </w:r>
           </w:p>
         </w:tc>
@@ -2669,15 +2799,17 @@
               <w:rPr>
                 <w:rFonts w:ascii="Times New Roman" w:hAnsi="Times New Roman"/>
                 <w:sz w:val="26"/>
-              </w:rPr>
-            </w:r>
-            <w:r>
-              <w:rPr>
-                <w:rFonts w:ascii="Times New Roman" w:hAnsi="Times New Roman"/>
-                <w:b w:val="0"/>
-                <w:sz w:val="26"/>
-              </w:rPr>
-              <w:t>Kiểm tra đánh giá kết quả học tập.</w:t>
+                <w:rFonts w:ascii="Times New Roman" w:hAnsi="Times New Roman" w:cs="Times New Roman"/>
+              </w:rPr>
+            </w:r>
+            <w:r>
+              <w:rPr>
+                <w:rFonts w:ascii="Times New Roman" w:hAnsi="Times New Roman"/>
+                <w:b w:val="0"/>
+                <w:sz w:val="26"/>
+                <w:rFonts w:ascii="Times New Roman" w:hAnsi="Times New Roman" w:cs="Times New Roman"/>
+              </w:rPr>
+              <w:t>Hệ thống hóa kiến thức chuẩn bị Đánh giá định kỳ 2.</w:t>
             </w:r>
           </w:p>
         </w:tc>
@@ -2696,15 +2828,17 @@
               <w:rPr>
                 <w:rFonts w:ascii="Times New Roman" w:hAnsi="Times New Roman"/>
                 <w:sz w:val="26"/>
-              </w:rPr>
-            </w:r>
-            <w:r>
-              <w:rPr>
-                <w:rFonts w:ascii="Times New Roman" w:hAnsi="Times New Roman"/>
-                <w:b w:val="0"/>
-                <w:sz w:val="26"/>
-              </w:rPr>
-              <w:t>13</w:t>
+                <w:rFonts w:ascii="Times New Roman" w:hAnsi="Times New Roman" w:cs="Times New Roman"/>
+              </w:rPr>
+            </w:r>
+            <w:r>
+              <w:rPr>
+                <w:rFonts w:ascii="Times New Roman" w:hAnsi="Times New Roman"/>
+                <w:b/>
+                <w:sz w:val="26"/>
+                <w:rFonts w:ascii="Times New Roman" w:hAnsi="Times New Roman" w:cs="Times New Roman"/>
+              </w:rPr>
+              <w:t>12</w:t>
             </w:r>
           </w:p>
         </w:tc>
@@ -2720,15 +2854,17 @@
               <w:rPr>
                 <w:rFonts w:ascii="Times New Roman" w:hAnsi="Times New Roman"/>
                 <w:sz w:val="26"/>
-              </w:rPr>
-            </w:r>
-            <w:r>
-              <w:rPr>
-                <w:rFonts w:ascii="Times New Roman" w:hAnsi="Times New Roman"/>
-                <w:b w:val="0"/>
-                <w:sz w:val="26"/>
-              </w:rPr>
-              <w:t>Bài 11: Thực hành tạo sản phẩm số</w:t>
+                <w:rFonts w:ascii="Times New Roman" w:hAnsi="Times New Roman" w:cs="Times New Roman"/>
+              </w:rPr>
+            </w:r>
+            <w:r>
+              <w:rPr>
+                <w:rFonts w:ascii="Times New Roman" w:hAnsi="Times New Roman"/>
+                <w:b/>
+                <w:sz w:val="26"/>
+                <w:rFonts w:ascii="Times New Roman" w:hAnsi="Times New Roman" w:cs="Times New Roman"/>
+              </w:rPr>
+              <w:t>Đánh giá định kỳ 2</w:t>
             </w:r>
           </w:p>
         </w:tc>
@@ -2745,15 +2881,17 @@
               <w:rPr>
                 <w:rFonts w:ascii="Times New Roman" w:hAnsi="Times New Roman"/>
                 <w:sz w:val="26"/>
-              </w:rPr>
-            </w:r>
-            <w:r>
-              <w:rPr>
-                <w:rFonts w:ascii="Times New Roman" w:hAnsi="Times New Roman"/>
-                <w:b w:val="0"/>
-                <w:sz w:val="26"/>
-              </w:rPr>
-              <w:t>20</w:t>
+                <w:rFonts w:ascii="Times New Roman" w:hAnsi="Times New Roman" w:cs="Times New Roman"/>
+              </w:rPr>
+            </w:r>
+            <w:r>
+              <w:rPr>
+                <w:rFonts w:ascii="Times New Roman" w:hAnsi="Times New Roman"/>
+                <w:b/>
+                <w:sz w:val="26"/>
+                <w:rFonts w:ascii="Times New Roman" w:hAnsi="Times New Roman" w:cs="Times New Roman"/>
+              </w:rPr>
+              <w:t>19</w:t>
             </w:r>
           </w:p>
         </w:tc>
@@ -2769,15 +2907,17 @@
               <w:rPr>
                 <w:rFonts w:ascii="Times New Roman" w:hAnsi="Times New Roman"/>
                 <w:sz w:val="26"/>
-              </w:rPr>
-            </w:r>
-            <w:r>
-              <w:rPr>
-                <w:rFonts w:ascii="Times New Roman" w:hAnsi="Times New Roman"/>
-                <w:b w:val="0"/>
-                <w:sz w:val="26"/>
-              </w:rPr>
-              <w:t>- Bài 9A: Sử dụng phần mềm đồ họa tạo sản phẩm số.  - Bài 9B: Thực hành tạo đồ dùng gia đình theo video hướng dẫn.</w:t>
+                <w:rFonts w:ascii="Times New Roman" w:hAnsi="Times New Roman" w:cs="Times New Roman"/>
+              </w:rPr>
+            </w:r>
+            <w:r>
+              <w:rPr>
+                <w:rFonts w:ascii="Times New Roman" w:hAnsi="Times New Roman"/>
+                <w:b w:val="0"/>
+                <w:sz w:val="26"/>
+                <w:rFonts w:ascii="Times New Roman" w:hAnsi="Times New Roman" w:cs="Times New Roman"/>
+              </w:rPr>
+              <w:t>Kiểm tra đánh giá kết quả học tập.</w:t>
             </w:r>
           </w:p>
         </w:tc>
@@ -2796,15 +2936,17 @@
               <w:rPr>
                 <w:rFonts w:ascii="Times New Roman" w:hAnsi="Times New Roman"/>
                 <w:sz w:val="26"/>
-              </w:rPr>
-            </w:r>
-            <w:r>
-              <w:rPr>
-                <w:rFonts w:ascii="Times New Roman" w:hAnsi="Times New Roman"/>
-                <w:b w:val="0"/>
-                <w:sz w:val="26"/>
-              </w:rPr>
-              <w:t>14</w:t>
+                <w:rFonts w:ascii="Times New Roman" w:hAnsi="Times New Roman" w:cs="Times New Roman"/>
+              </w:rPr>
+            </w:r>
+            <w:r>
+              <w:rPr>
+                <w:rFonts w:ascii="Times New Roman" w:hAnsi="Times New Roman"/>
+                <w:b w:val="0"/>
+                <w:sz w:val="26"/>
+                <w:rFonts w:ascii="Times New Roman" w:hAnsi="Times New Roman" w:cs="Times New Roman"/>
+              </w:rPr>
+              <w:t>13</w:t>
             </w:r>
           </w:p>
         </w:tc>
@@ -2820,15 +2962,17 @@
               <w:rPr>
                 <w:rFonts w:ascii="Times New Roman" w:hAnsi="Times New Roman"/>
                 <w:sz w:val="26"/>
-              </w:rPr>
-            </w:r>
-            <w:r>
-              <w:rPr>
-                <w:rFonts w:ascii="Times New Roman" w:hAnsi="Times New Roman"/>
-                <w:b w:val="0"/>
-                <w:sz w:val="26"/>
-              </w:rPr>
-              <w:t>Bài 12: Cấu trúc tuần tự</w:t>
+                <w:rFonts w:ascii="Times New Roman" w:hAnsi="Times New Roman" w:cs="Times New Roman"/>
+              </w:rPr>
+            </w:r>
+            <w:r>
+              <w:rPr>
+                <w:rFonts w:ascii="Times New Roman" w:hAnsi="Times New Roman"/>
+                <w:b w:val="0"/>
+                <w:sz w:val="26"/>
+                <w:rFonts w:ascii="Times New Roman" w:hAnsi="Times New Roman" w:cs="Times New Roman"/>
+              </w:rPr>
+              <w:t>Bài 11: Thực hành tạo sản phẩm số</w:t>
             </w:r>
           </w:p>
         </w:tc>
@@ -2845,15 +2989,17 @@
               <w:rPr>
                 <w:rFonts w:ascii="Times New Roman" w:hAnsi="Times New Roman"/>
                 <w:sz w:val="26"/>
-              </w:rPr>
-            </w:r>
-            <w:r>
-              <w:rPr>
-                <w:rFonts w:ascii="Times New Roman" w:hAnsi="Times New Roman"/>
-                <w:b w:val="0"/>
-                <w:sz w:val="26"/>
-              </w:rPr>
-              <w:t>21, 22</w:t>
+                <w:rFonts w:ascii="Times New Roman" w:hAnsi="Times New Roman" w:cs="Times New Roman"/>
+              </w:rPr>
+            </w:r>
+            <w:r>
+              <w:rPr>
+                <w:rFonts w:ascii="Times New Roman" w:hAnsi="Times New Roman"/>
+                <w:b w:val="0"/>
+                <w:sz w:val="26"/>
+                <w:rFonts w:ascii="Times New Roman" w:hAnsi="Times New Roman" w:cs="Times New Roman"/>
+              </w:rPr>
+              <w:t>20</w:t>
             </w:r>
           </w:p>
         </w:tc>
@@ -2869,15 +3015,17 @@
               <w:rPr>
                 <w:rFonts w:ascii="Times New Roman" w:hAnsi="Times New Roman"/>
                 <w:sz w:val="26"/>
-              </w:rPr>
-            </w:r>
-            <w:r>
-              <w:rPr>
-                <w:rFonts w:ascii="Times New Roman" w:hAnsi="Times New Roman"/>
-                <w:b w:val="0"/>
-                <w:sz w:val="26"/>
-              </w:rPr>
-              <w:t>- Nêu ví dụ cụ thể mô tả cấu trúc tuần tự.  - Sử dụng cấu trúc tuần tự trong chương trình Scratch đơn giản.</w:t>
+                <w:rFonts w:ascii="Times New Roman" w:hAnsi="Times New Roman" w:cs="Times New Roman"/>
+              </w:rPr>
+            </w:r>
+            <w:r>
+              <w:rPr>
+                <w:rFonts w:ascii="Times New Roman" w:hAnsi="Times New Roman"/>
+                <w:b w:val="0"/>
+                <w:sz w:val="26"/>
+                <w:rFonts w:ascii="Times New Roman" w:hAnsi="Times New Roman" w:cs="Times New Roman"/>
+              </w:rPr>
+              <w:t>- Bài 9A: Sử dụng phần mềm đồ họa tạo sản phẩm số.  - Bài 9B: Thực hành tạo đồ dùng gia đình theo video hướng dẫn.</w:t>
             </w:r>
           </w:p>
         </w:tc>
@@ -2896,15 +3044,17 @@
               <w:rPr>
                 <w:rFonts w:ascii="Times New Roman" w:hAnsi="Times New Roman"/>
                 <w:sz w:val="26"/>
-              </w:rPr>
-            </w:r>
-            <w:r>
-              <w:rPr>
-                <w:rFonts w:ascii="Times New Roman" w:hAnsi="Times New Roman"/>
-                <w:b w:val="0"/>
-                <w:sz w:val="26"/>
-              </w:rPr>
-              <w:t>15</w:t>
+                <w:rFonts w:ascii="Times New Roman" w:hAnsi="Times New Roman" w:cs="Times New Roman"/>
+              </w:rPr>
+            </w:r>
+            <w:r>
+              <w:rPr>
+                <w:rFonts w:ascii="Times New Roman" w:hAnsi="Times New Roman"/>
+                <w:b w:val="0"/>
+                <w:sz w:val="26"/>
+                <w:rFonts w:ascii="Times New Roman" w:hAnsi="Times New Roman" w:cs="Times New Roman"/>
+              </w:rPr>
+              <w:t>14</w:t>
             </w:r>
           </w:p>
         </w:tc>
@@ -2920,15 +3070,17 @@
               <w:rPr>
                 <w:rFonts w:ascii="Times New Roman" w:hAnsi="Times New Roman"/>
                 <w:sz w:val="26"/>
-              </w:rPr>
-            </w:r>
-            <w:r>
-              <w:rPr>
-                <w:rFonts w:ascii="Times New Roman" w:hAnsi="Times New Roman"/>
-                <w:b w:val="0"/>
-                <w:sz w:val="26"/>
-              </w:rPr>
-              <w:t>Bài 13: Cấu trúc lặp</w:t>
+                <w:rFonts w:ascii="Times New Roman" w:hAnsi="Times New Roman" w:cs="Times New Roman"/>
+              </w:rPr>
+            </w:r>
+            <w:r>
+              <w:rPr>
+                <w:rFonts w:ascii="Times New Roman" w:hAnsi="Times New Roman"/>
+                <w:b w:val="0"/>
+                <w:sz w:val="26"/>
+                <w:rFonts w:ascii="Times New Roman" w:hAnsi="Times New Roman" w:cs="Times New Roman"/>
+              </w:rPr>
+              <w:t>Bài 12: Cấu trúc tuần tự</w:t>
             </w:r>
           </w:p>
         </w:tc>
@@ -2945,15 +3097,17 @@
               <w:rPr>
                 <w:rFonts w:ascii="Times New Roman" w:hAnsi="Times New Roman"/>
                 <w:sz w:val="26"/>
-              </w:rPr>
-            </w:r>
-            <w:r>
-              <w:rPr>
-                <w:rFonts w:ascii="Times New Roman" w:hAnsi="Times New Roman"/>
-                <w:b w:val="0"/>
-                <w:sz w:val="26"/>
-              </w:rPr>
-              <w:t>23, 24</w:t>
+                <w:rFonts w:ascii="Times New Roman" w:hAnsi="Times New Roman" w:cs="Times New Roman"/>
+              </w:rPr>
+            </w:r>
+            <w:r>
+              <w:rPr>
+                <w:rFonts w:ascii="Times New Roman" w:hAnsi="Times New Roman"/>
+                <w:b w:val="0"/>
+                <w:sz w:val="26"/>
+                <w:rFonts w:ascii="Times New Roman" w:hAnsi="Times New Roman" w:cs="Times New Roman"/>
+              </w:rPr>
+              <w:t>21, 22</w:t>
             </w:r>
           </w:p>
         </w:tc>
@@ -2969,15 +3123,17 @@
               <w:rPr>
                 <w:rFonts w:ascii="Times New Roman" w:hAnsi="Times New Roman"/>
                 <w:sz w:val="26"/>
-              </w:rPr>
-            </w:r>
-            <w:r>
-              <w:rPr>
-                <w:rFonts w:ascii="Times New Roman" w:hAnsi="Times New Roman"/>
-                <w:b w:val="0"/>
-                <w:sz w:val="26"/>
-              </w:rPr>
-              <w:t>- Nêu ví dụ mô tả cấu trúc lặp.  - Phân biệt các lệnh lặp trong Scratch (lặp số lần biết trước, lặp liên tục, lặp có điều kiện).</w:t>
+                <w:rFonts w:ascii="Times New Roman" w:hAnsi="Times New Roman" w:cs="Times New Roman"/>
+              </w:rPr>
+            </w:r>
+            <w:r>
+              <w:rPr>
+                <w:rFonts w:ascii="Times New Roman" w:hAnsi="Times New Roman"/>
+                <w:b w:val="0"/>
+                <w:sz w:val="26"/>
+                <w:rFonts w:ascii="Times New Roman" w:hAnsi="Times New Roman" w:cs="Times New Roman"/>
+              </w:rPr>
+              <w:t>- Nêu ví dụ cụ thể mô tả cấu trúc tuần tự.  - Sử dụng cấu trúc tuần tự trong chương trình Scratch đơn giản.</w:t>
             </w:r>
           </w:p>
         </w:tc>
@@ -2996,15 +3152,17 @@
               <w:rPr>
                 <w:rFonts w:ascii="Times New Roman" w:hAnsi="Times New Roman"/>
                 <w:sz w:val="26"/>
-              </w:rPr>
-            </w:r>
-            <w:r>
-              <w:rPr>
-                <w:rFonts w:ascii="Times New Roman" w:hAnsi="Times New Roman"/>
-                <w:b w:val="0"/>
-                <w:sz w:val="26"/>
-              </w:rPr>
-              <w:t>16</w:t>
+                <w:rFonts w:ascii="Times New Roman" w:hAnsi="Times New Roman" w:cs="Times New Roman"/>
+              </w:rPr>
+            </w:r>
+            <w:r>
+              <w:rPr>
+                <w:rFonts w:ascii="Times New Roman" w:hAnsi="Times New Roman"/>
+                <w:b w:val="0"/>
+                <w:sz w:val="26"/>
+                <w:rFonts w:ascii="Times New Roman" w:hAnsi="Times New Roman" w:cs="Times New Roman"/>
+              </w:rPr>
+              <w:t>15</w:t>
             </w:r>
           </w:p>
         </w:tc>
@@ -3020,15 +3178,17 @@
               <w:rPr>
                 <w:rFonts w:ascii="Times New Roman" w:hAnsi="Times New Roman"/>
                 <w:sz w:val="26"/>
-              </w:rPr>
-            </w:r>
-            <w:r>
-              <w:rPr>
-                <w:rFonts w:ascii="Times New Roman" w:hAnsi="Times New Roman"/>
-                <w:b w:val="0"/>
-                <w:sz w:val="26"/>
-              </w:rPr>
-              <w:t>Bài 14: Thực hành sử dụng lệnh lặp</w:t>
+                <w:rFonts w:ascii="Times New Roman" w:hAnsi="Times New Roman" w:cs="Times New Roman"/>
+              </w:rPr>
+            </w:r>
+            <w:r>
+              <w:rPr>
+                <w:rFonts w:ascii="Times New Roman" w:hAnsi="Times New Roman"/>
+                <w:b w:val="0"/>
+                <w:sz w:val="26"/>
+                <w:rFonts w:ascii="Times New Roman" w:hAnsi="Times New Roman" w:cs="Times New Roman"/>
+              </w:rPr>
+              <w:t>Bài 13: Cấu trúc lặp</w:t>
             </w:r>
           </w:p>
         </w:tc>
@@ -3045,15 +3205,17 @@
               <w:rPr>
                 <w:rFonts w:ascii="Times New Roman" w:hAnsi="Times New Roman"/>
                 <w:sz w:val="26"/>
-              </w:rPr>
-            </w:r>
-            <w:r>
-              <w:rPr>
-                <w:rFonts w:ascii="Times New Roman" w:hAnsi="Times New Roman"/>
-                <w:b w:val="0"/>
-                <w:sz w:val="26"/>
-              </w:rPr>
-              <w:t>25, 26</w:t>
+                <w:rFonts w:ascii="Times New Roman" w:hAnsi="Times New Roman" w:cs="Times New Roman"/>
+              </w:rPr>
+            </w:r>
+            <w:r>
+              <w:rPr>
+                <w:rFonts w:ascii="Times New Roman" w:hAnsi="Times New Roman"/>
+                <w:b w:val="0"/>
+                <w:sz w:val="26"/>
+                <w:rFonts w:ascii="Times New Roman" w:hAnsi="Times New Roman" w:cs="Times New Roman"/>
+              </w:rPr>
+              <w:t>23, 24</w:t>
             </w:r>
           </w:p>
         </w:tc>
@@ -3069,15 +3231,17 @@
               <w:rPr>
                 <w:rFonts w:ascii="Times New Roman" w:hAnsi="Times New Roman"/>
                 <w:sz w:val="26"/>
-              </w:rPr>
-            </w:r>
-            <w:r>
-              <w:rPr>
-                <w:rFonts w:ascii="Times New Roman" w:hAnsi="Times New Roman"/>
-                <w:b w:val="0"/>
-                <w:sz w:val="26"/>
-              </w:rPr>
-              <w:t>- Sử dụng thuần thục lệnh lặp trong chương trình đơn giản, chạy thử chương trình.</w:t>
+                <w:rFonts w:ascii="Times New Roman" w:hAnsi="Times New Roman" w:cs="Times New Roman"/>
+              </w:rPr>
+            </w:r>
+            <w:r>
+              <w:rPr>
+                <w:rFonts w:ascii="Times New Roman" w:hAnsi="Times New Roman"/>
+                <w:b w:val="0"/>
+                <w:sz w:val="26"/>
+                <w:rFonts w:ascii="Times New Roman" w:hAnsi="Times New Roman" w:cs="Times New Roman"/>
+              </w:rPr>
+              <w:t>- Nêu ví dụ mô tả cấu trúc lặp.  - Phân biệt các lệnh lặp trong Scratch (lặp số lần biết trước, lặp liên tục, lặp có điều kiện).</w:t>
             </w:r>
           </w:p>
         </w:tc>
@@ -3096,15 +3260,17 @@
               <w:rPr>
                 <w:rFonts w:ascii="Times New Roman" w:hAnsi="Times New Roman"/>
                 <w:sz w:val="26"/>
-              </w:rPr>
-            </w:r>
-            <w:r>
-              <w:rPr>
-                <w:rFonts w:ascii="Times New Roman" w:hAnsi="Times New Roman"/>
-                <w:b/>
-                <w:sz w:val="26"/>
-              </w:rPr>
-              <w:t>17</w:t>
+                <w:rFonts w:ascii="Times New Roman" w:hAnsi="Times New Roman" w:cs="Times New Roman"/>
+              </w:rPr>
+            </w:r>
+            <w:r>
+              <w:rPr>
+                <w:rFonts w:ascii="Times New Roman" w:hAnsi="Times New Roman"/>
+                <w:b w:val="0"/>
+                <w:sz w:val="26"/>
+                <w:rFonts w:ascii="Times New Roman" w:hAnsi="Times New Roman" w:cs="Times New Roman"/>
+              </w:rPr>
+              <w:t>16</w:t>
             </w:r>
           </w:p>
         </w:tc>
@@ -3120,15 +3286,17 @@
               <w:rPr>
                 <w:rFonts w:ascii="Times New Roman" w:hAnsi="Times New Roman"/>
                 <w:sz w:val="26"/>
-              </w:rPr>
-            </w:r>
-            <w:r>
-              <w:rPr>
-                <w:rFonts w:ascii="Times New Roman" w:hAnsi="Times New Roman"/>
-                <w:b/>
-                <w:sz w:val="26"/>
-              </w:rPr>
-              <w:t>Ôn tập Đánh giá định kỳ 3</w:t>
+                <w:rFonts w:ascii="Times New Roman" w:hAnsi="Times New Roman" w:cs="Times New Roman"/>
+              </w:rPr>
+            </w:r>
+            <w:r>
+              <w:rPr>
+                <w:rFonts w:ascii="Times New Roman" w:hAnsi="Times New Roman"/>
+                <w:b w:val="0"/>
+                <w:sz w:val="26"/>
+                <w:rFonts w:ascii="Times New Roman" w:hAnsi="Times New Roman" w:cs="Times New Roman"/>
+              </w:rPr>
+              <w:t>Bài 14: Thực hành sử dụng lệnh lặp</w:t>
             </w:r>
           </w:p>
         </w:tc>
@@ -3145,15 +3313,17 @@
               <w:rPr>
                 <w:rFonts w:ascii="Times New Roman" w:hAnsi="Times New Roman"/>
                 <w:sz w:val="26"/>
-              </w:rPr>
-            </w:r>
-            <w:r>
-              <w:rPr>
-                <w:rFonts w:ascii="Times New Roman" w:hAnsi="Times New Roman"/>
-                <w:b/>
-                <w:sz w:val="26"/>
-              </w:rPr>
-              <w:t>27</w:t>
+                <w:rFonts w:ascii="Times New Roman" w:hAnsi="Times New Roman" w:cs="Times New Roman"/>
+              </w:rPr>
+            </w:r>
+            <w:r>
+              <w:rPr>
+                <w:rFonts w:ascii="Times New Roman" w:hAnsi="Times New Roman"/>
+                <w:b w:val="0"/>
+                <w:sz w:val="26"/>
+                <w:rFonts w:ascii="Times New Roman" w:hAnsi="Times New Roman" w:cs="Times New Roman"/>
+              </w:rPr>
+              <w:t>25, 26</w:t>
             </w:r>
           </w:p>
         </w:tc>
@@ -3169,15 +3339,17 @@
               <w:rPr>
                 <w:rFonts w:ascii="Times New Roman" w:hAnsi="Times New Roman"/>
                 <w:sz w:val="26"/>
-              </w:rPr>
-            </w:r>
-            <w:r>
-              <w:rPr>
-                <w:rFonts w:ascii="Times New Roman" w:hAnsi="Times New Roman"/>
-                <w:b w:val="0"/>
-                <w:sz w:val="26"/>
-              </w:rPr>
-              <w:t>Hệ thống hóa kiến thức chuẩn bị Đánh giá định kỳ 3.</w:t>
+                <w:rFonts w:ascii="Times New Roman" w:hAnsi="Times New Roman" w:cs="Times New Roman"/>
+              </w:rPr>
+            </w:r>
+            <w:r>
+              <w:rPr>
+                <w:rFonts w:ascii="Times New Roman" w:hAnsi="Times New Roman"/>
+                <w:b w:val="0"/>
+                <w:sz w:val="26"/>
+                <w:rFonts w:ascii="Times New Roman" w:hAnsi="Times New Roman" w:cs="Times New Roman"/>
+              </w:rPr>
+              <w:t>- Sử dụng thuần thục lệnh lặp trong chương trình đơn giản, chạy thử chương trình.</w:t>
             </w:r>
           </w:p>
         </w:tc>
@@ -3196,15 +3368,17 @@
               <w:rPr>
                 <w:rFonts w:ascii="Times New Roman" w:hAnsi="Times New Roman"/>
                 <w:sz w:val="26"/>
-              </w:rPr>
-            </w:r>
-            <w:r>
-              <w:rPr>
-                <w:rFonts w:ascii="Times New Roman" w:hAnsi="Times New Roman"/>
-                <w:b/>
-                <w:sz w:val="26"/>
-              </w:rPr>
-              <w:t>18</w:t>
+                <w:rFonts w:ascii="Times New Roman" w:hAnsi="Times New Roman" w:cs="Times New Roman"/>
+              </w:rPr>
+            </w:r>
+            <w:r>
+              <w:rPr>
+                <w:rFonts w:ascii="Times New Roman" w:hAnsi="Times New Roman"/>
+                <w:b/>
+                <w:sz w:val="26"/>
+                <w:rFonts w:ascii="Times New Roman" w:hAnsi="Times New Roman" w:cs="Times New Roman"/>
+              </w:rPr>
+              <w:t>17</w:t>
             </w:r>
           </w:p>
         </w:tc>
@@ -3220,15 +3394,17 @@
               <w:rPr>
                 <w:rFonts w:ascii="Times New Roman" w:hAnsi="Times New Roman"/>
                 <w:sz w:val="26"/>
-              </w:rPr>
-            </w:r>
-            <w:r>
-              <w:rPr>
-                <w:rFonts w:ascii="Times New Roman" w:hAnsi="Times New Roman"/>
-                <w:b/>
-                <w:sz w:val="26"/>
-              </w:rPr>
-              <w:t>Đánh giá định kỳ 3</w:t>
+                <w:rFonts w:ascii="Times New Roman" w:hAnsi="Times New Roman" w:cs="Times New Roman"/>
+              </w:rPr>
+            </w:r>
+            <w:r>
+              <w:rPr>
+                <w:rFonts w:ascii="Times New Roman" w:hAnsi="Times New Roman"/>
+                <w:b/>
+                <w:sz w:val="26"/>
+                <w:rFonts w:ascii="Times New Roman" w:hAnsi="Times New Roman" w:cs="Times New Roman"/>
+              </w:rPr>
+              <w:t>Ôn tập Đánh giá định kỳ 3</w:t>
             </w:r>
           </w:p>
         </w:tc>
@@ -3245,15 +3421,17 @@
               <w:rPr>
                 <w:rFonts w:ascii="Times New Roman" w:hAnsi="Times New Roman"/>
                 <w:sz w:val="26"/>
-              </w:rPr>
-            </w:r>
-            <w:r>
-              <w:rPr>
-                <w:rFonts w:ascii="Times New Roman" w:hAnsi="Times New Roman"/>
-                <w:b/>
-                <w:sz w:val="26"/>
-              </w:rPr>
-              <w:t>28</w:t>
+                <w:rFonts w:ascii="Times New Roman" w:hAnsi="Times New Roman" w:cs="Times New Roman"/>
+              </w:rPr>
+            </w:r>
+            <w:r>
+              <w:rPr>
+                <w:rFonts w:ascii="Times New Roman" w:hAnsi="Times New Roman"/>
+                <w:b/>
+                <w:sz w:val="26"/>
+                <w:rFonts w:ascii="Times New Roman" w:hAnsi="Times New Roman" w:cs="Times New Roman"/>
+              </w:rPr>
+              <w:t>27</w:t>
             </w:r>
           </w:p>
         </w:tc>
@@ -3269,15 +3447,17 @@
               <w:rPr>
                 <w:rFonts w:ascii="Times New Roman" w:hAnsi="Times New Roman"/>
                 <w:sz w:val="26"/>
-              </w:rPr>
-            </w:r>
-            <w:r>
-              <w:rPr>
-                <w:rFonts w:ascii="Times New Roman" w:hAnsi="Times New Roman"/>
-                <w:b w:val="0"/>
-                <w:sz w:val="26"/>
-              </w:rPr>
-              <w:t>Kiểm tra đánh giá kết quả học tập.</w:t>
+                <w:rFonts w:ascii="Times New Roman" w:hAnsi="Times New Roman" w:cs="Times New Roman"/>
+              </w:rPr>
+            </w:r>
+            <w:r>
+              <w:rPr>
+                <w:rFonts w:ascii="Times New Roman" w:hAnsi="Times New Roman"/>
+                <w:b w:val="0"/>
+                <w:sz w:val="26"/>
+                <w:rFonts w:ascii="Times New Roman" w:hAnsi="Times New Roman" w:cs="Times New Roman"/>
+              </w:rPr>
+              <w:t>Hệ thống hóa kiến thức chuẩn bị Đánh giá định kỳ 3.</w:t>
             </w:r>
           </w:p>
         </w:tc>
@@ -3296,15 +3476,17 @@
               <w:rPr>
                 <w:rFonts w:ascii="Times New Roman" w:hAnsi="Times New Roman"/>
                 <w:sz w:val="26"/>
-              </w:rPr>
-            </w:r>
-            <w:r>
-              <w:rPr>
-                <w:rFonts w:ascii="Times New Roman" w:hAnsi="Times New Roman"/>
-                <w:b w:val="0"/>
-                <w:sz w:val="26"/>
-              </w:rPr>
-              <w:t>19</w:t>
+                <w:rFonts w:ascii="Times New Roman" w:hAnsi="Times New Roman" w:cs="Times New Roman"/>
+              </w:rPr>
+            </w:r>
+            <w:r>
+              <w:rPr>
+                <w:rFonts w:ascii="Times New Roman" w:hAnsi="Times New Roman"/>
+                <w:b/>
+                <w:sz w:val="26"/>
+                <w:rFonts w:ascii="Times New Roman" w:hAnsi="Times New Roman" w:cs="Times New Roman"/>
+              </w:rPr>
+              <w:t>18</w:t>
             </w:r>
           </w:p>
         </w:tc>
@@ -3320,15 +3502,17 @@
               <w:rPr>
                 <w:rFonts w:ascii="Times New Roman" w:hAnsi="Times New Roman"/>
                 <w:sz w:val="26"/>
-              </w:rPr>
-            </w:r>
-            <w:r>
-              <w:rPr>
-                <w:rFonts w:ascii="Times New Roman" w:hAnsi="Times New Roman"/>
-                <w:b w:val="0"/>
-                <w:sz w:val="26"/>
-              </w:rPr>
-              <w:t>Bài 15: Cấu trúc rẽ nhánh</w:t>
+                <w:rFonts w:ascii="Times New Roman" w:hAnsi="Times New Roman" w:cs="Times New Roman"/>
+              </w:rPr>
+            </w:r>
+            <w:r>
+              <w:rPr>
+                <w:rFonts w:ascii="Times New Roman" w:hAnsi="Times New Roman"/>
+                <w:b/>
+                <w:sz w:val="26"/>
+                <w:rFonts w:ascii="Times New Roman" w:hAnsi="Times New Roman" w:cs="Times New Roman"/>
+              </w:rPr>
+              <w:t>Đánh giá định kỳ 3</w:t>
             </w:r>
           </w:p>
         </w:tc>
@@ -3345,15 +3529,17 @@
               <w:rPr>
                 <w:rFonts w:ascii="Times New Roman" w:hAnsi="Times New Roman"/>
                 <w:sz w:val="26"/>
-              </w:rPr>
-            </w:r>
-            <w:r>
-              <w:rPr>
-                <w:rFonts w:ascii="Times New Roman" w:hAnsi="Times New Roman"/>
-                <w:b w:val="0"/>
-                <w:sz w:val="26"/>
-              </w:rPr>
-              <w:t>29</w:t>
+                <w:rFonts w:ascii="Times New Roman" w:hAnsi="Times New Roman" w:cs="Times New Roman"/>
+              </w:rPr>
+            </w:r>
+            <w:r>
+              <w:rPr>
+                <w:rFonts w:ascii="Times New Roman" w:hAnsi="Times New Roman"/>
+                <w:b/>
+                <w:sz w:val="26"/>
+                <w:rFonts w:ascii="Times New Roman" w:hAnsi="Times New Roman" w:cs="Times New Roman"/>
+              </w:rPr>
+              <w:t>28</w:t>
             </w:r>
           </w:p>
         </w:tc>
@@ -3369,15 +3555,17 @@
               <w:rPr>
                 <w:rFonts w:ascii="Times New Roman" w:hAnsi="Times New Roman"/>
                 <w:sz w:val="26"/>
-              </w:rPr>
-            </w:r>
-            <w:r>
-              <w:rPr>
-                <w:rFonts w:ascii="Times New Roman" w:hAnsi="Times New Roman"/>
-                <w:b w:val="0"/>
-                <w:sz w:val="26"/>
-              </w:rPr>
-              <w:t>- Nêu ví dụ mô tả cấu trúc rẽ nhánh dạng thiếu và dạng đủ.  - Sử dụng lệnh rẽ nhánh (nếu... thì, nếu... thì... nếu không thì) trong Scratch.</w:t>
+                <w:rFonts w:ascii="Times New Roman" w:hAnsi="Times New Roman" w:cs="Times New Roman"/>
+              </w:rPr>
+            </w:r>
+            <w:r>
+              <w:rPr>
+                <w:rFonts w:ascii="Times New Roman" w:hAnsi="Times New Roman"/>
+                <w:b w:val="0"/>
+                <w:sz w:val="26"/>
+                <w:rFonts w:ascii="Times New Roman" w:hAnsi="Times New Roman" w:cs="Times New Roman"/>
+              </w:rPr>
+              <w:t>Kiểm tra đánh giá kết quả học tập.</w:t>
             </w:r>
           </w:p>
         </w:tc>
@@ -3396,15 +3584,17 @@
               <w:rPr>
                 <w:rFonts w:ascii="Times New Roman" w:hAnsi="Times New Roman"/>
                 <w:sz w:val="26"/>
-              </w:rPr>
-            </w:r>
-            <w:r>
-              <w:rPr>
-                <w:rFonts w:ascii="Times New Roman" w:hAnsi="Times New Roman"/>
-                <w:b w:val="0"/>
-                <w:sz w:val="26"/>
-              </w:rPr>
-              <w:t>20</w:t>
+                <w:rFonts w:ascii="Times New Roman" w:hAnsi="Times New Roman" w:cs="Times New Roman"/>
+              </w:rPr>
+            </w:r>
+            <w:r>
+              <w:rPr>
+                <w:rFonts w:ascii="Times New Roman" w:hAnsi="Times New Roman"/>
+                <w:b w:val="0"/>
+                <w:sz w:val="26"/>
+                <w:rFonts w:ascii="Times New Roman" w:hAnsi="Times New Roman" w:cs="Times New Roman"/>
+              </w:rPr>
+              <w:t>19</w:t>
             </w:r>
           </w:p>
         </w:tc>
@@ -3420,15 +3610,17 @@
               <w:rPr>
                 <w:rFonts w:ascii="Times New Roman" w:hAnsi="Times New Roman"/>
                 <w:sz w:val="26"/>
-              </w:rPr>
-            </w:r>
-            <w:r>
-              <w:rPr>
-                <w:rFonts w:ascii="Times New Roman" w:hAnsi="Times New Roman"/>
-                <w:b w:val="0"/>
-                <w:sz w:val="26"/>
-              </w:rPr>
-              <w:t>Bài 16: Sử dụng biến trong chương trình</w:t>
+                <w:rFonts w:ascii="Times New Roman" w:hAnsi="Times New Roman" w:cs="Times New Roman"/>
+              </w:rPr>
+            </w:r>
+            <w:r>
+              <w:rPr>
+                <w:rFonts w:ascii="Times New Roman" w:hAnsi="Times New Roman"/>
+                <w:b w:val="0"/>
+                <w:sz w:val="26"/>
+                <w:rFonts w:ascii="Times New Roman" w:hAnsi="Times New Roman" w:cs="Times New Roman"/>
+              </w:rPr>
+              <w:t>Bài 15: Cấu trúc rẽ nhánh</w:t>
             </w:r>
           </w:p>
         </w:tc>
@@ -3445,15 +3637,17 @@
               <w:rPr>
                 <w:rFonts w:ascii="Times New Roman" w:hAnsi="Times New Roman"/>
                 <w:sz w:val="26"/>
-              </w:rPr>
-            </w:r>
-            <w:r>
-              <w:rPr>
-                <w:rFonts w:ascii="Times New Roman" w:hAnsi="Times New Roman"/>
-                <w:b w:val="0"/>
-                <w:sz w:val="26"/>
-              </w:rPr>
-              <w:t>30</w:t>
+                <w:rFonts w:ascii="Times New Roman" w:hAnsi="Times New Roman" w:cs="Times New Roman"/>
+              </w:rPr>
+            </w:r>
+            <w:r>
+              <w:rPr>
+                <w:rFonts w:ascii="Times New Roman" w:hAnsi="Times New Roman"/>
+                <w:b w:val="0"/>
+                <w:sz w:val="26"/>
+                <w:rFonts w:ascii="Times New Roman" w:hAnsi="Times New Roman" w:cs="Times New Roman"/>
+              </w:rPr>
+              <w:t>29</w:t>
             </w:r>
           </w:p>
         </w:tc>
@@ -3469,15 +3663,17 @@
               <w:rPr>
                 <w:rFonts w:ascii="Times New Roman" w:hAnsi="Times New Roman"/>
                 <w:sz w:val="26"/>
-              </w:rPr>
-            </w:r>
-            <w:r>
-              <w:rPr>
-                <w:rFonts w:ascii="Times New Roman" w:hAnsi="Times New Roman"/>
-                <w:b w:val="0"/>
-                <w:sz w:val="26"/>
-              </w:rPr>
-              <w:t>- Hiểu khái niệm biến nhớ, sử dụng biến trả lời và biến tự tạo trong Scratch.</w:t>
+                <w:rFonts w:ascii="Times New Roman" w:hAnsi="Times New Roman" w:cs="Times New Roman"/>
+              </w:rPr>
+            </w:r>
+            <w:r>
+              <w:rPr>
+                <w:rFonts w:ascii="Times New Roman" w:hAnsi="Times New Roman"/>
+                <w:b w:val="0"/>
+                <w:sz w:val="26"/>
+                <w:rFonts w:ascii="Times New Roman" w:hAnsi="Times New Roman" w:cs="Times New Roman"/>
+              </w:rPr>
+              <w:t>- Nêu ví dụ mô tả cấu trúc rẽ nhánh dạng thiếu và dạng đủ.  - Sử dụng lệnh rẽ nhánh (nếu... thì, nếu... thì... nếu không thì) trong Scratch.</w:t>
             </w:r>
           </w:p>
         </w:tc>
@@ -3485,99 +3681,107 @@
       <w:tr>
         <w:tc>
           <w:tcPr>
-            <w:tcW w:type="dxa" w:w="846"/>
-          </w:tcPr>
-          <w:p>
-            <w:pPr>
-              <w:spacing w:before="20" w:after="20"/>
-              <w:jc w:val="center"/>
-            </w:pPr>
-            <w:r>
-              <w:rPr>
-                <w:rFonts w:ascii="Times New Roman" w:hAnsi="Times New Roman"/>
-                <w:sz w:val="26"/>
-              </w:rPr>
-            </w:r>
-            <w:r>
-              <w:rPr>
-                <w:rFonts w:ascii="Times New Roman" w:hAnsi="Times New Roman"/>
-                <w:b w:val="0"/>
-                <w:sz w:val="26"/>
-              </w:rPr>
-              <w:t>21</w:t>
-            </w:r>
-          </w:p>
-        </w:tc>
-        <w:tc>
-          <w:tcPr>
-            <w:tcW w:type="dxa" w:w="3118"/>
-          </w:tcPr>
-          <w:p>
-            <w:pPr>
-              <w:spacing w:before="20" w:after="20"/>
-            </w:pPr>
-            <w:r>
-              <w:rPr>
-                <w:rFonts w:ascii="Times New Roman" w:hAnsi="Times New Roman"/>
-                <w:sz w:val="26"/>
-              </w:rPr>
-            </w:r>
-            <w:r>
-              <w:rPr>
-                <w:rFonts w:ascii="Times New Roman" w:hAnsi="Times New Roman"/>
-                <w:b w:val="0"/>
-                <w:sz w:val="26"/>
-              </w:rPr>
-              <w:t>Ôn tập và luyện tập</w:t>
-            </w:r>
-          </w:p>
-        </w:tc>
-        <w:tc>
-          <w:tcPr>
-            <w:tcW w:type="dxa" w:w="1134"/>
-          </w:tcPr>
-          <w:p>
-            <w:pPr>
-              <w:spacing w:before="20" w:after="20"/>
-              <w:jc w:val="center"/>
-            </w:pPr>
-            <w:r>
-              <w:rPr>
-                <w:rFonts w:ascii="Times New Roman" w:hAnsi="Times New Roman"/>
-                <w:sz w:val="26"/>
-              </w:rPr>
-            </w:r>
-            <w:r>
-              <w:rPr>
-                <w:rFonts w:ascii="Times New Roman" w:hAnsi="Times New Roman"/>
-                <w:b w:val="0"/>
-                <w:sz w:val="26"/>
-              </w:rPr>
-              <w:t>31, 32</w:t>
-            </w:r>
-          </w:p>
-        </w:tc>
-        <w:tc>
-          <w:tcPr>
-            <w:tcW w:type="dxa" w:w="4536"/>
-          </w:tcPr>
-          <w:p>
-            <w:pPr>
-              <w:spacing w:before="20" w:after="20"/>
-            </w:pPr>
-            <w:r>
-              <w:rPr>
-                <w:rFonts w:ascii="Times New Roman" w:hAnsi="Times New Roman"/>
-                <w:sz w:val="26"/>
-              </w:rPr>
-            </w:r>
-            <w:r>
-              <w:rPr>
-                <w:rFonts w:ascii="Times New Roman" w:hAnsi="Times New Roman"/>
-                <w:b w:val="0"/>
-                <w:sz w:val="26"/>
-              </w:rPr>
-              <w:t>Ôn tập, luyện tập bổ sung kiến thức và kỹ năng.</w:t>
+            <w:tcW w:w="846" w:type="dxa"/>
+          </w:tcPr>
+          <w:p>
+            <w:pPr>
+              <w:spacing w:before="20" w:after="20"/>
+              <w:jc w:val="center"/>
+            </w:pPr>
+            <w:r>
+              <w:rPr>
+                <w:rFonts w:ascii="Times New Roman" w:hAnsi="Times New Roman"/>
+                <w:sz w:val="26"/>
+                <w:rFonts w:ascii="Times New Roman" w:hAnsi="Times New Roman" w:cs="Times New Roman"/>
+              </w:rPr>
+            </w:r>
+            <w:r>
+              <w:rPr>
+                <w:rFonts w:ascii="Times New Roman" w:hAnsi="Times New Roman"/>
+                <w:b w:val="0"/>
+                <w:sz w:val="26"/>
+                <w:rFonts w:ascii="Times New Roman" w:hAnsi="Times New Roman" w:cs="Times New Roman"/>
+              </w:rPr>
+              <w:t>20</w:t>
+            </w:r>
+          </w:p>
+        </w:tc>
+        <w:tc>
+          <w:tcPr>
+            <w:tcW w:w="3118" w:type="dxa"/>
+          </w:tcPr>
+          <w:p>
+            <w:pPr>
+              <w:spacing w:before="20" w:after="20"/>
+            </w:pPr>
+            <w:r>
+              <w:rPr>
+                <w:rFonts w:ascii="Times New Roman" w:hAnsi="Times New Roman"/>
+                <w:sz w:val="26"/>
+                <w:rFonts w:ascii="Times New Roman" w:hAnsi="Times New Roman" w:cs="Times New Roman"/>
+              </w:rPr>
+            </w:r>
+            <w:r>
+              <w:rPr>
+                <w:rFonts w:ascii="Times New Roman" w:hAnsi="Times New Roman"/>
+                <w:b w:val="0"/>
+                <w:sz w:val="26"/>
+                <w:rFonts w:ascii="Times New Roman" w:hAnsi="Times New Roman" w:cs="Times New Roman"/>
+              </w:rPr>
+              <w:t>Bài 16: Sử dụng biến trong chương trình</w:t>
+            </w:r>
+          </w:p>
+        </w:tc>
+        <w:tc>
+          <w:tcPr>
+            <w:tcW w:w="1134" w:type="dxa"/>
+          </w:tcPr>
+          <w:p>
+            <w:pPr>
+              <w:spacing w:before="20" w:after="20"/>
+              <w:jc w:val="center"/>
+            </w:pPr>
+            <w:r>
+              <w:rPr>
+                <w:rFonts w:ascii="Times New Roman" w:hAnsi="Times New Roman"/>
+                <w:sz w:val="26"/>
+                <w:rFonts w:ascii="Times New Roman" w:hAnsi="Times New Roman" w:cs="Times New Roman"/>
+              </w:rPr>
+            </w:r>
+            <w:r>
+              <w:rPr>
+                <w:rFonts w:ascii="Times New Roman" w:hAnsi="Times New Roman"/>
+                <w:b w:val="0"/>
+                <w:sz w:val="26"/>
+                <w:rFonts w:ascii="Times New Roman" w:hAnsi="Times New Roman" w:cs="Times New Roman"/>
+              </w:rPr>
+              <w:t>30</w:t>
+            </w:r>
+          </w:p>
+        </w:tc>
+        <w:tc>
+          <w:tcPr>
+            <w:tcW w:w="4536" w:type="dxa"/>
+          </w:tcPr>
+          <w:p>
+            <w:pPr>
+              <w:spacing w:before="20" w:after="20"/>
+            </w:pPr>
+            <w:r>
+              <w:rPr>
+                <w:rFonts w:ascii="Times New Roman" w:hAnsi="Times New Roman"/>
+                <w:sz w:val="26"/>
+                <w:rFonts w:ascii="Times New Roman" w:hAnsi="Times New Roman" w:cs="Times New Roman"/>
+              </w:rPr>
+            </w:r>
+            <w:r>
+              <w:rPr>
+                <w:rFonts w:ascii="Times New Roman" w:hAnsi="Times New Roman"/>
+                <w:b w:val="0"/>
+                <w:sz w:val="26"/>
+                <w:rFonts w:ascii="Times New Roman" w:hAnsi="Times New Roman" w:cs="Times New Roman"/>
+              </w:rPr>
+              <w:t>- Hiểu khái niệm biến nhớ, sử dụng biến trả lời và biến tự tạo trong Scratch.</w:t>
             </w:r>
           </w:p>
         </w:tc>
@@ -3596,15 +3800,17 @@
               <w:rPr>
                 <w:rFonts w:ascii="Times New Roman" w:hAnsi="Times New Roman"/>
                 <w:sz w:val="26"/>
-              </w:rPr>
-            </w:r>
-            <w:r>
-              <w:rPr>
-                <w:rFonts w:ascii="Times New Roman" w:hAnsi="Times New Roman"/>
-                <w:b/>
-                <w:sz w:val="26"/>
-              </w:rPr>
-              <w:t>22</w:t>
+                <w:rFonts w:ascii="Times New Roman" w:hAnsi="Times New Roman" w:cs="Times New Roman"/>
+              </w:rPr>
+            </w:r>
+            <w:r>
+              <w:rPr>
+                <w:rFonts w:ascii="Times New Roman" w:hAnsi="Times New Roman"/>
+                <w:b w:val="0"/>
+                <w:sz w:val="26"/>
+                <w:rFonts w:ascii="Times New Roman" w:hAnsi="Times New Roman" w:cs="Times New Roman"/>
+              </w:rPr>
+              <w:t>21</w:t>
             </w:r>
           </w:p>
         </w:tc>
@@ -3620,15 +3826,17 @@
               <w:rPr>
                 <w:rFonts w:ascii="Times New Roman" w:hAnsi="Times New Roman"/>
                 <w:sz w:val="26"/>
-              </w:rPr>
-            </w:r>
-            <w:r>
-              <w:rPr>
-                <w:rFonts w:ascii="Times New Roman" w:hAnsi="Times New Roman"/>
-                <w:b/>
-                <w:sz w:val="26"/>
-              </w:rPr>
-              <w:t>Ôn tập Đánh giá định kỳ 4</w:t>
+                <w:rFonts w:ascii="Times New Roman" w:hAnsi="Times New Roman" w:cs="Times New Roman"/>
+              </w:rPr>
+            </w:r>
+            <w:r>
+              <w:rPr>
+                <w:rFonts w:ascii="Times New Roman" w:hAnsi="Times New Roman"/>
+                <w:b w:val="0"/>
+                <w:sz w:val="26"/>
+                <w:rFonts w:ascii="Times New Roman" w:hAnsi="Times New Roman" w:cs="Times New Roman"/>
+              </w:rPr>
+              <w:t>Ôn tập và luyện tập</w:t>
             </w:r>
           </w:p>
         </w:tc>
@@ -3645,15 +3853,17 @@
               <w:rPr>
                 <w:rFonts w:ascii="Times New Roman" w:hAnsi="Times New Roman"/>
                 <w:sz w:val="26"/>
-              </w:rPr>
-            </w:r>
-            <w:r>
-              <w:rPr>
-                <w:rFonts w:ascii="Times New Roman" w:hAnsi="Times New Roman"/>
-                <w:b/>
-                <w:sz w:val="26"/>
-              </w:rPr>
-              <w:t>33</w:t>
+                <w:rFonts w:ascii="Times New Roman" w:hAnsi="Times New Roman" w:cs="Times New Roman"/>
+              </w:rPr>
+            </w:r>
+            <w:r>
+              <w:rPr>
+                <w:rFonts w:ascii="Times New Roman" w:hAnsi="Times New Roman"/>
+                <w:b w:val="0"/>
+                <w:sz w:val="26"/>
+                <w:rFonts w:ascii="Times New Roman" w:hAnsi="Times New Roman" w:cs="Times New Roman"/>
+              </w:rPr>
+              <w:t>31, 32</w:t>
             </w:r>
           </w:p>
         </w:tc>
@@ -3669,15 +3879,17 @@
               <w:rPr>
                 <w:rFonts w:ascii="Times New Roman" w:hAnsi="Times New Roman"/>
                 <w:sz w:val="26"/>
-              </w:rPr>
-            </w:r>
-            <w:r>
-              <w:rPr>
-                <w:rFonts w:ascii="Times New Roman" w:hAnsi="Times New Roman"/>
-                <w:b w:val="0"/>
-                <w:sz w:val="26"/>
-              </w:rPr>
-              <w:t>Hệ thống hóa kiến thức chuẩn bị Đánh giá định kỳ 4.</w:t>
+                <w:rFonts w:ascii="Times New Roman" w:hAnsi="Times New Roman" w:cs="Times New Roman"/>
+              </w:rPr>
+            </w:r>
+            <w:r>
+              <w:rPr>
+                <w:rFonts w:ascii="Times New Roman" w:hAnsi="Times New Roman"/>
+                <w:b w:val="0"/>
+                <w:sz w:val="26"/>
+                <w:rFonts w:ascii="Times New Roman" w:hAnsi="Times New Roman" w:cs="Times New Roman"/>
+              </w:rPr>
+              <w:t>Ôn tập, luyện tập bổ sung kiến thức và kỹ năng.</w:t>
             </w:r>
           </w:p>
         </w:tc>
@@ -3696,15 +3908,17 @@
               <w:rPr>
                 <w:rFonts w:ascii="Times New Roman" w:hAnsi="Times New Roman"/>
                 <w:sz w:val="26"/>
-              </w:rPr>
-            </w:r>
-            <w:r>
-              <w:rPr>
-                <w:rFonts w:ascii="Times New Roman" w:hAnsi="Times New Roman"/>
-                <w:b/>
-                <w:sz w:val="26"/>
-              </w:rPr>
-              <w:t>23</w:t>
+                <w:rFonts w:ascii="Times New Roman" w:hAnsi="Times New Roman" w:cs="Times New Roman"/>
+              </w:rPr>
+            </w:r>
+            <w:r>
+              <w:rPr>
+                <w:rFonts w:ascii="Times New Roman" w:hAnsi="Times New Roman"/>
+                <w:b/>
+                <w:sz w:val="26"/>
+                <w:rFonts w:ascii="Times New Roman" w:hAnsi="Times New Roman" w:cs="Times New Roman"/>
+              </w:rPr>
+              <w:t>22</w:t>
             </w:r>
           </w:p>
         </w:tc>
@@ -3720,15 +3934,17 @@
               <w:rPr>
                 <w:rFonts w:ascii="Times New Roman" w:hAnsi="Times New Roman"/>
                 <w:sz w:val="26"/>
-              </w:rPr>
-            </w:r>
-            <w:r>
-              <w:rPr>
-                <w:rFonts w:ascii="Times New Roman" w:hAnsi="Times New Roman"/>
-                <w:b/>
-                <w:sz w:val="26"/>
-              </w:rPr>
-              <w:t>Đánh giá định kỳ 4</w:t>
+                <w:rFonts w:ascii="Times New Roman" w:hAnsi="Times New Roman" w:cs="Times New Roman"/>
+              </w:rPr>
+            </w:r>
+            <w:r>
+              <w:rPr>
+                <w:rFonts w:ascii="Times New Roman" w:hAnsi="Times New Roman"/>
+                <w:b/>
+                <w:sz w:val="26"/>
+                <w:rFonts w:ascii="Times New Roman" w:hAnsi="Times New Roman" w:cs="Times New Roman"/>
+              </w:rPr>
+              <w:t>Ôn tập Đánh giá định kỳ 4</w:t>
             </w:r>
           </w:p>
         </w:tc>
@@ -3745,15 +3961,17 @@
               <w:rPr>
                 <w:rFonts w:ascii="Times New Roman" w:hAnsi="Times New Roman"/>
                 <w:sz w:val="26"/>
-              </w:rPr>
-            </w:r>
-            <w:r>
-              <w:rPr>
-                <w:rFonts w:ascii="Times New Roman" w:hAnsi="Times New Roman"/>
-                <w:b/>
-                <w:sz w:val="26"/>
-              </w:rPr>
-              <w:t>34</w:t>
+                <w:rFonts w:ascii="Times New Roman" w:hAnsi="Times New Roman" w:cs="Times New Roman"/>
+              </w:rPr>
+            </w:r>
+            <w:r>
+              <w:rPr>
+                <w:rFonts w:ascii="Times New Roman" w:hAnsi="Times New Roman"/>
+                <w:b/>
+                <w:sz w:val="26"/>
+                <w:rFonts w:ascii="Times New Roman" w:hAnsi="Times New Roman" w:cs="Times New Roman"/>
+              </w:rPr>
+              <w:t>33</w:t>
             </w:r>
           </w:p>
         </w:tc>
@@ -3769,15 +3987,17 @@
               <w:rPr>
                 <w:rFonts w:ascii="Times New Roman" w:hAnsi="Times New Roman"/>
                 <w:sz w:val="26"/>
-              </w:rPr>
-            </w:r>
-            <w:r>
-              <w:rPr>
-                <w:rFonts w:ascii="Times New Roman" w:hAnsi="Times New Roman"/>
-                <w:b w:val="0"/>
-                <w:sz w:val="26"/>
-              </w:rPr>
-              <w:t>Kiểm tra đánh giá kết quả học tập.</w:t>
+                <w:rFonts w:ascii="Times New Roman" w:hAnsi="Times New Roman" w:cs="Times New Roman"/>
+              </w:rPr>
+            </w:r>
+            <w:r>
+              <w:rPr>
+                <w:rFonts w:ascii="Times New Roman" w:hAnsi="Times New Roman"/>
+                <w:b w:val="0"/>
+                <w:sz w:val="26"/>
+                <w:rFonts w:ascii="Times New Roman" w:hAnsi="Times New Roman" w:cs="Times New Roman"/>
+              </w:rPr>
+              <w:t>Hệ thống hóa kiến thức chuẩn bị Đánh giá định kỳ 4.</w:t>
             </w:r>
           </w:p>
         </w:tc>
@@ -3796,13 +4016,123 @@
               <w:rPr>
                 <w:rFonts w:ascii="Times New Roman" w:hAnsi="Times New Roman"/>
                 <w:sz w:val="26"/>
-              </w:rPr>
-            </w:r>
-            <w:r>
-              <w:rPr>
-                <w:rFonts w:ascii="Times New Roman" w:hAnsi="Times New Roman"/>
-                <w:b w:val="0"/>
-                <w:sz w:val="26"/>
+                <w:rFonts w:ascii="Times New Roman" w:hAnsi="Times New Roman" w:cs="Times New Roman"/>
+              </w:rPr>
+            </w:r>
+            <w:r>
+              <w:rPr>
+                <w:rFonts w:ascii="Times New Roman" w:hAnsi="Times New Roman"/>
+                <w:b/>
+                <w:sz w:val="26"/>
+                <w:rFonts w:ascii="Times New Roman" w:hAnsi="Times New Roman" w:cs="Times New Roman"/>
+              </w:rPr>
+              <w:t>23</w:t>
+            </w:r>
+          </w:p>
+        </w:tc>
+        <w:tc>
+          <w:tcPr>
+            <w:tcW w:type="dxa" w:w="3118"/>
+          </w:tcPr>
+          <w:p>
+            <w:pPr>
+              <w:spacing w:before="20" w:after="20"/>
+            </w:pPr>
+            <w:r>
+              <w:rPr>
+                <w:rFonts w:ascii="Times New Roman" w:hAnsi="Times New Roman"/>
+                <w:sz w:val="26"/>
+                <w:rFonts w:ascii="Times New Roman" w:hAnsi="Times New Roman" w:cs="Times New Roman"/>
+              </w:rPr>
+            </w:r>
+            <w:r>
+              <w:rPr>
+                <w:rFonts w:ascii="Times New Roman" w:hAnsi="Times New Roman"/>
+                <w:b/>
+                <w:sz w:val="26"/>
+                <w:rFonts w:ascii="Times New Roman" w:hAnsi="Times New Roman" w:cs="Times New Roman"/>
+              </w:rPr>
+              <w:t>Đánh giá định kỳ 4</w:t>
+            </w:r>
+          </w:p>
+        </w:tc>
+        <w:tc>
+          <w:tcPr>
+            <w:tcW w:type="dxa" w:w="1134"/>
+          </w:tcPr>
+          <w:p>
+            <w:pPr>
+              <w:spacing w:before="20" w:after="20"/>
+              <w:jc w:val="center"/>
+            </w:pPr>
+            <w:r>
+              <w:rPr>
+                <w:rFonts w:ascii="Times New Roman" w:hAnsi="Times New Roman"/>
+                <w:sz w:val="26"/>
+                <w:rFonts w:ascii="Times New Roman" w:hAnsi="Times New Roman" w:cs="Times New Roman"/>
+              </w:rPr>
+            </w:r>
+            <w:r>
+              <w:rPr>
+                <w:rFonts w:ascii="Times New Roman" w:hAnsi="Times New Roman"/>
+                <w:b/>
+                <w:sz w:val="26"/>
+                <w:rFonts w:ascii="Times New Roman" w:hAnsi="Times New Roman" w:cs="Times New Roman"/>
+              </w:rPr>
+              <w:t>34</w:t>
+            </w:r>
+          </w:p>
+        </w:tc>
+        <w:tc>
+          <w:tcPr>
+            <w:tcW w:type="dxa" w:w="4536"/>
+          </w:tcPr>
+          <w:p>
+            <w:pPr>
+              <w:spacing w:before="20" w:after="20"/>
+            </w:pPr>
+            <w:r>
+              <w:rPr>
+                <w:rFonts w:ascii="Times New Roman" w:hAnsi="Times New Roman"/>
+                <w:sz w:val="26"/>
+                <w:rFonts w:ascii="Times New Roman" w:hAnsi="Times New Roman" w:cs="Times New Roman"/>
+              </w:rPr>
+            </w:r>
+            <w:r>
+              <w:rPr>
+                <w:rFonts w:ascii="Times New Roman" w:hAnsi="Times New Roman"/>
+                <w:b w:val="0"/>
+                <w:sz w:val="26"/>
+                <w:rFonts w:ascii="Times New Roman" w:hAnsi="Times New Roman" w:cs="Times New Roman"/>
+              </w:rPr>
+              <w:t>Kiểm tra đánh giá kết quả học tập.</w:t>
+            </w:r>
+          </w:p>
+        </w:tc>
+      </w:tr>
+      <w:tr>
+        <w:tc>
+          <w:tcPr>
+            <w:tcW w:type="dxa" w:w="846"/>
+          </w:tcPr>
+          <w:p>
+            <w:pPr>
+              <w:spacing w:before="20" w:after="20"/>
+              <w:jc w:val="center"/>
+            </w:pPr>
+            <w:r>
+              <w:rPr>
+                <w:rFonts w:ascii="Times New Roman" w:hAnsi="Times New Roman"/>
+                <w:sz w:val="26"/>
+                <w:rFonts w:ascii="Times New Roman" w:hAnsi="Times New Roman" w:cs="Times New Roman"/>
+              </w:rPr>
+            </w:r>
+            <w:r>
+              <w:rPr>
+                <w:rFonts w:ascii="Times New Roman" w:hAnsi="Times New Roman"/>
+                <w:b w:val="0"/>
+                <w:sz w:val="26"/>
+                <w:rFonts w:ascii="Times New Roman" w:hAnsi="Times New Roman" w:cs="Times New Roman"/>
               </w:rPr>
               <w:t>24</w:t>
             </w:r>
@@ -3820,13 +4150,15 @@
               <w:rPr>
                 <w:rFonts w:ascii="Times New Roman" w:hAnsi="Times New Roman"/>
                 <w:sz w:val="26"/>
-              </w:rPr>
-            </w:r>
-            <w:r>
-              <w:rPr>
-                <w:rFonts w:ascii="Times New Roman" w:hAnsi="Times New Roman"/>
-                <w:b w:val="0"/>
-                <w:sz w:val="26"/>
+                <w:rFonts w:ascii="Times New Roman" w:hAnsi="Times New Roman" w:cs="Times New Roman"/>
+              </w:rPr>
+            </w:r>
+            <w:r>
+              <w:rPr>
+                <w:rFonts w:ascii="Times New Roman" w:hAnsi="Times New Roman"/>
+                <w:b w:val="0"/>
+                <w:sz w:val="26"/>
+                <w:rFonts w:ascii="Times New Roman" w:hAnsi="Times New Roman" w:cs="Times New Roman"/>
               </w:rPr>
               <w:t>Tổng kết năm học</w:t>
             </w:r>
@@ -3845,13 +4177,15 @@
               <w:rPr>
                 <w:rFonts w:ascii="Times New Roman" w:hAnsi="Times New Roman"/>
                 <w:sz w:val="26"/>
-              </w:rPr>
-            </w:r>
-            <w:r>
-              <w:rPr>
-                <w:rFonts w:ascii="Times New Roman" w:hAnsi="Times New Roman"/>
-                <w:b w:val="0"/>
-                <w:sz w:val="26"/>
+                <w:rFonts w:ascii="Times New Roman" w:hAnsi="Times New Roman" w:cs="Times New Roman"/>
+              </w:rPr>
+            </w:r>
+            <w:r>
+              <w:rPr>
+                <w:rFonts w:ascii="Times New Roman" w:hAnsi="Times New Roman"/>
+                <w:b w:val="0"/>
+                <w:sz w:val="26"/>
+                <w:rFonts w:ascii="Times New Roman" w:hAnsi="Times New Roman" w:cs="Times New Roman"/>
               </w:rPr>
               <w:t>35</w:t>
             </w:r>
@@ -3869,13 +4203,15 @@
               <w:rPr>
                 <w:rFonts w:ascii="Times New Roman" w:hAnsi="Times New Roman"/>
                 <w:sz w:val="26"/>
-              </w:rPr>
-            </w:r>
-            <w:r>
-              <w:rPr>
-                <w:rFonts w:ascii="Times New Roman" w:hAnsi="Times New Roman"/>
-                <w:b w:val="0"/>
-                <w:sz w:val="26"/>
+                <w:rFonts w:ascii="Times New Roman" w:hAnsi="Times New Roman" w:cs="Times New Roman"/>
+              </w:rPr>
+            </w:r>
+            <w:r>
+              <w:rPr>
+                <w:rFonts w:ascii="Times New Roman" w:hAnsi="Times New Roman"/>
+                <w:b w:val="0"/>
+                <w:sz w:val="26"/>
+                <w:rFonts w:ascii="Times New Roman" w:hAnsi="Times New Roman" w:cs="Times New Roman"/>
               </w:rPr>
               <w:t>Tổng kết đánh giá kết quả học tập cả năm.</w:t>
             </w:r>
@@ -3898,6 +4234,7 @@
           <w:i/>
           <w:iCs/>
           <w:sz w:val="26"/>
+          <w:rFonts w:ascii="Times New Roman" w:hAnsi="Times New Roman" w:cs="Times New Roman"/>
         </w:rPr>
         <w:t xml:space="preserve">(1) </w:t>
       </w:r>
@@ -3907,6 +4244,7 @@
           <w:i/>
           <w:iCs/>
           <w:sz w:val="26"/>
+          <w:rFonts w:ascii="Times New Roman" w:hAnsi="Times New Roman" w:cs="Times New Roman"/>
         </w:rPr>
         <w:t>Tên bài học/chuyên đề được xây dựng từ nội dung/chủ đề/chuyên đề (được lấy nguyên hoặc thiết kế lại phù hợp với điều kiện thực tế của trường) theo chương trinh, sách giáo khoa môn học/hoạt động giáo dục</w:t>
       </w:r>
@@ -3924,6 +4262,7 @@
           <w:i/>
           <w:iCs/>
           <w:sz w:val="26"/>
+          <w:rFonts w:ascii="Times New Roman" w:hAnsi="Times New Roman" w:cs="Times New Roman"/>
         </w:rPr>
         <w:t>(2) Số tiết được sử dụng để thực hiện bài học, chuyên đề</w:t>
       </w:r>
@@ -3941,6 +4280,7 @@
           <w:i/>
           <w:iCs/>
           <w:sz w:val="26"/>
+          <w:rFonts w:ascii="Times New Roman" w:hAnsi="Times New Roman" w:cs="Times New Roman"/>
         </w:rPr>
         <w:t>(3) Yêu cầu cần đạt theo các đơn vị bài học, chủ đề và xác định yêu cầu cần đạt</w:t>
       </w:r>
@@ -3958,6 +4298,7 @@
           <w:b/>
           <w:bCs/>
           <w:sz w:val="26"/>
+          <w:rFonts w:ascii="Times New Roman" w:hAnsi="Times New Roman" w:cs="Times New Roman"/>
         </w:rPr>
         <w:t>2. Kiểm tra, đánh giá định kì</w:t>
       </w:r>
@@ -3975,6 +4316,7 @@
           <w:b/>
           <w:bCs/>
           <w:sz w:val="26"/>
+          <w:rFonts w:ascii="Times New Roman" w:hAnsi="Times New Roman" w:cs="Times New Roman"/>
         </w:rPr>
         <w:t>Môn Tin lớp 5</w:t>
       </w:r>
@@ -4017,13 +4359,15 @@
               <w:rPr>
                 <w:rFonts w:ascii="Times New Roman" w:hAnsi="Times New Roman"/>
                 <w:sz w:val="26"/>
-              </w:rPr>
-            </w:r>
-            <w:r>
-              <w:rPr>
-                <w:rFonts w:ascii="Times New Roman" w:hAnsi="Times New Roman"/>
-                <w:b/>
-                <w:sz w:val="26"/>
+                <w:rFonts w:ascii="Times New Roman" w:hAnsi="Times New Roman" w:cs="Times New Roman"/>
+              </w:rPr>
+            </w:r>
+            <w:r>
+              <w:rPr>
+                <w:rFonts w:ascii="Times New Roman" w:hAnsi="Times New Roman"/>
+                <w:b/>
+                <w:sz w:val="26"/>
+                <w:rFonts w:ascii="Times New Roman" w:hAnsi="Times New Roman" w:cs="Times New Roman"/>
               </w:rPr>
               <w:t>Bài kiểm tra, đánh giá</w:t>
             </w:r>
@@ -4042,13 +4386,15 @@
               <w:rPr>
                 <w:rFonts w:ascii="Times New Roman" w:hAnsi="Times New Roman"/>
                 <w:sz w:val="26"/>
-              </w:rPr>
-            </w:r>
-            <w:r>
-              <w:rPr>
-                <w:rFonts w:ascii="Times New Roman" w:hAnsi="Times New Roman"/>
-                <w:b/>
-                <w:sz w:val="26"/>
+                <w:rFonts w:ascii="Times New Roman" w:hAnsi="Times New Roman" w:cs="Times New Roman"/>
+              </w:rPr>
+            </w:r>
+            <w:r>
+              <w:rPr>
+                <w:rFonts w:ascii="Times New Roman" w:hAnsi="Times New Roman"/>
+                <w:b/>
+                <w:sz w:val="26"/>
+                <w:rFonts w:ascii="Times New Roman" w:hAnsi="Times New Roman" w:cs="Times New Roman"/>
               </w:rPr>
               <w:t>Thời gian (1)</w:t>
             </w:r>
@@ -4067,13 +4413,15 @@
               <w:rPr>
                 <w:rFonts w:ascii="Times New Roman" w:hAnsi="Times New Roman"/>
                 <w:sz w:val="26"/>
-              </w:rPr>
-            </w:r>
-            <w:r>
-              <w:rPr>
-                <w:rFonts w:ascii="Times New Roman" w:hAnsi="Times New Roman"/>
-                <w:b/>
-                <w:sz w:val="26"/>
+                <w:rFonts w:ascii="Times New Roman" w:hAnsi="Times New Roman" w:cs="Times New Roman"/>
+              </w:rPr>
+            </w:r>
+            <w:r>
+              <w:rPr>
+                <w:rFonts w:ascii="Times New Roman" w:hAnsi="Times New Roman"/>
+                <w:b/>
+                <w:sz w:val="26"/>
+                <w:rFonts w:ascii="Times New Roman" w:hAnsi="Times New Roman" w:cs="Times New Roman"/>
               </w:rPr>
               <w:t>Thời điểm (2)</w:t>
             </w:r>
@@ -4092,13 +4440,15 @@
               <w:rPr>
                 <w:rFonts w:ascii="Times New Roman" w:hAnsi="Times New Roman"/>
                 <w:sz w:val="26"/>
-              </w:rPr>
-            </w:r>
-            <w:r>
-              <w:rPr>
-                <w:rFonts w:ascii="Times New Roman" w:hAnsi="Times New Roman"/>
-                <w:b/>
-                <w:sz w:val="26"/>
+                <w:rFonts w:ascii="Times New Roman" w:hAnsi="Times New Roman" w:cs="Times New Roman"/>
+              </w:rPr>
+            </w:r>
+            <w:r>
+              <w:rPr>
+                <w:rFonts w:ascii="Times New Roman" w:hAnsi="Times New Roman"/>
+                <w:b/>
+                <w:sz w:val="26"/>
+                <w:rFonts w:ascii="Times New Roman" w:hAnsi="Times New Roman" w:cs="Times New Roman"/>
               </w:rPr>
               <w:t>Yêu cầu cần đạt (3)</w:t>
             </w:r>
@@ -4117,13 +4467,15 @@
               <w:rPr>
                 <w:rFonts w:ascii="Times New Roman" w:hAnsi="Times New Roman"/>
                 <w:sz w:val="26"/>
-              </w:rPr>
-            </w:r>
-            <w:r>
-              <w:rPr>
-                <w:rFonts w:ascii="Times New Roman" w:hAnsi="Times New Roman"/>
-                <w:b/>
-                <w:sz w:val="26"/>
+                <w:rFonts w:ascii="Times New Roman" w:hAnsi="Times New Roman" w:cs="Times New Roman"/>
+              </w:rPr>
+            </w:r>
+            <w:r>
+              <w:rPr>
+                <w:rFonts w:ascii="Times New Roman" w:hAnsi="Times New Roman"/>
+                <w:b/>
+                <w:sz w:val="26"/>
+                <w:rFonts w:ascii="Times New Roman" w:hAnsi="Times New Roman" w:cs="Times New Roman"/>
               </w:rPr>
               <w:t>Hình thức (4)</w:t>
             </w:r>
@@ -4146,13 +4498,15 @@
               <w:rPr>
                 <w:rFonts w:ascii="Times New Roman" w:hAnsi="Times New Roman"/>
                 <w:sz w:val="26"/>
-              </w:rPr>
-            </w:r>
-            <w:r>
-              <w:rPr>
-                <w:rFonts w:ascii="Times New Roman" w:hAnsi="Times New Roman"/>
-                <w:b/>
-                <w:sz w:val="26"/>
+                <w:rFonts w:ascii="Times New Roman" w:hAnsi="Times New Roman" w:cs="Times New Roman"/>
+              </w:rPr>
+            </w:r>
+            <w:r>
+              <w:rPr>
+                <w:rFonts w:ascii="Times New Roman" w:hAnsi="Times New Roman"/>
+                <w:b/>
+                <w:sz w:val="26"/>
+                <w:rFonts w:ascii="Times New Roman" w:hAnsi="Times New Roman" w:cs="Times New Roman"/>
               </w:rPr>
               <w:t>Đánh giá định kỳ 1</w:t>
             </w:r>
@@ -4171,13 +4525,15 @@
               <w:rPr>
                 <w:rFonts w:ascii="Times New Roman" w:hAnsi="Times New Roman"/>
                 <w:sz w:val="26"/>
-              </w:rPr>
-            </w:r>
-            <w:r>
-              <w:rPr>
-                <w:rFonts w:ascii="Times New Roman" w:hAnsi="Times New Roman"/>
-                <w:b w:val="0"/>
-                <w:sz w:val="26"/>
+                <w:rFonts w:ascii="Times New Roman" w:hAnsi="Times New Roman" w:cs="Times New Roman"/>
+              </w:rPr>
+            </w:r>
+            <w:r>
+              <w:rPr>
+                <w:rFonts w:ascii="Times New Roman" w:hAnsi="Times New Roman"/>
+                <w:b w:val="0"/>
+                <w:sz w:val="26"/>
+                <w:rFonts w:ascii="Times New Roman" w:hAnsi="Times New Roman" w:cs="Times New Roman"/>
               </w:rPr>
               <w:t>35 phút</w:t>
             </w:r>
@@ -4196,13 +4552,15 @@
               <w:rPr>
                 <w:rFonts w:ascii="Times New Roman" w:hAnsi="Times New Roman"/>
                 <w:sz w:val="26"/>
-              </w:rPr>
-            </w:r>
-            <w:r>
-              <w:rPr>
-                <w:rFonts w:ascii="Times New Roman" w:hAnsi="Times New Roman"/>
-                <w:b w:val="0"/>
-                <w:sz w:val="26"/>
+                <w:rFonts w:ascii="Times New Roman" w:hAnsi="Times New Roman" w:cs="Times New Roman"/>
+              </w:rPr>
+            </w:r>
+            <w:r>
+              <w:rPr>
+                <w:rFonts w:ascii="Times New Roman" w:hAnsi="Times New Roman"/>
+                <w:b w:val="0"/>
+                <w:sz w:val="26"/>
+                <w:rFonts w:ascii="Times New Roman" w:hAnsi="Times New Roman" w:cs="Times New Roman"/>
               </w:rPr>
               <w:t>Tuần 10</w:t>
             </w:r>
@@ -4217,6 +4575,7 @@
               <w:rPr>
                 <w:rFonts w:ascii="Times New Roman" w:hAnsi="Times New Roman"/>
                 <w:sz w:val="26"/>
+                <w:rFonts w:ascii="Times New Roman" w:hAnsi="Times New Roman" w:cs="Times New Roman"/>
               </w:rPr>
               <w:t xml:space="preserve">- Nêu được các khả năng ứng dụng đa dạng của máy tính trong học tập, giải trí, hợp tác và tạo sản phẩm số. </w:t>
             </w:r>
@@ -4226,6 +4585,7 @@
               <w:rPr>
                 <w:rFonts w:ascii="Times New Roman" w:hAnsi="Times New Roman"/>
                 <w:sz w:val="26"/>
+                <w:rFonts w:ascii="Times New Roman" w:hAnsi="Times New Roman" w:cs="Times New Roman"/>
               </w:rPr>
               <w:t xml:space="preserve">- Tìm kiếm thông tin trên website chuyên ngành (thieunien.vn), biết sao chép và chia sẻ tệp qua USB an toàn. </w:t>
             </w:r>
@@ -4235,6 +4595,7 @@
               <w:rPr>
                 <w:rFonts w:ascii="Times New Roman" w:hAnsi="Times New Roman"/>
                 <w:sz w:val="26"/>
+                <w:rFonts w:ascii="Times New Roman" w:hAnsi="Times New Roman" w:cs="Times New Roman"/>
               </w:rPr>
               <w:lastRenderedPageBreak/>
               <w:t xml:space="preserve">- Hiểu tầm quan trọng của việc thu thập thông tin trong giải quyết vấn đề và tinh thần hợp tác nhóm. </w:t>
@@ -4252,6 +4613,7 @@
               <w:rPr>
                 <w:rFonts w:ascii="Times New Roman" w:hAnsi="Times New Roman"/>
                 <w:sz w:val="26"/>
+                <w:rFonts w:ascii="Times New Roman" w:hAnsi="Times New Roman" w:cs="Times New Roman"/>
               </w:rPr>
               <w:t xml:space="preserve">- Thiết lập được cấu trúc cây thư mục hợp lý và sử dụng công cụ tìm kiếm trên máy tính. </w:t>
             </w:r>
@@ -4273,6 +4635,7 @@
               <w:rPr>
                 <w:rFonts w:ascii="Times New Roman" w:hAnsi="Times New Roman"/>
                 <w:sz w:val="26"/>
+                <w:rFonts w:ascii="Times New Roman" w:hAnsi="Times New Roman" w:cs="Times New Roman"/>
               </w:rPr>
               <w:lastRenderedPageBreak/>
               <w:t xml:space="preserve">Bài kiểm tra thực hành trên máy tính </w:t>
@@ -4296,13 +4659,15 @@
               <w:rPr>
                 <w:rFonts w:ascii="Times New Roman" w:hAnsi="Times New Roman"/>
                 <w:sz w:val="26"/>
-              </w:rPr>
-            </w:r>
-            <w:r>
-              <w:rPr>
-                <w:rFonts w:ascii="Times New Roman" w:hAnsi="Times New Roman"/>
-                <w:b/>
-                <w:sz w:val="26"/>
+                <w:rFonts w:ascii="Times New Roman" w:hAnsi="Times New Roman" w:cs="Times New Roman"/>
+              </w:rPr>
+            </w:r>
+            <w:r>
+              <w:rPr>
+                <w:rFonts w:ascii="Times New Roman" w:hAnsi="Times New Roman"/>
+                <w:b/>
+                <w:sz w:val="26"/>
+                <w:rFonts w:ascii="Times New Roman" w:hAnsi="Times New Roman" w:cs="Times New Roman"/>
               </w:rPr>
               <w:t>Đánh giá định kỳ 2</w:t>
             </w:r>
@@ -4321,13 +4686,15 @@
               <w:rPr>
                 <w:rFonts w:ascii="Times New Roman" w:hAnsi="Times New Roman"/>
                 <w:sz w:val="26"/>
-              </w:rPr>
-            </w:r>
-            <w:r>
-              <w:rPr>
-                <w:rFonts w:ascii="Times New Roman" w:hAnsi="Times New Roman"/>
-                <w:b w:val="0"/>
-                <w:sz w:val="26"/>
+                <w:rFonts w:ascii="Times New Roman" w:hAnsi="Times New Roman" w:cs="Times New Roman"/>
+              </w:rPr>
+            </w:r>
+            <w:r>
+              <w:rPr>
+                <w:rFonts w:ascii="Times New Roman" w:hAnsi="Times New Roman"/>
+                <w:b w:val="0"/>
+                <w:sz w:val="26"/>
+                <w:rFonts w:ascii="Times New Roman" w:hAnsi="Times New Roman" w:cs="Times New Roman"/>
               </w:rPr>
               <w:t>35 phút</w:t>
             </w:r>
@@ -4346,13 +4713,15 @@
               <w:rPr>
                 <w:rFonts w:ascii="Times New Roman" w:hAnsi="Times New Roman"/>
                 <w:sz w:val="26"/>
-              </w:rPr>
-            </w:r>
-            <w:r>
-              <w:rPr>
-                <w:rFonts w:ascii="Times New Roman" w:hAnsi="Times New Roman"/>
-                <w:b w:val="0"/>
-                <w:sz w:val="26"/>
+                <w:rFonts w:ascii="Times New Roman" w:hAnsi="Times New Roman" w:cs="Times New Roman"/>
+              </w:rPr>
+            </w:r>
+            <w:r>
+              <w:rPr>
+                <w:rFonts w:ascii="Times New Roman" w:hAnsi="Times New Roman"/>
+                <w:b w:val="0"/>
+                <w:sz w:val="26"/>
+                <w:rFonts w:ascii="Times New Roman" w:hAnsi="Times New Roman" w:cs="Times New Roman"/>
               </w:rPr>
               <w:t>Tuần 19</w:t>
             </w:r>
@@ -4367,6 +4736,7 @@
               <w:rPr>
                 <w:rFonts w:ascii="Times New Roman" w:hAnsi="Times New Roman"/>
                 <w:sz w:val="26"/>
+                <w:rFonts w:ascii="Times New Roman" w:hAnsi="Times New Roman" w:cs="Times New Roman"/>
               </w:rPr>
               <w:t xml:space="preserve">- Hiểu và thực hành đúng quy định về bản quyền nội dung thông tin (ghi nguồn, bảo mật, tôn trọng quyền riêng tư). </w:t>
             </w:r>
@@ -4376,6 +4746,7 @@
               <w:rPr>
                 <w:rFonts w:ascii="Times New Roman" w:hAnsi="Times New Roman"/>
                 <w:sz w:val="26"/>
+                <w:rFonts w:ascii="Times New Roman" w:hAnsi="Times New Roman" w:cs="Times New Roman"/>
               </w:rPr>
               <w:t xml:space="preserve">- Định dạng ký tự nâng cao và thay đổi cách bố trí hình ảnh trong văn bản (Layout Options). </w:t>
             </w:r>
@@ -4385,6 +4756,7 @@
               <w:rPr>
                 <w:rFonts w:ascii="Times New Roman" w:hAnsi="Times New Roman"/>
                 <w:sz w:val="26"/>
+                <w:rFonts w:ascii="Times New Roman" w:hAnsi="Times New Roman" w:cs="Times New Roman"/>
               </w:rPr>
               <w:t xml:space="preserve">- Thực hành thành thạo chỉnh sửa văn bản tiếng Việt trong MS Word. </w:t>
             </w:r>
@@ -4401,6 +4773,7 @@
               <w:rPr>
                 <w:rFonts w:ascii="Times New Roman" w:hAnsi="Times New Roman"/>
                 <w:sz w:val="26"/>
+                <w:rFonts w:ascii="Times New Roman" w:hAnsi="Times New Roman" w:cs="Times New Roman"/>
               </w:rPr>
               <w:t xml:space="preserve">- Sử dụng phần mềm đồ họa (Paint) để thiết kế sản phẩm số (thiệp chúc mừng, chùm bóng bay...). </w:t>
             </w:r>
@@ -4422,6 +4795,7 @@
               <w:rPr>
                 <w:rFonts w:ascii="Times New Roman" w:hAnsi="Times New Roman"/>
                 <w:sz w:val="26"/>
+                <w:rFonts w:ascii="Times New Roman" w:hAnsi="Times New Roman" w:cs="Times New Roman"/>
               </w:rPr>
               <w:t xml:space="preserve">Bài kiểm tra thực hành tạo sản phẩm số trên máy tính </w:t>
             </w:r>
@@ -4444,13 +4818,15 @@
               <w:rPr>
                 <w:rFonts w:ascii="Times New Roman" w:hAnsi="Times New Roman"/>
                 <w:sz w:val="26"/>
-              </w:rPr>
-            </w:r>
-            <w:r>
-              <w:rPr>
-                <w:rFonts w:ascii="Times New Roman" w:hAnsi="Times New Roman"/>
-                <w:b/>
-                <w:sz w:val="26"/>
+                <w:rFonts w:ascii="Times New Roman" w:hAnsi="Times New Roman" w:cs="Times New Roman"/>
+              </w:rPr>
+            </w:r>
+            <w:r>
+              <w:rPr>
+                <w:rFonts w:ascii="Times New Roman" w:hAnsi="Times New Roman"/>
+                <w:b/>
+                <w:sz w:val="26"/>
+                <w:rFonts w:ascii="Times New Roman" w:hAnsi="Times New Roman" w:cs="Times New Roman"/>
               </w:rPr>
               <w:t>Đánh giá định kỳ 3</w:t>
             </w:r>
@@ -4469,13 +4845,15 @@
               <w:rPr>
                 <w:rFonts w:ascii="Times New Roman" w:hAnsi="Times New Roman"/>
                 <w:sz w:val="26"/>
-              </w:rPr>
-            </w:r>
-            <w:r>
-              <w:rPr>
-                <w:rFonts w:ascii="Times New Roman" w:hAnsi="Times New Roman"/>
-                <w:b w:val="0"/>
-                <w:sz w:val="26"/>
+                <w:rFonts w:ascii="Times New Roman" w:hAnsi="Times New Roman" w:cs="Times New Roman"/>
+              </w:rPr>
+            </w:r>
+            <w:r>
+              <w:rPr>
+                <w:rFonts w:ascii="Times New Roman" w:hAnsi="Times New Roman"/>
+                <w:b w:val="0"/>
+                <w:sz w:val="26"/>
+                <w:rFonts w:ascii="Times New Roman" w:hAnsi="Times New Roman" w:cs="Times New Roman"/>
               </w:rPr>
               <w:t>35 phút</w:t>
             </w:r>
@@ -4494,13 +4872,15 @@
               <w:rPr>
                 <w:rFonts w:ascii="Times New Roman" w:hAnsi="Times New Roman"/>
                 <w:sz w:val="26"/>
-              </w:rPr>
-            </w:r>
-            <w:r>
-              <w:rPr>
-                <w:rFonts w:ascii="Times New Roman" w:hAnsi="Times New Roman"/>
-                <w:b w:val="0"/>
-                <w:sz w:val="26"/>
+                <w:rFonts w:ascii="Times New Roman" w:hAnsi="Times New Roman" w:cs="Times New Roman"/>
+              </w:rPr>
+            </w:r>
+            <w:r>
+              <w:rPr>
+                <w:rFonts w:ascii="Times New Roman" w:hAnsi="Times New Roman"/>
+                <w:b w:val="0"/>
+                <w:sz w:val="26"/>
+                <w:rFonts w:ascii="Times New Roman" w:hAnsi="Times New Roman" w:cs="Times New Roman"/>
               </w:rPr>
               <w:t>Tuần 28</w:t>
             </w:r>
@@ -4515,6 +4895,7 @@
               <w:rPr>
                 <w:rFonts w:ascii="Times New Roman" w:hAnsi="Times New Roman"/>
                 <w:sz w:val="26"/>
+                <w:rFonts w:ascii="Times New Roman" w:hAnsi="Times New Roman" w:cs="Times New Roman"/>
               </w:rPr>
               <w:t xml:space="preserve">- Khai thác video hướng dẫn tạo đồ dùng/sản phẩm thủ công đơn giản. </w:t>
             </w:r>
@@ -4524,6 +4905,7 @@
               <w:rPr>
                 <w:rFonts w:ascii="Times New Roman" w:hAnsi="Times New Roman"/>
                 <w:sz w:val="26"/>
+                <w:rFonts w:ascii="Times New Roman" w:hAnsi="Times New Roman" w:cs="Times New Roman"/>
               </w:rPr>
               <w:t>- Ứng dụng lập trình Scratch nâng cao:</w:t>
             </w:r>
@@ -4533,6 +4915,7 @@
               <w:rPr>
                 <w:rFonts w:ascii="Times New Roman" w:hAnsi="Times New Roman"/>
                 <w:sz w:val="26"/>
+                <w:rFonts w:ascii="Times New Roman" w:hAnsi="Times New Roman" w:cs="Times New Roman"/>
               </w:rPr>
               <w:t xml:space="preserve">+ Nêu ví dụ và viết chương trình sử dụng </w:t>
             </w:r>
@@ -4542,6 +4925,7 @@
                 <w:b/>
                 <w:bCs/>
                 <w:sz w:val="26"/>
+                <w:rFonts w:ascii="Times New Roman" w:hAnsi="Times New Roman" w:cs="Times New Roman"/>
               </w:rPr>
               <w:t>Cấu trúc tuần tự</w:t>
             </w:r>
@@ -4549,6 +4933,7 @@
               <w:rPr>
                 <w:rFonts w:ascii="Times New Roman" w:hAnsi="Times New Roman"/>
                 <w:sz w:val="26"/>
+                <w:rFonts w:ascii="Times New Roman" w:hAnsi="Times New Roman" w:cs="Times New Roman"/>
               </w:rPr>
               <w:t xml:space="preserve">. </w:t>
             </w:r>
@@ -4558,6 +4943,7 @@
               <w:rPr>
                 <w:rFonts w:ascii="Times New Roman" w:hAnsi="Times New Roman"/>
                 <w:sz w:val="26"/>
+                <w:rFonts w:ascii="Times New Roman" w:hAnsi="Times New Roman" w:cs="Times New Roman"/>
               </w:rPr>
               <w:t xml:space="preserve">+ Phân biệt và sử dụng thành thạo các </w:t>
             </w:r>
@@ -4567,6 +4953,7 @@
                 <w:b/>
                 <w:bCs/>
                 <w:sz w:val="26"/>
+                <w:rFonts w:ascii="Times New Roman" w:hAnsi="Times New Roman" w:cs="Times New Roman"/>
               </w:rPr>
               <w:t>Cấu trúc lặp</w:t>
             </w:r>
@@ -4574,6 +4961,7 @@
               <w:rPr>
                 <w:rFonts w:ascii="Times New Roman" w:hAnsi="Times New Roman"/>
                 <w:sz w:val="26"/>
+                <w:rFonts w:ascii="Times New Roman" w:hAnsi="Times New Roman" w:cs="Times New Roman"/>
               </w:rPr>
               <w:t xml:space="preserve"> (lặp số lần biết </w:t>
             </w:r>
@@ -4581,6 +4969,7 @@
               <w:rPr>
                 <w:rFonts w:ascii="Times New Roman" w:hAnsi="Times New Roman"/>
                 <w:sz w:val="26"/>
+                <w:rFonts w:ascii="Times New Roman" w:hAnsi="Times New Roman" w:cs="Times New Roman"/>
               </w:rPr>
               <w:lastRenderedPageBreak/>
               <w:t xml:space="preserve">trước, lặp liên tục, lặp có điều kiện). </w:t>
@@ -4598,6 +4987,7 @@
               <w:rPr>
                 <w:rFonts w:ascii="Times New Roman" w:hAnsi="Times New Roman"/>
                 <w:sz w:val="26"/>
+                <w:rFonts w:ascii="Times New Roman" w:hAnsi="Times New Roman" w:cs="Times New Roman"/>
               </w:rPr>
               <w:t xml:space="preserve">+ Nêu ví dụ và áp dụng </w:t>
             </w:r>
@@ -4607,6 +4997,7 @@
                 <w:b/>
                 <w:bCs/>
                 <w:sz w:val="26"/>
+                <w:rFonts w:ascii="Times New Roman" w:hAnsi="Times New Roman" w:cs="Times New Roman"/>
               </w:rPr>
               <w:t>Cấu trúc rẽ nhánh</w:t>
             </w:r>
@@ -4614,6 +5005,7 @@
               <w:rPr>
                 <w:rFonts w:ascii="Times New Roman" w:hAnsi="Times New Roman"/>
                 <w:sz w:val="26"/>
+                <w:rFonts w:ascii="Times New Roman" w:hAnsi="Times New Roman" w:cs="Times New Roman"/>
               </w:rPr>
               <w:t xml:space="preserve"> (dạng thiếu nếu... thì, dạng đủ nếu... thì... nếu không thì). </w:t>
             </w:r>
@@ -4635,6 +5027,7 @@
               <w:rPr>
                 <w:rFonts w:ascii="Times New Roman" w:hAnsi="Times New Roman"/>
                 <w:sz w:val="26"/>
+                <w:rFonts w:ascii="Times New Roman" w:hAnsi="Times New Roman" w:cs="Times New Roman"/>
               </w:rPr>
               <w:lastRenderedPageBreak/>
               <w:t xml:space="preserve">Bài kiểm tra thực hành lập trình trên máy tính </w:t>
@@ -4658,13 +5051,15 @@
               <w:rPr>
                 <w:rFonts w:ascii="Times New Roman" w:hAnsi="Times New Roman"/>
                 <w:sz w:val="26"/>
-              </w:rPr>
-            </w:r>
-            <w:r>
-              <w:rPr>
-                <w:rFonts w:ascii="Times New Roman" w:hAnsi="Times New Roman"/>
-                <w:b/>
-                <w:sz w:val="26"/>
+                <w:rFonts w:ascii="Times New Roman" w:hAnsi="Times New Roman" w:cs="Times New Roman"/>
+              </w:rPr>
+            </w:r>
+            <w:r>
+              <w:rPr>
+                <w:rFonts w:ascii="Times New Roman" w:hAnsi="Times New Roman"/>
+                <w:b/>
+                <w:sz w:val="26"/>
+                <w:rFonts w:ascii="Times New Roman" w:hAnsi="Times New Roman" w:cs="Times New Roman"/>
               </w:rPr>
               <w:t>Đánh giá định kỳ 4</w:t>
             </w:r>
@@ -4683,13 +5078,15 @@
               <w:rPr>
                 <w:rFonts w:ascii="Times New Roman" w:hAnsi="Times New Roman"/>
                 <w:sz w:val="26"/>
-              </w:rPr>
-            </w:r>
-            <w:r>
-              <w:rPr>
-                <w:rFonts w:ascii="Times New Roman" w:hAnsi="Times New Roman"/>
-                <w:b w:val="0"/>
-                <w:sz w:val="26"/>
+                <w:rFonts w:ascii="Times New Roman" w:hAnsi="Times New Roman" w:cs="Times New Roman"/>
+              </w:rPr>
+            </w:r>
+            <w:r>
+              <w:rPr>
+                <w:rFonts w:ascii="Times New Roman" w:hAnsi="Times New Roman"/>
+                <w:b w:val="0"/>
+                <w:sz w:val="26"/>
+                <w:rFonts w:ascii="Times New Roman" w:hAnsi="Times New Roman" w:cs="Times New Roman"/>
               </w:rPr>
               <w:t>35 phút</w:t>
             </w:r>
@@ -4708,13 +5105,15 @@
               <w:rPr>
                 <w:rFonts w:ascii="Times New Roman" w:hAnsi="Times New Roman"/>
                 <w:sz w:val="26"/>
-              </w:rPr>
-            </w:r>
-            <w:r>
-              <w:rPr>
-                <w:rFonts w:ascii="Times New Roman" w:hAnsi="Times New Roman"/>
-                <w:b w:val="0"/>
-                <w:sz w:val="26"/>
+                <w:rFonts w:ascii="Times New Roman" w:hAnsi="Times New Roman" w:cs="Times New Roman"/>
+              </w:rPr>
+            </w:r>
+            <w:r>
+              <w:rPr>
+                <w:rFonts w:ascii="Times New Roman" w:hAnsi="Times New Roman"/>
+                <w:b w:val="0"/>
+                <w:sz w:val="26"/>
+                <w:rFonts w:ascii="Times New Roman" w:hAnsi="Times New Roman" w:cs="Times New Roman"/>
               </w:rPr>
               <w:t>Tuần 34</w:t>
             </w:r>
@@ -4729,6 +5128,7 @@
               <w:rPr>
                 <w:rFonts w:ascii="Times New Roman" w:hAnsi="Times New Roman"/>
                 <w:sz w:val="26"/>
+                <w:rFonts w:ascii="Times New Roman" w:hAnsi="Times New Roman" w:cs="Times New Roman"/>
               </w:rPr>
               <w:t xml:space="preserve">- Tạo, gán và thay đổi giá trị của </w:t>
             </w:r>
@@ -4738,6 +5138,7 @@
                 <w:b/>
                 <w:bCs/>
                 <w:sz w:val="26"/>
+                <w:rFonts w:ascii="Times New Roman" w:hAnsi="Times New Roman" w:cs="Times New Roman"/>
               </w:rPr>
               <w:t>Biến số</w:t>
             </w:r>
@@ -4745,6 +5146,7 @@
               <w:rPr>
                 <w:rFonts w:ascii="Times New Roman" w:hAnsi="Times New Roman"/>
                 <w:sz w:val="26"/>
+                <w:rFonts w:ascii="Times New Roman" w:hAnsi="Times New Roman" w:cs="Times New Roman"/>
               </w:rPr>
               <w:t xml:space="preserve"> (biến trả lời và biến tự đặt). </w:t>
             </w:r>
@@ -4754,6 +5156,7 @@
               <w:rPr>
                 <w:rFonts w:ascii="Times New Roman" w:hAnsi="Times New Roman"/>
                 <w:sz w:val="26"/>
+                <w:rFonts w:ascii="Times New Roman" w:hAnsi="Times New Roman" w:cs="Times New Roman"/>
               </w:rPr>
               <w:t xml:space="preserve">- Sử dụng phép toán số học, so sánh, ghép xâu để tạo </w:t>
             </w:r>
@@ -4763,6 +5166,7 @@
                 <w:b/>
                 <w:bCs/>
                 <w:sz w:val="26"/>
+                <w:rFonts w:ascii="Times New Roman" w:hAnsi="Times New Roman" w:cs="Times New Roman"/>
               </w:rPr>
               <w:t>Biểu thức</w:t>
             </w:r>
@@ -4770,6 +5174,7 @@
               <w:rPr>
                 <w:rFonts w:ascii="Times New Roman" w:hAnsi="Times New Roman"/>
                 <w:sz w:val="26"/>
+                <w:rFonts w:ascii="Times New Roman" w:hAnsi="Times New Roman" w:cs="Times New Roman"/>
               </w:rPr>
               <w:t xml:space="preserve"> trong chương trình. </w:t>
             </w:r>
@@ -4786,6 +5191,7 @@
               <w:rPr>
                 <w:rFonts w:ascii="Times New Roman" w:hAnsi="Times New Roman"/>
                 <w:sz w:val="26"/>
+                <w:rFonts w:ascii="Times New Roman" w:hAnsi="Times New Roman" w:cs="Times New Roman"/>
               </w:rPr>
               <w:t xml:space="preserve">- Thực hiện hoàn chỉnh quy trình: </w:t>
             </w:r>
@@ -4795,6 +5201,7 @@
                 <w:b/>
                 <w:bCs/>
                 <w:sz w:val="26"/>
+                <w:rFonts w:ascii="Times New Roman" w:hAnsi="Times New Roman" w:cs="Times New Roman"/>
               </w:rPr>
               <w:t xml:space="preserve">Viết kịch bản </w:t>
             </w:r>
@@ -4812,6 +5219,7 @@
                 <w:b/>
                 <w:bCs/>
                 <w:sz w:val="26"/>
+                <w:rFonts w:ascii="Times New Roman" w:hAnsi="Times New Roman" w:cs="Times New Roman"/>
               </w:rPr>
               <w:t xml:space="preserve"> Lập trình </w:t>
             </w:r>
@@ -4829,6 +5237,7 @@
                 <w:b/>
                 <w:bCs/>
                 <w:sz w:val="26"/>
+                <w:rFonts w:ascii="Times New Roman" w:hAnsi="Times New Roman" w:cs="Times New Roman"/>
               </w:rPr>
               <w:t xml:space="preserve"> Chạy thử &amp; Sửa lỗi</w:t>
             </w:r>
@@ -4836,6 +5245,7 @@
               <w:rPr>
                 <w:rFonts w:ascii="Times New Roman" w:hAnsi="Times New Roman"/>
                 <w:sz w:val="26"/>
+                <w:rFonts w:ascii="Times New Roman" w:hAnsi="Times New Roman" w:cs="Times New Roman"/>
               </w:rPr>
               <w:t xml:space="preserve"> sản phẩm/trò chơi Scratch. </w:t>
             </w:r>
@@ -4857,6 +5267,7 @@
               <w:rPr>
                 <w:rFonts w:ascii="Times New Roman" w:hAnsi="Times New Roman"/>
                 <w:sz w:val="26"/>
+                <w:rFonts w:ascii="Times New Roman" w:hAnsi="Times New Roman" w:cs="Times New Roman"/>
               </w:rPr>
               <w:t xml:space="preserve">Bài kiểm tra thực hành tổng hợp tạo dự án/trò chơi Scratch </w:t>
             </w:r>
@@ -4891,6 +5302,7 @@
           <w:iCs/>
           <w:color w:val="000000"/>
           <w:sz w:val="26"/>
+          <w:rFonts w:ascii="Times New Roman" w:hAnsi="Times New Roman" w:cs="Times New Roman"/>
         </w:rPr>
         <w:t>Thời gian làm bài kiểm tra, đánh giá</w:t>
       </w:r>
@@ -4922,6 +5334,7 @@
           <w:iCs/>
           <w:color w:val="000000"/>
           <w:sz w:val="26"/>
+          <w:rFonts w:ascii="Times New Roman" w:hAnsi="Times New Roman" w:cs="Times New Roman"/>
         </w:rPr>
         <w:t>Tuần thứ, tháng, năm thực hiện bài kiểm tra đánh giá</w:t>
       </w:r>
@@ -4953,6 +5366,7 @@
           <w:iCs/>
           <w:color w:val="000000"/>
           <w:sz w:val="26"/>
+          <w:rFonts w:ascii="Times New Roman" w:hAnsi="Times New Roman" w:cs="Times New Roman"/>
         </w:rPr>
         <w:t>Yêu cầu cần đạt thời điểm kiểm tra đánh giá (Theo phân phối chương trình)</w:t>
       </w:r>
@@ -4983,6 +5397,7 @@
           <w:iCs/>
           <w:color w:val="000000"/>
           <w:sz w:val="26"/>
+          <w:rFonts w:ascii="Times New Roman" w:hAnsi="Times New Roman" w:cs="Times New Roman"/>
         </w:rPr>
         <w:lastRenderedPageBreak/>
         <w:t>Hình thức bài kiểm tra đánh giá: Viết (trên giấy hoặc máy tính); bài thực hành; dự án học tập</w:t>
@@ -5001,6 +5416,7 @@
           <w:b/>
           <w:bCs/>
           <w:sz w:val="26"/>
+          <w:rFonts w:ascii="Times New Roman" w:hAnsi="Times New Roman" w:cs="Times New Roman"/>
         </w:rPr>
         <w:t>III. Các nội dung khác (Nếu có)</w:t>
       </w:r>
@@ -5060,6 +5476,7 @@
                 <w:bCs/>
                 <w:sz w:val="26"/>
                 <w:szCs w:val="26"/>
+                <w:rFonts w:ascii="Times New Roman" w:hAnsi="Times New Roman" w:cs="Times New Roman"/>
               </w:rPr>
               <w:t>TỔ TRƯỞNG</w:t>
             </w:r>
@@ -5082,6 +5499,7 @@
                 <w:iCs/>
                 <w:sz w:val="26"/>
                 <w:szCs w:val="26"/>
+                <w:rFonts w:ascii="Times New Roman" w:hAnsi="Times New Roman" w:cs="Times New Roman"/>
               </w:rPr>
               <w:t>(Ký, ghi rõ họ tên)</w:t>
             </w:r>
@@ -5109,6 +5527,7 @@
                 <w:iCs/>
                 <w:sz w:val="26"/>
                 <w:szCs w:val="26"/>
+                <w:rFonts w:ascii="Times New Roman" w:hAnsi="Times New Roman" w:cs="Times New Roman"/>
               </w:rPr>
               <w:t>Hoài Đức, ngày    tháng     năm 2026</w:t>
             </w:r>
@@ -5131,6 +5550,7 @@
                 <w:bCs/>
                 <w:sz w:val="26"/>
                 <w:szCs w:val="26"/>
+                <w:rFonts w:ascii="Times New Roman" w:hAnsi="Times New Roman" w:cs="Times New Roman"/>
               </w:rPr>
               <w:t>HIỆU TRƯỞNG</w:t>
             </w:r>
@@ -5155,6 +5575,7 @@
                 <w:iCs/>
                 <w:sz w:val="26"/>
                 <w:szCs w:val="26"/>
+                <w:rFonts w:ascii="Times New Roman" w:hAnsi="Times New Roman" w:cs="Times New Roman"/>
               </w:rPr>
               <w:t>(</w:t>
             </w:r>
@@ -5165,6 +5586,7 @@
                 <w:iCs/>
                 <w:sz w:val="26"/>
                 <w:szCs w:val="26"/>
+                <w:rFonts w:ascii="Times New Roman" w:hAnsi="Times New Roman" w:cs="Times New Roman"/>
               </w:rPr>
               <w:t>Ký và ghi rõ họ tên)</w:t>
             </w:r>

--- a/Hệ thống mẫu văn bản/Nguyên đã làm/Kế hoạch dạy học Tin học từng lớp/Kế hoạch dạy học môn Tin học - Lớp 5 - 2026 - 2027.docx
+++ b/Hệ thống mẫu văn bản/Nguyên đã làm/Kế hoạch dạy học Tin học từng lớp/Kế hoạch dạy học môn Tin học - Lớp 5 - 2026 - 2027.docx
@@ -1365,6 +1365,2685 @@
         <w:t>Kế hoạch dạy học</w:t>
       </w:r>
     </w:p>
+    <w:tbl>
+      <w:tblPr>
+        <w:tblW w:type="auto" w:w="0"/>
+        <w:jc w:val="center"/>
+        <w:tblLook w:firstColumn="1" w:firstRow="1" w:lastColumn="0" w:lastRow="0" w:noHBand="0" w:noVBand="1" w:val="04A0"/>
+        <w:tblBorders>
+          <w:top w:val="single" w:sz="4" w:space="0" w:color="000000"/>
+          <w:left w:val="single" w:sz="4" w:space="0" w:color="000000"/>
+          <w:bottom w:val="single" w:sz="4" w:space="0" w:color="000000"/>
+          <w:right w:val="single" w:sz="4" w:space="0" w:color="000000"/>
+          <w:insideH w:val="single" w:sz="4" w:space="0" w:color="000000"/>
+          <w:insideV w:val="single" w:sz="4" w:space="0" w:color="000000"/>
+        </w:tblBorders>
+      </w:tblPr>
+      <w:tblGrid>
+        <w:gridCol w:w="1862"/>
+        <w:gridCol w:w="1862"/>
+        <w:gridCol w:w="1862"/>
+        <w:gridCol w:w="1862"/>
+        <w:gridCol w:w="1862"/>
+      </w:tblGrid>
+      <w:tr>
+        <w:tc>
+          <w:tcPr>
+            <w:tcW w:type="dxa" w:w="680"/>
+            <w:vAlign w:val="center"/>
+          </w:tcPr>
+          <w:p>
+            <w:pPr>
+              <w:spacing w:before="40" w:after="40" w:line="276" w:lineRule="auto"/>
+              <w:jc w:val="center"/>
+            </w:pPr>
+            <w:r>
+              <w:rPr>
+                <w:rFonts w:ascii="Times New Roman" w:hAnsi="Times New Roman"/>
+                <w:b/>
+                <w:sz w:val="26"/>
+                <w:rFonts w:ascii="Times New Roman" w:hAnsi="Times New Roman" w:cs="Times New Roman"/>
+              </w:rPr>
+              <w:t>STT</w:t>
+            </w:r>
+          </w:p>
+        </w:tc>
+        <w:tc>
+          <w:tcPr>
+            <w:tcW w:type="dxa" w:w="3118"/>
+            <w:vAlign w:val="center"/>
+          </w:tcPr>
+          <w:p>
+            <w:pPr>
+              <w:spacing w:before="40" w:after="40" w:line="276" w:lineRule="auto"/>
+              <w:jc w:val="left"/>
+            </w:pPr>
+            <w:r>
+              <w:rPr>
+                <w:rFonts w:ascii="Times New Roman" w:hAnsi="Times New Roman"/>
+                <w:b/>
+                <w:sz w:val="26"/>
+                <w:rFonts w:ascii="Times New Roman" w:hAnsi="Times New Roman" w:cs="Times New Roman"/>
+              </w:rPr>
+              <w:t>Bài học (1)</w:t>
+            </w:r>
+          </w:p>
+        </w:tc>
+        <w:tc>
+          <w:tcPr>
+            <w:tcW w:type="dxa" w:w="850"/>
+            <w:vAlign w:val="center"/>
+          </w:tcPr>
+          <w:p>
+            <w:pPr>
+              <w:spacing w:before="40" w:after="40" w:line="276" w:lineRule="auto"/>
+              <w:jc w:val="center"/>
+            </w:pPr>
+            <w:r>
+              <w:rPr>
+                <w:rFonts w:ascii="Times New Roman" w:hAnsi="Times New Roman"/>
+                <w:b/>
+                <w:sz w:val="26"/>
+                <w:rFonts w:ascii="Times New Roman" w:hAnsi="Times New Roman" w:cs="Times New Roman"/>
+              </w:rPr>
+              <w:t>Số tiết (2)</w:t>
+            </w:r>
+          </w:p>
+        </w:tc>
+        <w:tc>
+          <w:tcPr>
+            <w:tcW w:type="dxa" w:w="1247"/>
+            <w:vAlign w:val="center"/>
+          </w:tcPr>
+          <w:p>
+            <w:pPr>
+              <w:spacing w:before="40" w:after="40" w:line="276" w:lineRule="auto"/>
+              <w:jc w:val="center"/>
+            </w:pPr>
+            <w:r>
+              <w:rPr>
+                <w:rFonts w:ascii="Times New Roman" w:hAnsi="Times New Roman"/>
+                <w:b/>
+                <w:sz w:val="26"/>
+                <w:rFonts w:ascii="Times New Roman" w:hAnsi="Times New Roman" w:cs="Times New Roman"/>
+              </w:rPr>
+              <w:t>Tiết theo PPCT</w:t>
+            </w:r>
+          </w:p>
+        </w:tc>
+        <w:tc>
+          <w:tcPr>
+            <w:tcW w:type="dxa" w:w="3402"/>
+            <w:vAlign w:val="center"/>
+          </w:tcPr>
+          <w:p>
+            <w:pPr>
+              <w:spacing w:before="40" w:after="40" w:line="276" w:lineRule="auto"/>
+              <w:jc w:val="left"/>
+            </w:pPr>
+            <w:r>
+              <w:rPr>
+                <w:rFonts w:ascii="Times New Roman" w:hAnsi="Times New Roman"/>
+                <w:b/>
+                <w:sz w:val="26"/>
+                <w:rFonts w:ascii="Times New Roman" w:hAnsi="Times New Roman" w:cs="Times New Roman"/>
+              </w:rPr>
+              <w:t>Yêu cầu cần đạt (3)</w:t>
+            </w:r>
+          </w:p>
+        </w:tc>
+      </w:tr>
+      <w:tr>
+        <w:tc>
+          <w:tcPr>
+            <w:tcW w:type="dxa" w:w="680"/>
+            <w:vAlign w:val="center"/>
+          </w:tcPr>
+          <w:p>
+            <w:pPr>
+              <w:spacing w:before="40" w:after="40" w:line="276" w:lineRule="auto"/>
+              <w:jc w:val="center"/>
+            </w:pPr>
+            <w:r>
+              <w:rPr>
+                <w:rFonts w:ascii="Times New Roman" w:hAnsi="Times New Roman"/>
+                <w:sz w:val="26"/>
+                <w:rFonts w:ascii="Times New Roman" w:hAnsi="Times New Roman" w:cs="Times New Roman"/>
+              </w:rPr>
+              <w:t>1</w:t>
+            </w:r>
+          </w:p>
+        </w:tc>
+        <w:tc>
+          <w:tcPr>
+            <w:tcW w:type="dxa" w:w="3118"/>
+            <w:vAlign w:val="center"/>
+          </w:tcPr>
+          <w:p>
+            <w:pPr>
+              <w:spacing w:before="40" w:after="40" w:line="276" w:lineRule="auto"/>
+              <w:jc w:val="both"/>
+            </w:pPr>
+            <w:r>
+              <w:rPr>
+                <w:rFonts w:ascii="Times New Roman" w:hAnsi="Times New Roman"/>
+                <w:sz w:val="26"/>
+                <w:rFonts w:ascii="Times New Roman" w:hAnsi="Times New Roman" w:cs="Times New Roman"/>
+              </w:rPr>
+              <w:t>Tiết 0: Định hướng môn học</w:t>
+            </w:r>
+          </w:p>
+        </w:tc>
+        <w:tc>
+          <w:tcPr>
+            <w:tcW w:type="dxa" w:w="850"/>
+            <w:vAlign w:val="center"/>
+          </w:tcPr>
+          <w:p>
+            <w:pPr>
+              <w:spacing w:before="40" w:after="40" w:line="276" w:lineRule="auto"/>
+              <w:jc w:val="center"/>
+            </w:pPr>
+            <w:r>
+              <w:rPr>
+                <w:rFonts w:ascii="Times New Roman" w:hAnsi="Times New Roman"/>
+                <w:sz w:val="26"/>
+                <w:rFonts w:ascii="Times New Roman" w:hAnsi="Times New Roman" w:cs="Times New Roman"/>
+              </w:rPr>
+              <w:t>1</w:t>
+            </w:r>
+          </w:p>
+        </w:tc>
+        <w:tc>
+          <w:tcPr>
+            <w:tcW w:type="dxa" w:w="1247"/>
+            <w:vAlign w:val="center"/>
+          </w:tcPr>
+          <w:p>
+            <w:pPr>
+              <w:spacing w:before="40" w:after="40" w:line="276" w:lineRule="auto"/>
+              <w:jc w:val="center"/>
+            </w:pPr>
+            <w:r>
+              <w:rPr>
+                <w:rFonts w:ascii="Times New Roman" w:hAnsi="Times New Roman"/>
+                <w:sz w:val="26"/>
+                <w:rFonts w:ascii="Times New Roman" w:hAnsi="Times New Roman" w:cs="Times New Roman"/>
+              </w:rPr>
+              <w:t>1</w:t>
+            </w:r>
+          </w:p>
+        </w:tc>
+        <w:tc>
+          <w:tcPr>
+            <w:tcW w:type="dxa" w:w="3402"/>
+            <w:vAlign w:val="center"/>
+          </w:tcPr>
+          <w:p>
+            <w:pPr>
+              <w:spacing w:before="40" w:after="40" w:line="276" w:lineRule="auto"/>
+              <w:jc w:val="both"/>
+            </w:pPr>
+            <w:r>
+              <w:rPr>
+                <w:rFonts w:ascii="Times New Roman" w:hAnsi="Times New Roman"/>
+                <w:sz w:val="26"/>
+                <w:rFonts w:ascii="Times New Roman" w:hAnsi="Times New Roman" w:cs="Times New Roman"/>
+              </w:rPr>
+              <w:t>Giới thiệu tổng quan môn học Tin học, phương pháp học tập hiệu quả, các quy định an toàn và nội quy phòng học bộ môn.</w:t>
+            </w:r>
+          </w:p>
+        </w:tc>
+      </w:tr>
+      <w:tr>
+        <w:tc>
+          <w:tcPr>
+            <w:tcW w:type="dxa" w:w="680"/>
+            <w:vAlign w:val="center"/>
+          </w:tcPr>
+          <w:p>
+            <w:pPr>
+              <w:spacing w:before="40" w:after="40" w:line="276" w:lineRule="auto"/>
+              <w:jc w:val="center"/>
+            </w:pPr>
+            <w:r>
+              <w:rPr>
+                <w:rFonts w:ascii="Times New Roman" w:hAnsi="Times New Roman"/>
+                <w:sz w:val="26"/>
+                <w:rFonts w:ascii="Times New Roman" w:hAnsi="Times New Roman" w:cs="Times New Roman"/>
+              </w:rPr>
+              <w:t>2</w:t>
+            </w:r>
+          </w:p>
+        </w:tc>
+        <w:tc>
+          <w:tcPr>
+            <w:tcW w:type="dxa" w:w="3118"/>
+            <w:vAlign w:val="center"/>
+          </w:tcPr>
+          <w:p>
+            <w:pPr>
+              <w:spacing w:before="40" w:after="40" w:line="276" w:lineRule="auto"/>
+              <w:jc w:val="both"/>
+            </w:pPr>
+            <w:r>
+              <w:rPr>
+                <w:rFonts w:ascii="Times New Roman" w:hAnsi="Times New Roman"/>
+                <w:sz w:val="26"/>
+                <w:rFonts w:ascii="Times New Roman" w:hAnsi="Times New Roman" w:cs="Times New Roman"/>
+              </w:rPr>
+              <w:t>Bài 1: Em có thể làm gì với máy tính?</w:t>
+            </w:r>
+          </w:p>
+        </w:tc>
+        <w:tc>
+          <w:tcPr>
+            <w:tcW w:type="dxa" w:w="850"/>
+            <w:vAlign w:val="center"/>
+          </w:tcPr>
+          <w:p>
+            <w:pPr>
+              <w:spacing w:before="40" w:after="40" w:line="276" w:lineRule="auto"/>
+              <w:jc w:val="center"/>
+            </w:pPr>
+            <w:r>
+              <w:rPr>
+                <w:rFonts w:ascii="Times New Roman" w:hAnsi="Times New Roman"/>
+                <w:sz w:val="26"/>
+                <w:rFonts w:ascii="Times New Roman" w:hAnsi="Times New Roman" w:cs="Times New Roman"/>
+              </w:rPr>
+              <w:t>1</w:t>
+            </w:r>
+          </w:p>
+        </w:tc>
+        <w:tc>
+          <w:tcPr>
+            <w:tcW w:type="dxa" w:w="1247"/>
+            <w:vAlign w:val="center"/>
+          </w:tcPr>
+          <w:p>
+            <w:pPr>
+              <w:spacing w:before="40" w:after="40" w:line="276" w:lineRule="auto"/>
+              <w:jc w:val="center"/>
+            </w:pPr>
+            <w:r>
+              <w:rPr>
+                <w:rFonts w:ascii="Times New Roman" w:hAnsi="Times New Roman"/>
+                <w:sz w:val="26"/>
+                <w:rFonts w:ascii="Times New Roman" w:hAnsi="Times New Roman" w:cs="Times New Roman"/>
+              </w:rPr>
+              <w:t>2</w:t>
+            </w:r>
+          </w:p>
+        </w:tc>
+        <w:tc>
+          <w:tcPr>
+            <w:tcW w:type="dxa" w:w="3402"/>
+            <w:vAlign w:val="center"/>
+          </w:tcPr>
+          <w:p>
+            <w:pPr>
+              <w:spacing w:before="40" w:after="40" w:line="276" w:lineRule="auto"/>
+              <w:jc w:val="both"/>
+            </w:pPr>
+            <w:r>
+              <w:rPr>
+                <w:rFonts w:ascii="Times New Roman" w:hAnsi="Times New Roman"/>
+                <w:sz w:val="26"/>
+                <w:rFonts w:ascii="Times New Roman" w:hAnsi="Times New Roman" w:cs="Times New Roman"/>
+              </w:rPr>
+              <w:t>- Nêu ví dụ máy tính giúp học tập, giải trí, tìm kiếm, trao đổi thông tin, hợp tác và tạo sản phẩm số.  - Thể hiện mong muốn sử dụng thành thạo máy tính.</w:t>
+            </w:r>
+          </w:p>
+        </w:tc>
+      </w:tr>
+      <w:tr>
+        <w:tc>
+          <w:tcPr>
+            <w:tcW w:type="dxa" w:w="680"/>
+            <w:vAlign w:val="center"/>
+          </w:tcPr>
+          <w:p>
+            <w:pPr>
+              <w:spacing w:before="40" w:after="40" w:line="276" w:lineRule="auto"/>
+              <w:jc w:val="center"/>
+            </w:pPr>
+            <w:r>
+              <w:rPr>
+                <w:rFonts w:ascii="Times New Roman" w:hAnsi="Times New Roman"/>
+                <w:sz w:val="26"/>
+                <w:rFonts w:ascii="Times New Roman" w:hAnsi="Times New Roman" w:cs="Times New Roman"/>
+              </w:rPr>
+              <w:t>3</w:t>
+            </w:r>
+          </w:p>
+        </w:tc>
+        <w:tc>
+          <w:tcPr>
+            <w:tcW w:type="dxa" w:w="3118"/>
+            <w:vAlign w:val="center"/>
+          </w:tcPr>
+          <w:p>
+            <w:pPr>
+              <w:spacing w:before="40" w:after="40" w:line="276" w:lineRule="auto"/>
+              <w:jc w:val="both"/>
+            </w:pPr>
+            <w:r>
+              <w:rPr>
+                <w:rFonts w:ascii="Times New Roman" w:hAnsi="Times New Roman"/>
+                <w:sz w:val="26"/>
+                <w:rFonts w:ascii="Times New Roman" w:hAnsi="Times New Roman" w:cs="Times New Roman"/>
+              </w:rPr>
+              <w:t>Bài 2: Tìm kiếm thông tin trên website</w:t>
+            </w:r>
+          </w:p>
+        </w:tc>
+        <w:tc>
+          <w:tcPr>
+            <w:tcW w:type="dxa" w:w="850"/>
+            <w:vAlign w:val="center"/>
+          </w:tcPr>
+          <w:p>
+            <w:pPr>
+              <w:spacing w:before="40" w:after="40" w:line="276" w:lineRule="auto"/>
+              <w:jc w:val="center"/>
+            </w:pPr>
+            <w:r>
+              <w:rPr>
+                <w:rFonts w:ascii="Times New Roman" w:hAnsi="Times New Roman"/>
+                <w:sz w:val="26"/>
+                <w:rFonts w:ascii="Times New Roman" w:hAnsi="Times New Roman" w:cs="Times New Roman"/>
+              </w:rPr>
+              <w:t>1</w:t>
+            </w:r>
+          </w:p>
+        </w:tc>
+        <w:tc>
+          <w:tcPr>
+            <w:tcW w:type="dxa" w:w="1247"/>
+            <w:vAlign w:val="center"/>
+          </w:tcPr>
+          <w:p>
+            <w:pPr>
+              <w:spacing w:before="40" w:after="40" w:line="276" w:lineRule="auto"/>
+              <w:jc w:val="center"/>
+            </w:pPr>
+            <w:r>
+              <w:rPr>
+                <w:rFonts w:ascii="Times New Roman" w:hAnsi="Times New Roman"/>
+                <w:sz w:val="26"/>
+                <w:rFonts w:ascii="Times New Roman" w:hAnsi="Times New Roman" w:cs="Times New Roman"/>
+              </w:rPr>
+              <w:t>3</w:t>
+            </w:r>
+          </w:p>
+        </w:tc>
+        <w:tc>
+          <w:tcPr>
+            <w:tcW w:type="dxa" w:w="3402"/>
+            <w:vAlign w:val="center"/>
+          </w:tcPr>
+          <w:p>
+            <w:pPr>
+              <w:spacing w:before="40" w:after="40" w:line="276" w:lineRule="auto"/>
+              <w:jc w:val="both"/>
+            </w:pPr>
+            <w:r>
+              <w:rPr>
+                <w:rFonts w:ascii="Times New Roman" w:hAnsi="Times New Roman"/>
+                <w:sz w:val="26"/>
+                <w:rFonts w:ascii="Times New Roman" w:hAnsi="Times New Roman" w:cs="Times New Roman"/>
+              </w:rPr>
+              <w:t>- Tìm được trên website cho trước thông tin phù hợp với nhiệm vụ.  - Hợp tác, chia sẻ thông tin (qua USB/mạng) để hoàn thành công việc.</w:t>
+            </w:r>
+          </w:p>
+        </w:tc>
+      </w:tr>
+      <w:tr>
+        <w:tc>
+          <w:tcPr>
+            <w:tcW w:type="dxa" w:w="680"/>
+            <w:vAlign w:val="center"/>
+          </w:tcPr>
+          <w:p>
+            <w:pPr>
+              <w:spacing w:before="40" w:after="40" w:line="276" w:lineRule="auto"/>
+              <w:jc w:val="center"/>
+            </w:pPr>
+            <w:r>
+              <w:rPr>
+                <w:rFonts w:ascii="Times New Roman" w:hAnsi="Times New Roman"/>
+                <w:sz w:val="26"/>
+                <w:rFonts w:ascii="Times New Roman" w:hAnsi="Times New Roman" w:cs="Times New Roman"/>
+              </w:rPr>
+              <w:t>4</w:t>
+            </w:r>
+          </w:p>
+        </w:tc>
+        <w:tc>
+          <w:tcPr>
+            <w:tcW w:type="dxa" w:w="3118"/>
+            <w:vAlign w:val="center"/>
+          </w:tcPr>
+          <w:p>
+            <w:pPr>
+              <w:spacing w:before="40" w:after="40" w:line="276" w:lineRule="auto"/>
+              <w:jc w:val="both"/>
+            </w:pPr>
+            <w:r>
+              <w:rPr>
+                <w:rFonts w:ascii="Times New Roman" w:hAnsi="Times New Roman"/>
+                <w:sz w:val="26"/>
+                <w:rFonts w:ascii="Times New Roman" w:hAnsi="Times New Roman" w:cs="Times New Roman"/>
+              </w:rPr>
+              <w:t>Bài 3: Tìm kiếm thông tin trong giải quyết vấn đề</w:t>
+            </w:r>
+          </w:p>
+        </w:tc>
+        <w:tc>
+          <w:tcPr>
+            <w:tcW w:type="dxa" w:w="850"/>
+            <w:vAlign w:val="center"/>
+          </w:tcPr>
+          <w:p>
+            <w:pPr>
+              <w:spacing w:before="40" w:after="40" w:line="276" w:lineRule="auto"/>
+              <w:jc w:val="center"/>
+            </w:pPr>
+            <w:r>
+              <w:rPr>
+                <w:rFonts w:ascii="Times New Roman" w:hAnsi="Times New Roman"/>
+                <w:sz w:val="26"/>
+                <w:rFonts w:ascii="Times New Roman" w:hAnsi="Times New Roman" w:cs="Times New Roman"/>
+              </w:rPr>
+              <w:t>1</w:t>
+            </w:r>
+          </w:p>
+        </w:tc>
+        <w:tc>
+          <w:tcPr>
+            <w:tcW w:type="dxa" w:w="1247"/>
+            <w:vAlign w:val="center"/>
+          </w:tcPr>
+          <w:p>
+            <w:pPr>
+              <w:spacing w:before="40" w:after="40" w:line="276" w:lineRule="auto"/>
+              <w:jc w:val="center"/>
+            </w:pPr>
+            <w:r>
+              <w:rPr>
+                <w:rFonts w:ascii="Times New Roman" w:hAnsi="Times New Roman"/>
+                <w:sz w:val="26"/>
+                <w:rFonts w:ascii="Times New Roman" w:hAnsi="Times New Roman" w:cs="Times New Roman"/>
+              </w:rPr>
+              <w:t>4</w:t>
+            </w:r>
+          </w:p>
+        </w:tc>
+        <w:tc>
+          <w:tcPr>
+            <w:tcW w:type="dxa" w:w="3402"/>
+            <w:vAlign w:val="center"/>
+          </w:tcPr>
+          <w:p>
+            <w:pPr>
+              <w:spacing w:before="40" w:after="40" w:line="276" w:lineRule="auto"/>
+              <w:jc w:val="both"/>
+            </w:pPr>
+            <w:r>
+              <w:rPr>
+                <w:rFonts w:ascii="Times New Roman" w:hAnsi="Times New Roman"/>
+                <w:sz w:val="26"/>
+                <w:rFonts w:ascii="Times New Roman" w:hAnsi="Times New Roman" w:cs="Times New Roman"/>
+              </w:rPr>
+              <w:t>- Giải thích sự cần thiết và tầm quan trọng của thu thập/tìm kiếm thông tin.  - Tìm kiếm và chọn lọc thông tin phù hợp với vấn đề cần giải quyết.</w:t>
+            </w:r>
+          </w:p>
+        </w:tc>
+      </w:tr>
+      <w:tr>
+        <w:tc>
+          <w:tcPr>
+            <w:tcW w:type="dxa" w:w="680"/>
+            <w:vAlign w:val="center"/>
+          </w:tcPr>
+          <w:p>
+            <w:pPr>
+              <w:spacing w:before="40" w:after="40" w:line="276" w:lineRule="auto"/>
+              <w:jc w:val="center"/>
+            </w:pPr>
+            <w:r>
+              <w:rPr>
+                <w:rFonts w:ascii="Times New Roman" w:hAnsi="Times New Roman"/>
+                <w:sz w:val="26"/>
+                <w:rFonts w:ascii="Times New Roman" w:hAnsi="Times New Roman" w:cs="Times New Roman"/>
+              </w:rPr>
+              <w:t>5</w:t>
+            </w:r>
+          </w:p>
+        </w:tc>
+        <w:tc>
+          <w:tcPr>
+            <w:tcW w:type="dxa" w:w="3118"/>
+            <w:vAlign w:val="center"/>
+          </w:tcPr>
+          <w:p>
+            <w:pPr>
+              <w:spacing w:before="40" w:after="40" w:line="276" w:lineRule="auto"/>
+              <w:jc w:val="both"/>
+            </w:pPr>
+            <w:r>
+              <w:rPr>
+                <w:rFonts w:ascii="Times New Roman" w:hAnsi="Times New Roman"/>
+                <w:sz w:val="26"/>
+                <w:rFonts w:ascii="Times New Roman" w:hAnsi="Times New Roman" w:cs="Times New Roman"/>
+              </w:rPr>
+              <w:t>Bài 4: Cây thư mục</w:t>
+            </w:r>
+          </w:p>
+        </w:tc>
+        <w:tc>
+          <w:tcPr>
+            <w:tcW w:type="dxa" w:w="850"/>
+            <w:vAlign w:val="center"/>
+          </w:tcPr>
+          <w:p>
+            <w:pPr>
+              <w:spacing w:before="40" w:after="40" w:line="276" w:lineRule="auto"/>
+              <w:jc w:val="center"/>
+            </w:pPr>
+            <w:r>
+              <w:rPr>
+                <w:rFonts w:ascii="Times New Roman" w:hAnsi="Times New Roman"/>
+                <w:sz w:val="26"/>
+                <w:rFonts w:ascii="Times New Roman" w:hAnsi="Times New Roman" w:cs="Times New Roman"/>
+              </w:rPr>
+              <w:t>1</w:t>
+            </w:r>
+          </w:p>
+        </w:tc>
+        <w:tc>
+          <w:tcPr>
+            <w:tcW w:type="dxa" w:w="1247"/>
+            <w:vAlign w:val="center"/>
+          </w:tcPr>
+          <w:p>
+            <w:pPr>
+              <w:spacing w:before="40" w:after="40" w:line="276" w:lineRule="auto"/>
+              <w:jc w:val="center"/>
+            </w:pPr>
+            <w:r>
+              <w:rPr>
+                <w:rFonts w:ascii="Times New Roman" w:hAnsi="Times New Roman"/>
+                <w:sz w:val="26"/>
+                <w:rFonts w:ascii="Times New Roman" w:hAnsi="Times New Roman" w:cs="Times New Roman"/>
+              </w:rPr>
+              <w:t>5</w:t>
+            </w:r>
+          </w:p>
+        </w:tc>
+        <w:tc>
+          <w:tcPr>
+            <w:tcW w:type="dxa" w:w="3402"/>
+            <w:vAlign w:val="center"/>
+          </w:tcPr>
+          <w:p>
+            <w:pPr>
+              <w:spacing w:before="40" w:after="40" w:line="276" w:lineRule="auto"/>
+              <w:jc w:val="both"/>
+            </w:pPr>
+            <w:r>
+              <w:rPr>
+                <w:rFonts w:ascii="Times New Roman" w:hAnsi="Times New Roman"/>
+                <w:sz w:val="26"/>
+                <w:rFonts w:ascii="Times New Roman" w:hAnsi="Times New Roman" w:cs="Times New Roman"/>
+              </w:rPr>
+              <w:t>- Tạo các thư mục với cấu trúc cây hợp lý.  - Sử dụng công cụ tìm kiếm trên máy tính (Search File Explorer) để tìm tệp/thư mục.</w:t>
+            </w:r>
+          </w:p>
+        </w:tc>
+      </w:tr>
+      <w:tr>
+        <w:tc>
+          <w:tcPr>
+            <w:tcW w:type="dxa" w:w="680"/>
+            <w:vAlign w:val="center"/>
+          </w:tcPr>
+          <w:p>
+            <w:pPr>
+              <w:spacing w:before="40" w:after="40" w:line="276" w:lineRule="auto"/>
+              <w:jc w:val="center"/>
+            </w:pPr>
+            <w:r>
+              <w:rPr>
+                <w:rFonts w:ascii="Times New Roman" w:hAnsi="Times New Roman"/>
+                <w:sz w:val="26"/>
+                <w:rFonts w:ascii="Times New Roman" w:hAnsi="Times New Roman" w:cs="Times New Roman"/>
+              </w:rPr>
+              <w:t>6</w:t>
+            </w:r>
+          </w:p>
+        </w:tc>
+        <w:tc>
+          <w:tcPr>
+            <w:tcW w:type="dxa" w:w="3118"/>
+            <w:vAlign w:val="center"/>
+          </w:tcPr>
+          <w:p>
+            <w:pPr>
+              <w:spacing w:before="40" w:after="40" w:line="276" w:lineRule="auto"/>
+              <w:jc w:val="both"/>
+            </w:pPr>
+            <w:r>
+              <w:rPr>
+                <w:rFonts w:ascii="Times New Roman" w:hAnsi="Times New Roman"/>
+                <w:sz w:val="26"/>
+                <w:rFonts w:ascii="Times New Roman" w:hAnsi="Times New Roman" w:cs="Times New Roman"/>
+              </w:rPr>
+              <w:t>Ôn tập Đánh giá định kỳ 1</w:t>
+            </w:r>
+          </w:p>
+        </w:tc>
+        <w:tc>
+          <w:tcPr>
+            <w:tcW w:type="dxa" w:w="850"/>
+            <w:vAlign w:val="center"/>
+          </w:tcPr>
+          <w:p>
+            <w:pPr>
+              <w:spacing w:before="40" w:after="40" w:line="276" w:lineRule="auto"/>
+              <w:jc w:val="center"/>
+            </w:pPr>
+            <w:r>
+              <w:rPr>
+                <w:rFonts w:ascii="Times New Roman" w:hAnsi="Times New Roman"/>
+                <w:sz w:val="26"/>
+                <w:rFonts w:ascii="Times New Roman" w:hAnsi="Times New Roman" w:cs="Times New Roman"/>
+              </w:rPr>
+              <w:t>1</w:t>
+            </w:r>
+          </w:p>
+        </w:tc>
+        <w:tc>
+          <w:tcPr>
+            <w:tcW w:type="dxa" w:w="1247"/>
+            <w:vAlign w:val="center"/>
+          </w:tcPr>
+          <w:p>
+            <w:pPr>
+              <w:spacing w:before="40" w:after="40" w:line="276" w:lineRule="auto"/>
+              <w:jc w:val="center"/>
+            </w:pPr>
+            <w:r>
+              <w:rPr>
+                <w:rFonts w:ascii="Times New Roman" w:hAnsi="Times New Roman"/>
+                <w:sz w:val="26"/>
+                <w:rFonts w:ascii="Times New Roman" w:hAnsi="Times New Roman" w:cs="Times New Roman"/>
+              </w:rPr>
+              <w:t>6</w:t>
+            </w:r>
+          </w:p>
+        </w:tc>
+        <w:tc>
+          <w:tcPr>
+            <w:tcW w:type="dxa" w:w="3402"/>
+            <w:vAlign w:val="center"/>
+          </w:tcPr>
+          <w:p>
+            <w:pPr>
+              <w:spacing w:before="40" w:after="40" w:line="276" w:lineRule="auto"/>
+              <w:jc w:val="both"/>
+            </w:pPr>
+            <w:r>
+              <w:rPr>
+                <w:rFonts w:ascii="Times New Roman" w:hAnsi="Times New Roman"/>
+                <w:sz w:val="26"/>
+                <w:rFonts w:ascii="Times New Roman" w:hAnsi="Times New Roman" w:cs="Times New Roman"/>
+              </w:rPr>
+              <w:t>Hệ thống hóa kiến thức chuẩn bị Đánh giá định kỳ 1.</w:t>
+            </w:r>
+          </w:p>
+        </w:tc>
+      </w:tr>
+      <w:tr>
+        <w:tc>
+          <w:tcPr>
+            <w:tcW w:type="dxa" w:w="680"/>
+            <w:vAlign w:val="center"/>
+          </w:tcPr>
+          <w:p>
+            <w:pPr>
+              <w:spacing w:before="40" w:after="40" w:line="276" w:lineRule="auto"/>
+              <w:jc w:val="center"/>
+            </w:pPr>
+            <w:r>
+              <w:rPr>
+                <w:rFonts w:ascii="Times New Roman" w:hAnsi="Times New Roman"/>
+                <w:sz w:val="26"/>
+                <w:rFonts w:ascii="Times New Roman" w:hAnsi="Times New Roman" w:cs="Times New Roman"/>
+              </w:rPr>
+              <w:t>7</w:t>
+            </w:r>
+          </w:p>
+        </w:tc>
+        <w:tc>
+          <w:tcPr>
+            <w:tcW w:type="dxa" w:w="3118"/>
+            <w:vAlign w:val="center"/>
+          </w:tcPr>
+          <w:p>
+            <w:pPr>
+              <w:spacing w:before="40" w:after="40" w:line="276" w:lineRule="auto"/>
+              <w:jc w:val="both"/>
+            </w:pPr>
+            <w:r>
+              <w:rPr>
+                <w:rFonts w:ascii="Times New Roman" w:hAnsi="Times New Roman"/>
+                <w:sz w:val="26"/>
+                <w:rFonts w:ascii="Times New Roman" w:hAnsi="Times New Roman" w:cs="Times New Roman"/>
+              </w:rPr>
+              <w:t>Đánh giá định kỳ 1</w:t>
+            </w:r>
+          </w:p>
+        </w:tc>
+        <w:tc>
+          <w:tcPr>
+            <w:tcW w:type="dxa" w:w="850"/>
+            <w:vAlign w:val="center"/>
+          </w:tcPr>
+          <w:p>
+            <w:pPr>
+              <w:spacing w:before="40" w:after="40" w:line="276" w:lineRule="auto"/>
+              <w:jc w:val="center"/>
+            </w:pPr>
+            <w:r>
+              <w:rPr>
+                <w:rFonts w:ascii="Times New Roman" w:hAnsi="Times New Roman"/>
+                <w:sz w:val="26"/>
+                <w:rFonts w:ascii="Times New Roman" w:hAnsi="Times New Roman" w:cs="Times New Roman"/>
+              </w:rPr>
+              <w:t>1</w:t>
+            </w:r>
+          </w:p>
+        </w:tc>
+        <w:tc>
+          <w:tcPr>
+            <w:tcW w:type="dxa" w:w="1247"/>
+            <w:vAlign w:val="center"/>
+          </w:tcPr>
+          <w:p>
+            <w:pPr>
+              <w:spacing w:before="40" w:after="40" w:line="276" w:lineRule="auto"/>
+              <w:jc w:val="center"/>
+            </w:pPr>
+            <w:r>
+              <w:rPr>
+                <w:rFonts w:ascii="Times New Roman" w:hAnsi="Times New Roman"/>
+                <w:sz w:val="26"/>
+                <w:rFonts w:ascii="Times New Roman" w:hAnsi="Times New Roman" w:cs="Times New Roman"/>
+              </w:rPr>
+              <w:t>7</w:t>
+            </w:r>
+          </w:p>
+        </w:tc>
+        <w:tc>
+          <w:tcPr>
+            <w:tcW w:type="dxa" w:w="3402"/>
+            <w:vAlign w:val="center"/>
+          </w:tcPr>
+          <w:p>
+            <w:pPr>
+              <w:spacing w:before="40" w:after="40" w:line="276" w:lineRule="auto"/>
+              <w:jc w:val="both"/>
+            </w:pPr>
+            <w:r>
+              <w:rPr>
+                <w:rFonts w:ascii="Times New Roman" w:hAnsi="Times New Roman"/>
+                <w:sz w:val="26"/>
+                <w:rFonts w:ascii="Times New Roman" w:hAnsi="Times New Roman" w:cs="Times New Roman"/>
+              </w:rPr>
+              <w:t>Kiểm tra đánh giá kết quả học tập.</w:t>
+            </w:r>
+          </w:p>
+        </w:tc>
+      </w:tr>
+      <w:tr>
+        <w:tc>
+          <w:tcPr>
+            <w:tcW w:type="dxa" w:w="680"/>
+            <w:vAlign w:val="center"/>
+          </w:tcPr>
+          <w:p>
+            <w:pPr>
+              <w:spacing w:before="40" w:after="40" w:line="276" w:lineRule="auto"/>
+              <w:jc w:val="center"/>
+            </w:pPr>
+            <w:r>
+              <w:rPr>
+                <w:rFonts w:ascii="Times New Roman" w:hAnsi="Times New Roman"/>
+                <w:sz w:val="26"/>
+                <w:rFonts w:ascii="Times New Roman" w:hAnsi="Times New Roman" w:cs="Times New Roman"/>
+              </w:rPr>
+              <w:t>8</w:t>
+            </w:r>
+          </w:p>
+        </w:tc>
+        <w:tc>
+          <w:tcPr>
+            <w:tcW w:type="dxa" w:w="3118"/>
+            <w:vAlign w:val="center"/>
+          </w:tcPr>
+          <w:p>
+            <w:pPr>
+              <w:spacing w:before="40" w:after="40" w:line="276" w:lineRule="auto"/>
+              <w:jc w:val="both"/>
+            </w:pPr>
+            <w:r>
+              <w:rPr>
+                <w:rFonts w:ascii="Times New Roman" w:hAnsi="Times New Roman"/>
+                <w:sz w:val="26"/>
+                <w:rFonts w:ascii="Times New Roman" w:hAnsi="Times New Roman" w:cs="Times New Roman"/>
+              </w:rPr>
+              <w:t>Bài 5: Bản quyền nội dung thông tin</w:t>
+            </w:r>
+          </w:p>
+        </w:tc>
+        <w:tc>
+          <w:tcPr>
+            <w:tcW w:type="dxa" w:w="850"/>
+            <w:vAlign w:val="center"/>
+          </w:tcPr>
+          <w:p>
+            <w:pPr>
+              <w:spacing w:before="40" w:after="40" w:line="276" w:lineRule="auto"/>
+              <w:jc w:val="center"/>
+            </w:pPr>
+            <w:r>
+              <w:rPr>
+                <w:rFonts w:ascii="Times New Roman" w:hAnsi="Times New Roman"/>
+                <w:sz w:val="26"/>
+                <w:rFonts w:ascii="Times New Roman" w:hAnsi="Times New Roman" w:cs="Times New Roman"/>
+              </w:rPr>
+              <w:t>1</w:t>
+            </w:r>
+          </w:p>
+        </w:tc>
+        <w:tc>
+          <w:tcPr>
+            <w:tcW w:type="dxa" w:w="1247"/>
+            <w:vAlign w:val="center"/>
+          </w:tcPr>
+          <w:p>
+            <w:pPr>
+              <w:spacing w:before="40" w:after="40" w:line="276" w:lineRule="auto"/>
+              <w:jc w:val="center"/>
+            </w:pPr>
+            <w:r>
+              <w:rPr>
+                <w:rFonts w:ascii="Times New Roman" w:hAnsi="Times New Roman"/>
+                <w:sz w:val="26"/>
+                <w:rFonts w:ascii="Times New Roman" w:hAnsi="Times New Roman" w:cs="Times New Roman"/>
+              </w:rPr>
+              <w:t>8</w:t>
+            </w:r>
+          </w:p>
+        </w:tc>
+        <w:tc>
+          <w:tcPr>
+            <w:tcW w:type="dxa" w:w="3402"/>
+            <w:vAlign w:val="center"/>
+          </w:tcPr>
+          <w:p>
+            <w:pPr>
+              <w:spacing w:before="40" w:after="40" w:line="276" w:lineRule="auto"/>
+              <w:jc w:val="both"/>
+            </w:pPr>
+            <w:r>
+              <w:rPr>
+                <w:rFonts w:ascii="Times New Roman" w:hAnsi="Times New Roman"/>
+                <w:sz w:val="26"/>
+                <w:rFonts w:ascii="Times New Roman" w:hAnsi="Times New Roman" w:cs="Times New Roman"/>
+              </w:rPr>
+              <w:t>- Giải thích khái niệm bản quyền nội dung thông tin.  - Nhận biết vấn đề đạo đức/bảo mật, tôn trọng tính riêng tư và bản quyền.</w:t>
+            </w:r>
+          </w:p>
+        </w:tc>
+      </w:tr>
+      <w:tr>
+        <w:tc>
+          <w:tcPr>
+            <w:tcW w:type="dxa" w:w="680"/>
+            <w:vAlign w:val="center"/>
+          </w:tcPr>
+          <w:p>
+            <w:pPr>
+              <w:spacing w:before="40" w:after="40" w:line="276" w:lineRule="auto"/>
+              <w:jc w:val="center"/>
+            </w:pPr>
+            <w:r>
+              <w:rPr>
+                <w:rFonts w:ascii="Times New Roman" w:hAnsi="Times New Roman"/>
+                <w:sz w:val="26"/>
+                <w:rFonts w:ascii="Times New Roman" w:hAnsi="Times New Roman" w:cs="Times New Roman"/>
+              </w:rPr>
+              <w:t>9</w:t>
+            </w:r>
+          </w:p>
+        </w:tc>
+        <w:tc>
+          <w:tcPr>
+            <w:tcW w:type="dxa" w:w="3118"/>
+            <w:vAlign w:val="center"/>
+          </w:tcPr>
+          <w:p>
+            <w:pPr>
+              <w:spacing w:before="40" w:after="40" w:line="276" w:lineRule="auto"/>
+              <w:jc w:val="both"/>
+            </w:pPr>
+            <w:r>
+              <w:rPr>
+                <w:rFonts w:ascii="Times New Roman" w:hAnsi="Times New Roman"/>
+                <w:sz w:val="26"/>
+                <w:rFonts w:ascii="Times New Roman" w:hAnsi="Times New Roman" w:cs="Times New Roman"/>
+              </w:rPr>
+              <w:t>Bài 6: Định dạng kí tự và bố trí hình ảnh trong văn bản</w:t>
+            </w:r>
+          </w:p>
+        </w:tc>
+        <w:tc>
+          <w:tcPr>
+            <w:tcW w:type="dxa" w:w="850"/>
+            <w:vAlign w:val="center"/>
+          </w:tcPr>
+          <w:p>
+            <w:pPr>
+              <w:spacing w:before="40" w:after="40" w:line="276" w:lineRule="auto"/>
+              <w:jc w:val="center"/>
+            </w:pPr>
+            <w:r>
+              <w:rPr>
+                <w:rFonts w:ascii="Times New Roman" w:hAnsi="Times New Roman"/>
+                <w:sz w:val="26"/>
+                <w:rFonts w:ascii="Times New Roman" w:hAnsi="Times New Roman" w:cs="Times New Roman"/>
+              </w:rPr>
+              <w:t>1</w:t>
+            </w:r>
+          </w:p>
+        </w:tc>
+        <w:tc>
+          <w:tcPr>
+            <w:tcW w:type="dxa" w:w="1247"/>
+            <w:vAlign w:val="center"/>
+          </w:tcPr>
+          <w:p>
+            <w:pPr>
+              <w:spacing w:before="40" w:after="40" w:line="276" w:lineRule="auto"/>
+              <w:jc w:val="center"/>
+            </w:pPr>
+            <w:r>
+              <w:rPr>
+                <w:rFonts w:ascii="Times New Roman" w:hAnsi="Times New Roman"/>
+                <w:sz w:val="26"/>
+                <w:rFonts w:ascii="Times New Roman" w:hAnsi="Times New Roman" w:cs="Times New Roman"/>
+              </w:rPr>
+              <w:t>9</w:t>
+            </w:r>
+          </w:p>
+        </w:tc>
+        <w:tc>
+          <w:tcPr>
+            <w:tcW w:type="dxa" w:w="3402"/>
+            <w:vAlign w:val="center"/>
+          </w:tcPr>
+          <w:p>
+            <w:pPr>
+              <w:spacing w:before="40" w:after="40" w:line="276" w:lineRule="auto"/>
+              <w:jc w:val="both"/>
+            </w:pPr>
+            <w:r>
+              <w:rPr>
+                <w:rFonts w:ascii="Times New Roman" w:hAnsi="Times New Roman"/>
+                <w:sz w:val="26"/>
+                <w:rFonts w:ascii="Times New Roman" w:hAnsi="Times New Roman" w:cs="Times New Roman"/>
+              </w:rPr>
+              <w:t>- Định dạng ký tự (phông, kiểu, cỡ, màu chữ) giúp trình bày đẹp.  - Thay đổi cách bố trí hình ảnh trong văn bản (Layout Options).</w:t>
+            </w:r>
+          </w:p>
+        </w:tc>
+      </w:tr>
+      <w:tr>
+        <w:tc>
+          <w:tcPr>
+            <w:tcW w:type="dxa" w:w="680"/>
+            <w:vAlign w:val="center"/>
+          </w:tcPr>
+          <w:p>
+            <w:pPr>
+              <w:spacing w:before="40" w:after="40" w:line="276" w:lineRule="auto"/>
+              <w:jc w:val="center"/>
+            </w:pPr>
+            <w:r>
+              <w:rPr>
+                <w:rFonts w:ascii="Times New Roman" w:hAnsi="Times New Roman"/>
+                <w:sz w:val="26"/>
+                <w:rFonts w:ascii="Times New Roman" w:hAnsi="Times New Roman" w:cs="Times New Roman"/>
+              </w:rPr>
+              <w:t>10</w:t>
+            </w:r>
+          </w:p>
+        </w:tc>
+        <w:tc>
+          <w:tcPr>
+            <w:tcW w:type="dxa" w:w="3118"/>
+            <w:vAlign w:val="center"/>
+          </w:tcPr>
+          <w:p>
+            <w:pPr>
+              <w:spacing w:before="40" w:after="40" w:line="276" w:lineRule="auto"/>
+              <w:jc w:val="both"/>
+            </w:pPr>
+            <w:r>
+              <w:rPr>
+                <w:rFonts w:ascii="Times New Roman" w:hAnsi="Times New Roman"/>
+                <w:sz w:val="26"/>
+                <w:rFonts w:ascii="Times New Roman" w:hAnsi="Times New Roman" w:cs="Times New Roman"/>
+              </w:rPr>
+              <w:t>Bài 7: Thực hành soạn thảo văn bản</w:t>
+            </w:r>
+          </w:p>
+        </w:tc>
+        <w:tc>
+          <w:tcPr>
+            <w:tcW w:type="dxa" w:w="850"/>
+            <w:vAlign w:val="center"/>
+          </w:tcPr>
+          <w:p>
+            <w:pPr>
+              <w:spacing w:before="40" w:after="40" w:line="276" w:lineRule="auto"/>
+              <w:jc w:val="center"/>
+            </w:pPr>
+            <w:r>
+              <w:rPr>
+                <w:rFonts w:ascii="Times New Roman" w:hAnsi="Times New Roman"/>
+                <w:sz w:val="26"/>
+                <w:rFonts w:ascii="Times New Roman" w:hAnsi="Times New Roman" w:cs="Times New Roman"/>
+              </w:rPr>
+              <w:t>1</w:t>
+            </w:r>
+          </w:p>
+        </w:tc>
+        <w:tc>
+          <w:tcPr>
+            <w:tcW w:type="dxa" w:w="1247"/>
+            <w:vAlign w:val="center"/>
+          </w:tcPr>
+          <w:p>
+            <w:pPr>
+              <w:spacing w:before="40" w:after="40" w:line="276" w:lineRule="auto"/>
+              <w:jc w:val="center"/>
+            </w:pPr>
+            <w:r>
+              <w:rPr>
+                <w:rFonts w:ascii="Times New Roman" w:hAnsi="Times New Roman"/>
+                <w:sz w:val="26"/>
+                <w:rFonts w:ascii="Times New Roman" w:hAnsi="Times New Roman" w:cs="Times New Roman"/>
+              </w:rPr>
+              <w:t>10</w:t>
+            </w:r>
+          </w:p>
+        </w:tc>
+        <w:tc>
+          <w:tcPr>
+            <w:tcW w:type="dxa" w:w="3402"/>
+            <w:vAlign w:val="center"/>
+          </w:tcPr>
+          <w:p>
+            <w:pPr>
+              <w:spacing w:before="40" w:after="40" w:line="276" w:lineRule="auto"/>
+              <w:jc w:val="both"/>
+            </w:pPr>
+            <w:r>
+              <w:rPr>
+                <w:rFonts w:ascii="Times New Roman" w:hAnsi="Times New Roman"/>
+                <w:sz w:val="26"/>
+                <w:rFonts w:ascii="Times New Roman" w:hAnsi="Times New Roman" w:cs="Times New Roman"/>
+              </w:rPr>
+              <w:t>- Thực hiện thành thạo thao tác chọn, xóa, sao chép, di chuyển đoạn văn bản.  - Đưa hình ảnh vào văn bản một cách thành thạo.</w:t>
+            </w:r>
+          </w:p>
+        </w:tc>
+      </w:tr>
+      <w:tr>
+        <w:tc>
+          <w:tcPr>
+            <w:tcW w:type="dxa" w:w="680"/>
+            <w:vAlign w:val="center"/>
+          </w:tcPr>
+          <w:p>
+            <w:pPr>
+              <w:spacing w:before="40" w:after="40" w:line="276" w:lineRule="auto"/>
+              <w:jc w:val="center"/>
+            </w:pPr>
+            <w:r>
+              <w:rPr>
+                <w:rFonts w:ascii="Times New Roman" w:hAnsi="Times New Roman"/>
+                <w:sz w:val="26"/>
+                <w:rFonts w:ascii="Times New Roman" w:hAnsi="Times New Roman" w:cs="Times New Roman"/>
+              </w:rPr>
+              <w:t>11</w:t>
+            </w:r>
+          </w:p>
+        </w:tc>
+        <w:tc>
+          <w:tcPr>
+            <w:tcW w:type="dxa" w:w="3118"/>
+            <w:vAlign w:val="center"/>
+          </w:tcPr>
+          <w:p>
+            <w:pPr>
+              <w:spacing w:before="40" w:after="40" w:line="276" w:lineRule="auto"/>
+              <w:jc w:val="both"/>
+            </w:pPr>
+            <w:r>
+              <w:rPr>
+                <w:rFonts w:ascii="Times New Roman" w:hAnsi="Times New Roman"/>
+                <w:sz w:val="26"/>
+                <w:rFonts w:ascii="Times New Roman" w:hAnsi="Times New Roman" w:cs="Times New Roman"/>
+              </w:rPr>
+              <w:t>Bài 8: Sản phẩm đồ họa / Sản phẩm thủ công</w:t>
+            </w:r>
+          </w:p>
+        </w:tc>
+        <w:tc>
+          <w:tcPr>
+            <w:tcW w:type="dxa" w:w="850"/>
+            <w:vAlign w:val="center"/>
+          </w:tcPr>
+          <w:p>
+            <w:pPr>
+              <w:spacing w:before="40" w:after="40" w:line="276" w:lineRule="auto"/>
+              <w:jc w:val="center"/>
+            </w:pPr>
+            <w:r>
+              <w:rPr>
+                <w:rFonts w:ascii="Times New Roman" w:hAnsi="Times New Roman"/>
+                <w:sz w:val="26"/>
+                <w:rFonts w:ascii="Times New Roman" w:hAnsi="Times New Roman" w:cs="Times New Roman"/>
+              </w:rPr>
+              <w:t>1</w:t>
+            </w:r>
+          </w:p>
+        </w:tc>
+        <w:tc>
+          <w:tcPr>
+            <w:tcW w:type="dxa" w:w="1247"/>
+            <w:vAlign w:val="center"/>
+          </w:tcPr>
+          <w:p>
+            <w:pPr>
+              <w:spacing w:before="40" w:after="40" w:line="276" w:lineRule="auto"/>
+              <w:jc w:val="center"/>
+            </w:pPr>
+            <w:r>
+              <w:rPr>
+                <w:rFonts w:ascii="Times New Roman" w:hAnsi="Times New Roman"/>
+                <w:sz w:val="26"/>
+                <w:rFonts w:ascii="Times New Roman" w:hAnsi="Times New Roman" w:cs="Times New Roman"/>
+              </w:rPr>
+              <w:t>11</w:t>
+            </w:r>
+          </w:p>
+        </w:tc>
+        <w:tc>
+          <w:tcPr>
+            <w:tcW w:type="dxa" w:w="3402"/>
+            <w:vAlign w:val="center"/>
+          </w:tcPr>
+          <w:p>
+            <w:pPr>
+              <w:spacing w:before="40" w:after="40" w:line="276" w:lineRule="auto"/>
+              <w:jc w:val="both"/>
+            </w:pPr>
+            <w:r>
+              <w:rPr>
+                <w:rFonts w:ascii="Times New Roman" w:hAnsi="Times New Roman"/>
+                <w:sz w:val="26"/>
+                <w:rFonts w:ascii="Times New Roman" w:hAnsi="Times New Roman" w:cs="Times New Roman"/>
+              </w:rPr>
+              <w:t>- Bài 8A: Làm quen phần mềm đồ họa (Paint), sử dụng công cụ tạo sản phẩm.  - Bài 8B: Làm sản phẩm thủ công đơn giản theo video hướng dẫn.</w:t>
+            </w:r>
+          </w:p>
+        </w:tc>
+      </w:tr>
+      <w:tr>
+        <w:tc>
+          <w:tcPr>
+            <w:tcW w:type="dxa" w:w="680"/>
+            <w:vAlign w:val="center"/>
+          </w:tcPr>
+          <w:p>
+            <w:pPr>
+              <w:spacing w:before="40" w:after="40" w:line="276" w:lineRule="auto"/>
+              <w:jc w:val="center"/>
+            </w:pPr>
+            <w:r>
+              <w:rPr>
+                <w:rFonts w:ascii="Times New Roman" w:hAnsi="Times New Roman"/>
+                <w:sz w:val="26"/>
+                <w:rFonts w:ascii="Times New Roman" w:hAnsi="Times New Roman" w:cs="Times New Roman"/>
+              </w:rPr>
+              <w:t>12</w:t>
+            </w:r>
+          </w:p>
+        </w:tc>
+        <w:tc>
+          <w:tcPr>
+            <w:tcW w:type="dxa" w:w="3118"/>
+            <w:vAlign w:val="center"/>
+          </w:tcPr>
+          <w:p>
+            <w:pPr>
+              <w:spacing w:before="40" w:after="40" w:line="276" w:lineRule="auto"/>
+              <w:jc w:val="both"/>
+            </w:pPr>
+            <w:r>
+              <w:rPr>
+                <w:rFonts w:ascii="Times New Roman" w:hAnsi="Times New Roman"/>
+                <w:sz w:val="26"/>
+                <w:rFonts w:ascii="Times New Roman" w:hAnsi="Times New Roman" w:cs="Times New Roman"/>
+              </w:rPr>
+              <w:t>Ôn tập Đánh giá định kỳ 2</w:t>
+            </w:r>
+          </w:p>
+        </w:tc>
+        <w:tc>
+          <w:tcPr>
+            <w:tcW w:type="dxa" w:w="850"/>
+            <w:vAlign w:val="center"/>
+          </w:tcPr>
+          <w:p>
+            <w:pPr>
+              <w:spacing w:before="40" w:after="40" w:line="276" w:lineRule="auto"/>
+              <w:jc w:val="center"/>
+            </w:pPr>
+            <w:r>
+              <w:rPr>
+                <w:rFonts w:ascii="Times New Roman" w:hAnsi="Times New Roman"/>
+                <w:sz w:val="26"/>
+                <w:rFonts w:ascii="Times New Roman" w:hAnsi="Times New Roman" w:cs="Times New Roman"/>
+              </w:rPr>
+              <w:t>1</w:t>
+            </w:r>
+          </w:p>
+        </w:tc>
+        <w:tc>
+          <w:tcPr>
+            <w:tcW w:type="dxa" w:w="1247"/>
+            <w:vAlign w:val="center"/>
+          </w:tcPr>
+          <w:p>
+            <w:pPr>
+              <w:spacing w:before="40" w:after="40" w:line="276" w:lineRule="auto"/>
+              <w:jc w:val="center"/>
+            </w:pPr>
+            <w:r>
+              <w:rPr>
+                <w:rFonts w:ascii="Times New Roman" w:hAnsi="Times New Roman"/>
+                <w:sz w:val="26"/>
+                <w:rFonts w:ascii="Times New Roman" w:hAnsi="Times New Roman" w:cs="Times New Roman"/>
+              </w:rPr>
+              <w:t>12</w:t>
+            </w:r>
+          </w:p>
+        </w:tc>
+        <w:tc>
+          <w:tcPr>
+            <w:tcW w:type="dxa" w:w="3402"/>
+            <w:vAlign w:val="center"/>
+          </w:tcPr>
+          <w:p>
+            <w:pPr>
+              <w:spacing w:before="40" w:after="40" w:line="276" w:lineRule="auto"/>
+              <w:jc w:val="both"/>
+            </w:pPr>
+            <w:r>
+              <w:rPr>
+                <w:rFonts w:ascii="Times New Roman" w:hAnsi="Times New Roman"/>
+                <w:sz w:val="26"/>
+                <w:rFonts w:ascii="Times New Roman" w:hAnsi="Times New Roman" w:cs="Times New Roman"/>
+              </w:rPr>
+              <w:t>Hệ thống hóa kiến thức chuẩn bị Đánh giá định kỳ 2.</w:t>
+            </w:r>
+          </w:p>
+        </w:tc>
+      </w:tr>
+      <w:tr>
+        <w:tc>
+          <w:tcPr>
+            <w:tcW w:type="dxa" w:w="680"/>
+            <w:vAlign w:val="center"/>
+          </w:tcPr>
+          <w:p>
+            <w:pPr>
+              <w:spacing w:before="40" w:after="40" w:line="276" w:lineRule="auto"/>
+              <w:jc w:val="center"/>
+            </w:pPr>
+            <w:r>
+              <w:rPr>
+                <w:rFonts w:ascii="Times New Roman" w:hAnsi="Times New Roman"/>
+                <w:sz w:val="26"/>
+                <w:rFonts w:ascii="Times New Roman" w:hAnsi="Times New Roman" w:cs="Times New Roman"/>
+              </w:rPr>
+              <w:t>13</w:t>
+            </w:r>
+          </w:p>
+        </w:tc>
+        <w:tc>
+          <w:tcPr>
+            <w:tcW w:type="dxa" w:w="3118"/>
+            <w:vAlign w:val="center"/>
+          </w:tcPr>
+          <w:p>
+            <w:pPr>
+              <w:spacing w:before="40" w:after="40" w:line="276" w:lineRule="auto"/>
+              <w:jc w:val="both"/>
+            </w:pPr>
+            <w:r>
+              <w:rPr>
+                <w:rFonts w:ascii="Times New Roman" w:hAnsi="Times New Roman"/>
+                <w:sz w:val="26"/>
+                <w:rFonts w:ascii="Times New Roman" w:hAnsi="Times New Roman" w:cs="Times New Roman"/>
+              </w:rPr>
+              <w:t>Đánh giá định kỳ 2</w:t>
+            </w:r>
+          </w:p>
+        </w:tc>
+        <w:tc>
+          <w:tcPr>
+            <w:tcW w:type="dxa" w:w="850"/>
+            <w:vAlign w:val="center"/>
+          </w:tcPr>
+          <w:p>
+            <w:pPr>
+              <w:spacing w:before="40" w:after="40" w:line="276" w:lineRule="auto"/>
+              <w:jc w:val="center"/>
+            </w:pPr>
+            <w:r>
+              <w:rPr>
+                <w:rFonts w:ascii="Times New Roman" w:hAnsi="Times New Roman"/>
+                <w:sz w:val="26"/>
+                <w:rFonts w:ascii="Times New Roman" w:hAnsi="Times New Roman" w:cs="Times New Roman"/>
+              </w:rPr>
+              <w:t>1</w:t>
+            </w:r>
+          </w:p>
+        </w:tc>
+        <w:tc>
+          <w:tcPr>
+            <w:tcW w:type="dxa" w:w="1247"/>
+            <w:vAlign w:val="center"/>
+          </w:tcPr>
+          <w:p>
+            <w:pPr>
+              <w:spacing w:before="40" w:after="40" w:line="276" w:lineRule="auto"/>
+              <w:jc w:val="center"/>
+            </w:pPr>
+            <w:r>
+              <w:rPr>
+                <w:rFonts w:ascii="Times New Roman" w:hAnsi="Times New Roman"/>
+                <w:sz w:val="26"/>
+                <w:rFonts w:ascii="Times New Roman" w:hAnsi="Times New Roman" w:cs="Times New Roman"/>
+              </w:rPr>
+              <w:t>13</w:t>
+            </w:r>
+          </w:p>
+        </w:tc>
+        <w:tc>
+          <w:tcPr>
+            <w:tcW w:type="dxa" w:w="3402"/>
+            <w:vAlign w:val="center"/>
+          </w:tcPr>
+          <w:p>
+            <w:pPr>
+              <w:spacing w:before="40" w:after="40" w:line="276" w:lineRule="auto"/>
+              <w:jc w:val="both"/>
+            </w:pPr>
+            <w:r>
+              <w:rPr>
+                <w:rFonts w:ascii="Times New Roman" w:hAnsi="Times New Roman"/>
+                <w:sz w:val="26"/>
+                <w:rFonts w:ascii="Times New Roman" w:hAnsi="Times New Roman" w:cs="Times New Roman"/>
+              </w:rPr>
+              <w:t>Kiểm tra đánh giá kết quả học tập.</w:t>
+            </w:r>
+          </w:p>
+        </w:tc>
+      </w:tr>
+      <w:tr>
+        <w:tc>
+          <w:tcPr>
+            <w:tcW w:type="dxa" w:w="680"/>
+            <w:vAlign w:val="center"/>
+          </w:tcPr>
+          <w:p>
+            <w:pPr>
+              <w:spacing w:before="40" w:after="40" w:line="276" w:lineRule="auto"/>
+              <w:jc w:val="center"/>
+            </w:pPr>
+            <w:r>
+              <w:rPr>
+                <w:rFonts w:ascii="Times New Roman" w:hAnsi="Times New Roman"/>
+                <w:sz w:val="26"/>
+                <w:rFonts w:ascii="Times New Roman" w:hAnsi="Times New Roman" w:cs="Times New Roman"/>
+              </w:rPr>
+              <w:t>14</w:t>
+            </w:r>
+          </w:p>
+        </w:tc>
+        <w:tc>
+          <w:tcPr>
+            <w:tcW w:type="dxa" w:w="3118"/>
+            <w:vAlign w:val="center"/>
+          </w:tcPr>
+          <w:p>
+            <w:pPr>
+              <w:spacing w:before="40" w:after="40" w:line="276" w:lineRule="auto"/>
+              <w:jc w:val="both"/>
+            </w:pPr>
+            <w:r>
+              <w:rPr>
+                <w:rFonts w:ascii="Times New Roman" w:hAnsi="Times New Roman"/>
+                <w:sz w:val="26"/>
+                <w:rFonts w:ascii="Times New Roman" w:hAnsi="Times New Roman" w:cs="Times New Roman"/>
+              </w:rPr>
+              <w:t>Bài 11: Thực hành tạo sản phẩm số</w:t>
+            </w:r>
+          </w:p>
+        </w:tc>
+        <w:tc>
+          <w:tcPr>
+            <w:tcW w:type="dxa" w:w="850"/>
+            <w:vAlign w:val="center"/>
+          </w:tcPr>
+          <w:p>
+            <w:pPr>
+              <w:spacing w:before="40" w:after="40" w:line="276" w:lineRule="auto"/>
+              <w:jc w:val="center"/>
+            </w:pPr>
+            <w:r>
+              <w:rPr>
+                <w:rFonts w:ascii="Times New Roman" w:hAnsi="Times New Roman"/>
+                <w:sz w:val="26"/>
+                <w:rFonts w:ascii="Times New Roman" w:hAnsi="Times New Roman" w:cs="Times New Roman"/>
+              </w:rPr>
+              <w:t>1</w:t>
+            </w:r>
+          </w:p>
+        </w:tc>
+        <w:tc>
+          <w:tcPr>
+            <w:tcW w:type="dxa" w:w="1247"/>
+            <w:vAlign w:val="center"/>
+          </w:tcPr>
+          <w:p>
+            <w:pPr>
+              <w:spacing w:before="40" w:after="40" w:line="276" w:lineRule="auto"/>
+              <w:jc w:val="center"/>
+            </w:pPr>
+            <w:r>
+              <w:rPr>
+                <w:rFonts w:ascii="Times New Roman" w:hAnsi="Times New Roman"/>
+                <w:sz w:val="26"/>
+                <w:rFonts w:ascii="Times New Roman" w:hAnsi="Times New Roman" w:cs="Times New Roman"/>
+              </w:rPr>
+              <w:t>14</w:t>
+            </w:r>
+          </w:p>
+        </w:tc>
+        <w:tc>
+          <w:tcPr>
+            <w:tcW w:type="dxa" w:w="3402"/>
+            <w:vAlign w:val="center"/>
+          </w:tcPr>
+          <w:p>
+            <w:pPr>
+              <w:spacing w:before="40" w:after="40" w:line="276" w:lineRule="auto"/>
+              <w:jc w:val="both"/>
+            </w:pPr>
+            <w:r>
+              <w:rPr>
+                <w:rFonts w:ascii="Times New Roman" w:hAnsi="Times New Roman"/>
+                <w:sz w:val="26"/>
+                <w:rFonts w:ascii="Times New Roman" w:hAnsi="Times New Roman" w:cs="Times New Roman"/>
+              </w:rPr>
+              <w:t>- Bài 9A: Sử dụng phần mềm đồ họa tạo sản phẩm số.  - Bài 9B: Thực hành tạo đồ dùng gia đình theo video hướng dẫn.</w:t>
+            </w:r>
+          </w:p>
+        </w:tc>
+      </w:tr>
+      <w:tr>
+        <w:tc>
+          <w:tcPr>
+            <w:tcW w:type="dxa" w:w="680"/>
+            <w:vAlign w:val="center"/>
+          </w:tcPr>
+          <w:p>
+            <w:pPr>
+              <w:spacing w:before="40" w:after="40" w:line="276" w:lineRule="auto"/>
+              <w:jc w:val="center"/>
+            </w:pPr>
+            <w:r>
+              <w:rPr>
+                <w:rFonts w:ascii="Times New Roman" w:hAnsi="Times New Roman"/>
+                <w:sz w:val="26"/>
+                <w:rFonts w:ascii="Times New Roman" w:hAnsi="Times New Roman" w:cs="Times New Roman"/>
+              </w:rPr>
+              <w:t>15</w:t>
+            </w:r>
+          </w:p>
+        </w:tc>
+        <w:tc>
+          <w:tcPr>
+            <w:tcW w:type="dxa" w:w="3118"/>
+            <w:vAlign w:val="center"/>
+          </w:tcPr>
+          <w:p>
+            <w:pPr>
+              <w:spacing w:before="40" w:after="40" w:line="276" w:lineRule="auto"/>
+              <w:jc w:val="both"/>
+            </w:pPr>
+            <w:r>
+              <w:rPr>
+                <w:rFonts w:ascii="Times New Roman" w:hAnsi="Times New Roman"/>
+                <w:sz w:val="26"/>
+                <w:rFonts w:ascii="Times New Roman" w:hAnsi="Times New Roman" w:cs="Times New Roman"/>
+              </w:rPr>
+              <w:t>Bài 12: Cấu trúc tuần tự</w:t>
+            </w:r>
+          </w:p>
+        </w:tc>
+        <w:tc>
+          <w:tcPr>
+            <w:tcW w:type="dxa" w:w="850"/>
+            <w:vAlign w:val="center"/>
+          </w:tcPr>
+          <w:p>
+            <w:pPr>
+              <w:spacing w:before="40" w:after="40" w:line="276" w:lineRule="auto"/>
+              <w:jc w:val="center"/>
+            </w:pPr>
+            <w:r>
+              <w:rPr>
+                <w:rFonts w:ascii="Times New Roman" w:hAnsi="Times New Roman"/>
+                <w:sz w:val="26"/>
+                <w:rFonts w:ascii="Times New Roman" w:hAnsi="Times New Roman" w:cs="Times New Roman"/>
+              </w:rPr>
+              <w:t>1</w:t>
+            </w:r>
+          </w:p>
+        </w:tc>
+        <w:tc>
+          <w:tcPr>
+            <w:tcW w:type="dxa" w:w="1247"/>
+            <w:vAlign w:val="center"/>
+          </w:tcPr>
+          <w:p>
+            <w:pPr>
+              <w:spacing w:before="40" w:after="40" w:line="276" w:lineRule="auto"/>
+              <w:jc w:val="center"/>
+            </w:pPr>
+            <w:r>
+              <w:rPr>
+                <w:rFonts w:ascii="Times New Roman" w:hAnsi="Times New Roman"/>
+                <w:sz w:val="26"/>
+                <w:rFonts w:ascii="Times New Roman" w:hAnsi="Times New Roman" w:cs="Times New Roman"/>
+              </w:rPr>
+              <w:t>15</w:t>
+            </w:r>
+          </w:p>
+        </w:tc>
+        <w:tc>
+          <w:tcPr>
+            <w:tcW w:type="dxa" w:w="3402"/>
+            <w:vAlign w:val="center"/>
+          </w:tcPr>
+          <w:p>
+            <w:pPr>
+              <w:spacing w:before="40" w:after="40" w:line="276" w:lineRule="auto"/>
+              <w:jc w:val="both"/>
+            </w:pPr>
+            <w:r>
+              <w:rPr>
+                <w:rFonts w:ascii="Times New Roman" w:hAnsi="Times New Roman"/>
+                <w:sz w:val="26"/>
+                <w:rFonts w:ascii="Times New Roman" w:hAnsi="Times New Roman" w:cs="Times New Roman"/>
+              </w:rPr>
+              <w:t>- Nêu ví dụ cụ thể mô tả cấu trúc tuần tự.  - Sử dụng cấu trúc tuần tự trong chương trình Scratch đơn giản.</w:t>
+            </w:r>
+          </w:p>
+        </w:tc>
+      </w:tr>
+      <w:tr>
+        <w:tc>
+          <w:tcPr>
+            <w:tcW w:type="dxa" w:w="680"/>
+            <w:vAlign w:val="center"/>
+          </w:tcPr>
+          <w:p>
+            <w:pPr>
+              <w:spacing w:before="40" w:after="40" w:line="276" w:lineRule="auto"/>
+              <w:jc w:val="center"/>
+            </w:pPr>
+            <w:r>
+              <w:rPr>
+                <w:rFonts w:ascii="Times New Roman" w:hAnsi="Times New Roman"/>
+                <w:sz w:val="26"/>
+                <w:rFonts w:ascii="Times New Roman" w:hAnsi="Times New Roman" w:cs="Times New Roman"/>
+              </w:rPr>
+              <w:t>16</w:t>
+            </w:r>
+          </w:p>
+        </w:tc>
+        <w:tc>
+          <w:tcPr>
+            <w:tcW w:type="dxa" w:w="3118"/>
+            <w:vAlign w:val="center"/>
+          </w:tcPr>
+          <w:p>
+            <w:pPr>
+              <w:spacing w:before="40" w:after="40" w:line="276" w:lineRule="auto"/>
+              <w:jc w:val="both"/>
+            </w:pPr>
+            <w:r>
+              <w:rPr>
+                <w:rFonts w:ascii="Times New Roman" w:hAnsi="Times New Roman"/>
+                <w:sz w:val="26"/>
+                <w:rFonts w:ascii="Times New Roman" w:hAnsi="Times New Roman" w:cs="Times New Roman"/>
+              </w:rPr>
+              <w:t>Bài 13: Cấu trúc lặp</w:t>
+            </w:r>
+          </w:p>
+        </w:tc>
+        <w:tc>
+          <w:tcPr>
+            <w:tcW w:type="dxa" w:w="850"/>
+            <w:vAlign w:val="center"/>
+          </w:tcPr>
+          <w:p>
+            <w:pPr>
+              <w:spacing w:before="40" w:after="40" w:line="276" w:lineRule="auto"/>
+              <w:jc w:val="center"/>
+            </w:pPr>
+            <w:r>
+              <w:rPr>
+                <w:rFonts w:ascii="Times New Roman" w:hAnsi="Times New Roman"/>
+                <w:sz w:val="26"/>
+                <w:rFonts w:ascii="Times New Roman" w:hAnsi="Times New Roman" w:cs="Times New Roman"/>
+              </w:rPr>
+              <w:t>1</w:t>
+            </w:r>
+          </w:p>
+        </w:tc>
+        <w:tc>
+          <w:tcPr>
+            <w:tcW w:type="dxa" w:w="1247"/>
+            <w:vAlign w:val="center"/>
+          </w:tcPr>
+          <w:p>
+            <w:pPr>
+              <w:spacing w:before="40" w:after="40" w:line="276" w:lineRule="auto"/>
+              <w:jc w:val="center"/>
+            </w:pPr>
+            <w:r>
+              <w:rPr>
+                <w:rFonts w:ascii="Times New Roman" w:hAnsi="Times New Roman"/>
+                <w:sz w:val="26"/>
+                <w:rFonts w:ascii="Times New Roman" w:hAnsi="Times New Roman" w:cs="Times New Roman"/>
+              </w:rPr>
+              <w:t>16</w:t>
+            </w:r>
+          </w:p>
+        </w:tc>
+        <w:tc>
+          <w:tcPr>
+            <w:tcW w:type="dxa" w:w="3402"/>
+            <w:vAlign w:val="center"/>
+          </w:tcPr>
+          <w:p>
+            <w:pPr>
+              <w:spacing w:before="40" w:after="40" w:line="276" w:lineRule="auto"/>
+              <w:jc w:val="both"/>
+            </w:pPr>
+            <w:r>
+              <w:rPr>
+                <w:rFonts w:ascii="Times New Roman" w:hAnsi="Times New Roman"/>
+                <w:sz w:val="26"/>
+                <w:rFonts w:ascii="Times New Roman" w:hAnsi="Times New Roman" w:cs="Times New Roman"/>
+              </w:rPr>
+              <w:t>- Nêu ví dụ mô tả cấu trúc lặp.  - Phân biệt các lệnh lặp trong Scratch (lặp số lần biết trước, lặp liên tục, lặp có điều kiện).</w:t>
+            </w:r>
+          </w:p>
+        </w:tc>
+      </w:tr>
+      <w:tr>
+        <w:tc>
+          <w:tcPr>
+            <w:tcW w:type="dxa" w:w="680"/>
+            <w:vAlign w:val="center"/>
+          </w:tcPr>
+          <w:p>
+            <w:pPr>
+              <w:spacing w:before="40" w:after="40" w:line="276" w:lineRule="auto"/>
+              <w:jc w:val="center"/>
+            </w:pPr>
+            <w:r>
+              <w:rPr>
+                <w:rFonts w:ascii="Times New Roman" w:hAnsi="Times New Roman"/>
+                <w:sz w:val="26"/>
+                <w:rFonts w:ascii="Times New Roman" w:hAnsi="Times New Roman" w:cs="Times New Roman"/>
+              </w:rPr>
+              <w:t>17</w:t>
+            </w:r>
+          </w:p>
+        </w:tc>
+        <w:tc>
+          <w:tcPr>
+            <w:tcW w:type="dxa" w:w="3118"/>
+            <w:vAlign w:val="center"/>
+          </w:tcPr>
+          <w:p>
+            <w:pPr>
+              <w:spacing w:before="40" w:after="40" w:line="276" w:lineRule="auto"/>
+              <w:jc w:val="both"/>
+            </w:pPr>
+            <w:r>
+              <w:rPr>
+                <w:rFonts w:ascii="Times New Roman" w:hAnsi="Times New Roman"/>
+                <w:sz w:val="26"/>
+                <w:rFonts w:ascii="Times New Roman" w:hAnsi="Times New Roman" w:cs="Times New Roman"/>
+              </w:rPr>
+              <w:t>Bài 14: Thực hành sử dụng lệnh lặp</w:t>
+            </w:r>
+          </w:p>
+        </w:tc>
+        <w:tc>
+          <w:tcPr>
+            <w:tcW w:type="dxa" w:w="850"/>
+            <w:vAlign w:val="center"/>
+          </w:tcPr>
+          <w:p>
+            <w:pPr>
+              <w:spacing w:before="40" w:after="40" w:line="276" w:lineRule="auto"/>
+              <w:jc w:val="center"/>
+            </w:pPr>
+            <w:r>
+              <w:rPr>
+                <w:rFonts w:ascii="Times New Roman" w:hAnsi="Times New Roman"/>
+                <w:sz w:val="26"/>
+                <w:rFonts w:ascii="Times New Roman" w:hAnsi="Times New Roman" w:cs="Times New Roman"/>
+              </w:rPr>
+              <w:t>1</w:t>
+            </w:r>
+          </w:p>
+        </w:tc>
+        <w:tc>
+          <w:tcPr>
+            <w:tcW w:type="dxa" w:w="1247"/>
+            <w:vAlign w:val="center"/>
+          </w:tcPr>
+          <w:p>
+            <w:pPr>
+              <w:spacing w:before="40" w:after="40" w:line="276" w:lineRule="auto"/>
+              <w:jc w:val="center"/>
+            </w:pPr>
+            <w:r>
+              <w:rPr>
+                <w:rFonts w:ascii="Times New Roman" w:hAnsi="Times New Roman"/>
+                <w:sz w:val="26"/>
+                <w:rFonts w:ascii="Times New Roman" w:hAnsi="Times New Roman" w:cs="Times New Roman"/>
+              </w:rPr>
+              <w:t>17</w:t>
+            </w:r>
+          </w:p>
+        </w:tc>
+        <w:tc>
+          <w:tcPr>
+            <w:tcW w:type="dxa" w:w="3402"/>
+            <w:vAlign w:val="center"/>
+          </w:tcPr>
+          <w:p>
+            <w:pPr>
+              <w:spacing w:before="40" w:after="40" w:line="276" w:lineRule="auto"/>
+              <w:jc w:val="both"/>
+            </w:pPr>
+            <w:r>
+              <w:rPr>
+                <w:rFonts w:ascii="Times New Roman" w:hAnsi="Times New Roman"/>
+                <w:sz w:val="26"/>
+                <w:rFonts w:ascii="Times New Roman" w:hAnsi="Times New Roman" w:cs="Times New Roman"/>
+              </w:rPr>
+              <w:t>- Sử dụng thuần thục lệnh lặp trong chương trình đơn giản, chạy thử chương trình.</w:t>
+            </w:r>
+          </w:p>
+        </w:tc>
+      </w:tr>
+      <w:tr>
+        <w:tc>
+          <w:tcPr>
+            <w:tcW w:type="dxa" w:w="680"/>
+            <w:vAlign w:val="center"/>
+          </w:tcPr>
+          <w:p>
+            <w:pPr>
+              <w:spacing w:before="40" w:after="40" w:line="276" w:lineRule="auto"/>
+              <w:jc w:val="center"/>
+            </w:pPr>
+            <w:r>
+              <w:rPr>
+                <w:rFonts w:ascii="Times New Roman" w:hAnsi="Times New Roman"/>
+                <w:sz w:val="26"/>
+                <w:rFonts w:ascii="Times New Roman" w:hAnsi="Times New Roman" w:cs="Times New Roman"/>
+              </w:rPr>
+              <w:t>18</w:t>
+            </w:r>
+          </w:p>
+        </w:tc>
+        <w:tc>
+          <w:tcPr>
+            <w:tcW w:type="dxa" w:w="3118"/>
+            <w:vAlign w:val="center"/>
+          </w:tcPr>
+          <w:p>
+            <w:pPr>
+              <w:spacing w:before="40" w:after="40" w:line="276" w:lineRule="auto"/>
+              <w:jc w:val="both"/>
+            </w:pPr>
+            <w:r>
+              <w:rPr>
+                <w:rFonts w:ascii="Times New Roman" w:hAnsi="Times New Roman"/>
+                <w:sz w:val="26"/>
+                <w:rFonts w:ascii="Times New Roman" w:hAnsi="Times New Roman" w:cs="Times New Roman"/>
+              </w:rPr>
+              <w:t>Ôn tập Đánh giá định kỳ 3</w:t>
+            </w:r>
+          </w:p>
+        </w:tc>
+        <w:tc>
+          <w:tcPr>
+            <w:tcW w:type="dxa" w:w="850"/>
+            <w:vAlign w:val="center"/>
+          </w:tcPr>
+          <w:p>
+            <w:pPr>
+              <w:spacing w:before="40" w:after="40" w:line="276" w:lineRule="auto"/>
+              <w:jc w:val="center"/>
+            </w:pPr>
+            <w:r>
+              <w:rPr>
+                <w:rFonts w:ascii="Times New Roman" w:hAnsi="Times New Roman"/>
+                <w:sz w:val="26"/>
+                <w:rFonts w:ascii="Times New Roman" w:hAnsi="Times New Roman" w:cs="Times New Roman"/>
+              </w:rPr>
+              <w:t>1</w:t>
+            </w:r>
+          </w:p>
+        </w:tc>
+        <w:tc>
+          <w:tcPr>
+            <w:tcW w:type="dxa" w:w="1247"/>
+            <w:vAlign w:val="center"/>
+          </w:tcPr>
+          <w:p>
+            <w:pPr>
+              <w:spacing w:before="40" w:after="40" w:line="276" w:lineRule="auto"/>
+              <w:jc w:val="center"/>
+            </w:pPr>
+            <w:r>
+              <w:rPr>
+                <w:rFonts w:ascii="Times New Roman" w:hAnsi="Times New Roman"/>
+                <w:sz w:val="26"/>
+                <w:rFonts w:ascii="Times New Roman" w:hAnsi="Times New Roman" w:cs="Times New Roman"/>
+              </w:rPr>
+              <w:t>18</w:t>
+            </w:r>
+          </w:p>
+        </w:tc>
+        <w:tc>
+          <w:tcPr>
+            <w:tcW w:type="dxa" w:w="3402"/>
+            <w:vAlign w:val="center"/>
+          </w:tcPr>
+          <w:p>
+            <w:pPr>
+              <w:spacing w:before="40" w:after="40" w:line="276" w:lineRule="auto"/>
+              <w:jc w:val="both"/>
+            </w:pPr>
+            <w:r>
+              <w:rPr>
+                <w:rFonts w:ascii="Times New Roman" w:hAnsi="Times New Roman"/>
+                <w:sz w:val="26"/>
+                <w:rFonts w:ascii="Times New Roman" w:hAnsi="Times New Roman" w:cs="Times New Roman"/>
+              </w:rPr>
+              <w:t>Hệ thống hóa kiến thức chuẩn bị Đánh giá định kỳ 3.</w:t>
+            </w:r>
+          </w:p>
+        </w:tc>
+      </w:tr>
+      <w:tr>
+        <w:tc>
+          <w:tcPr>
+            <w:tcW w:type="dxa" w:w="680"/>
+            <w:vAlign w:val="center"/>
+          </w:tcPr>
+          <w:p>
+            <w:pPr>
+              <w:spacing w:before="40" w:after="40" w:line="276" w:lineRule="auto"/>
+              <w:jc w:val="center"/>
+            </w:pPr>
+            <w:r>
+              <w:rPr>
+                <w:rFonts w:ascii="Times New Roman" w:hAnsi="Times New Roman"/>
+                <w:sz w:val="26"/>
+                <w:rFonts w:ascii="Times New Roman" w:hAnsi="Times New Roman" w:cs="Times New Roman"/>
+              </w:rPr>
+              <w:t>19</w:t>
+            </w:r>
+          </w:p>
+        </w:tc>
+        <w:tc>
+          <w:tcPr>
+            <w:tcW w:type="dxa" w:w="3118"/>
+            <w:vAlign w:val="center"/>
+          </w:tcPr>
+          <w:p>
+            <w:pPr>
+              <w:spacing w:before="40" w:after="40" w:line="276" w:lineRule="auto"/>
+              <w:jc w:val="both"/>
+            </w:pPr>
+            <w:r>
+              <w:rPr>
+                <w:rFonts w:ascii="Times New Roman" w:hAnsi="Times New Roman"/>
+                <w:sz w:val="26"/>
+                <w:rFonts w:ascii="Times New Roman" w:hAnsi="Times New Roman" w:cs="Times New Roman"/>
+              </w:rPr>
+              <w:t>Đánh giá định kỳ 3</w:t>
+            </w:r>
+          </w:p>
+        </w:tc>
+        <w:tc>
+          <w:tcPr>
+            <w:tcW w:type="dxa" w:w="850"/>
+            <w:vAlign w:val="center"/>
+          </w:tcPr>
+          <w:p>
+            <w:pPr>
+              <w:spacing w:before="40" w:after="40" w:line="276" w:lineRule="auto"/>
+              <w:jc w:val="center"/>
+            </w:pPr>
+            <w:r>
+              <w:rPr>
+                <w:rFonts w:ascii="Times New Roman" w:hAnsi="Times New Roman"/>
+                <w:sz w:val="26"/>
+                <w:rFonts w:ascii="Times New Roman" w:hAnsi="Times New Roman" w:cs="Times New Roman"/>
+              </w:rPr>
+              <w:t>1</w:t>
+            </w:r>
+          </w:p>
+        </w:tc>
+        <w:tc>
+          <w:tcPr>
+            <w:tcW w:type="dxa" w:w="1247"/>
+            <w:vAlign w:val="center"/>
+          </w:tcPr>
+          <w:p>
+            <w:pPr>
+              <w:spacing w:before="40" w:after="40" w:line="276" w:lineRule="auto"/>
+              <w:jc w:val="center"/>
+            </w:pPr>
+            <w:r>
+              <w:rPr>
+                <w:rFonts w:ascii="Times New Roman" w:hAnsi="Times New Roman"/>
+                <w:sz w:val="26"/>
+                <w:rFonts w:ascii="Times New Roman" w:hAnsi="Times New Roman" w:cs="Times New Roman"/>
+              </w:rPr>
+              <w:t>19</w:t>
+            </w:r>
+          </w:p>
+        </w:tc>
+        <w:tc>
+          <w:tcPr>
+            <w:tcW w:type="dxa" w:w="3402"/>
+            <w:vAlign w:val="center"/>
+          </w:tcPr>
+          <w:p>
+            <w:pPr>
+              <w:spacing w:before="40" w:after="40" w:line="276" w:lineRule="auto"/>
+              <w:jc w:val="both"/>
+            </w:pPr>
+            <w:r>
+              <w:rPr>
+                <w:rFonts w:ascii="Times New Roman" w:hAnsi="Times New Roman"/>
+                <w:sz w:val="26"/>
+                <w:rFonts w:ascii="Times New Roman" w:hAnsi="Times New Roman" w:cs="Times New Roman"/>
+              </w:rPr>
+              <w:t>Kiểm tra đánh giá kết quả học tập.</w:t>
+            </w:r>
+          </w:p>
+        </w:tc>
+      </w:tr>
+      <w:tr>
+        <w:tc>
+          <w:tcPr>
+            <w:tcW w:type="dxa" w:w="680"/>
+            <w:vAlign w:val="center"/>
+          </w:tcPr>
+          <w:p>
+            <w:pPr>
+              <w:spacing w:before="40" w:after="40" w:line="276" w:lineRule="auto"/>
+              <w:jc w:val="center"/>
+            </w:pPr>
+            <w:r>
+              <w:rPr>
+                <w:rFonts w:ascii="Times New Roman" w:hAnsi="Times New Roman"/>
+                <w:sz w:val="26"/>
+                <w:rFonts w:ascii="Times New Roman" w:hAnsi="Times New Roman" w:cs="Times New Roman"/>
+              </w:rPr>
+              <w:t>20</w:t>
+            </w:r>
+          </w:p>
+        </w:tc>
+        <w:tc>
+          <w:tcPr>
+            <w:tcW w:type="dxa" w:w="3118"/>
+            <w:vAlign w:val="center"/>
+          </w:tcPr>
+          <w:p>
+            <w:pPr>
+              <w:spacing w:before="40" w:after="40" w:line="276" w:lineRule="auto"/>
+              <w:jc w:val="both"/>
+            </w:pPr>
+            <w:r>
+              <w:rPr>
+                <w:rFonts w:ascii="Times New Roman" w:hAnsi="Times New Roman"/>
+                <w:sz w:val="26"/>
+                <w:rFonts w:ascii="Times New Roman" w:hAnsi="Times New Roman" w:cs="Times New Roman"/>
+              </w:rPr>
+              <w:t>Bài 15: Cấu trúc rẽ nhánh</w:t>
+            </w:r>
+          </w:p>
+        </w:tc>
+        <w:tc>
+          <w:tcPr>
+            <w:tcW w:type="dxa" w:w="850"/>
+            <w:vAlign w:val="center"/>
+          </w:tcPr>
+          <w:p>
+            <w:pPr>
+              <w:spacing w:before="40" w:after="40" w:line="276" w:lineRule="auto"/>
+              <w:jc w:val="center"/>
+            </w:pPr>
+            <w:r>
+              <w:rPr>
+                <w:rFonts w:ascii="Times New Roman" w:hAnsi="Times New Roman"/>
+                <w:sz w:val="26"/>
+                <w:rFonts w:ascii="Times New Roman" w:hAnsi="Times New Roman" w:cs="Times New Roman"/>
+              </w:rPr>
+              <w:t>1</w:t>
+            </w:r>
+          </w:p>
+        </w:tc>
+        <w:tc>
+          <w:tcPr>
+            <w:tcW w:type="dxa" w:w="1247"/>
+            <w:vAlign w:val="center"/>
+          </w:tcPr>
+          <w:p>
+            <w:pPr>
+              <w:spacing w:before="40" w:after="40" w:line="276" w:lineRule="auto"/>
+              <w:jc w:val="center"/>
+            </w:pPr>
+            <w:r>
+              <w:rPr>
+                <w:rFonts w:ascii="Times New Roman" w:hAnsi="Times New Roman"/>
+                <w:sz w:val="26"/>
+                <w:rFonts w:ascii="Times New Roman" w:hAnsi="Times New Roman" w:cs="Times New Roman"/>
+              </w:rPr>
+              <w:t>20</w:t>
+            </w:r>
+          </w:p>
+        </w:tc>
+        <w:tc>
+          <w:tcPr>
+            <w:tcW w:type="dxa" w:w="3402"/>
+            <w:vAlign w:val="center"/>
+          </w:tcPr>
+          <w:p>
+            <w:pPr>
+              <w:spacing w:before="40" w:after="40" w:line="276" w:lineRule="auto"/>
+              <w:jc w:val="both"/>
+            </w:pPr>
+            <w:r>
+              <w:rPr>
+                <w:rFonts w:ascii="Times New Roman" w:hAnsi="Times New Roman"/>
+                <w:sz w:val="26"/>
+                <w:rFonts w:ascii="Times New Roman" w:hAnsi="Times New Roman" w:cs="Times New Roman"/>
+              </w:rPr>
+              <w:t>- Nêu ví dụ mô tả cấu trúc rẽ nhánh dạng thiếu và dạng đủ.  - Sử dụng lệnh rẽ nhánh (nếu... thì, nếu... thì... nếu không thì) trong Scratch.</w:t>
+            </w:r>
+          </w:p>
+        </w:tc>
+      </w:tr>
+      <w:tr>
+        <w:tc>
+          <w:tcPr>
+            <w:tcW w:type="dxa" w:w="680"/>
+            <w:vAlign w:val="center"/>
+          </w:tcPr>
+          <w:p>
+            <w:pPr>
+              <w:spacing w:before="40" w:after="40" w:line="276" w:lineRule="auto"/>
+              <w:jc w:val="center"/>
+            </w:pPr>
+            <w:r>
+              <w:rPr>
+                <w:rFonts w:ascii="Times New Roman" w:hAnsi="Times New Roman"/>
+                <w:sz w:val="26"/>
+                <w:rFonts w:ascii="Times New Roman" w:hAnsi="Times New Roman" w:cs="Times New Roman"/>
+              </w:rPr>
+              <w:t>21</w:t>
+            </w:r>
+          </w:p>
+        </w:tc>
+        <w:tc>
+          <w:tcPr>
+            <w:tcW w:type="dxa" w:w="3118"/>
+            <w:vAlign w:val="center"/>
+          </w:tcPr>
+          <w:p>
+            <w:pPr>
+              <w:spacing w:before="40" w:after="40" w:line="276" w:lineRule="auto"/>
+              <w:jc w:val="both"/>
+            </w:pPr>
+            <w:r>
+              <w:rPr>
+                <w:rFonts w:ascii="Times New Roman" w:hAnsi="Times New Roman"/>
+                <w:sz w:val="26"/>
+                <w:rFonts w:ascii="Times New Roman" w:hAnsi="Times New Roman" w:cs="Times New Roman"/>
+              </w:rPr>
+              <w:t>Bài 16: Sử dụng biến trong chương trình</w:t>
+            </w:r>
+          </w:p>
+        </w:tc>
+        <w:tc>
+          <w:tcPr>
+            <w:tcW w:type="dxa" w:w="850"/>
+            <w:vAlign w:val="center"/>
+          </w:tcPr>
+          <w:p>
+            <w:pPr>
+              <w:spacing w:before="40" w:after="40" w:line="276" w:lineRule="auto"/>
+              <w:jc w:val="center"/>
+            </w:pPr>
+            <w:r>
+              <w:rPr>
+                <w:rFonts w:ascii="Times New Roman" w:hAnsi="Times New Roman"/>
+                <w:sz w:val="26"/>
+                <w:rFonts w:ascii="Times New Roman" w:hAnsi="Times New Roman" w:cs="Times New Roman"/>
+              </w:rPr>
+              <w:t>1</w:t>
+            </w:r>
+          </w:p>
+        </w:tc>
+        <w:tc>
+          <w:tcPr>
+            <w:tcW w:type="dxa" w:w="1247"/>
+            <w:vAlign w:val="center"/>
+          </w:tcPr>
+          <w:p>
+            <w:pPr>
+              <w:spacing w:before="40" w:after="40" w:line="276" w:lineRule="auto"/>
+              <w:jc w:val="center"/>
+            </w:pPr>
+            <w:r>
+              <w:rPr>
+                <w:rFonts w:ascii="Times New Roman" w:hAnsi="Times New Roman"/>
+                <w:sz w:val="26"/>
+                <w:rFonts w:ascii="Times New Roman" w:hAnsi="Times New Roman" w:cs="Times New Roman"/>
+              </w:rPr>
+              <w:t>21</w:t>
+            </w:r>
+          </w:p>
+        </w:tc>
+        <w:tc>
+          <w:tcPr>
+            <w:tcW w:type="dxa" w:w="3402"/>
+            <w:vAlign w:val="center"/>
+          </w:tcPr>
+          <w:p>
+            <w:pPr>
+              <w:spacing w:before="40" w:after="40" w:line="276" w:lineRule="auto"/>
+              <w:jc w:val="both"/>
+            </w:pPr>
+            <w:r>
+              <w:rPr>
+                <w:rFonts w:ascii="Times New Roman" w:hAnsi="Times New Roman"/>
+                <w:sz w:val="26"/>
+                <w:rFonts w:ascii="Times New Roman" w:hAnsi="Times New Roman" w:cs="Times New Roman"/>
+              </w:rPr>
+              <w:t>- Hiểu khái niệm biến nhớ, sử dụng biến trả lời và biến tự tạo trong Scratch.</w:t>
+            </w:r>
+          </w:p>
+        </w:tc>
+      </w:tr>
+      <w:tr>
+        <w:tc>
+          <w:tcPr>
+            <w:tcW w:type="dxa" w:w="680"/>
+            <w:vAlign w:val="center"/>
+          </w:tcPr>
+          <w:p>
+            <w:pPr>
+              <w:spacing w:before="40" w:after="40" w:line="276" w:lineRule="auto"/>
+              <w:jc w:val="center"/>
+            </w:pPr>
+            <w:r>
+              <w:rPr>
+                <w:rFonts w:ascii="Times New Roman" w:hAnsi="Times New Roman"/>
+                <w:sz w:val="26"/>
+                <w:rFonts w:ascii="Times New Roman" w:hAnsi="Times New Roman" w:cs="Times New Roman"/>
+              </w:rPr>
+              <w:t>22</w:t>
+            </w:r>
+          </w:p>
+        </w:tc>
+        <w:tc>
+          <w:tcPr>
+            <w:tcW w:type="dxa" w:w="3118"/>
+            <w:vAlign w:val="center"/>
+          </w:tcPr>
+          <w:p>
+            <w:pPr>
+              <w:spacing w:before="40" w:after="40" w:line="276" w:lineRule="auto"/>
+              <w:jc w:val="both"/>
+            </w:pPr>
+            <w:r>
+              <w:rPr>
+                <w:rFonts w:ascii="Times New Roman" w:hAnsi="Times New Roman"/>
+                <w:sz w:val="26"/>
+                <w:rFonts w:ascii="Times New Roman" w:hAnsi="Times New Roman" w:cs="Times New Roman"/>
+              </w:rPr>
+              <w:t>Ôn tập và luyện tập</w:t>
+            </w:r>
+          </w:p>
+        </w:tc>
+        <w:tc>
+          <w:tcPr>
+            <w:tcW w:type="dxa" w:w="850"/>
+            <w:vAlign w:val="center"/>
+          </w:tcPr>
+          <w:p>
+            <w:pPr>
+              <w:spacing w:before="40" w:after="40" w:line="276" w:lineRule="auto"/>
+              <w:jc w:val="center"/>
+            </w:pPr>
+            <w:r>
+              <w:rPr>
+                <w:rFonts w:ascii="Times New Roman" w:hAnsi="Times New Roman"/>
+                <w:sz w:val="26"/>
+                <w:rFonts w:ascii="Times New Roman" w:hAnsi="Times New Roman" w:cs="Times New Roman"/>
+              </w:rPr>
+              <w:t>1</w:t>
+            </w:r>
+          </w:p>
+        </w:tc>
+        <w:tc>
+          <w:tcPr>
+            <w:tcW w:type="dxa" w:w="1247"/>
+            <w:vAlign w:val="center"/>
+          </w:tcPr>
+          <w:p>
+            <w:pPr>
+              <w:spacing w:before="40" w:after="40" w:line="276" w:lineRule="auto"/>
+              <w:jc w:val="center"/>
+            </w:pPr>
+            <w:r>
+              <w:rPr>
+                <w:rFonts w:ascii="Times New Roman" w:hAnsi="Times New Roman"/>
+                <w:sz w:val="26"/>
+                <w:rFonts w:ascii="Times New Roman" w:hAnsi="Times New Roman" w:cs="Times New Roman"/>
+              </w:rPr>
+              <w:t>22</w:t>
+            </w:r>
+          </w:p>
+        </w:tc>
+        <w:tc>
+          <w:tcPr>
+            <w:tcW w:type="dxa" w:w="3402"/>
+            <w:vAlign w:val="center"/>
+          </w:tcPr>
+          <w:p>
+            <w:pPr>
+              <w:spacing w:before="40" w:after="40" w:line="276" w:lineRule="auto"/>
+              <w:jc w:val="both"/>
+            </w:pPr>
+            <w:r>
+              <w:rPr>
+                <w:rFonts w:ascii="Times New Roman" w:hAnsi="Times New Roman"/>
+                <w:sz w:val="26"/>
+                <w:rFonts w:ascii="Times New Roman" w:hAnsi="Times New Roman" w:cs="Times New Roman"/>
+              </w:rPr>
+              <w:t>Ôn tập, luyện tập bổ sung kiến thức và kỹ năng.</w:t>
+            </w:r>
+          </w:p>
+        </w:tc>
+      </w:tr>
+      <w:tr>
+        <w:tc>
+          <w:tcPr>
+            <w:tcW w:type="dxa" w:w="680"/>
+            <w:vAlign w:val="center"/>
+          </w:tcPr>
+          <w:p>
+            <w:pPr>
+              <w:spacing w:before="40" w:after="40" w:line="276" w:lineRule="auto"/>
+              <w:jc w:val="center"/>
+            </w:pPr>
+            <w:r>
+              <w:rPr>
+                <w:rFonts w:ascii="Times New Roman" w:hAnsi="Times New Roman"/>
+                <w:sz w:val="26"/>
+                <w:rFonts w:ascii="Times New Roman" w:hAnsi="Times New Roman" w:cs="Times New Roman"/>
+              </w:rPr>
+              <w:t>23</w:t>
+            </w:r>
+          </w:p>
+        </w:tc>
+        <w:tc>
+          <w:tcPr>
+            <w:tcW w:type="dxa" w:w="3118"/>
+            <w:vAlign w:val="center"/>
+          </w:tcPr>
+          <w:p>
+            <w:pPr>
+              <w:spacing w:before="40" w:after="40" w:line="276" w:lineRule="auto"/>
+              <w:jc w:val="both"/>
+            </w:pPr>
+            <w:r>
+              <w:rPr>
+                <w:rFonts w:ascii="Times New Roman" w:hAnsi="Times New Roman"/>
+                <w:sz w:val="26"/>
+                <w:rFonts w:ascii="Times New Roman" w:hAnsi="Times New Roman" w:cs="Times New Roman"/>
+              </w:rPr>
+              <w:t>Ôn tập Đánh giá định kỳ 4</w:t>
+            </w:r>
+          </w:p>
+        </w:tc>
+        <w:tc>
+          <w:tcPr>
+            <w:tcW w:type="dxa" w:w="850"/>
+            <w:vAlign w:val="center"/>
+          </w:tcPr>
+          <w:p>
+            <w:pPr>
+              <w:spacing w:before="40" w:after="40" w:line="276" w:lineRule="auto"/>
+              <w:jc w:val="center"/>
+            </w:pPr>
+            <w:r>
+              <w:rPr>
+                <w:rFonts w:ascii="Times New Roman" w:hAnsi="Times New Roman"/>
+                <w:sz w:val="26"/>
+                <w:rFonts w:ascii="Times New Roman" w:hAnsi="Times New Roman" w:cs="Times New Roman"/>
+              </w:rPr>
+              <w:t>1</w:t>
+            </w:r>
+          </w:p>
+        </w:tc>
+        <w:tc>
+          <w:tcPr>
+            <w:tcW w:type="dxa" w:w="1247"/>
+            <w:vAlign w:val="center"/>
+          </w:tcPr>
+          <w:p>
+            <w:pPr>
+              <w:spacing w:before="40" w:after="40" w:line="276" w:lineRule="auto"/>
+              <w:jc w:val="center"/>
+            </w:pPr>
+            <w:r>
+              <w:rPr>
+                <w:rFonts w:ascii="Times New Roman" w:hAnsi="Times New Roman"/>
+                <w:sz w:val="26"/>
+                <w:rFonts w:ascii="Times New Roman" w:hAnsi="Times New Roman" w:cs="Times New Roman"/>
+              </w:rPr>
+              <w:t>23</w:t>
+            </w:r>
+          </w:p>
+        </w:tc>
+        <w:tc>
+          <w:tcPr>
+            <w:tcW w:type="dxa" w:w="3402"/>
+            <w:vAlign w:val="center"/>
+          </w:tcPr>
+          <w:p>
+            <w:pPr>
+              <w:spacing w:before="40" w:after="40" w:line="276" w:lineRule="auto"/>
+              <w:jc w:val="both"/>
+            </w:pPr>
+            <w:r>
+              <w:rPr>
+                <w:rFonts w:ascii="Times New Roman" w:hAnsi="Times New Roman"/>
+                <w:sz w:val="26"/>
+                <w:rFonts w:ascii="Times New Roman" w:hAnsi="Times New Roman" w:cs="Times New Roman"/>
+              </w:rPr>
+              <w:t>Hệ thống hóa kiến thức chuẩn bị Đánh giá định kỳ 4.</w:t>
+            </w:r>
+          </w:p>
+        </w:tc>
+      </w:tr>
+      <w:tr>
+        <w:tc>
+          <w:tcPr>
+            <w:tcW w:type="dxa" w:w="680"/>
+            <w:vAlign w:val="center"/>
+          </w:tcPr>
+          <w:p>
+            <w:pPr>
+              <w:spacing w:before="40" w:after="40" w:line="276" w:lineRule="auto"/>
+              <w:jc w:val="center"/>
+            </w:pPr>
+            <w:r>
+              <w:rPr>
+                <w:rFonts w:ascii="Times New Roman" w:hAnsi="Times New Roman"/>
+                <w:sz w:val="26"/>
+                <w:rFonts w:ascii="Times New Roman" w:hAnsi="Times New Roman" w:cs="Times New Roman"/>
+              </w:rPr>
+              <w:t>24</w:t>
+            </w:r>
+          </w:p>
+        </w:tc>
+        <w:tc>
+          <w:tcPr>
+            <w:tcW w:type="dxa" w:w="3118"/>
+            <w:vAlign w:val="center"/>
+          </w:tcPr>
+          <w:p>
+            <w:pPr>
+              <w:spacing w:before="40" w:after="40" w:line="276" w:lineRule="auto"/>
+              <w:jc w:val="both"/>
+            </w:pPr>
+            <w:r>
+              <w:rPr>
+                <w:rFonts w:ascii="Times New Roman" w:hAnsi="Times New Roman"/>
+                <w:sz w:val="26"/>
+                <w:rFonts w:ascii="Times New Roman" w:hAnsi="Times New Roman" w:cs="Times New Roman"/>
+              </w:rPr>
+              <w:t>Đánh giá định kỳ 4</w:t>
+            </w:r>
+          </w:p>
+        </w:tc>
+        <w:tc>
+          <w:tcPr>
+            <w:tcW w:type="dxa" w:w="850"/>
+            <w:vAlign w:val="center"/>
+          </w:tcPr>
+          <w:p>
+            <w:pPr>
+              <w:spacing w:before="40" w:after="40" w:line="276" w:lineRule="auto"/>
+              <w:jc w:val="center"/>
+            </w:pPr>
+            <w:r>
+              <w:rPr>
+                <w:rFonts w:ascii="Times New Roman" w:hAnsi="Times New Roman"/>
+                <w:sz w:val="26"/>
+                <w:rFonts w:ascii="Times New Roman" w:hAnsi="Times New Roman" w:cs="Times New Roman"/>
+              </w:rPr>
+              <w:t>1</w:t>
+            </w:r>
+          </w:p>
+        </w:tc>
+        <w:tc>
+          <w:tcPr>
+            <w:tcW w:type="dxa" w:w="1247"/>
+            <w:vAlign w:val="center"/>
+          </w:tcPr>
+          <w:p>
+            <w:pPr>
+              <w:spacing w:before="40" w:after="40" w:line="276" w:lineRule="auto"/>
+              <w:jc w:val="center"/>
+            </w:pPr>
+            <w:r>
+              <w:rPr>
+                <w:rFonts w:ascii="Times New Roman" w:hAnsi="Times New Roman"/>
+                <w:sz w:val="26"/>
+                <w:rFonts w:ascii="Times New Roman" w:hAnsi="Times New Roman" w:cs="Times New Roman"/>
+              </w:rPr>
+              <w:t>24</w:t>
+            </w:r>
+          </w:p>
+        </w:tc>
+        <w:tc>
+          <w:tcPr>
+            <w:tcW w:type="dxa" w:w="3402"/>
+            <w:vAlign w:val="center"/>
+          </w:tcPr>
+          <w:p>
+            <w:pPr>
+              <w:spacing w:before="40" w:after="40" w:line="276" w:lineRule="auto"/>
+              <w:jc w:val="both"/>
+            </w:pPr>
+            <w:r>
+              <w:rPr>
+                <w:rFonts w:ascii="Times New Roman" w:hAnsi="Times New Roman"/>
+                <w:sz w:val="26"/>
+                <w:rFonts w:ascii="Times New Roman" w:hAnsi="Times New Roman" w:cs="Times New Roman"/>
+              </w:rPr>
+              <w:t>Kiểm tra đánh giá kết quả học tập.</w:t>
+            </w:r>
+          </w:p>
+        </w:tc>
+      </w:tr>
+      <w:tr>
+        <w:tc>
+          <w:tcPr>
+            <w:tcW w:type="dxa" w:w="680"/>
+            <w:vAlign w:val="center"/>
+          </w:tcPr>
+          <w:p>
+            <w:pPr>
+              <w:spacing w:before="40" w:after="40" w:line="276" w:lineRule="auto"/>
+              <w:jc w:val="center"/>
+            </w:pPr>
+            <w:r>
+              <w:rPr>
+                <w:rFonts w:ascii="Times New Roman" w:hAnsi="Times New Roman"/>
+                <w:sz w:val="26"/>
+                <w:rFonts w:ascii="Times New Roman" w:hAnsi="Times New Roman" w:cs="Times New Roman"/>
+              </w:rPr>
+              <w:t>25</w:t>
+            </w:r>
+          </w:p>
+        </w:tc>
+        <w:tc>
+          <w:tcPr>
+            <w:tcW w:type="dxa" w:w="3118"/>
+            <w:vAlign w:val="center"/>
+          </w:tcPr>
+          <w:p>
+            <w:pPr>
+              <w:spacing w:before="40" w:after="40" w:line="276" w:lineRule="auto"/>
+              <w:jc w:val="both"/>
+            </w:pPr>
+            <w:r>
+              <w:rPr>
+                <w:rFonts w:ascii="Times New Roman" w:hAnsi="Times New Roman"/>
+                <w:sz w:val="26"/>
+                <w:rFonts w:ascii="Times New Roman" w:hAnsi="Times New Roman" w:cs="Times New Roman"/>
+              </w:rPr>
+              <w:t>Tổng kết năm học</w:t>
+            </w:r>
+          </w:p>
+        </w:tc>
+        <w:tc>
+          <w:tcPr>
+            <w:tcW w:type="dxa" w:w="850"/>
+            <w:vAlign w:val="center"/>
+          </w:tcPr>
+          <w:p>
+            <w:pPr>
+              <w:spacing w:before="40" w:after="40" w:line="276" w:lineRule="auto"/>
+              <w:jc w:val="center"/>
+            </w:pPr>
+            <w:r>
+              <w:rPr>
+                <w:rFonts w:ascii="Times New Roman" w:hAnsi="Times New Roman"/>
+                <w:sz w:val="26"/>
+                <w:rFonts w:ascii="Times New Roman" w:hAnsi="Times New Roman" w:cs="Times New Roman"/>
+              </w:rPr>
+              <w:t>1</w:t>
+            </w:r>
+          </w:p>
+        </w:tc>
+        <w:tc>
+          <w:tcPr>
+            <w:tcW w:type="dxa" w:w="1247"/>
+            <w:vAlign w:val="center"/>
+          </w:tcPr>
+          <w:p>
+            <w:pPr>
+              <w:spacing w:before="40" w:after="40" w:line="276" w:lineRule="auto"/>
+              <w:jc w:val="center"/>
+            </w:pPr>
+            <w:r>
+              <w:rPr>
+                <w:rFonts w:ascii="Times New Roman" w:hAnsi="Times New Roman"/>
+                <w:sz w:val="26"/>
+                <w:rFonts w:ascii="Times New Roman" w:hAnsi="Times New Roman" w:cs="Times New Roman"/>
+              </w:rPr>
+              <w:t>25</w:t>
+            </w:r>
+          </w:p>
+        </w:tc>
+        <w:tc>
+          <w:tcPr>
+            <w:tcW w:type="dxa" w:w="3402"/>
+            <w:vAlign w:val="center"/>
+          </w:tcPr>
+          <w:p>
+            <w:pPr>
+              <w:spacing w:before="40" w:after="40" w:line="276" w:lineRule="auto"/>
+              <w:jc w:val="both"/>
+            </w:pPr>
+            <w:r>
+              <w:rPr>
+                <w:rFonts w:ascii="Times New Roman" w:hAnsi="Times New Roman"/>
+                <w:sz w:val="26"/>
+                <w:rFonts w:ascii="Times New Roman" w:hAnsi="Times New Roman" w:cs="Times New Roman"/>
+              </w:rPr>
+              <w:t>Tổng kết đánh giá kết quả học tập cả năm.</w:t>
+            </w:r>
+          </w:p>
+        </w:tc>
+      </w:tr>
+    </w:tbl>
     <w:p>
       <w:pPr>
         <w:rPr>
@@ -1420,2805 +4099,6 @@
         <w:t>5</w:t>
       </w:r>
     </w:p>
-    <w:tbl>
-      <w:tblPr>
-        <w:tblW w:w="9634" w:type="dxa"/>
-        <w:tblBorders>
-          <w:top w:val="single" w:sz="4" w:space="0" w:color="000000"/>
-          <w:left w:val="single" w:sz="4" w:space="0" w:color="000000"/>
-          <w:bottom w:val="single" w:sz="4" w:space="0" w:color="000000"/>
-          <w:right w:val="single" w:sz="4" w:space="0" w:color="000000"/>
-          <w:insideH w:val="single" w:sz="4" w:space="0" w:color="000000"/>
-          <w:insideV w:val="single" w:sz="4" w:space="0" w:color="000000"/>
-        </w:tblBorders>
-        <w:tblLayout w:type="fixed"/>
-        <w:tblLook w:val="0400" w:firstRow="0" w:lastRow="0" w:firstColumn="0" w:lastColumn="0" w:noHBand="0" w:noVBand="1"/>
-      </w:tblPr>
-      <w:tblGrid>
-        <w:gridCol w:w="846"/>
-        <w:gridCol w:w="3118"/>
-        <w:gridCol w:w="1134"/>
-        <w:gridCol w:w="4536"/>
-      </w:tblGrid>
-      <w:tr>
-        <w:tc>
-          <w:tcPr>
-            <w:tcW w:w="846" w:type="dxa"/>
-          </w:tcPr>
-          <w:p>
-            <w:pPr>
-              <w:spacing w:before="20" w:after="20"/>
-              <w:jc w:val="center"/>
-            </w:pPr>
-            <w:r>
-              <w:rPr>
-                <w:rFonts w:ascii="Times New Roman" w:hAnsi="Times New Roman"/>
-                <w:sz w:val="26"/>
-                <w:rFonts w:ascii="Times New Roman" w:hAnsi="Times New Roman" w:cs="Times New Roman"/>
-              </w:rPr>
-            </w:r>
-            <w:r>
-              <w:rPr>
-                <w:rFonts w:ascii="Times New Roman" w:hAnsi="Times New Roman"/>
-                <w:b/>
-                <w:sz w:val="26"/>
-                <w:rFonts w:ascii="Times New Roman" w:hAnsi="Times New Roman" w:cs="Times New Roman"/>
-              </w:rPr>
-              <w:t>STT</w:t>
-            </w:r>
-          </w:p>
-        </w:tc>
-        <w:tc>
-          <w:tcPr>
-            <w:tcW w:w="3118" w:type="dxa"/>
-          </w:tcPr>
-          <w:p>
-            <w:pPr>
-              <w:spacing w:before="20" w:after="20"/>
-              <w:jc w:val="center"/>
-            </w:pPr>
-            <w:r>
-              <w:rPr>
-                <w:rFonts w:ascii="Times New Roman" w:hAnsi="Times New Roman"/>
-                <w:sz w:val="26"/>
-                <w:rFonts w:ascii="Times New Roman" w:hAnsi="Times New Roman" w:cs="Times New Roman"/>
-              </w:rPr>
-            </w:r>
-            <w:r>
-              <w:rPr>
-                <w:rFonts w:ascii="Times New Roman" w:hAnsi="Times New Roman"/>
-                <w:b/>
-                <w:sz w:val="26"/>
-                <w:rFonts w:ascii="Times New Roman" w:hAnsi="Times New Roman" w:cs="Times New Roman"/>
-              </w:rPr>
-              <w:t>Bài học (1)</w:t>
-            </w:r>
-          </w:p>
-        </w:tc>
-        <w:tc>
-          <w:tcPr>
-            <w:tcW w:w="1134" w:type="dxa"/>
-          </w:tcPr>
-          <w:p>
-            <w:pPr>
-              <w:spacing w:before="20" w:after="20"/>
-              <w:jc w:val="center"/>
-            </w:pPr>
-            <w:r>
-              <w:rPr>
-                <w:rFonts w:ascii="Times New Roman" w:hAnsi="Times New Roman"/>
-                <w:sz w:val="26"/>
-                <w:rFonts w:ascii="Times New Roman" w:hAnsi="Times New Roman" w:cs="Times New Roman"/>
-              </w:rPr>
-            </w:r>
-            <w:r>
-              <w:rPr>
-                <w:rFonts w:ascii="Times New Roman" w:hAnsi="Times New Roman"/>
-                <w:b/>
-                <w:sz w:val="26"/>
-                <w:rFonts w:ascii="Times New Roman" w:hAnsi="Times New Roman" w:cs="Times New Roman"/>
-              </w:rPr>
-              <w:t>Số tiết (2)</w:t>
-            </w:r>
-          </w:p>
-        </w:tc>
-        <w:tc>
-          <w:tcPr>
-            <w:tcW w:w="4536" w:type="dxa"/>
-          </w:tcPr>
-          <w:p>
-            <w:pPr>
-              <w:spacing w:before="20" w:after="20"/>
-              <w:jc w:val="center"/>
-            </w:pPr>
-            <w:r>
-              <w:rPr>
-                <w:rFonts w:ascii="Times New Roman" w:hAnsi="Times New Roman"/>
-                <w:sz w:val="26"/>
-                <w:rFonts w:ascii="Times New Roman" w:hAnsi="Times New Roman" w:cs="Times New Roman"/>
-              </w:rPr>
-            </w:r>
-            <w:r>
-              <w:rPr>
-                <w:rFonts w:ascii="Times New Roman" w:hAnsi="Times New Roman"/>
-                <w:b/>
-                <w:sz w:val="26"/>
-                <w:rFonts w:ascii="Times New Roman" w:hAnsi="Times New Roman" w:cs="Times New Roman"/>
-              </w:rPr>
-              <w:t>Yêu cầu cần đạt (3)</w:t>
-            </w:r>
-          </w:p>
-        </w:tc>
-      </w:tr>
-      <w:tr>
-        <w:tc>
-          <w:tcPr>
-            <w:tcW w:type="dxa" w:w="846"/>
-          </w:tcPr>
-          <w:p>
-            <w:pPr>
-              <w:jc w:val="center"/>
-            </w:pPr>
-            <w:r>
-              <w:rPr>
-                <w:rFonts w:ascii="Times New Roman" w:hAnsi="Times New Roman"/>
-                <w:b w:val="0"/>
-                <w:sz w:val="26"/>
-                <w:rFonts w:ascii="Times New Roman" w:hAnsi="Times New Roman" w:cs="Times New Roman"/>
-                <w:rFonts w:ascii="Times New Roman" w:hAnsi="Times New Roman" w:cs="Times New Roman"/>
-              </w:rPr>
-              <w:t>0</w:t>
-            </w:r>
-          </w:p>
-        </w:tc>
-        <w:tc>
-          <w:tcPr>
-            <w:tcW w:type="dxa" w:w="3118"/>
-          </w:tcPr>
-          <w:p>
-            <w:r>
-              <w:rPr>
-                <w:rFonts w:ascii="Times New Roman" w:hAnsi="Times New Roman"/>
-                <w:b w:val="0"/>
-                <w:sz w:val="26"/>
-                <w:rFonts w:ascii="Times New Roman" w:hAnsi="Times New Roman" w:cs="Times New Roman"/>
-                <w:rFonts w:ascii="Times New Roman" w:hAnsi="Times New Roman" w:cs="Times New Roman"/>
-              </w:rPr>
-              <w:t>Tiết 0: Định hướng môn học</w:t>
-            </w:r>
-          </w:p>
-        </w:tc>
-        <w:tc>
-          <w:tcPr>
-            <w:tcW w:type="dxa" w:w="1134"/>
-          </w:tcPr>
-          <w:p>
-            <w:pPr>
-              <w:jc w:val="center"/>
-            </w:pPr>
-            <w:r>
-              <w:rPr>
-                <w:rFonts w:ascii="Times New Roman" w:hAnsi="Times New Roman"/>
-                <w:b w:val="0"/>
-                <w:sz w:val="26"/>
-                <w:rFonts w:ascii="Times New Roman" w:hAnsi="Times New Roman" w:cs="Times New Roman"/>
-                <w:rFonts w:ascii="Times New Roman" w:hAnsi="Times New Roman" w:cs="Times New Roman"/>
-              </w:rPr>
-              <w:t>0</w:t>
-            </w:r>
-          </w:p>
-        </w:tc>
-        <w:tc>
-          <w:tcPr>
-            <w:tcW w:type="dxa" w:w="4536"/>
-          </w:tcPr>
-          <w:p>
-            <w:r>
-              <w:rPr>
-                <w:rFonts w:ascii="Times New Roman" w:hAnsi="Times New Roman"/>
-                <w:b w:val="0"/>
-                <w:sz w:val="26"/>
-                <w:rFonts w:ascii="Times New Roman" w:hAnsi="Times New Roman" w:cs="Times New Roman"/>
-                <w:rFonts w:ascii="Times New Roman" w:hAnsi="Times New Roman" w:cs="Times New Roman"/>
-              </w:rPr>
-              <w:t>Giới thiệu tổng quan môn học Tin học, phương pháp học tập hiệu quả, các quy định an toàn và nội quy phòng học bộ môn.</w:t>
-            </w:r>
-          </w:p>
-        </w:tc>
-      </w:tr>
-      <w:tr>
-        <w:tc>
-          <w:tcPr>
-            <w:tcW w:w="846" w:type="dxa"/>
-          </w:tcPr>
-          <w:p>
-            <w:pPr>
-              <w:spacing w:before="20" w:after="20"/>
-              <w:jc w:val="center"/>
-            </w:pPr>
-            <w:r>
-              <w:rPr>
-                <w:rFonts w:ascii="Times New Roman" w:hAnsi="Times New Roman"/>
-                <w:sz w:val="26"/>
-                <w:rFonts w:ascii="Times New Roman" w:hAnsi="Times New Roman" w:cs="Times New Roman"/>
-              </w:rPr>
-            </w:r>
-            <w:r>
-              <w:rPr>
-                <w:rFonts w:ascii="Times New Roman" w:hAnsi="Times New Roman"/>
-                <w:b w:val="0"/>
-                <w:sz w:val="26"/>
-                <w:rFonts w:ascii="Times New Roman" w:hAnsi="Times New Roman" w:cs="Times New Roman"/>
-              </w:rPr>
-              <w:t>1</w:t>
-            </w:r>
-          </w:p>
-        </w:tc>
-        <w:tc>
-          <w:tcPr>
-            <w:tcW w:w="3118" w:type="dxa"/>
-          </w:tcPr>
-          <w:p>
-            <w:pPr>
-              <w:spacing w:before="20" w:after="20"/>
-            </w:pPr>
-            <w:r>
-              <w:rPr>
-                <w:rFonts w:ascii="Times New Roman" w:hAnsi="Times New Roman"/>
-                <w:sz w:val="26"/>
-                <w:rFonts w:ascii="Times New Roman" w:hAnsi="Times New Roman" w:cs="Times New Roman"/>
-              </w:rPr>
-            </w:r>
-            <w:r>
-              <w:rPr>
-                <w:rFonts w:ascii="Times New Roman" w:hAnsi="Times New Roman"/>
-                <w:b w:val="0"/>
-                <w:sz w:val="26"/>
-                <w:rFonts w:ascii="Times New Roman" w:hAnsi="Times New Roman" w:cs="Times New Roman"/>
-              </w:rPr>
-              <w:t>Bài 1: Em có thể làm gì với máy tính?</w:t>
-            </w:r>
-          </w:p>
-        </w:tc>
-        <w:tc>
-          <w:tcPr>
-            <w:tcW w:w="1134" w:type="dxa"/>
-          </w:tcPr>
-          <w:p>
-            <w:pPr>
-              <w:spacing w:before="20" w:after="20"/>
-              <w:jc w:val="center"/>
-            </w:pPr>
-            <w:r>
-              <w:rPr>
-                <w:rFonts w:ascii="Times New Roman" w:hAnsi="Times New Roman"/>
-                <w:sz w:val="26"/>
-                <w:rFonts w:ascii="Times New Roman" w:hAnsi="Times New Roman" w:cs="Times New Roman"/>
-              </w:rPr>
-            </w:r>
-            <w:r>
-              <w:rPr>
-                <w:rFonts w:ascii="Times New Roman" w:hAnsi="Times New Roman"/>
-                <w:b w:val="0"/>
-                <w:sz w:val="26"/>
-                <w:rFonts w:ascii="Times New Roman" w:hAnsi="Times New Roman" w:cs="Times New Roman"/>
-              </w:rPr>
-              <w:t>1, 2</w:t>
-            </w:r>
-          </w:p>
-        </w:tc>
-        <w:tc>
-          <w:tcPr>
-            <w:tcW w:w="4536" w:type="dxa"/>
-          </w:tcPr>
-          <w:p>
-            <w:pPr>
-              <w:spacing w:before="20" w:after="20"/>
-            </w:pPr>
-            <w:r>
-              <w:rPr>
-                <w:rFonts w:ascii="Times New Roman" w:hAnsi="Times New Roman"/>
-                <w:sz w:val="26"/>
-                <w:rFonts w:ascii="Times New Roman" w:hAnsi="Times New Roman" w:cs="Times New Roman"/>
-              </w:rPr>
-            </w:r>
-            <w:r>
-              <w:rPr>
-                <w:rFonts w:ascii="Times New Roman" w:hAnsi="Times New Roman"/>
-                <w:b w:val="0"/>
-                <w:sz w:val="26"/>
-                <w:rFonts w:ascii="Times New Roman" w:hAnsi="Times New Roman" w:cs="Times New Roman"/>
-              </w:rPr>
-              <w:t>- Nêu ví dụ máy tính giúp học tập, giải trí, tìm kiếm, trao đổi thông tin, hợp tác và tạo sản phẩm số.  - Thể hiện mong muốn sử dụng thành thạo máy tính.</w:t>
-            </w:r>
-          </w:p>
-        </w:tc>
-      </w:tr>
-      <w:tr>
-        <w:tc>
-          <w:tcPr>
-            <w:tcW w:w="846" w:type="dxa"/>
-          </w:tcPr>
-          <w:p>
-            <w:pPr>
-              <w:spacing w:before="20" w:after="20"/>
-              <w:jc w:val="center"/>
-            </w:pPr>
-            <w:r>
-              <w:rPr>
-                <w:rFonts w:ascii="Times New Roman" w:hAnsi="Times New Roman"/>
-                <w:sz w:val="26"/>
-                <w:rFonts w:ascii="Times New Roman" w:hAnsi="Times New Roman" w:cs="Times New Roman"/>
-              </w:rPr>
-            </w:r>
-            <w:r>
-              <w:rPr>
-                <w:rFonts w:ascii="Times New Roman" w:hAnsi="Times New Roman"/>
-                <w:b w:val="0"/>
-                <w:sz w:val="26"/>
-                <w:rFonts w:ascii="Times New Roman" w:hAnsi="Times New Roman" w:cs="Times New Roman"/>
-              </w:rPr>
-              <w:t>2</w:t>
-            </w:r>
-          </w:p>
-        </w:tc>
-        <w:tc>
-          <w:tcPr>
-            <w:tcW w:w="3118" w:type="dxa"/>
-          </w:tcPr>
-          <w:p>
-            <w:pPr>
-              <w:spacing w:before="20" w:after="20"/>
-            </w:pPr>
-            <w:r>
-              <w:rPr>
-                <w:rFonts w:ascii="Times New Roman" w:hAnsi="Times New Roman"/>
-                <w:sz w:val="26"/>
-                <w:rFonts w:ascii="Times New Roman" w:hAnsi="Times New Roman" w:cs="Times New Roman"/>
-              </w:rPr>
-            </w:r>
-            <w:r>
-              <w:rPr>
-                <w:rFonts w:ascii="Times New Roman" w:hAnsi="Times New Roman"/>
-                <w:b w:val="0"/>
-                <w:sz w:val="26"/>
-                <w:rFonts w:ascii="Times New Roman" w:hAnsi="Times New Roman" w:cs="Times New Roman"/>
-              </w:rPr>
-              <w:t>Bài 2: Tìm kiếm thông tin trên website</w:t>
-            </w:r>
-          </w:p>
-        </w:tc>
-        <w:tc>
-          <w:tcPr>
-            <w:tcW w:w="1134" w:type="dxa"/>
-          </w:tcPr>
-          <w:p>
-            <w:pPr>
-              <w:spacing w:before="20" w:after="20"/>
-              <w:jc w:val="center"/>
-            </w:pPr>
-            <w:r>
-              <w:rPr>
-                <w:rFonts w:ascii="Times New Roman" w:hAnsi="Times New Roman"/>
-                <w:sz w:val="26"/>
-                <w:rFonts w:ascii="Times New Roman" w:hAnsi="Times New Roman" w:cs="Times New Roman"/>
-              </w:rPr>
-            </w:r>
-            <w:r>
-              <w:rPr>
-                <w:rFonts w:ascii="Times New Roman" w:hAnsi="Times New Roman"/>
-                <w:b w:val="0"/>
-                <w:sz w:val="26"/>
-                <w:rFonts w:ascii="Times New Roman" w:hAnsi="Times New Roman" w:cs="Times New Roman"/>
-              </w:rPr>
-              <w:t>3, 4</w:t>
-            </w:r>
-          </w:p>
-        </w:tc>
-        <w:tc>
-          <w:tcPr>
-            <w:tcW w:w="4536" w:type="dxa"/>
-          </w:tcPr>
-          <w:p>
-            <w:pPr>
-              <w:spacing w:before="20" w:after="20"/>
-            </w:pPr>
-            <w:r>
-              <w:rPr>
-                <w:rFonts w:ascii="Times New Roman" w:hAnsi="Times New Roman"/>
-                <w:sz w:val="26"/>
-                <w:rFonts w:ascii="Times New Roman" w:hAnsi="Times New Roman" w:cs="Times New Roman"/>
-              </w:rPr>
-            </w:r>
-            <w:r>
-              <w:rPr>
-                <w:rFonts w:ascii="Times New Roman" w:hAnsi="Times New Roman"/>
-                <w:b w:val="0"/>
-                <w:sz w:val="26"/>
-                <w:rFonts w:ascii="Times New Roman" w:hAnsi="Times New Roman" w:cs="Times New Roman"/>
-              </w:rPr>
-              <w:t>- Tìm được trên website cho trước thông tin phù hợp với nhiệm vụ.  - Hợp tác, chia sẻ thông tin (qua USB/mạng) để hoàn thành công việc.</w:t>
-            </w:r>
-          </w:p>
-        </w:tc>
-      </w:tr>
-      <w:tr>
-        <w:tc>
-          <w:tcPr>
-            <w:tcW w:w="846" w:type="dxa"/>
-          </w:tcPr>
-          <w:p>
-            <w:pPr>
-              <w:spacing w:before="20" w:after="20"/>
-              <w:jc w:val="center"/>
-            </w:pPr>
-            <w:r>
-              <w:rPr>
-                <w:rFonts w:ascii="Times New Roman" w:hAnsi="Times New Roman"/>
-                <w:sz w:val="26"/>
-                <w:rFonts w:ascii="Times New Roman" w:hAnsi="Times New Roman" w:cs="Times New Roman"/>
-              </w:rPr>
-            </w:r>
-            <w:r>
-              <w:rPr>
-                <w:rFonts w:ascii="Times New Roman" w:hAnsi="Times New Roman"/>
-                <w:b w:val="0"/>
-                <w:sz w:val="26"/>
-                <w:rFonts w:ascii="Times New Roman" w:hAnsi="Times New Roman" w:cs="Times New Roman"/>
-              </w:rPr>
-              <w:t>3</w:t>
-            </w:r>
-          </w:p>
-        </w:tc>
-        <w:tc>
-          <w:tcPr>
-            <w:tcW w:w="3118" w:type="dxa"/>
-          </w:tcPr>
-          <w:p>
-            <w:pPr>
-              <w:spacing w:before="20" w:after="20"/>
-            </w:pPr>
-            <w:r>
-              <w:rPr>
-                <w:rFonts w:ascii="Times New Roman" w:hAnsi="Times New Roman"/>
-                <w:sz w:val="26"/>
-                <w:rFonts w:ascii="Times New Roman" w:hAnsi="Times New Roman" w:cs="Times New Roman"/>
-              </w:rPr>
-            </w:r>
-            <w:r>
-              <w:rPr>
-                <w:rFonts w:ascii="Times New Roman" w:hAnsi="Times New Roman"/>
-                <w:b w:val="0"/>
-                <w:sz w:val="26"/>
-                <w:rFonts w:ascii="Times New Roman" w:hAnsi="Times New Roman" w:cs="Times New Roman"/>
-              </w:rPr>
-              <w:t>Bài 3: Tìm kiếm thông tin trong giải quyết vấn đề</w:t>
-            </w:r>
-          </w:p>
-        </w:tc>
-        <w:tc>
-          <w:tcPr>
-            <w:tcW w:w="1134" w:type="dxa"/>
-          </w:tcPr>
-          <w:p>
-            <w:pPr>
-              <w:spacing w:before="20" w:after="20"/>
-              <w:jc w:val="center"/>
-            </w:pPr>
-            <w:r>
-              <w:rPr>
-                <w:rFonts w:ascii="Times New Roman" w:hAnsi="Times New Roman"/>
-                <w:sz w:val="26"/>
-                <w:rFonts w:ascii="Times New Roman" w:hAnsi="Times New Roman" w:cs="Times New Roman"/>
-              </w:rPr>
-            </w:r>
-            <w:r>
-              <w:rPr>
-                <w:rFonts w:ascii="Times New Roman" w:hAnsi="Times New Roman"/>
-                <w:b w:val="0"/>
-                <w:sz w:val="26"/>
-                <w:rFonts w:ascii="Times New Roman" w:hAnsi="Times New Roman" w:cs="Times New Roman"/>
-              </w:rPr>
-              <w:t>5, 6</w:t>
-            </w:r>
-          </w:p>
-        </w:tc>
-        <w:tc>
-          <w:tcPr>
-            <w:tcW w:w="4536" w:type="dxa"/>
-          </w:tcPr>
-          <w:p>
-            <w:pPr>
-              <w:spacing w:before="20" w:after="20"/>
-            </w:pPr>
-            <w:r>
-              <w:rPr>
-                <w:rFonts w:ascii="Times New Roman" w:hAnsi="Times New Roman"/>
-                <w:sz w:val="26"/>
-                <w:rFonts w:ascii="Times New Roman" w:hAnsi="Times New Roman" w:cs="Times New Roman"/>
-              </w:rPr>
-            </w:r>
-            <w:r>
-              <w:rPr>
-                <w:rFonts w:ascii="Times New Roman" w:hAnsi="Times New Roman"/>
-                <w:b w:val="0"/>
-                <w:sz w:val="26"/>
-                <w:rFonts w:ascii="Times New Roman" w:hAnsi="Times New Roman" w:cs="Times New Roman"/>
-              </w:rPr>
-              <w:t>- Giải thích sự cần thiết và tầm quan trọng của thu thập/tìm kiếm thông tin.  - Tìm kiếm và chọn lọc thông tin phù hợp với vấn đề cần giải quyết.</w:t>
-            </w:r>
-          </w:p>
-        </w:tc>
-      </w:tr>
-      <w:tr>
-        <w:tc>
-          <w:tcPr>
-            <w:tcW w:w="846" w:type="dxa"/>
-          </w:tcPr>
-          <w:p>
-            <w:pPr>
-              <w:spacing w:before="20" w:after="20"/>
-              <w:jc w:val="center"/>
-            </w:pPr>
-            <w:r>
-              <w:rPr>
-                <w:rFonts w:ascii="Times New Roman" w:hAnsi="Times New Roman"/>
-                <w:sz w:val="26"/>
-                <w:rFonts w:ascii="Times New Roman" w:hAnsi="Times New Roman" w:cs="Times New Roman"/>
-              </w:rPr>
-            </w:r>
-            <w:r>
-              <w:rPr>
-                <w:rFonts w:ascii="Times New Roman" w:hAnsi="Times New Roman"/>
-                <w:b w:val="0"/>
-                <w:sz w:val="26"/>
-                <w:rFonts w:ascii="Times New Roman" w:hAnsi="Times New Roman" w:cs="Times New Roman"/>
-              </w:rPr>
-              <w:t>4</w:t>
-            </w:r>
-          </w:p>
-        </w:tc>
-        <w:tc>
-          <w:tcPr>
-            <w:tcW w:w="3118" w:type="dxa"/>
-          </w:tcPr>
-          <w:p>
-            <w:pPr>
-              <w:spacing w:before="20" w:after="20"/>
-            </w:pPr>
-            <w:r>
-              <w:rPr>
-                <w:rFonts w:ascii="Times New Roman" w:hAnsi="Times New Roman"/>
-                <w:sz w:val="26"/>
-                <w:rFonts w:ascii="Times New Roman" w:hAnsi="Times New Roman" w:cs="Times New Roman"/>
-              </w:rPr>
-            </w:r>
-            <w:r>
-              <w:rPr>
-                <w:rFonts w:ascii="Times New Roman" w:hAnsi="Times New Roman"/>
-                <w:b w:val="0"/>
-                <w:sz w:val="26"/>
-                <w:rFonts w:ascii="Times New Roman" w:hAnsi="Times New Roman" w:cs="Times New Roman"/>
-              </w:rPr>
-              <w:t>Bài 4: Cây thư mục</w:t>
-            </w:r>
-          </w:p>
-        </w:tc>
-        <w:tc>
-          <w:tcPr>
-            <w:tcW w:w="1134" w:type="dxa"/>
-          </w:tcPr>
-          <w:p>
-            <w:pPr>
-              <w:spacing w:before="20" w:after="20"/>
-              <w:jc w:val="center"/>
-            </w:pPr>
-            <w:r>
-              <w:rPr>
-                <w:rFonts w:ascii="Times New Roman" w:hAnsi="Times New Roman"/>
-                <w:sz w:val="26"/>
-                <w:rFonts w:ascii="Times New Roman" w:hAnsi="Times New Roman" w:cs="Times New Roman"/>
-              </w:rPr>
-            </w:r>
-            <w:r>
-              <w:rPr>
-                <w:rFonts w:ascii="Times New Roman" w:hAnsi="Times New Roman"/>
-                <w:b w:val="0"/>
-                <w:sz w:val="26"/>
-                <w:rFonts w:ascii="Times New Roman" w:hAnsi="Times New Roman" w:cs="Times New Roman"/>
-              </w:rPr>
-              <w:t>7, 8</w:t>
-            </w:r>
-          </w:p>
-        </w:tc>
-        <w:tc>
-          <w:tcPr>
-            <w:tcW w:w="4536" w:type="dxa"/>
-          </w:tcPr>
-          <w:p>
-            <w:pPr>
-              <w:spacing w:before="20" w:after="20"/>
-            </w:pPr>
-            <w:r>
-              <w:rPr>
-                <w:rFonts w:ascii="Times New Roman" w:hAnsi="Times New Roman"/>
-                <w:sz w:val="26"/>
-                <w:rFonts w:ascii="Times New Roman" w:hAnsi="Times New Roman" w:cs="Times New Roman"/>
-              </w:rPr>
-            </w:r>
-            <w:r>
-              <w:rPr>
-                <w:rFonts w:ascii="Times New Roman" w:hAnsi="Times New Roman"/>
-                <w:b w:val="0"/>
-                <w:sz w:val="26"/>
-                <w:rFonts w:ascii="Times New Roman" w:hAnsi="Times New Roman" w:cs="Times New Roman"/>
-              </w:rPr>
-              <w:t>- Tạo các thư mục với cấu trúc cây hợp lý.  - Sử dụng công cụ tìm kiếm trên máy tính (Search File Explorer) để tìm tệp/thư mục.</w:t>
-            </w:r>
-          </w:p>
-        </w:tc>
-      </w:tr>
-      <w:tr>
-        <w:tc>
-          <w:tcPr>
-            <w:tcW w:w="846" w:type="dxa"/>
-          </w:tcPr>
-          <w:p>
-            <w:pPr>
-              <w:spacing w:before="20" w:after="20"/>
-              <w:jc w:val="center"/>
-            </w:pPr>
-            <w:r>
-              <w:rPr>
-                <w:rFonts w:ascii="Times New Roman" w:hAnsi="Times New Roman"/>
-                <w:sz w:val="26"/>
-                <w:rFonts w:ascii="Times New Roman" w:hAnsi="Times New Roman" w:cs="Times New Roman"/>
-              </w:rPr>
-            </w:r>
-            <w:r>
-              <w:rPr>
-                <w:rFonts w:ascii="Times New Roman" w:hAnsi="Times New Roman"/>
-                <w:b/>
-                <w:sz w:val="26"/>
-                <w:rFonts w:ascii="Times New Roman" w:hAnsi="Times New Roman" w:cs="Times New Roman"/>
-              </w:rPr>
-              <w:t>5</w:t>
-            </w:r>
-          </w:p>
-        </w:tc>
-        <w:tc>
-          <w:tcPr>
-            <w:tcW w:w="3118" w:type="dxa"/>
-          </w:tcPr>
-          <w:p>
-            <w:pPr>
-              <w:spacing w:before="20" w:after="20"/>
-            </w:pPr>
-            <w:r>
-              <w:rPr>
-                <w:rFonts w:ascii="Times New Roman" w:hAnsi="Times New Roman"/>
-                <w:sz w:val="26"/>
-                <w:rFonts w:ascii="Times New Roman" w:hAnsi="Times New Roman" w:cs="Times New Roman"/>
-              </w:rPr>
-            </w:r>
-            <w:r>
-              <w:rPr>
-                <w:rFonts w:ascii="Times New Roman" w:hAnsi="Times New Roman"/>
-                <w:b/>
-                <w:sz w:val="26"/>
-                <w:rFonts w:ascii="Times New Roman" w:hAnsi="Times New Roman" w:cs="Times New Roman"/>
-              </w:rPr>
-              <w:t>Ôn tập Đánh giá định kỳ 1</w:t>
-            </w:r>
-          </w:p>
-        </w:tc>
-        <w:tc>
-          <w:tcPr>
-            <w:tcW w:w="1134" w:type="dxa"/>
-          </w:tcPr>
-          <w:p>
-            <w:pPr>
-              <w:spacing w:before="20" w:after="20"/>
-              <w:jc w:val="center"/>
-            </w:pPr>
-            <w:r>
-              <w:rPr>
-                <w:rFonts w:ascii="Times New Roman" w:hAnsi="Times New Roman"/>
-                <w:sz w:val="26"/>
-                <w:rFonts w:ascii="Times New Roman" w:hAnsi="Times New Roman" w:cs="Times New Roman"/>
-              </w:rPr>
-            </w:r>
-            <w:r>
-              <w:rPr>
-                <w:rFonts w:ascii="Times New Roman" w:hAnsi="Times New Roman"/>
-                <w:b/>
-                <w:sz w:val="26"/>
-                <w:rFonts w:ascii="Times New Roman" w:hAnsi="Times New Roman" w:cs="Times New Roman"/>
-              </w:rPr>
-              <w:t>9</w:t>
-            </w:r>
-          </w:p>
-        </w:tc>
-        <w:tc>
-          <w:tcPr>
-            <w:tcW w:w="4536" w:type="dxa"/>
-          </w:tcPr>
-          <w:p>
-            <w:pPr>
-              <w:spacing w:before="20" w:after="20"/>
-            </w:pPr>
-            <w:r>
-              <w:rPr>
-                <w:rFonts w:ascii="Times New Roman" w:hAnsi="Times New Roman"/>
-                <w:sz w:val="26"/>
-                <w:rFonts w:ascii="Times New Roman" w:hAnsi="Times New Roman" w:cs="Times New Roman"/>
-              </w:rPr>
-            </w:r>
-            <w:r>
-              <w:rPr>
-                <w:rFonts w:ascii="Times New Roman" w:hAnsi="Times New Roman"/>
-                <w:b w:val="0"/>
-                <w:sz w:val="26"/>
-                <w:rFonts w:ascii="Times New Roman" w:hAnsi="Times New Roman" w:cs="Times New Roman"/>
-              </w:rPr>
-              <w:t>Hệ thống hóa kiến thức chuẩn bị Đánh giá định kỳ 1.</w:t>
-            </w:r>
-          </w:p>
-        </w:tc>
-      </w:tr>
-      <w:tr>
-        <w:tc>
-          <w:tcPr>
-            <w:tcW w:w="846" w:type="dxa"/>
-          </w:tcPr>
-          <w:p>
-            <w:pPr>
-              <w:spacing w:before="20" w:after="20"/>
-              <w:jc w:val="center"/>
-            </w:pPr>
-            <w:r>
-              <w:rPr>
-                <w:rFonts w:ascii="Times New Roman" w:hAnsi="Times New Roman"/>
-                <w:sz w:val="26"/>
-                <w:rFonts w:ascii="Times New Roman" w:hAnsi="Times New Roman" w:cs="Times New Roman"/>
-              </w:rPr>
-            </w:r>
-            <w:r>
-              <w:rPr>
-                <w:rFonts w:ascii="Times New Roman" w:hAnsi="Times New Roman"/>
-                <w:b/>
-                <w:sz w:val="26"/>
-                <w:rFonts w:ascii="Times New Roman" w:hAnsi="Times New Roman" w:cs="Times New Roman"/>
-              </w:rPr>
-              <w:t>6</w:t>
-            </w:r>
-          </w:p>
-        </w:tc>
-        <w:tc>
-          <w:tcPr>
-            <w:tcW w:w="3118" w:type="dxa"/>
-          </w:tcPr>
-          <w:p>
-            <w:pPr>
-              <w:spacing w:before="20" w:after="20"/>
-            </w:pPr>
-            <w:r>
-              <w:rPr>
-                <w:rFonts w:ascii="Times New Roman" w:hAnsi="Times New Roman"/>
-                <w:sz w:val="26"/>
-                <w:rFonts w:ascii="Times New Roman" w:hAnsi="Times New Roman" w:cs="Times New Roman"/>
-              </w:rPr>
-            </w:r>
-            <w:r>
-              <w:rPr>
-                <w:rFonts w:ascii="Times New Roman" w:hAnsi="Times New Roman"/>
-                <w:b/>
-                <w:sz w:val="26"/>
-                <w:rFonts w:ascii="Times New Roman" w:hAnsi="Times New Roman" w:cs="Times New Roman"/>
-              </w:rPr>
-              <w:t>Đánh giá định kỳ 1</w:t>
-            </w:r>
-          </w:p>
-        </w:tc>
-        <w:tc>
-          <w:tcPr>
-            <w:tcW w:w="1134" w:type="dxa"/>
-          </w:tcPr>
-          <w:p>
-            <w:pPr>
-              <w:spacing w:before="20" w:after="20"/>
-              <w:jc w:val="center"/>
-            </w:pPr>
-            <w:r>
-              <w:rPr>
-                <w:rFonts w:ascii="Times New Roman" w:hAnsi="Times New Roman"/>
-                <w:sz w:val="26"/>
-                <w:rFonts w:ascii="Times New Roman" w:hAnsi="Times New Roman" w:cs="Times New Roman"/>
-              </w:rPr>
-            </w:r>
-            <w:r>
-              <w:rPr>
-                <w:rFonts w:ascii="Times New Roman" w:hAnsi="Times New Roman"/>
-                <w:b/>
-                <w:sz w:val="26"/>
-                <w:rFonts w:ascii="Times New Roman" w:hAnsi="Times New Roman" w:cs="Times New Roman"/>
-              </w:rPr>
-              <w:t>10</w:t>
-            </w:r>
-          </w:p>
-        </w:tc>
-        <w:tc>
-          <w:tcPr>
-            <w:tcW w:w="4536" w:type="dxa"/>
-          </w:tcPr>
-          <w:p>
-            <w:pPr>
-              <w:spacing w:before="20" w:after="20"/>
-            </w:pPr>
-            <w:r>
-              <w:rPr>
-                <w:rFonts w:ascii="Times New Roman" w:hAnsi="Times New Roman"/>
-                <w:sz w:val="26"/>
-                <w:rFonts w:ascii="Times New Roman" w:hAnsi="Times New Roman" w:cs="Times New Roman"/>
-              </w:rPr>
-            </w:r>
-            <w:r>
-              <w:rPr>
-                <w:rFonts w:ascii="Times New Roman" w:hAnsi="Times New Roman"/>
-                <w:b w:val="0"/>
-                <w:sz w:val="26"/>
-                <w:rFonts w:ascii="Times New Roman" w:hAnsi="Times New Roman" w:cs="Times New Roman"/>
-              </w:rPr>
-              <w:t>Kiểm tra đánh giá kết quả học tập.</w:t>
-            </w:r>
-          </w:p>
-        </w:tc>
-      </w:tr>
-      <w:tr>
-        <w:tc>
-          <w:tcPr>
-            <w:tcW w:w="846" w:type="dxa"/>
-          </w:tcPr>
-          <w:p>
-            <w:pPr>
-              <w:spacing w:before="20" w:after="20"/>
-              <w:jc w:val="center"/>
-            </w:pPr>
-            <w:r>
-              <w:rPr>
-                <w:rFonts w:ascii="Times New Roman" w:hAnsi="Times New Roman"/>
-                <w:sz w:val="26"/>
-                <w:rFonts w:ascii="Times New Roman" w:hAnsi="Times New Roman" w:cs="Times New Roman"/>
-              </w:rPr>
-            </w:r>
-            <w:r>
-              <w:rPr>
-                <w:rFonts w:ascii="Times New Roman" w:hAnsi="Times New Roman"/>
-                <w:b w:val="0"/>
-                <w:sz w:val="26"/>
-                <w:rFonts w:ascii="Times New Roman" w:hAnsi="Times New Roman" w:cs="Times New Roman"/>
-              </w:rPr>
-              <w:t>7</w:t>
-            </w:r>
-          </w:p>
-        </w:tc>
-        <w:tc>
-          <w:tcPr>
-            <w:tcW w:w="3118" w:type="dxa"/>
-          </w:tcPr>
-          <w:p>
-            <w:pPr>
-              <w:spacing w:before="20" w:after="20"/>
-            </w:pPr>
-            <w:r>
-              <w:rPr>
-                <w:rFonts w:ascii="Times New Roman" w:hAnsi="Times New Roman"/>
-                <w:sz w:val="26"/>
-                <w:rFonts w:ascii="Times New Roman" w:hAnsi="Times New Roman" w:cs="Times New Roman"/>
-              </w:rPr>
-            </w:r>
-            <w:r>
-              <w:rPr>
-                <w:rFonts w:ascii="Times New Roman" w:hAnsi="Times New Roman"/>
-                <w:b w:val="0"/>
-                <w:sz w:val="26"/>
-                <w:rFonts w:ascii="Times New Roman" w:hAnsi="Times New Roman" w:cs="Times New Roman"/>
-              </w:rPr>
-              <w:t>Bài 5: Bản quyền nội dung thông tin</w:t>
-            </w:r>
-          </w:p>
-        </w:tc>
-        <w:tc>
-          <w:tcPr>
-            <w:tcW w:w="1134" w:type="dxa"/>
-          </w:tcPr>
-          <w:p>
-            <w:pPr>
-              <w:spacing w:before="20" w:after="20"/>
-              <w:jc w:val="center"/>
-            </w:pPr>
-            <w:r>
-              <w:rPr>
-                <w:rFonts w:ascii="Times New Roman" w:hAnsi="Times New Roman"/>
-                <w:sz w:val="26"/>
-                <w:rFonts w:ascii="Times New Roman" w:hAnsi="Times New Roman" w:cs="Times New Roman"/>
-              </w:rPr>
-            </w:r>
-            <w:r>
-              <w:rPr>
-                <w:rFonts w:ascii="Times New Roman" w:hAnsi="Times New Roman"/>
-                <w:b w:val="0"/>
-                <w:sz w:val="26"/>
-                <w:rFonts w:ascii="Times New Roman" w:hAnsi="Times New Roman" w:cs="Times New Roman"/>
-              </w:rPr>
-              <w:t>11, 12</w:t>
-            </w:r>
-          </w:p>
-        </w:tc>
-        <w:tc>
-          <w:tcPr>
-            <w:tcW w:w="4536" w:type="dxa"/>
-          </w:tcPr>
-          <w:p>
-            <w:pPr>
-              <w:spacing w:before="20" w:after="20"/>
-            </w:pPr>
-            <w:r>
-              <w:rPr>
-                <w:rFonts w:ascii="Times New Roman" w:hAnsi="Times New Roman"/>
-                <w:sz w:val="26"/>
-                <w:rFonts w:ascii="Times New Roman" w:hAnsi="Times New Roman" w:cs="Times New Roman"/>
-              </w:rPr>
-            </w:r>
-            <w:r>
-              <w:rPr>
-                <w:rFonts w:ascii="Times New Roman" w:hAnsi="Times New Roman"/>
-                <w:b w:val="0"/>
-                <w:sz w:val="26"/>
-                <w:rFonts w:ascii="Times New Roman" w:hAnsi="Times New Roman" w:cs="Times New Roman"/>
-              </w:rPr>
-              <w:t>- Giải thích khái niệm bản quyền nội dung thông tin.  - Nhận biết vấn đề đạo đức/bảo mật, tôn trọng tính riêng tư và bản quyền.</w:t>
-            </w:r>
-          </w:p>
-        </w:tc>
-      </w:tr>
-      <w:tr>
-        <w:tc>
-          <w:tcPr>
-            <w:tcW w:w="846" w:type="dxa"/>
-          </w:tcPr>
-          <w:p>
-            <w:pPr>
-              <w:spacing w:before="20" w:after="20"/>
-              <w:jc w:val="center"/>
-            </w:pPr>
-            <w:r>
-              <w:rPr>
-                <w:rFonts w:ascii="Times New Roman" w:hAnsi="Times New Roman"/>
-                <w:sz w:val="26"/>
-                <w:rFonts w:ascii="Times New Roman" w:hAnsi="Times New Roman" w:cs="Times New Roman"/>
-              </w:rPr>
-            </w:r>
-            <w:r>
-              <w:rPr>
-                <w:rFonts w:ascii="Times New Roman" w:hAnsi="Times New Roman"/>
-                <w:b w:val="0"/>
-                <w:sz w:val="26"/>
-                <w:rFonts w:ascii="Times New Roman" w:hAnsi="Times New Roman" w:cs="Times New Roman"/>
-              </w:rPr>
-              <w:t>8</w:t>
-            </w:r>
-          </w:p>
-        </w:tc>
-        <w:tc>
-          <w:tcPr>
-            <w:tcW w:w="3118" w:type="dxa"/>
-          </w:tcPr>
-          <w:p>
-            <w:pPr>
-              <w:spacing w:before="20" w:after="20"/>
-            </w:pPr>
-            <w:r>
-              <w:rPr>
-                <w:rFonts w:ascii="Times New Roman" w:hAnsi="Times New Roman"/>
-                <w:sz w:val="26"/>
-                <w:rFonts w:ascii="Times New Roman" w:hAnsi="Times New Roman" w:cs="Times New Roman"/>
-              </w:rPr>
-            </w:r>
-            <w:r>
-              <w:rPr>
-                <w:rFonts w:ascii="Times New Roman" w:hAnsi="Times New Roman"/>
-                <w:b w:val="0"/>
-                <w:sz w:val="26"/>
-                <w:rFonts w:ascii="Times New Roman" w:hAnsi="Times New Roman" w:cs="Times New Roman"/>
-              </w:rPr>
-              <w:t>Bài 6: Định dạng kí tự và bố trí hình ảnh trong văn bản</w:t>
-            </w:r>
-          </w:p>
-        </w:tc>
-        <w:tc>
-          <w:tcPr>
-            <w:tcW w:w="1134" w:type="dxa"/>
-          </w:tcPr>
-          <w:p>
-            <w:pPr>
-              <w:spacing w:before="20" w:after="20"/>
-              <w:jc w:val="center"/>
-            </w:pPr>
-            <w:r>
-              <w:rPr>
-                <w:rFonts w:ascii="Times New Roman" w:hAnsi="Times New Roman"/>
-                <w:sz w:val="26"/>
-                <w:rFonts w:ascii="Times New Roman" w:hAnsi="Times New Roman" w:cs="Times New Roman"/>
-              </w:rPr>
-            </w:r>
-            <w:r>
-              <w:rPr>
-                <w:rFonts w:ascii="Times New Roman" w:hAnsi="Times New Roman"/>
-                <w:b w:val="0"/>
-                <w:sz w:val="26"/>
-                <w:rFonts w:ascii="Times New Roman" w:hAnsi="Times New Roman" w:cs="Times New Roman"/>
-              </w:rPr>
-              <w:t>13, 14</w:t>
-            </w:r>
-          </w:p>
-        </w:tc>
-        <w:tc>
-          <w:tcPr>
-            <w:tcW w:w="4536" w:type="dxa"/>
-          </w:tcPr>
-          <w:p>
-            <w:pPr>
-              <w:spacing w:before="20" w:after="20"/>
-            </w:pPr>
-            <w:r>
-              <w:rPr>
-                <w:rFonts w:ascii="Times New Roman" w:hAnsi="Times New Roman"/>
-                <w:sz w:val="26"/>
-                <w:rFonts w:ascii="Times New Roman" w:hAnsi="Times New Roman" w:cs="Times New Roman"/>
-              </w:rPr>
-            </w:r>
-            <w:r>
-              <w:rPr>
-                <w:rFonts w:ascii="Times New Roman" w:hAnsi="Times New Roman"/>
-                <w:b w:val="0"/>
-                <w:sz w:val="26"/>
-                <w:rFonts w:ascii="Times New Roman" w:hAnsi="Times New Roman" w:cs="Times New Roman"/>
-              </w:rPr>
-              <w:t>- Định dạng ký tự (phông, kiểu, cỡ, màu chữ) giúp trình bày đẹp.  - Thay đổi cách bố trí hình ảnh trong văn bản (Layout Options).</w:t>
-            </w:r>
-          </w:p>
-        </w:tc>
-      </w:tr>
-      <w:tr>
-        <w:tc>
-          <w:tcPr>
-            <w:tcW w:w="846" w:type="dxa"/>
-          </w:tcPr>
-          <w:p>
-            <w:pPr>
-              <w:spacing w:before="20" w:after="20"/>
-              <w:jc w:val="center"/>
-            </w:pPr>
-            <w:r>
-              <w:rPr>
-                <w:rFonts w:ascii="Times New Roman" w:hAnsi="Times New Roman"/>
-                <w:sz w:val="26"/>
-                <w:rFonts w:ascii="Times New Roman" w:hAnsi="Times New Roman" w:cs="Times New Roman"/>
-              </w:rPr>
-            </w:r>
-            <w:r>
-              <w:rPr>
-                <w:rFonts w:ascii="Times New Roman" w:hAnsi="Times New Roman"/>
-                <w:b w:val="0"/>
-                <w:sz w:val="26"/>
-                <w:rFonts w:ascii="Times New Roman" w:hAnsi="Times New Roman" w:cs="Times New Roman"/>
-              </w:rPr>
-              <w:t>9</w:t>
-            </w:r>
-          </w:p>
-        </w:tc>
-        <w:tc>
-          <w:tcPr>
-            <w:tcW w:w="3118" w:type="dxa"/>
-          </w:tcPr>
-          <w:p>
-            <w:pPr>
-              <w:spacing w:before="20" w:after="20"/>
-            </w:pPr>
-            <w:r>
-              <w:rPr>
-                <w:rFonts w:ascii="Times New Roman" w:hAnsi="Times New Roman"/>
-                <w:sz w:val="26"/>
-                <w:rFonts w:ascii="Times New Roman" w:hAnsi="Times New Roman" w:cs="Times New Roman"/>
-              </w:rPr>
-            </w:r>
-            <w:r>
-              <w:rPr>
-                <w:rFonts w:ascii="Times New Roman" w:hAnsi="Times New Roman"/>
-                <w:b w:val="0"/>
-                <w:sz w:val="26"/>
-                <w:rFonts w:ascii="Times New Roman" w:hAnsi="Times New Roman" w:cs="Times New Roman"/>
-              </w:rPr>
-              <w:t>Bài 7: Thực hành soạn thảo văn bản</w:t>
-            </w:r>
-          </w:p>
-        </w:tc>
-        <w:tc>
-          <w:tcPr>
-            <w:tcW w:w="1134" w:type="dxa"/>
-          </w:tcPr>
-          <w:p>
-            <w:pPr>
-              <w:spacing w:before="20" w:after="20"/>
-              <w:jc w:val="center"/>
-            </w:pPr>
-            <w:r>
-              <w:rPr>
-                <w:rFonts w:ascii="Times New Roman" w:hAnsi="Times New Roman"/>
-                <w:sz w:val="26"/>
-                <w:rFonts w:ascii="Times New Roman" w:hAnsi="Times New Roman" w:cs="Times New Roman"/>
-              </w:rPr>
-            </w:r>
-            <w:r>
-              <w:rPr>
-                <w:rFonts w:ascii="Times New Roman" w:hAnsi="Times New Roman"/>
-                <w:b w:val="0"/>
-                <w:sz w:val="26"/>
-                <w:rFonts w:ascii="Times New Roman" w:hAnsi="Times New Roman" w:cs="Times New Roman"/>
-              </w:rPr>
-              <w:t>15, 16</w:t>
-            </w:r>
-          </w:p>
-        </w:tc>
-        <w:tc>
-          <w:tcPr>
-            <w:tcW w:w="4536" w:type="dxa"/>
-          </w:tcPr>
-          <w:p>
-            <w:pPr>
-              <w:spacing w:before="20" w:after="20"/>
-            </w:pPr>
-            <w:r>
-              <w:rPr>
-                <w:rFonts w:ascii="Times New Roman" w:hAnsi="Times New Roman"/>
-                <w:sz w:val="26"/>
-                <w:rFonts w:ascii="Times New Roman" w:hAnsi="Times New Roman" w:cs="Times New Roman"/>
-              </w:rPr>
-            </w:r>
-            <w:r>
-              <w:rPr>
-                <w:rFonts w:ascii="Times New Roman" w:hAnsi="Times New Roman"/>
-                <w:b w:val="0"/>
-                <w:sz w:val="26"/>
-                <w:rFonts w:ascii="Times New Roman" w:hAnsi="Times New Roman" w:cs="Times New Roman"/>
-              </w:rPr>
-              <w:t>- Thực hiện thành thạo thao tác chọn, xóa, sao chép, di chuyển đoạn văn bản.  - Đưa hình ảnh vào văn bản một cách thành thạo.</w:t>
-            </w:r>
-          </w:p>
-        </w:tc>
-      </w:tr>
-      <w:tr>
-        <w:tc>
-          <w:tcPr>
-            <w:tcW w:w="846" w:type="dxa"/>
-          </w:tcPr>
-          <w:p>
-            <w:pPr>
-              <w:spacing w:before="20" w:after="20"/>
-              <w:jc w:val="center"/>
-            </w:pPr>
-            <w:r>
-              <w:rPr>
-                <w:rFonts w:ascii="Times New Roman" w:hAnsi="Times New Roman"/>
-                <w:sz w:val="26"/>
-                <w:rFonts w:ascii="Times New Roman" w:hAnsi="Times New Roman" w:cs="Times New Roman"/>
-              </w:rPr>
-            </w:r>
-            <w:r>
-              <w:rPr>
-                <w:rFonts w:ascii="Times New Roman" w:hAnsi="Times New Roman"/>
-                <w:b w:val="0"/>
-                <w:sz w:val="26"/>
-                <w:rFonts w:ascii="Times New Roman" w:hAnsi="Times New Roman" w:cs="Times New Roman"/>
-              </w:rPr>
-              <w:t>10</w:t>
-            </w:r>
-          </w:p>
-        </w:tc>
-        <w:tc>
-          <w:tcPr>
-            <w:tcW w:w="3118" w:type="dxa"/>
-          </w:tcPr>
-          <w:p>
-            <w:pPr>
-              <w:spacing w:before="20" w:after="20"/>
-            </w:pPr>
-            <w:r>
-              <w:rPr>
-                <w:rFonts w:ascii="Times New Roman" w:hAnsi="Times New Roman"/>
-                <w:sz w:val="26"/>
-                <w:rFonts w:ascii="Times New Roman" w:hAnsi="Times New Roman" w:cs="Times New Roman"/>
-              </w:rPr>
-            </w:r>
-            <w:r>
-              <w:rPr>
-                <w:rFonts w:ascii="Times New Roman" w:hAnsi="Times New Roman"/>
-                <w:b w:val="0"/>
-                <w:sz w:val="26"/>
-                <w:rFonts w:ascii="Times New Roman" w:hAnsi="Times New Roman" w:cs="Times New Roman"/>
-              </w:rPr>
-              <w:t>Bài 8: Sản phẩm đồ họa / Sản phẩm thủ công</w:t>
-            </w:r>
-          </w:p>
-        </w:tc>
-        <w:tc>
-          <w:tcPr>
-            <w:tcW w:w="1134" w:type="dxa"/>
-          </w:tcPr>
-          <w:p>
-            <w:pPr>
-              <w:spacing w:before="20" w:after="20"/>
-              <w:jc w:val="center"/>
-            </w:pPr>
-            <w:r>
-              <w:rPr>
-                <w:rFonts w:ascii="Times New Roman" w:hAnsi="Times New Roman"/>
-                <w:sz w:val="26"/>
-                <w:rFonts w:ascii="Times New Roman" w:hAnsi="Times New Roman" w:cs="Times New Roman"/>
-              </w:rPr>
-            </w:r>
-            <w:r>
-              <w:rPr>
-                <w:rFonts w:ascii="Times New Roman" w:hAnsi="Times New Roman"/>
-                <w:b w:val="0"/>
-                <w:sz w:val="26"/>
-                <w:rFonts w:ascii="Times New Roman" w:hAnsi="Times New Roman" w:cs="Times New Roman"/>
-              </w:rPr>
-              <w:t>17</w:t>
-            </w:r>
-          </w:p>
-        </w:tc>
-        <w:tc>
-          <w:tcPr>
-            <w:tcW w:w="4536" w:type="dxa"/>
-          </w:tcPr>
-          <w:p>
-            <w:pPr>
-              <w:spacing w:before="20" w:after="20"/>
-            </w:pPr>
-            <w:r>
-              <w:rPr>
-                <w:rFonts w:ascii="Times New Roman" w:hAnsi="Times New Roman"/>
-                <w:sz w:val="26"/>
-                <w:rFonts w:ascii="Times New Roman" w:hAnsi="Times New Roman" w:cs="Times New Roman"/>
-              </w:rPr>
-            </w:r>
-            <w:r>
-              <w:rPr>
-                <w:rFonts w:ascii="Times New Roman" w:hAnsi="Times New Roman"/>
-                <w:b w:val="0"/>
-                <w:sz w:val="26"/>
-                <w:rFonts w:ascii="Times New Roman" w:hAnsi="Times New Roman" w:cs="Times New Roman"/>
-              </w:rPr>
-              <w:t>- Bài 8A: Làm quen phần mềm đồ họa (Paint), sử dụng công cụ tạo sản phẩm.  - Bài 8B: Làm sản phẩm thủ công đơn giản theo video hướng dẫn.</w:t>
-            </w:r>
-          </w:p>
-        </w:tc>
-      </w:tr>
-      <w:tr>
-        <w:tc>
-          <w:tcPr>
-            <w:tcW w:w="846" w:type="dxa"/>
-          </w:tcPr>
-          <w:p>
-            <w:pPr>
-              <w:spacing w:before="20" w:after="20"/>
-              <w:jc w:val="center"/>
-            </w:pPr>
-            <w:r>
-              <w:rPr>
-                <w:rFonts w:ascii="Times New Roman" w:hAnsi="Times New Roman"/>
-                <w:sz w:val="26"/>
-                <w:rFonts w:ascii="Times New Roman" w:hAnsi="Times New Roman" w:cs="Times New Roman"/>
-              </w:rPr>
-            </w:r>
-            <w:r>
-              <w:rPr>
-                <w:rFonts w:ascii="Times New Roman" w:hAnsi="Times New Roman"/>
-                <w:b/>
-                <w:sz w:val="26"/>
-                <w:rFonts w:ascii="Times New Roman" w:hAnsi="Times New Roman" w:cs="Times New Roman"/>
-              </w:rPr>
-              <w:t>11</w:t>
-            </w:r>
-          </w:p>
-        </w:tc>
-        <w:tc>
-          <w:tcPr>
-            <w:tcW w:w="3118" w:type="dxa"/>
-          </w:tcPr>
-          <w:p>
-            <w:pPr>
-              <w:spacing w:before="20" w:after="20"/>
-            </w:pPr>
-            <w:r>
-              <w:rPr>
-                <w:rFonts w:ascii="Times New Roman" w:hAnsi="Times New Roman"/>
-                <w:sz w:val="26"/>
-                <w:rFonts w:ascii="Times New Roman" w:hAnsi="Times New Roman" w:cs="Times New Roman"/>
-              </w:rPr>
-            </w:r>
-            <w:r>
-              <w:rPr>
-                <w:rFonts w:ascii="Times New Roman" w:hAnsi="Times New Roman"/>
-                <w:b/>
-                <w:sz w:val="26"/>
-                <w:rFonts w:ascii="Times New Roman" w:hAnsi="Times New Roman" w:cs="Times New Roman"/>
-              </w:rPr>
-              <w:t>Ôn tập Đánh giá định kỳ 2</w:t>
-            </w:r>
-          </w:p>
-        </w:tc>
-        <w:tc>
-          <w:tcPr>
-            <w:tcW w:w="1134" w:type="dxa"/>
-          </w:tcPr>
-          <w:p>
-            <w:pPr>
-              <w:spacing w:before="20" w:after="20"/>
-              <w:jc w:val="center"/>
-            </w:pPr>
-            <w:r>
-              <w:rPr>
-                <w:rFonts w:ascii="Times New Roman" w:hAnsi="Times New Roman"/>
-                <w:sz w:val="26"/>
-                <w:rFonts w:ascii="Times New Roman" w:hAnsi="Times New Roman" w:cs="Times New Roman"/>
-              </w:rPr>
-            </w:r>
-            <w:r>
-              <w:rPr>
-                <w:rFonts w:ascii="Times New Roman" w:hAnsi="Times New Roman"/>
-                <w:b/>
-                <w:sz w:val="26"/>
-                <w:rFonts w:ascii="Times New Roman" w:hAnsi="Times New Roman" w:cs="Times New Roman"/>
-              </w:rPr>
-              <w:t>18</w:t>
-            </w:r>
-          </w:p>
-        </w:tc>
-        <w:tc>
-          <w:tcPr>
-            <w:tcW w:w="4536" w:type="dxa"/>
-          </w:tcPr>
-          <w:p>
-            <w:pPr>
-              <w:spacing w:before="20" w:after="20"/>
-            </w:pPr>
-            <w:r>
-              <w:rPr>
-                <w:rFonts w:ascii="Times New Roman" w:hAnsi="Times New Roman"/>
-                <w:sz w:val="26"/>
-                <w:rFonts w:ascii="Times New Roman" w:hAnsi="Times New Roman" w:cs="Times New Roman"/>
-              </w:rPr>
-            </w:r>
-            <w:r>
-              <w:rPr>
-                <w:rFonts w:ascii="Times New Roman" w:hAnsi="Times New Roman"/>
-                <w:b w:val="0"/>
-                <w:sz w:val="26"/>
-                <w:rFonts w:ascii="Times New Roman" w:hAnsi="Times New Roman" w:cs="Times New Roman"/>
-              </w:rPr>
-              <w:t>Hệ thống hóa kiến thức chuẩn bị Đánh giá định kỳ 2.</w:t>
-            </w:r>
-          </w:p>
-        </w:tc>
-      </w:tr>
-      <w:tr>
-        <w:tc>
-          <w:tcPr>
-            <w:tcW w:w="846" w:type="dxa"/>
-          </w:tcPr>
-          <w:p>
-            <w:pPr>
-              <w:spacing w:before="20" w:after="20"/>
-              <w:jc w:val="center"/>
-            </w:pPr>
-            <w:r>
-              <w:rPr>
-                <w:rFonts w:ascii="Times New Roman" w:hAnsi="Times New Roman"/>
-                <w:sz w:val="26"/>
-                <w:rFonts w:ascii="Times New Roman" w:hAnsi="Times New Roman" w:cs="Times New Roman"/>
-              </w:rPr>
-            </w:r>
-            <w:r>
-              <w:rPr>
-                <w:rFonts w:ascii="Times New Roman" w:hAnsi="Times New Roman"/>
-                <w:b/>
-                <w:sz w:val="26"/>
-                <w:rFonts w:ascii="Times New Roman" w:hAnsi="Times New Roman" w:cs="Times New Roman"/>
-              </w:rPr>
-              <w:t>12</w:t>
-            </w:r>
-          </w:p>
-        </w:tc>
-        <w:tc>
-          <w:tcPr>
-            <w:tcW w:w="3118" w:type="dxa"/>
-          </w:tcPr>
-          <w:p>
-            <w:pPr>
-              <w:spacing w:before="20" w:after="20"/>
-            </w:pPr>
-            <w:r>
-              <w:rPr>
-                <w:rFonts w:ascii="Times New Roman" w:hAnsi="Times New Roman"/>
-                <w:sz w:val="26"/>
-                <w:rFonts w:ascii="Times New Roman" w:hAnsi="Times New Roman" w:cs="Times New Roman"/>
-              </w:rPr>
-            </w:r>
-            <w:r>
-              <w:rPr>
-                <w:rFonts w:ascii="Times New Roman" w:hAnsi="Times New Roman"/>
-                <w:b/>
-                <w:sz w:val="26"/>
-                <w:rFonts w:ascii="Times New Roman" w:hAnsi="Times New Roman" w:cs="Times New Roman"/>
-              </w:rPr>
-              <w:t>Đánh giá định kỳ 2</w:t>
-            </w:r>
-          </w:p>
-        </w:tc>
-        <w:tc>
-          <w:tcPr>
-            <w:tcW w:w="1134" w:type="dxa"/>
-          </w:tcPr>
-          <w:p>
-            <w:pPr>
-              <w:spacing w:before="20" w:after="20"/>
-              <w:jc w:val="center"/>
-            </w:pPr>
-            <w:r>
-              <w:rPr>
-                <w:rFonts w:ascii="Times New Roman" w:hAnsi="Times New Roman"/>
-                <w:sz w:val="26"/>
-                <w:rFonts w:ascii="Times New Roman" w:hAnsi="Times New Roman" w:cs="Times New Roman"/>
-              </w:rPr>
-            </w:r>
-            <w:r>
-              <w:rPr>
-                <w:rFonts w:ascii="Times New Roman" w:hAnsi="Times New Roman"/>
-                <w:b/>
-                <w:sz w:val="26"/>
-                <w:rFonts w:ascii="Times New Roman" w:hAnsi="Times New Roman" w:cs="Times New Roman"/>
-              </w:rPr>
-              <w:t>19</w:t>
-            </w:r>
-          </w:p>
-        </w:tc>
-        <w:tc>
-          <w:tcPr>
-            <w:tcW w:w="4536" w:type="dxa"/>
-          </w:tcPr>
-          <w:p>
-            <w:pPr>
-              <w:spacing w:before="20" w:after="20"/>
-            </w:pPr>
-            <w:r>
-              <w:rPr>
-                <w:rFonts w:ascii="Times New Roman" w:hAnsi="Times New Roman"/>
-                <w:sz w:val="26"/>
-                <w:rFonts w:ascii="Times New Roman" w:hAnsi="Times New Roman" w:cs="Times New Roman"/>
-              </w:rPr>
-            </w:r>
-            <w:r>
-              <w:rPr>
-                <w:rFonts w:ascii="Times New Roman" w:hAnsi="Times New Roman"/>
-                <w:b w:val="0"/>
-                <w:sz w:val="26"/>
-                <w:rFonts w:ascii="Times New Roman" w:hAnsi="Times New Roman" w:cs="Times New Roman"/>
-              </w:rPr>
-              <w:t>Kiểm tra đánh giá kết quả học tập.</w:t>
-            </w:r>
-          </w:p>
-        </w:tc>
-      </w:tr>
-      <w:tr>
-        <w:tc>
-          <w:tcPr>
-            <w:tcW w:w="846" w:type="dxa"/>
-          </w:tcPr>
-          <w:p>
-            <w:pPr>
-              <w:spacing w:before="20" w:after="20"/>
-              <w:jc w:val="center"/>
-            </w:pPr>
-            <w:r>
-              <w:rPr>
-                <w:rFonts w:ascii="Times New Roman" w:hAnsi="Times New Roman"/>
-                <w:sz w:val="26"/>
-                <w:rFonts w:ascii="Times New Roman" w:hAnsi="Times New Roman" w:cs="Times New Roman"/>
-              </w:rPr>
-            </w:r>
-            <w:r>
-              <w:rPr>
-                <w:rFonts w:ascii="Times New Roman" w:hAnsi="Times New Roman"/>
-                <w:b w:val="0"/>
-                <w:sz w:val="26"/>
-                <w:rFonts w:ascii="Times New Roman" w:hAnsi="Times New Roman" w:cs="Times New Roman"/>
-              </w:rPr>
-              <w:t>13</w:t>
-            </w:r>
-          </w:p>
-        </w:tc>
-        <w:tc>
-          <w:tcPr>
-            <w:tcW w:w="3118" w:type="dxa"/>
-          </w:tcPr>
-          <w:p>
-            <w:pPr>
-              <w:spacing w:before="20" w:after="20"/>
-            </w:pPr>
-            <w:r>
-              <w:rPr>
-                <w:rFonts w:ascii="Times New Roman" w:hAnsi="Times New Roman"/>
-                <w:sz w:val="26"/>
-                <w:rFonts w:ascii="Times New Roman" w:hAnsi="Times New Roman" w:cs="Times New Roman"/>
-              </w:rPr>
-            </w:r>
-            <w:r>
-              <w:rPr>
-                <w:rFonts w:ascii="Times New Roman" w:hAnsi="Times New Roman"/>
-                <w:b w:val="0"/>
-                <w:sz w:val="26"/>
-                <w:rFonts w:ascii="Times New Roman" w:hAnsi="Times New Roman" w:cs="Times New Roman"/>
-              </w:rPr>
-              <w:t>Bài 11: Thực hành tạo sản phẩm số</w:t>
-            </w:r>
-          </w:p>
-        </w:tc>
-        <w:tc>
-          <w:tcPr>
-            <w:tcW w:w="1134" w:type="dxa"/>
-          </w:tcPr>
-          <w:p>
-            <w:pPr>
-              <w:spacing w:before="20" w:after="20"/>
-              <w:jc w:val="center"/>
-            </w:pPr>
-            <w:r>
-              <w:rPr>
-                <w:rFonts w:ascii="Times New Roman" w:hAnsi="Times New Roman"/>
-                <w:sz w:val="26"/>
-                <w:rFonts w:ascii="Times New Roman" w:hAnsi="Times New Roman" w:cs="Times New Roman"/>
-              </w:rPr>
-            </w:r>
-            <w:r>
-              <w:rPr>
-                <w:rFonts w:ascii="Times New Roman" w:hAnsi="Times New Roman"/>
-                <w:b w:val="0"/>
-                <w:sz w:val="26"/>
-                <w:rFonts w:ascii="Times New Roman" w:hAnsi="Times New Roman" w:cs="Times New Roman"/>
-              </w:rPr>
-              <w:t>20</w:t>
-            </w:r>
-          </w:p>
-        </w:tc>
-        <w:tc>
-          <w:tcPr>
-            <w:tcW w:w="4536" w:type="dxa"/>
-          </w:tcPr>
-          <w:p>
-            <w:pPr>
-              <w:spacing w:before="20" w:after="20"/>
-            </w:pPr>
-            <w:r>
-              <w:rPr>
-                <w:rFonts w:ascii="Times New Roman" w:hAnsi="Times New Roman"/>
-                <w:sz w:val="26"/>
-                <w:rFonts w:ascii="Times New Roman" w:hAnsi="Times New Roman" w:cs="Times New Roman"/>
-              </w:rPr>
-            </w:r>
-            <w:r>
-              <w:rPr>
-                <w:rFonts w:ascii="Times New Roman" w:hAnsi="Times New Roman"/>
-                <w:b w:val="0"/>
-                <w:sz w:val="26"/>
-                <w:rFonts w:ascii="Times New Roman" w:hAnsi="Times New Roman" w:cs="Times New Roman"/>
-              </w:rPr>
-              <w:t>- Bài 9A: Sử dụng phần mềm đồ họa tạo sản phẩm số.  - Bài 9B: Thực hành tạo đồ dùng gia đình theo video hướng dẫn.</w:t>
-            </w:r>
-          </w:p>
-        </w:tc>
-      </w:tr>
-      <w:tr>
-        <w:tc>
-          <w:tcPr>
-            <w:tcW w:w="846" w:type="dxa"/>
-          </w:tcPr>
-          <w:p>
-            <w:pPr>
-              <w:spacing w:before="20" w:after="20"/>
-              <w:jc w:val="center"/>
-            </w:pPr>
-            <w:r>
-              <w:rPr>
-                <w:rFonts w:ascii="Times New Roman" w:hAnsi="Times New Roman"/>
-                <w:sz w:val="26"/>
-                <w:rFonts w:ascii="Times New Roman" w:hAnsi="Times New Roman" w:cs="Times New Roman"/>
-              </w:rPr>
-            </w:r>
-            <w:r>
-              <w:rPr>
-                <w:rFonts w:ascii="Times New Roman" w:hAnsi="Times New Roman"/>
-                <w:b w:val="0"/>
-                <w:sz w:val="26"/>
-                <w:rFonts w:ascii="Times New Roman" w:hAnsi="Times New Roman" w:cs="Times New Roman"/>
-              </w:rPr>
-              <w:t>14</w:t>
-            </w:r>
-          </w:p>
-        </w:tc>
-        <w:tc>
-          <w:tcPr>
-            <w:tcW w:w="3118" w:type="dxa"/>
-          </w:tcPr>
-          <w:p>
-            <w:pPr>
-              <w:spacing w:before="20" w:after="20"/>
-            </w:pPr>
-            <w:r>
-              <w:rPr>
-                <w:rFonts w:ascii="Times New Roman" w:hAnsi="Times New Roman"/>
-                <w:sz w:val="26"/>
-                <w:rFonts w:ascii="Times New Roman" w:hAnsi="Times New Roman" w:cs="Times New Roman"/>
-              </w:rPr>
-            </w:r>
-            <w:r>
-              <w:rPr>
-                <w:rFonts w:ascii="Times New Roman" w:hAnsi="Times New Roman"/>
-                <w:b w:val="0"/>
-                <w:sz w:val="26"/>
-                <w:rFonts w:ascii="Times New Roman" w:hAnsi="Times New Roman" w:cs="Times New Roman"/>
-              </w:rPr>
-              <w:t>Bài 12: Cấu trúc tuần tự</w:t>
-            </w:r>
-          </w:p>
-        </w:tc>
-        <w:tc>
-          <w:tcPr>
-            <w:tcW w:w="1134" w:type="dxa"/>
-          </w:tcPr>
-          <w:p>
-            <w:pPr>
-              <w:spacing w:before="20" w:after="20"/>
-              <w:jc w:val="center"/>
-            </w:pPr>
-            <w:r>
-              <w:rPr>
-                <w:rFonts w:ascii="Times New Roman" w:hAnsi="Times New Roman"/>
-                <w:sz w:val="26"/>
-                <w:rFonts w:ascii="Times New Roman" w:hAnsi="Times New Roman" w:cs="Times New Roman"/>
-              </w:rPr>
-            </w:r>
-            <w:r>
-              <w:rPr>
-                <w:rFonts w:ascii="Times New Roman" w:hAnsi="Times New Roman"/>
-                <w:b w:val="0"/>
-                <w:sz w:val="26"/>
-                <w:rFonts w:ascii="Times New Roman" w:hAnsi="Times New Roman" w:cs="Times New Roman"/>
-              </w:rPr>
-              <w:t>21, 22</w:t>
-            </w:r>
-          </w:p>
-        </w:tc>
-        <w:tc>
-          <w:tcPr>
-            <w:tcW w:w="4536" w:type="dxa"/>
-          </w:tcPr>
-          <w:p>
-            <w:pPr>
-              <w:spacing w:before="20" w:after="20"/>
-            </w:pPr>
-            <w:r>
-              <w:rPr>
-                <w:rFonts w:ascii="Times New Roman" w:hAnsi="Times New Roman"/>
-                <w:sz w:val="26"/>
-                <w:rFonts w:ascii="Times New Roman" w:hAnsi="Times New Roman" w:cs="Times New Roman"/>
-              </w:rPr>
-            </w:r>
-            <w:r>
-              <w:rPr>
-                <w:rFonts w:ascii="Times New Roman" w:hAnsi="Times New Roman"/>
-                <w:b w:val="0"/>
-                <w:sz w:val="26"/>
-                <w:rFonts w:ascii="Times New Roman" w:hAnsi="Times New Roman" w:cs="Times New Roman"/>
-              </w:rPr>
-              <w:t>- Nêu ví dụ cụ thể mô tả cấu trúc tuần tự.  - Sử dụng cấu trúc tuần tự trong chương trình Scratch đơn giản.</w:t>
-            </w:r>
-          </w:p>
-        </w:tc>
-      </w:tr>
-      <w:tr>
-        <w:tc>
-          <w:tcPr>
-            <w:tcW w:w="846" w:type="dxa"/>
-          </w:tcPr>
-          <w:p>
-            <w:pPr>
-              <w:spacing w:before="20" w:after="20"/>
-              <w:jc w:val="center"/>
-            </w:pPr>
-            <w:r>
-              <w:rPr>
-                <w:rFonts w:ascii="Times New Roman" w:hAnsi="Times New Roman"/>
-                <w:sz w:val="26"/>
-                <w:rFonts w:ascii="Times New Roman" w:hAnsi="Times New Roman" w:cs="Times New Roman"/>
-              </w:rPr>
-            </w:r>
-            <w:r>
-              <w:rPr>
-                <w:rFonts w:ascii="Times New Roman" w:hAnsi="Times New Roman"/>
-                <w:b w:val="0"/>
-                <w:sz w:val="26"/>
-                <w:rFonts w:ascii="Times New Roman" w:hAnsi="Times New Roman" w:cs="Times New Roman"/>
-              </w:rPr>
-              <w:t>15</w:t>
-            </w:r>
-          </w:p>
-        </w:tc>
-        <w:tc>
-          <w:tcPr>
-            <w:tcW w:w="3118" w:type="dxa"/>
-          </w:tcPr>
-          <w:p>
-            <w:pPr>
-              <w:spacing w:before="20" w:after="20"/>
-            </w:pPr>
-            <w:r>
-              <w:rPr>
-                <w:rFonts w:ascii="Times New Roman" w:hAnsi="Times New Roman"/>
-                <w:sz w:val="26"/>
-                <w:rFonts w:ascii="Times New Roman" w:hAnsi="Times New Roman" w:cs="Times New Roman"/>
-              </w:rPr>
-            </w:r>
-            <w:r>
-              <w:rPr>
-                <w:rFonts w:ascii="Times New Roman" w:hAnsi="Times New Roman"/>
-                <w:b w:val="0"/>
-                <w:sz w:val="26"/>
-                <w:rFonts w:ascii="Times New Roman" w:hAnsi="Times New Roman" w:cs="Times New Roman"/>
-              </w:rPr>
-              <w:t>Bài 13: Cấu trúc lặp</w:t>
-            </w:r>
-          </w:p>
-        </w:tc>
-        <w:tc>
-          <w:tcPr>
-            <w:tcW w:w="1134" w:type="dxa"/>
-          </w:tcPr>
-          <w:p>
-            <w:pPr>
-              <w:spacing w:before="20" w:after="20"/>
-              <w:jc w:val="center"/>
-            </w:pPr>
-            <w:r>
-              <w:rPr>
-                <w:rFonts w:ascii="Times New Roman" w:hAnsi="Times New Roman"/>
-                <w:sz w:val="26"/>
-                <w:rFonts w:ascii="Times New Roman" w:hAnsi="Times New Roman" w:cs="Times New Roman"/>
-              </w:rPr>
-            </w:r>
-            <w:r>
-              <w:rPr>
-                <w:rFonts w:ascii="Times New Roman" w:hAnsi="Times New Roman"/>
-                <w:b w:val="0"/>
-                <w:sz w:val="26"/>
-                <w:rFonts w:ascii="Times New Roman" w:hAnsi="Times New Roman" w:cs="Times New Roman"/>
-              </w:rPr>
-              <w:t>23, 24</w:t>
-            </w:r>
-          </w:p>
-        </w:tc>
-        <w:tc>
-          <w:tcPr>
-            <w:tcW w:w="4536" w:type="dxa"/>
-          </w:tcPr>
-          <w:p>
-            <w:pPr>
-              <w:spacing w:before="20" w:after="20"/>
-            </w:pPr>
-            <w:r>
-              <w:rPr>
-                <w:rFonts w:ascii="Times New Roman" w:hAnsi="Times New Roman"/>
-                <w:sz w:val="26"/>
-                <w:rFonts w:ascii="Times New Roman" w:hAnsi="Times New Roman" w:cs="Times New Roman"/>
-              </w:rPr>
-            </w:r>
-            <w:r>
-              <w:rPr>
-                <w:rFonts w:ascii="Times New Roman" w:hAnsi="Times New Roman"/>
-                <w:b w:val="0"/>
-                <w:sz w:val="26"/>
-                <w:rFonts w:ascii="Times New Roman" w:hAnsi="Times New Roman" w:cs="Times New Roman"/>
-              </w:rPr>
-              <w:t>- Nêu ví dụ mô tả cấu trúc lặp.  - Phân biệt các lệnh lặp trong Scratch (lặp số lần biết trước, lặp liên tục, lặp có điều kiện).</w:t>
-            </w:r>
-          </w:p>
-        </w:tc>
-      </w:tr>
-      <w:tr>
-        <w:tc>
-          <w:tcPr>
-            <w:tcW w:w="846" w:type="dxa"/>
-          </w:tcPr>
-          <w:p>
-            <w:pPr>
-              <w:spacing w:before="20" w:after="20"/>
-              <w:jc w:val="center"/>
-            </w:pPr>
-            <w:r>
-              <w:rPr>
-                <w:rFonts w:ascii="Times New Roman" w:hAnsi="Times New Roman"/>
-                <w:sz w:val="26"/>
-                <w:rFonts w:ascii="Times New Roman" w:hAnsi="Times New Roman" w:cs="Times New Roman"/>
-              </w:rPr>
-            </w:r>
-            <w:r>
-              <w:rPr>
-                <w:rFonts w:ascii="Times New Roman" w:hAnsi="Times New Roman"/>
-                <w:b w:val="0"/>
-                <w:sz w:val="26"/>
-                <w:rFonts w:ascii="Times New Roman" w:hAnsi="Times New Roman" w:cs="Times New Roman"/>
-              </w:rPr>
-              <w:t>16</w:t>
-            </w:r>
-          </w:p>
-        </w:tc>
-        <w:tc>
-          <w:tcPr>
-            <w:tcW w:w="3118" w:type="dxa"/>
-          </w:tcPr>
-          <w:p>
-            <w:pPr>
-              <w:spacing w:before="20" w:after="20"/>
-            </w:pPr>
-            <w:r>
-              <w:rPr>
-                <w:rFonts w:ascii="Times New Roman" w:hAnsi="Times New Roman"/>
-                <w:sz w:val="26"/>
-                <w:rFonts w:ascii="Times New Roman" w:hAnsi="Times New Roman" w:cs="Times New Roman"/>
-              </w:rPr>
-            </w:r>
-            <w:r>
-              <w:rPr>
-                <w:rFonts w:ascii="Times New Roman" w:hAnsi="Times New Roman"/>
-                <w:b w:val="0"/>
-                <w:sz w:val="26"/>
-                <w:rFonts w:ascii="Times New Roman" w:hAnsi="Times New Roman" w:cs="Times New Roman"/>
-              </w:rPr>
-              <w:t>Bài 14: Thực hành sử dụng lệnh lặp</w:t>
-            </w:r>
-          </w:p>
-        </w:tc>
-        <w:tc>
-          <w:tcPr>
-            <w:tcW w:w="1134" w:type="dxa"/>
-          </w:tcPr>
-          <w:p>
-            <w:pPr>
-              <w:spacing w:before="20" w:after="20"/>
-              <w:jc w:val="center"/>
-            </w:pPr>
-            <w:r>
-              <w:rPr>
-                <w:rFonts w:ascii="Times New Roman" w:hAnsi="Times New Roman"/>
-                <w:sz w:val="26"/>
-                <w:rFonts w:ascii="Times New Roman" w:hAnsi="Times New Roman" w:cs="Times New Roman"/>
-              </w:rPr>
-            </w:r>
-            <w:r>
-              <w:rPr>
-                <w:rFonts w:ascii="Times New Roman" w:hAnsi="Times New Roman"/>
-                <w:b w:val="0"/>
-                <w:sz w:val="26"/>
-                <w:rFonts w:ascii="Times New Roman" w:hAnsi="Times New Roman" w:cs="Times New Roman"/>
-              </w:rPr>
-              <w:t>25, 26</w:t>
-            </w:r>
-          </w:p>
-        </w:tc>
-        <w:tc>
-          <w:tcPr>
-            <w:tcW w:w="4536" w:type="dxa"/>
-          </w:tcPr>
-          <w:p>
-            <w:pPr>
-              <w:spacing w:before="20" w:after="20"/>
-            </w:pPr>
-            <w:r>
-              <w:rPr>
-                <w:rFonts w:ascii="Times New Roman" w:hAnsi="Times New Roman"/>
-                <w:sz w:val="26"/>
-                <w:rFonts w:ascii="Times New Roman" w:hAnsi="Times New Roman" w:cs="Times New Roman"/>
-              </w:rPr>
-            </w:r>
-            <w:r>
-              <w:rPr>
-                <w:rFonts w:ascii="Times New Roman" w:hAnsi="Times New Roman"/>
-                <w:b w:val="0"/>
-                <w:sz w:val="26"/>
-                <w:rFonts w:ascii="Times New Roman" w:hAnsi="Times New Roman" w:cs="Times New Roman"/>
-              </w:rPr>
-              <w:t>- Sử dụng thuần thục lệnh lặp trong chương trình đơn giản, chạy thử chương trình.</w:t>
-            </w:r>
-          </w:p>
-        </w:tc>
-      </w:tr>
-      <w:tr>
-        <w:tc>
-          <w:tcPr>
-            <w:tcW w:w="846" w:type="dxa"/>
-          </w:tcPr>
-          <w:p>
-            <w:pPr>
-              <w:spacing w:before="20" w:after="20"/>
-              <w:jc w:val="center"/>
-            </w:pPr>
-            <w:r>
-              <w:rPr>
-                <w:rFonts w:ascii="Times New Roman" w:hAnsi="Times New Roman"/>
-                <w:sz w:val="26"/>
-                <w:rFonts w:ascii="Times New Roman" w:hAnsi="Times New Roman" w:cs="Times New Roman"/>
-              </w:rPr>
-            </w:r>
-            <w:r>
-              <w:rPr>
-                <w:rFonts w:ascii="Times New Roman" w:hAnsi="Times New Roman"/>
-                <w:b/>
-                <w:sz w:val="26"/>
-                <w:rFonts w:ascii="Times New Roman" w:hAnsi="Times New Roman" w:cs="Times New Roman"/>
-              </w:rPr>
-              <w:t>17</w:t>
-            </w:r>
-          </w:p>
-        </w:tc>
-        <w:tc>
-          <w:tcPr>
-            <w:tcW w:w="3118" w:type="dxa"/>
-          </w:tcPr>
-          <w:p>
-            <w:pPr>
-              <w:spacing w:before="20" w:after="20"/>
-            </w:pPr>
-            <w:r>
-              <w:rPr>
-                <w:rFonts w:ascii="Times New Roman" w:hAnsi="Times New Roman"/>
-                <w:sz w:val="26"/>
-                <w:rFonts w:ascii="Times New Roman" w:hAnsi="Times New Roman" w:cs="Times New Roman"/>
-              </w:rPr>
-            </w:r>
-            <w:r>
-              <w:rPr>
-                <w:rFonts w:ascii="Times New Roman" w:hAnsi="Times New Roman"/>
-                <w:b/>
-                <w:sz w:val="26"/>
-                <w:rFonts w:ascii="Times New Roman" w:hAnsi="Times New Roman" w:cs="Times New Roman"/>
-              </w:rPr>
-              <w:t>Ôn tập Đánh giá định kỳ 3</w:t>
-            </w:r>
-          </w:p>
-        </w:tc>
-        <w:tc>
-          <w:tcPr>
-            <w:tcW w:w="1134" w:type="dxa"/>
-          </w:tcPr>
-          <w:p>
-            <w:pPr>
-              <w:spacing w:before="20" w:after="20"/>
-              <w:jc w:val="center"/>
-            </w:pPr>
-            <w:r>
-              <w:rPr>
-                <w:rFonts w:ascii="Times New Roman" w:hAnsi="Times New Roman"/>
-                <w:sz w:val="26"/>
-                <w:rFonts w:ascii="Times New Roman" w:hAnsi="Times New Roman" w:cs="Times New Roman"/>
-              </w:rPr>
-            </w:r>
-            <w:r>
-              <w:rPr>
-                <w:rFonts w:ascii="Times New Roman" w:hAnsi="Times New Roman"/>
-                <w:b/>
-                <w:sz w:val="26"/>
-                <w:rFonts w:ascii="Times New Roman" w:hAnsi="Times New Roman" w:cs="Times New Roman"/>
-              </w:rPr>
-              <w:t>27</w:t>
-            </w:r>
-          </w:p>
-        </w:tc>
-        <w:tc>
-          <w:tcPr>
-            <w:tcW w:w="4536" w:type="dxa"/>
-          </w:tcPr>
-          <w:p>
-            <w:pPr>
-              <w:spacing w:before="20" w:after="20"/>
-            </w:pPr>
-            <w:r>
-              <w:rPr>
-                <w:rFonts w:ascii="Times New Roman" w:hAnsi="Times New Roman"/>
-                <w:sz w:val="26"/>
-                <w:rFonts w:ascii="Times New Roman" w:hAnsi="Times New Roman" w:cs="Times New Roman"/>
-              </w:rPr>
-            </w:r>
-            <w:r>
-              <w:rPr>
-                <w:rFonts w:ascii="Times New Roman" w:hAnsi="Times New Roman"/>
-                <w:b w:val="0"/>
-                <w:sz w:val="26"/>
-                <w:rFonts w:ascii="Times New Roman" w:hAnsi="Times New Roman" w:cs="Times New Roman"/>
-              </w:rPr>
-              <w:t>Hệ thống hóa kiến thức chuẩn bị Đánh giá định kỳ 3.</w:t>
-            </w:r>
-          </w:p>
-        </w:tc>
-      </w:tr>
-      <w:tr>
-        <w:tc>
-          <w:tcPr>
-            <w:tcW w:w="846" w:type="dxa"/>
-          </w:tcPr>
-          <w:p>
-            <w:pPr>
-              <w:spacing w:before="20" w:after="20"/>
-              <w:jc w:val="center"/>
-            </w:pPr>
-            <w:r>
-              <w:rPr>
-                <w:rFonts w:ascii="Times New Roman" w:hAnsi="Times New Roman"/>
-                <w:sz w:val="26"/>
-                <w:rFonts w:ascii="Times New Roman" w:hAnsi="Times New Roman" w:cs="Times New Roman"/>
-              </w:rPr>
-            </w:r>
-            <w:r>
-              <w:rPr>
-                <w:rFonts w:ascii="Times New Roman" w:hAnsi="Times New Roman"/>
-                <w:b/>
-                <w:sz w:val="26"/>
-                <w:rFonts w:ascii="Times New Roman" w:hAnsi="Times New Roman" w:cs="Times New Roman"/>
-              </w:rPr>
-              <w:t>18</w:t>
-            </w:r>
-          </w:p>
-        </w:tc>
-        <w:tc>
-          <w:tcPr>
-            <w:tcW w:w="3118" w:type="dxa"/>
-          </w:tcPr>
-          <w:p>
-            <w:pPr>
-              <w:spacing w:before="20" w:after="20"/>
-            </w:pPr>
-            <w:r>
-              <w:rPr>
-                <w:rFonts w:ascii="Times New Roman" w:hAnsi="Times New Roman"/>
-                <w:sz w:val="26"/>
-                <w:rFonts w:ascii="Times New Roman" w:hAnsi="Times New Roman" w:cs="Times New Roman"/>
-              </w:rPr>
-            </w:r>
-            <w:r>
-              <w:rPr>
-                <w:rFonts w:ascii="Times New Roman" w:hAnsi="Times New Roman"/>
-                <w:b/>
-                <w:sz w:val="26"/>
-                <w:rFonts w:ascii="Times New Roman" w:hAnsi="Times New Roman" w:cs="Times New Roman"/>
-              </w:rPr>
-              <w:t>Đánh giá định kỳ 3</w:t>
-            </w:r>
-          </w:p>
-        </w:tc>
-        <w:tc>
-          <w:tcPr>
-            <w:tcW w:w="1134" w:type="dxa"/>
-          </w:tcPr>
-          <w:p>
-            <w:pPr>
-              <w:spacing w:before="20" w:after="20"/>
-              <w:jc w:val="center"/>
-            </w:pPr>
-            <w:r>
-              <w:rPr>
-                <w:rFonts w:ascii="Times New Roman" w:hAnsi="Times New Roman"/>
-                <w:sz w:val="26"/>
-                <w:rFonts w:ascii="Times New Roman" w:hAnsi="Times New Roman" w:cs="Times New Roman"/>
-              </w:rPr>
-            </w:r>
-            <w:r>
-              <w:rPr>
-                <w:rFonts w:ascii="Times New Roman" w:hAnsi="Times New Roman"/>
-                <w:b/>
-                <w:sz w:val="26"/>
-                <w:rFonts w:ascii="Times New Roman" w:hAnsi="Times New Roman" w:cs="Times New Roman"/>
-              </w:rPr>
-              <w:t>28</w:t>
-            </w:r>
-          </w:p>
-        </w:tc>
-        <w:tc>
-          <w:tcPr>
-            <w:tcW w:w="4536" w:type="dxa"/>
-          </w:tcPr>
-          <w:p>
-            <w:pPr>
-              <w:spacing w:before="20" w:after="20"/>
-            </w:pPr>
-            <w:r>
-              <w:rPr>
-                <w:rFonts w:ascii="Times New Roman" w:hAnsi="Times New Roman"/>
-                <w:sz w:val="26"/>
-                <w:rFonts w:ascii="Times New Roman" w:hAnsi="Times New Roman" w:cs="Times New Roman"/>
-              </w:rPr>
-            </w:r>
-            <w:r>
-              <w:rPr>
-                <w:rFonts w:ascii="Times New Roman" w:hAnsi="Times New Roman"/>
-                <w:b w:val="0"/>
-                <w:sz w:val="26"/>
-                <w:rFonts w:ascii="Times New Roman" w:hAnsi="Times New Roman" w:cs="Times New Roman"/>
-              </w:rPr>
-              <w:t>Kiểm tra đánh giá kết quả học tập.</w:t>
-            </w:r>
-          </w:p>
-        </w:tc>
-      </w:tr>
-      <w:tr>
-        <w:tc>
-          <w:tcPr>
-            <w:tcW w:w="846" w:type="dxa"/>
-          </w:tcPr>
-          <w:p>
-            <w:pPr>
-              <w:spacing w:before="20" w:after="20"/>
-              <w:jc w:val="center"/>
-            </w:pPr>
-            <w:r>
-              <w:rPr>
-                <w:rFonts w:ascii="Times New Roman" w:hAnsi="Times New Roman"/>
-                <w:sz w:val="26"/>
-                <w:rFonts w:ascii="Times New Roman" w:hAnsi="Times New Roman" w:cs="Times New Roman"/>
-              </w:rPr>
-            </w:r>
-            <w:r>
-              <w:rPr>
-                <w:rFonts w:ascii="Times New Roman" w:hAnsi="Times New Roman"/>
-                <w:b w:val="0"/>
-                <w:sz w:val="26"/>
-                <w:rFonts w:ascii="Times New Roman" w:hAnsi="Times New Roman" w:cs="Times New Roman"/>
-              </w:rPr>
-              <w:t>19</w:t>
-            </w:r>
-          </w:p>
-        </w:tc>
-        <w:tc>
-          <w:tcPr>
-            <w:tcW w:w="3118" w:type="dxa"/>
-          </w:tcPr>
-          <w:p>
-            <w:pPr>
-              <w:spacing w:before="20" w:after="20"/>
-            </w:pPr>
-            <w:r>
-              <w:rPr>
-                <w:rFonts w:ascii="Times New Roman" w:hAnsi="Times New Roman"/>
-                <w:sz w:val="26"/>
-                <w:rFonts w:ascii="Times New Roman" w:hAnsi="Times New Roman" w:cs="Times New Roman"/>
-              </w:rPr>
-            </w:r>
-            <w:r>
-              <w:rPr>
-                <w:rFonts w:ascii="Times New Roman" w:hAnsi="Times New Roman"/>
-                <w:b w:val="0"/>
-                <w:sz w:val="26"/>
-                <w:rFonts w:ascii="Times New Roman" w:hAnsi="Times New Roman" w:cs="Times New Roman"/>
-              </w:rPr>
-              <w:t>Bài 15: Cấu trúc rẽ nhánh</w:t>
-            </w:r>
-          </w:p>
-        </w:tc>
-        <w:tc>
-          <w:tcPr>
-            <w:tcW w:w="1134" w:type="dxa"/>
-          </w:tcPr>
-          <w:p>
-            <w:pPr>
-              <w:spacing w:before="20" w:after="20"/>
-              <w:jc w:val="center"/>
-            </w:pPr>
-            <w:r>
-              <w:rPr>
-                <w:rFonts w:ascii="Times New Roman" w:hAnsi="Times New Roman"/>
-                <w:sz w:val="26"/>
-                <w:rFonts w:ascii="Times New Roman" w:hAnsi="Times New Roman" w:cs="Times New Roman"/>
-              </w:rPr>
-            </w:r>
-            <w:r>
-              <w:rPr>
-                <w:rFonts w:ascii="Times New Roman" w:hAnsi="Times New Roman"/>
-                <w:b w:val="0"/>
-                <w:sz w:val="26"/>
-                <w:rFonts w:ascii="Times New Roman" w:hAnsi="Times New Roman" w:cs="Times New Roman"/>
-              </w:rPr>
-              <w:t>29</w:t>
-            </w:r>
-          </w:p>
-        </w:tc>
-        <w:tc>
-          <w:tcPr>
-            <w:tcW w:w="4536" w:type="dxa"/>
-          </w:tcPr>
-          <w:p>
-            <w:pPr>
-              <w:spacing w:before="20" w:after="20"/>
-            </w:pPr>
-            <w:r>
-              <w:rPr>
-                <w:rFonts w:ascii="Times New Roman" w:hAnsi="Times New Roman"/>
-                <w:sz w:val="26"/>
-                <w:rFonts w:ascii="Times New Roman" w:hAnsi="Times New Roman" w:cs="Times New Roman"/>
-              </w:rPr>
-            </w:r>
-            <w:r>
-              <w:rPr>
-                <w:rFonts w:ascii="Times New Roman" w:hAnsi="Times New Roman"/>
-                <w:b w:val="0"/>
-                <w:sz w:val="26"/>
-                <w:rFonts w:ascii="Times New Roman" w:hAnsi="Times New Roman" w:cs="Times New Roman"/>
-              </w:rPr>
-              <w:t>- Nêu ví dụ mô tả cấu trúc rẽ nhánh dạng thiếu và dạng đủ.  - Sử dụng lệnh rẽ nhánh (nếu... thì, nếu... thì... nếu không thì) trong Scratch.</w:t>
-            </w:r>
-          </w:p>
-        </w:tc>
-      </w:tr>
-      <w:tr>
-        <w:tc>
-          <w:tcPr>
-            <w:tcW w:w="846" w:type="dxa"/>
-          </w:tcPr>
-          <w:p>
-            <w:pPr>
-              <w:spacing w:before="20" w:after="20"/>
-              <w:jc w:val="center"/>
-            </w:pPr>
-            <w:r>
-              <w:rPr>
-                <w:rFonts w:ascii="Times New Roman" w:hAnsi="Times New Roman"/>
-                <w:sz w:val="26"/>
-                <w:rFonts w:ascii="Times New Roman" w:hAnsi="Times New Roman" w:cs="Times New Roman"/>
-              </w:rPr>
-            </w:r>
-            <w:r>
-              <w:rPr>
-                <w:rFonts w:ascii="Times New Roman" w:hAnsi="Times New Roman"/>
-                <w:b w:val="0"/>
-                <w:sz w:val="26"/>
-                <w:rFonts w:ascii="Times New Roman" w:hAnsi="Times New Roman" w:cs="Times New Roman"/>
-              </w:rPr>
-              <w:t>20</w:t>
-            </w:r>
-          </w:p>
-        </w:tc>
-        <w:tc>
-          <w:tcPr>
-            <w:tcW w:w="3118" w:type="dxa"/>
-          </w:tcPr>
-          <w:p>
-            <w:pPr>
-              <w:spacing w:before="20" w:after="20"/>
-            </w:pPr>
-            <w:r>
-              <w:rPr>
-                <w:rFonts w:ascii="Times New Roman" w:hAnsi="Times New Roman"/>
-                <w:sz w:val="26"/>
-                <w:rFonts w:ascii="Times New Roman" w:hAnsi="Times New Roman" w:cs="Times New Roman"/>
-              </w:rPr>
-            </w:r>
-            <w:r>
-              <w:rPr>
-                <w:rFonts w:ascii="Times New Roman" w:hAnsi="Times New Roman"/>
-                <w:b w:val="0"/>
-                <w:sz w:val="26"/>
-                <w:rFonts w:ascii="Times New Roman" w:hAnsi="Times New Roman" w:cs="Times New Roman"/>
-              </w:rPr>
-              <w:t>Bài 16: Sử dụng biến trong chương trình</w:t>
-            </w:r>
-          </w:p>
-        </w:tc>
-        <w:tc>
-          <w:tcPr>
-            <w:tcW w:w="1134" w:type="dxa"/>
-          </w:tcPr>
-          <w:p>
-            <w:pPr>
-              <w:spacing w:before="20" w:after="20"/>
-              <w:jc w:val="center"/>
-            </w:pPr>
-            <w:r>
-              <w:rPr>
-                <w:rFonts w:ascii="Times New Roman" w:hAnsi="Times New Roman"/>
-                <w:sz w:val="26"/>
-                <w:rFonts w:ascii="Times New Roman" w:hAnsi="Times New Roman" w:cs="Times New Roman"/>
-              </w:rPr>
-            </w:r>
-            <w:r>
-              <w:rPr>
-                <w:rFonts w:ascii="Times New Roman" w:hAnsi="Times New Roman"/>
-                <w:b w:val="0"/>
-                <w:sz w:val="26"/>
-                <w:rFonts w:ascii="Times New Roman" w:hAnsi="Times New Roman" w:cs="Times New Roman"/>
-              </w:rPr>
-              <w:t>30</w:t>
-            </w:r>
-          </w:p>
-        </w:tc>
-        <w:tc>
-          <w:tcPr>
-            <w:tcW w:w="4536" w:type="dxa"/>
-          </w:tcPr>
-          <w:p>
-            <w:pPr>
-              <w:spacing w:before="20" w:after="20"/>
-            </w:pPr>
-            <w:r>
-              <w:rPr>
-                <w:rFonts w:ascii="Times New Roman" w:hAnsi="Times New Roman"/>
-                <w:sz w:val="26"/>
-                <w:rFonts w:ascii="Times New Roman" w:hAnsi="Times New Roman" w:cs="Times New Roman"/>
-              </w:rPr>
-            </w:r>
-            <w:r>
-              <w:rPr>
-                <w:rFonts w:ascii="Times New Roman" w:hAnsi="Times New Roman"/>
-                <w:b w:val="0"/>
-                <w:sz w:val="26"/>
-                <w:rFonts w:ascii="Times New Roman" w:hAnsi="Times New Roman" w:cs="Times New Roman"/>
-              </w:rPr>
-              <w:t>- Hiểu khái niệm biến nhớ, sử dụng biến trả lời và biến tự tạo trong Scratch.</w:t>
-            </w:r>
-          </w:p>
-        </w:tc>
-      </w:tr>
-      <w:tr>
-        <w:tc>
-          <w:tcPr>
-            <w:tcW w:type="dxa" w:w="846"/>
-          </w:tcPr>
-          <w:p>
-            <w:pPr>
-              <w:spacing w:before="20" w:after="20"/>
-              <w:jc w:val="center"/>
-            </w:pPr>
-            <w:r>
-              <w:rPr>
-                <w:rFonts w:ascii="Times New Roman" w:hAnsi="Times New Roman"/>
-                <w:sz w:val="26"/>
-                <w:rFonts w:ascii="Times New Roman" w:hAnsi="Times New Roman" w:cs="Times New Roman"/>
-              </w:rPr>
-            </w:r>
-            <w:r>
-              <w:rPr>
-                <w:rFonts w:ascii="Times New Roman" w:hAnsi="Times New Roman"/>
-                <w:b w:val="0"/>
-                <w:sz w:val="26"/>
-                <w:rFonts w:ascii="Times New Roman" w:hAnsi="Times New Roman" w:cs="Times New Roman"/>
-              </w:rPr>
-              <w:t>21</w:t>
-            </w:r>
-          </w:p>
-        </w:tc>
-        <w:tc>
-          <w:tcPr>
-            <w:tcW w:type="dxa" w:w="3118"/>
-          </w:tcPr>
-          <w:p>
-            <w:pPr>
-              <w:spacing w:before="20" w:after="20"/>
-            </w:pPr>
-            <w:r>
-              <w:rPr>
-                <w:rFonts w:ascii="Times New Roman" w:hAnsi="Times New Roman"/>
-                <w:sz w:val="26"/>
-                <w:rFonts w:ascii="Times New Roman" w:hAnsi="Times New Roman" w:cs="Times New Roman"/>
-              </w:rPr>
-            </w:r>
-            <w:r>
-              <w:rPr>
-                <w:rFonts w:ascii="Times New Roman" w:hAnsi="Times New Roman"/>
-                <w:b w:val="0"/>
-                <w:sz w:val="26"/>
-                <w:rFonts w:ascii="Times New Roman" w:hAnsi="Times New Roman" w:cs="Times New Roman"/>
-              </w:rPr>
-              <w:t>Ôn tập và luyện tập</w:t>
-            </w:r>
-          </w:p>
-        </w:tc>
-        <w:tc>
-          <w:tcPr>
-            <w:tcW w:type="dxa" w:w="1134"/>
-          </w:tcPr>
-          <w:p>
-            <w:pPr>
-              <w:spacing w:before="20" w:after="20"/>
-              <w:jc w:val="center"/>
-            </w:pPr>
-            <w:r>
-              <w:rPr>
-                <w:rFonts w:ascii="Times New Roman" w:hAnsi="Times New Roman"/>
-                <w:sz w:val="26"/>
-                <w:rFonts w:ascii="Times New Roman" w:hAnsi="Times New Roman" w:cs="Times New Roman"/>
-              </w:rPr>
-            </w:r>
-            <w:r>
-              <w:rPr>
-                <w:rFonts w:ascii="Times New Roman" w:hAnsi="Times New Roman"/>
-                <w:b w:val="0"/>
-                <w:sz w:val="26"/>
-                <w:rFonts w:ascii="Times New Roman" w:hAnsi="Times New Roman" w:cs="Times New Roman"/>
-              </w:rPr>
-              <w:t>31, 32</w:t>
-            </w:r>
-          </w:p>
-        </w:tc>
-        <w:tc>
-          <w:tcPr>
-            <w:tcW w:type="dxa" w:w="4536"/>
-          </w:tcPr>
-          <w:p>
-            <w:pPr>
-              <w:spacing w:before="20" w:after="20"/>
-            </w:pPr>
-            <w:r>
-              <w:rPr>
-                <w:rFonts w:ascii="Times New Roman" w:hAnsi="Times New Roman"/>
-                <w:sz w:val="26"/>
-                <w:rFonts w:ascii="Times New Roman" w:hAnsi="Times New Roman" w:cs="Times New Roman"/>
-              </w:rPr>
-            </w:r>
-            <w:r>
-              <w:rPr>
-                <w:rFonts w:ascii="Times New Roman" w:hAnsi="Times New Roman"/>
-                <w:b w:val="0"/>
-                <w:sz w:val="26"/>
-                <w:rFonts w:ascii="Times New Roman" w:hAnsi="Times New Roman" w:cs="Times New Roman"/>
-              </w:rPr>
-              <w:t>Ôn tập, luyện tập bổ sung kiến thức và kỹ năng.</w:t>
-            </w:r>
-          </w:p>
-        </w:tc>
-      </w:tr>
-      <w:tr>
-        <w:tc>
-          <w:tcPr>
-            <w:tcW w:type="dxa" w:w="846"/>
-          </w:tcPr>
-          <w:p>
-            <w:pPr>
-              <w:spacing w:before="20" w:after="20"/>
-              <w:jc w:val="center"/>
-            </w:pPr>
-            <w:r>
-              <w:rPr>
-                <w:rFonts w:ascii="Times New Roman" w:hAnsi="Times New Roman"/>
-                <w:sz w:val="26"/>
-                <w:rFonts w:ascii="Times New Roman" w:hAnsi="Times New Roman" w:cs="Times New Roman"/>
-              </w:rPr>
-            </w:r>
-            <w:r>
-              <w:rPr>
-                <w:rFonts w:ascii="Times New Roman" w:hAnsi="Times New Roman"/>
-                <w:b/>
-                <w:sz w:val="26"/>
-                <w:rFonts w:ascii="Times New Roman" w:hAnsi="Times New Roman" w:cs="Times New Roman"/>
-              </w:rPr>
-              <w:t>22</w:t>
-            </w:r>
-          </w:p>
-        </w:tc>
-        <w:tc>
-          <w:tcPr>
-            <w:tcW w:type="dxa" w:w="3118"/>
-          </w:tcPr>
-          <w:p>
-            <w:pPr>
-              <w:spacing w:before="20" w:after="20"/>
-            </w:pPr>
-            <w:r>
-              <w:rPr>
-                <w:rFonts w:ascii="Times New Roman" w:hAnsi="Times New Roman"/>
-                <w:sz w:val="26"/>
-                <w:rFonts w:ascii="Times New Roman" w:hAnsi="Times New Roman" w:cs="Times New Roman"/>
-              </w:rPr>
-            </w:r>
-            <w:r>
-              <w:rPr>
-                <w:rFonts w:ascii="Times New Roman" w:hAnsi="Times New Roman"/>
-                <w:b/>
-                <w:sz w:val="26"/>
-                <w:rFonts w:ascii="Times New Roman" w:hAnsi="Times New Roman" w:cs="Times New Roman"/>
-              </w:rPr>
-              <w:t>Ôn tập Đánh giá định kỳ 4</w:t>
-            </w:r>
-          </w:p>
-        </w:tc>
-        <w:tc>
-          <w:tcPr>
-            <w:tcW w:type="dxa" w:w="1134"/>
-          </w:tcPr>
-          <w:p>
-            <w:pPr>
-              <w:spacing w:before="20" w:after="20"/>
-              <w:jc w:val="center"/>
-            </w:pPr>
-            <w:r>
-              <w:rPr>
-                <w:rFonts w:ascii="Times New Roman" w:hAnsi="Times New Roman"/>
-                <w:sz w:val="26"/>
-                <w:rFonts w:ascii="Times New Roman" w:hAnsi="Times New Roman" w:cs="Times New Roman"/>
-              </w:rPr>
-            </w:r>
-            <w:r>
-              <w:rPr>
-                <w:rFonts w:ascii="Times New Roman" w:hAnsi="Times New Roman"/>
-                <w:b/>
-                <w:sz w:val="26"/>
-                <w:rFonts w:ascii="Times New Roman" w:hAnsi="Times New Roman" w:cs="Times New Roman"/>
-              </w:rPr>
-              <w:t>33</w:t>
-            </w:r>
-          </w:p>
-        </w:tc>
-        <w:tc>
-          <w:tcPr>
-            <w:tcW w:type="dxa" w:w="4536"/>
-          </w:tcPr>
-          <w:p>
-            <w:pPr>
-              <w:spacing w:before="20" w:after="20"/>
-            </w:pPr>
-            <w:r>
-              <w:rPr>
-                <w:rFonts w:ascii="Times New Roman" w:hAnsi="Times New Roman"/>
-                <w:sz w:val="26"/>
-                <w:rFonts w:ascii="Times New Roman" w:hAnsi="Times New Roman" w:cs="Times New Roman"/>
-              </w:rPr>
-            </w:r>
-            <w:r>
-              <w:rPr>
-                <w:rFonts w:ascii="Times New Roman" w:hAnsi="Times New Roman"/>
-                <w:b w:val="0"/>
-                <w:sz w:val="26"/>
-                <w:rFonts w:ascii="Times New Roman" w:hAnsi="Times New Roman" w:cs="Times New Roman"/>
-              </w:rPr>
-              <w:t>Hệ thống hóa kiến thức chuẩn bị Đánh giá định kỳ 4.</w:t>
-            </w:r>
-          </w:p>
-        </w:tc>
-      </w:tr>
-      <w:tr>
-        <w:tc>
-          <w:tcPr>
-            <w:tcW w:type="dxa" w:w="846"/>
-          </w:tcPr>
-          <w:p>
-            <w:pPr>
-              <w:spacing w:before="20" w:after="20"/>
-              <w:jc w:val="center"/>
-            </w:pPr>
-            <w:r>
-              <w:rPr>
-                <w:rFonts w:ascii="Times New Roman" w:hAnsi="Times New Roman"/>
-                <w:sz w:val="26"/>
-                <w:rFonts w:ascii="Times New Roman" w:hAnsi="Times New Roman" w:cs="Times New Roman"/>
-              </w:rPr>
-            </w:r>
-            <w:r>
-              <w:rPr>
-                <w:rFonts w:ascii="Times New Roman" w:hAnsi="Times New Roman"/>
-                <w:b/>
-                <w:sz w:val="26"/>
-                <w:rFonts w:ascii="Times New Roman" w:hAnsi="Times New Roman" w:cs="Times New Roman"/>
-              </w:rPr>
-              <w:t>23</w:t>
-            </w:r>
-          </w:p>
-        </w:tc>
-        <w:tc>
-          <w:tcPr>
-            <w:tcW w:type="dxa" w:w="3118"/>
-          </w:tcPr>
-          <w:p>
-            <w:pPr>
-              <w:spacing w:before="20" w:after="20"/>
-            </w:pPr>
-            <w:r>
-              <w:rPr>
-                <w:rFonts w:ascii="Times New Roman" w:hAnsi="Times New Roman"/>
-                <w:sz w:val="26"/>
-                <w:rFonts w:ascii="Times New Roman" w:hAnsi="Times New Roman" w:cs="Times New Roman"/>
-              </w:rPr>
-            </w:r>
-            <w:r>
-              <w:rPr>
-                <w:rFonts w:ascii="Times New Roman" w:hAnsi="Times New Roman"/>
-                <w:b/>
-                <w:sz w:val="26"/>
-                <w:rFonts w:ascii="Times New Roman" w:hAnsi="Times New Roman" w:cs="Times New Roman"/>
-              </w:rPr>
-              <w:t>Đánh giá định kỳ 4</w:t>
-            </w:r>
-          </w:p>
-        </w:tc>
-        <w:tc>
-          <w:tcPr>
-            <w:tcW w:type="dxa" w:w="1134"/>
-          </w:tcPr>
-          <w:p>
-            <w:pPr>
-              <w:spacing w:before="20" w:after="20"/>
-              <w:jc w:val="center"/>
-            </w:pPr>
-            <w:r>
-              <w:rPr>
-                <w:rFonts w:ascii="Times New Roman" w:hAnsi="Times New Roman"/>
-                <w:sz w:val="26"/>
-                <w:rFonts w:ascii="Times New Roman" w:hAnsi="Times New Roman" w:cs="Times New Roman"/>
-              </w:rPr>
-            </w:r>
-            <w:r>
-              <w:rPr>
-                <w:rFonts w:ascii="Times New Roman" w:hAnsi="Times New Roman"/>
-                <w:b/>
-                <w:sz w:val="26"/>
-                <w:rFonts w:ascii="Times New Roman" w:hAnsi="Times New Roman" w:cs="Times New Roman"/>
-              </w:rPr>
-              <w:t>34</w:t>
-            </w:r>
-          </w:p>
-        </w:tc>
-        <w:tc>
-          <w:tcPr>
-            <w:tcW w:type="dxa" w:w="4536"/>
-          </w:tcPr>
-          <w:p>
-            <w:pPr>
-              <w:spacing w:before="20" w:after="20"/>
-            </w:pPr>
-            <w:r>
-              <w:rPr>
-                <w:rFonts w:ascii="Times New Roman" w:hAnsi="Times New Roman"/>
-                <w:sz w:val="26"/>
-                <w:rFonts w:ascii="Times New Roman" w:hAnsi="Times New Roman" w:cs="Times New Roman"/>
-              </w:rPr>
-            </w:r>
-            <w:r>
-              <w:rPr>
-                <w:rFonts w:ascii="Times New Roman" w:hAnsi="Times New Roman"/>
-                <w:b w:val="0"/>
-                <w:sz w:val="26"/>
-                <w:rFonts w:ascii="Times New Roman" w:hAnsi="Times New Roman" w:cs="Times New Roman"/>
-              </w:rPr>
-              <w:t>Kiểm tra đánh giá kết quả học tập.</w:t>
-            </w:r>
-          </w:p>
-        </w:tc>
-      </w:tr>
-      <w:tr>
-        <w:tc>
-          <w:tcPr>
-            <w:tcW w:type="dxa" w:w="846"/>
-          </w:tcPr>
-          <w:p>
-            <w:pPr>
-              <w:spacing w:before="20" w:after="20"/>
-              <w:jc w:val="center"/>
-            </w:pPr>
-            <w:r>
-              <w:rPr>
-                <w:rFonts w:ascii="Times New Roman" w:hAnsi="Times New Roman"/>
-                <w:sz w:val="26"/>
-                <w:rFonts w:ascii="Times New Roman" w:hAnsi="Times New Roman" w:cs="Times New Roman"/>
-              </w:rPr>
-            </w:r>
-            <w:r>
-              <w:rPr>
-                <w:rFonts w:ascii="Times New Roman" w:hAnsi="Times New Roman"/>
-                <w:b w:val="0"/>
-                <w:sz w:val="26"/>
-                <w:rFonts w:ascii="Times New Roman" w:hAnsi="Times New Roman" w:cs="Times New Roman"/>
-              </w:rPr>
-              <w:t>24</w:t>
-            </w:r>
-          </w:p>
-        </w:tc>
-        <w:tc>
-          <w:tcPr>
-            <w:tcW w:type="dxa" w:w="3118"/>
-          </w:tcPr>
-          <w:p>
-            <w:pPr>
-              <w:spacing w:before="20" w:after="20"/>
-            </w:pPr>
-            <w:r>
-              <w:rPr>
-                <w:rFonts w:ascii="Times New Roman" w:hAnsi="Times New Roman"/>
-                <w:sz w:val="26"/>
-                <w:rFonts w:ascii="Times New Roman" w:hAnsi="Times New Roman" w:cs="Times New Roman"/>
-              </w:rPr>
-            </w:r>
-            <w:r>
-              <w:rPr>
-                <w:rFonts w:ascii="Times New Roman" w:hAnsi="Times New Roman"/>
-                <w:b w:val="0"/>
-                <w:sz w:val="26"/>
-                <w:rFonts w:ascii="Times New Roman" w:hAnsi="Times New Roman" w:cs="Times New Roman"/>
-              </w:rPr>
-              <w:t>Tổng kết năm học</w:t>
-            </w:r>
-          </w:p>
-        </w:tc>
-        <w:tc>
-          <w:tcPr>
-            <w:tcW w:type="dxa" w:w="1134"/>
-          </w:tcPr>
-          <w:p>
-            <w:pPr>
-              <w:spacing w:before="20" w:after="20"/>
-              <w:jc w:val="center"/>
-            </w:pPr>
-            <w:r>
-              <w:rPr>
-                <w:rFonts w:ascii="Times New Roman" w:hAnsi="Times New Roman"/>
-                <w:sz w:val="26"/>
-                <w:rFonts w:ascii="Times New Roman" w:hAnsi="Times New Roman" w:cs="Times New Roman"/>
-              </w:rPr>
-            </w:r>
-            <w:r>
-              <w:rPr>
-                <w:rFonts w:ascii="Times New Roman" w:hAnsi="Times New Roman"/>
-                <w:b w:val="0"/>
-                <w:sz w:val="26"/>
-                <w:rFonts w:ascii="Times New Roman" w:hAnsi="Times New Roman" w:cs="Times New Roman"/>
-              </w:rPr>
-              <w:t>35</w:t>
-            </w:r>
-          </w:p>
-        </w:tc>
-        <w:tc>
-          <w:tcPr>
-            <w:tcW w:type="dxa" w:w="4536"/>
-          </w:tcPr>
-          <w:p>
-            <w:pPr>
-              <w:spacing w:before="20" w:after="20"/>
-            </w:pPr>
-            <w:r>
-              <w:rPr>
-                <w:rFonts w:ascii="Times New Roman" w:hAnsi="Times New Roman"/>
-                <w:sz w:val="26"/>
-                <w:rFonts w:ascii="Times New Roman" w:hAnsi="Times New Roman" w:cs="Times New Roman"/>
-              </w:rPr>
-            </w:r>
-            <w:r>
-              <w:rPr>
-                <w:rFonts w:ascii="Times New Roman" w:hAnsi="Times New Roman"/>
-                <w:b w:val="0"/>
-                <w:sz w:val="26"/>
-                <w:rFonts w:ascii="Times New Roman" w:hAnsi="Times New Roman" w:cs="Times New Roman"/>
-              </w:rPr>
-              <w:t>Tổng kết đánh giá kết quả học tập cả năm.</w:t>
-            </w:r>
-          </w:p>
-        </w:tc>
-      </w:tr>
-    </w:tbl>
     <w:p>
       <w:pPr>
         <w:rPr>

--- a/Hệ thống mẫu văn bản/Nguyên đã làm/Kế hoạch dạy học Tin học từng lớp/Kế hoạch dạy học môn Tin học - Lớp 5 - 2026 - 2027.docx
+++ b/Hệ thống mẫu văn bản/Nguyên đã làm/Kế hoạch dạy học Tin học từng lớp/Kế hoạch dạy học môn Tin học - Lớp 5 - 2026 - 2027.docx
@@ -83,16 +83,16 @@
         <w:tblStyle w:val="a"/>
         <w:tblW w:w="9310" w:type="dxa"/>
         <w:tblInd w:w="0" w:type="dxa"/>
-        <w:tblBorders>
-          <w:top w:val="nil"/>
-          <w:left w:val="nil"/>
-          <w:bottom w:val="nil"/>
-          <w:right w:val="nil"/>
-          <w:insideH w:val="nil"/>
-          <w:insideV w:val="nil"/>
-        </w:tblBorders>
         <w:tblLayout w:type="fixed"/>
         <w:tblLook w:val="0400" w:firstRow="0" w:lastRow="0" w:firstColumn="0" w:lastColumn="0" w:noHBand="0" w:noVBand="1"/>
+        <w:tblBorders>
+          <w:top w:val="single" w:sz="4" w:space="0" w:color="000000"/>
+          <w:left w:val="single" w:sz="4" w:space="0" w:color="000000"/>
+          <w:bottom w:val="single" w:sz="4" w:space="0" w:color="000000"/>
+          <w:right w:val="single" w:sz="4" w:space="0" w:color="000000"/>
+          <w:insideH w:val="single" w:sz="4" w:space="0" w:color="000000"/>
+          <w:insideV w:val="single" w:sz="4" w:space="0" w:color="000000"/>
+        </w:tblBorders>
       </w:tblPr>
       <w:tblGrid>
         <w:gridCol w:w="3828"/>
@@ -510,6 +510,8 @@
         <w:tblStyle w:val="a0"/>
         <w:tblW w:w="9631" w:type="dxa"/>
         <w:tblInd w:w="0" w:type="dxa"/>
+        <w:tblLayout w:type="fixed"/>
+        <w:tblLook w:val="0400" w:firstRow="0" w:lastRow="0" w:firstColumn="0" w:lastColumn="0" w:noHBand="0" w:noVBand="1"/>
         <w:tblBorders>
           <w:top w:val="single" w:sz="4" w:space="0" w:color="000000"/>
           <w:left w:val="single" w:sz="4" w:space="0" w:color="000000"/>
@@ -518,8 +520,6 @@
           <w:insideH w:val="single" w:sz="4" w:space="0" w:color="000000"/>
           <w:insideV w:val="single" w:sz="4" w:space="0" w:color="000000"/>
         </w:tblBorders>
-        <w:tblLayout w:type="fixed"/>
-        <w:tblLook w:val="0400" w:firstRow="0" w:lastRow="0" w:firstColumn="0" w:lastColumn="0" w:noHBand="0" w:noVBand="1"/>
       </w:tblPr>
       <w:tblGrid>
         <w:gridCol w:w="733"/>
@@ -954,6 +954,8 @@
         <w:tblStyle w:val="a1"/>
         <w:tblW w:w="9631" w:type="dxa"/>
         <w:tblInd w:w="0" w:type="dxa"/>
+        <w:tblLayout w:type="fixed"/>
+        <w:tblLook w:val="0400" w:firstRow="0" w:lastRow="0" w:firstColumn="0" w:lastColumn="0" w:noHBand="0" w:noVBand="1"/>
         <w:tblBorders>
           <w:top w:val="single" w:sz="4" w:space="0" w:color="000000"/>
           <w:left w:val="single" w:sz="4" w:space="0" w:color="000000"/>
@@ -962,8 +964,6 @@
           <w:insideH w:val="single" w:sz="4" w:space="0" w:color="000000"/>
           <w:insideV w:val="single" w:sz="4" w:space="0" w:color="000000"/>
         </w:tblBorders>
-        <w:tblLayout w:type="fixed"/>
-        <w:tblLook w:val="0400" w:firstRow="0" w:lastRow="0" w:firstColumn="0" w:lastColumn="0" w:noHBand="0" w:noVBand="1"/>
       </w:tblPr>
       <w:tblGrid>
         <w:gridCol w:w="733"/>
@@ -1389,8 +1389,9 @@
       <w:tr>
         <w:tc>
           <w:tcPr>
-            <w:tcW w:type="dxa" w:w="680"/>
-            <w:vAlign w:val="center"/>
+            <w:tcW w:type="dxa" w:w="510"/>
+            <w:vAlign w:val="center"/>
+            <w:tcW w:w="510" w:type="dxa"/>
           </w:tcPr>
           <w:p>
             <w:pPr>
@@ -1410,13 +1411,14 @@
         </w:tc>
         <w:tc>
           <w:tcPr>
-            <w:tcW w:type="dxa" w:w="3118"/>
-            <w:vAlign w:val="center"/>
-          </w:tcPr>
-          <w:p>
-            <w:pPr>
-              <w:spacing w:before="40" w:after="40" w:line="276" w:lineRule="auto"/>
-              <w:jc w:val="left"/>
+            <w:tcW w:type="dxa" w:w="2154"/>
+            <w:vAlign w:val="center"/>
+            <w:tcW w:w="2154" w:type="dxa"/>
+          </w:tcPr>
+          <w:p>
+            <w:pPr>
+              <w:spacing w:before="40" w:after="40" w:line="276" w:lineRule="auto"/>
+              <w:jc w:val="center"/>
             </w:pPr>
             <w:r>
               <w:rPr>
@@ -1431,8 +1433,9 @@
         </w:tc>
         <w:tc>
           <w:tcPr>
-            <w:tcW w:type="dxa" w:w="850"/>
-            <w:vAlign w:val="center"/>
+            <w:tcW w:type="dxa" w:w="624"/>
+            <w:vAlign w:val="center"/>
+            <w:tcW w:w="623" w:type="dxa"/>
           </w:tcPr>
           <w:p>
             <w:pPr>
@@ -1452,8 +1455,9 @@
         </w:tc>
         <w:tc>
           <w:tcPr>
-            <w:tcW w:type="dxa" w:w="1247"/>
-            <w:vAlign w:val="center"/>
+            <w:tcW w:type="dxa" w:w="794"/>
+            <w:vAlign w:val="center"/>
+            <w:tcW w:w="793" w:type="dxa"/>
           </w:tcPr>
           <w:p>
             <w:pPr>
@@ -1473,13 +1477,14 @@
         </w:tc>
         <w:tc>
           <w:tcPr>
-            <w:tcW w:type="dxa" w:w="3402"/>
-            <w:vAlign w:val="center"/>
-          </w:tcPr>
-          <w:p>
-            <w:pPr>
-              <w:spacing w:before="40" w:after="40" w:line="276" w:lineRule="auto"/>
-              <w:jc w:val="left"/>
+            <w:tcW w:type="dxa" w:w="5272"/>
+            <w:vAlign w:val="center"/>
+            <w:tcW w:w="5273" w:type="dxa"/>
+          </w:tcPr>
+          <w:p>
+            <w:pPr>
+              <w:spacing w:before="40" w:after="40" w:line="276" w:lineRule="auto"/>
+              <w:jc w:val="center"/>
             </w:pPr>
             <w:r>
               <w:rPr>
@@ -1496,19 +1501,18 @@
       <w:tr>
         <w:tc>
           <w:tcPr>
-            <w:tcW w:type="dxa" w:w="680"/>
-            <w:vAlign w:val="center"/>
-          </w:tcPr>
-          <w:p>
-            <w:pPr>
-              <w:spacing w:before="40" w:after="40" w:line="276" w:lineRule="auto"/>
-              <w:jc w:val="center"/>
-            </w:pPr>
-            <w:r>
-              <w:rPr>
-                <w:rFonts w:ascii="Times New Roman" w:hAnsi="Times New Roman"/>
-                <w:sz w:val="26"/>
-                <w:rFonts w:ascii="Times New Roman" w:hAnsi="Times New Roman" w:cs="Times New Roman"/>
+            <w:tcW w:type="dxa" w:w="510"/>
+            <w:vAlign w:val="center"/>
+            <w:tcW w:w="510" w:type="dxa"/>
+          </w:tcPr>
+          <w:p>
+            <w:pPr>
+              <w:jc w:val="center"/>
+            </w:pPr>
+            <w:r>
+              <w:rPr>
+                <w:rFonts w:ascii="Times New Roman" w:hAnsi="Times New Roman"/>
+                <w:sz w:val="26"/>
               </w:rPr>
               <w:t>1</w:t>
             </w:r>
@@ -1516,8 +1520,9 @@
         </w:tc>
         <w:tc>
           <w:tcPr>
-            <w:tcW w:type="dxa" w:w="3118"/>
-            <w:vAlign w:val="center"/>
+            <w:tcW w:type="dxa" w:w="2154"/>
+            <w:vAlign w:val="center"/>
+            <w:tcW w:w="2154" w:type="dxa"/>
           </w:tcPr>
           <w:p>
             <w:pPr>
@@ -1530,14 +1535,15 @@
                 <w:sz w:val="26"/>
                 <w:rFonts w:ascii="Times New Roman" w:hAnsi="Times New Roman" w:cs="Times New Roman"/>
               </w:rPr>
-              <w:t>Tiết 0: Định hướng môn học</w:t>
-            </w:r>
-          </w:p>
-        </w:tc>
-        <w:tc>
-          <w:tcPr>
-            <w:tcW w:type="dxa" w:w="850"/>
-            <w:vAlign w:val="center"/>
+              <w:t>Bài 1: Em có thể làm gì với máy tính?</w:t>
+            </w:r>
+          </w:p>
+        </w:tc>
+        <w:tc>
+          <w:tcPr>
+            <w:tcW w:type="dxa" w:w="624"/>
+            <w:vAlign w:val="center"/>
+            <w:tcW w:w="623" w:type="dxa"/>
           </w:tcPr>
           <w:p>
             <w:pPr>
@@ -1556,19 +1562,18 @@
         </w:tc>
         <w:tc>
           <w:tcPr>
-            <w:tcW w:type="dxa" w:w="1247"/>
-            <w:vAlign w:val="center"/>
-          </w:tcPr>
-          <w:p>
-            <w:pPr>
-              <w:spacing w:before="40" w:after="40" w:line="276" w:lineRule="auto"/>
-              <w:jc w:val="center"/>
-            </w:pPr>
-            <w:r>
-              <w:rPr>
-                <w:rFonts w:ascii="Times New Roman" w:hAnsi="Times New Roman"/>
-                <w:sz w:val="26"/>
-                <w:rFonts w:ascii="Times New Roman" w:hAnsi="Times New Roman" w:cs="Times New Roman"/>
+            <w:tcW w:type="dxa" w:w="794"/>
+            <w:vAlign w:val="center"/>
+            <w:tcW w:w="793" w:type="dxa"/>
+          </w:tcPr>
+          <w:p>
+            <w:pPr>
+              <w:jc w:val="center"/>
+            </w:pPr>
+            <w:r>
+              <w:rPr>
+                <w:rFonts w:ascii="Times New Roman" w:hAnsi="Times New Roman"/>
+                <w:sz w:val="26"/>
               </w:rPr>
               <w:t>1</w:t>
             </w:r>
@@ -1576,8 +1581,9 @@
         </w:tc>
         <w:tc>
           <w:tcPr>
-            <w:tcW w:type="dxa" w:w="3402"/>
-            <w:vAlign w:val="center"/>
+            <w:tcW w:type="dxa" w:w="5272"/>
+            <w:vAlign w:val="center"/>
+            <w:tcW w:w="5273" w:type="dxa"/>
           </w:tcPr>
           <w:p>
             <w:pPr>
@@ -1590,7 +1596,7 @@
                 <w:sz w:val="26"/>
                 <w:rFonts w:ascii="Times New Roman" w:hAnsi="Times New Roman" w:cs="Times New Roman"/>
               </w:rPr>
-              <w:t>Giới thiệu tổng quan môn học Tin học, phương pháp học tập hiệu quả, các quy định an toàn và nội quy phòng học bộ môn.</w:t>
+              <w:t>- Nêu ví dụ máy tính giúp học tập, giải trí, tìm kiếm, trao đổi thông tin, hợp tác và tạo sản phẩm số.  - Thể hiện mong muốn sử dụng thành thạo máy tính.</w:t>
             </w:r>
           </w:p>
         </w:tc>
@@ -1598,19 +1604,18 @@
       <w:tr>
         <w:tc>
           <w:tcPr>
-            <w:tcW w:type="dxa" w:w="680"/>
-            <w:vAlign w:val="center"/>
-          </w:tcPr>
-          <w:p>
-            <w:pPr>
-              <w:spacing w:before="40" w:after="40" w:line="276" w:lineRule="auto"/>
-              <w:jc w:val="center"/>
-            </w:pPr>
-            <w:r>
-              <w:rPr>
-                <w:rFonts w:ascii="Times New Roman" w:hAnsi="Times New Roman"/>
-                <w:sz w:val="26"/>
-                <w:rFonts w:ascii="Times New Roman" w:hAnsi="Times New Roman" w:cs="Times New Roman"/>
+            <w:tcW w:type="dxa" w:w="510"/>
+            <w:vAlign w:val="center"/>
+            <w:tcW w:w="510" w:type="dxa"/>
+          </w:tcPr>
+          <w:p>
+            <w:pPr>
+              <w:jc w:val="center"/>
+            </w:pPr>
+            <w:r>
+              <w:rPr>
+                <w:rFonts w:ascii="Times New Roman" w:hAnsi="Times New Roman"/>
+                <w:sz w:val="26"/>
               </w:rPr>
               <w:t>2</w:t>
             </w:r>
@@ -1618,8 +1623,9 @@
         </w:tc>
         <w:tc>
           <w:tcPr>
-            <w:tcW w:type="dxa" w:w="3118"/>
-            <w:vAlign w:val="center"/>
+            <w:tcW w:type="dxa" w:w="2154"/>
+            <w:vAlign w:val="center"/>
+            <w:tcW w:w="2154" w:type="dxa"/>
           </w:tcPr>
           <w:p>
             <w:pPr>
@@ -1632,14 +1638,15 @@
                 <w:sz w:val="26"/>
                 <w:rFonts w:ascii="Times New Roman" w:hAnsi="Times New Roman" w:cs="Times New Roman"/>
               </w:rPr>
-              <w:t>Bài 1: Em có thể làm gì với máy tính?</w:t>
-            </w:r>
-          </w:p>
-        </w:tc>
-        <w:tc>
-          <w:tcPr>
-            <w:tcW w:type="dxa" w:w="850"/>
-            <w:vAlign w:val="center"/>
+              <w:t>Bài 2: Tìm kiếm thông tin trên website</w:t>
+            </w:r>
+          </w:p>
+        </w:tc>
+        <w:tc>
+          <w:tcPr>
+            <w:tcW w:type="dxa" w:w="624"/>
+            <w:vAlign w:val="center"/>
+            <w:tcW w:w="623" w:type="dxa"/>
           </w:tcPr>
           <w:p>
             <w:pPr>
@@ -1658,19 +1665,18 @@
         </w:tc>
         <w:tc>
           <w:tcPr>
-            <w:tcW w:type="dxa" w:w="1247"/>
-            <w:vAlign w:val="center"/>
-          </w:tcPr>
-          <w:p>
-            <w:pPr>
-              <w:spacing w:before="40" w:after="40" w:line="276" w:lineRule="auto"/>
-              <w:jc w:val="center"/>
-            </w:pPr>
-            <w:r>
-              <w:rPr>
-                <w:rFonts w:ascii="Times New Roman" w:hAnsi="Times New Roman"/>
-                <w:sz w:val="26"/>
-                <w:rFonts w:ascii="Times New Roman" w:hAnsi="Times New Roman" w:cs="Times New Roman"/>
+            <w:tcW w:type="dxa" w:w="794"/>
+            <w:vAlign w:val="center"/>
+            <w:tcW w:w="793" w:type="dxa"/>
+          </w:tcPr>
+          <w:p>
+            <w:pPr>
+              <w:jc w:val="center"/>
+            </w:pPr>
+            <w:r>
+              <w:rPr>
+                <w:rFonts w:ascii="Times New Roman" w:hAnsi="Times New Roman"/>
+                <w:sz w:val="26"/>
               </w:rPr>
               <w:t>2</w:t>
             </w:r>
@@ -1678,8 +1684,9 @@
         </w:tc>
         <w:tc>
           <w:tcPr>
-            <w:tcW w:type="dxa" w:w="3402"/>
-            <w:vAlign w:val="center"/>
+            <w:tcW w:type="dxa" w:w="5272"/>
+            <w:vAlign w:val="center"/>
+            <w:tcW w:w="5273" w:type="dxa"/>
           </w:tcPr>
           <w:p>
             <w:pPr>
@@ -1692,7 +1699,7 @@
                 <w:sz w:val="26"/>
                 <w:rFonts w:ascii="Times New Roman" w:hAnsi="Times New Roman" w:cs="Times New Roman"/>
               </w:rPr>
-              <w:t>- Nêu ví dụ máy tính giúp học tập, giải trí, tìm kiếm, trao đổi thông tin, hợp tác và tạo sản phẩm số.  - Thể hiện mong muốn sử dụng thành thạo máy tính.</w:t>
+              <w:t>- Tìm được trên website cho trước thông tin phù hợp với nhiệm vụ.  - Hợp tác, chia sẻ thông tin (qua USB/mạng) để hoàn thành công việc.</w:t>
             </w:r>
           </w:p>
         </w:tc>
@@ -1700,19 +1707,18 @@
       <w:tr>
         <w:tc>
           <w:tcPr>
-            <w:tcW w:type="dxa" w:w="680"/>
-            <w:vAlign w:val="center"/>
-          </w:tcPr>
-          <w:p>
-            <w:pPr>
-              <w:spacing w:before="40" w:after="40" w:line="276" w:lineRule="auto"/>
-              <w:jc w:val="center"/>
-            </w:pPr>
-            <w:r>
-              <w:rPr>
-                <w:rFonts w:ascii="Times New Roman" w:hAnsi="Times New Roman"/>
-                <w:sz w:val="26"/>
-                <w:rFonts w:ascii="Times New Roman" w:hAnsi="Times New Roman" w:cs="Times New Roman"/>
+            <w:tcW w:type="dxa" w:w="510"/>
+            <w:vAlign w:val="center"/>
+            <w:tcW w:w="510" w:type="dxa"/>
+          </w:tcPr>
+          <w:p>
+            <w:pPr>
+              <w:jc w:val="center"/>
+            </w:pPr>
+            <w:r>
+              <w:rPr>
+                <w:rFonts w:ascii="Times New Roman" w:hAnsi="Times New Roman"/>
+                <w:sz w:val="26"/>
               </w:rPr>
               <w:t>3</w:t>
             </w:r>
@@ -1720,8 +1726,9 @@
         </w:tc>
         <w:tc>
           <w:tcPr>
-            <w:tcW w:type="dxa" w:w="3118"/>
-            <w:vAlign w:val="center"/>
+            <w:tcW w:type="dxa" w:w="2154"/>
+            <w:vAlign w:val="center"/>
+            <w:tcW w:w="2154" w:type="dxa"/>
           </w:tcPr>
           <w:p>
             <w:pPr>
@@ -1734,14 +1741,15 @@
                 <w:sz w:val="26"/>
                 <w:rFonts w:ascii="Times New Roman" w:hAnsi="Times New Roman" w:cs="Times New Roman"/>
               </w:rPr>
-              <w:t>Bài 2: Tìm kiếm thông tin trên website</w:t>
-            </w:r>
-          </w:p>
-        </w:tc>
-        <w:tc>
-          <w:tcPr>
-            <w:tcW w:type="dxa" w:w="850"/>
-            <w:vAlign w:val="center"/>
+              <w:t>Bài 3: Tìm kiếm thông tin trong giải quyết vấn đề</w:t>
+            </w:r>
+          </w:p>
+        </w:tc>
+        <w:tc>
+          <w:tcPr>
+            <w:tcW w:type="dxa" w:w="624"/>
+            <w:vAlign w:val="center"/>
+            <w:tcW w:w="623" w:type="dxa"/>
           </w:tcPr>
           <w:p>
             <w:pPr>
@@ -1760,19 +1768,18 @@
         </w:tc>
         <w:tc>
           <w:tcPr>
-            <w:tcW w:type="dxa" w:w="1247"/>
-            <w:vAlign w:val="center"/>
-          </w:tcPr>
-          <w:p>
-            <w:pPr>
-              <w:spacing w:before="40" w:after="40" w:line="276" w:lineRule="auto"/>
-              <w:jc w:val="center"/>
-            </w:pPr>
-            <w:r>
-              <w:rPr>
-                <w:rFonts w:ascii="Times New Roman" w:hAnsi="Times New Roman"/>
-                <w:sz w:val="26"/>
-                <w:rFonts w:ascii="Times New Roman" w:hAnsi="Times New Roman" w:cs="Times New Roman"/>
+            <w:tcW w:type="dxa" w:w="794"/>
+            <w:vAlign w:val="center"/>
+            <w:tcW w:w="793" w:type="dxa"/>
+          </w:tcPr>
+          <w:p>
+            <w:pPr>
+              <w:jc w:val="center"/>
+            </w:pPr>
+            <w:r>
+              <w:rPr>
+                <w:rFonts w:ascii="Times New Roman" w:hAnsi="Times New Roman"/>
+                <w:sz w:val="26"/>
               </w:rPr>
               <w:t>3</w:t>
             </w:r>
@@ -1780,8 +1787,9 @@
         </w:tc>
         <w:tc>
           <w:tcPr>
-            <w:tcW w:type="dxa" w:w="3402"/>
-            <w:vAlign w:val="center"/>
+            <w:tcW w:type="dxa" w:w="5272"/>
+            <w:vAlign w:val="center"/>
+            <w:tcW w:w="5273" w:type="dxa"/>
           </w:tcPr>
           <w:p>
             <w:pPr>
@@ -1794,7 +1802,7 @@
                 <w:sz w:val="26"/>
                 <w:rFonts w:ascii="Times New Roman" w:hAnsi="Times New Roman" w:cs="Times New Roman"/>
               </w:rPr>
-              <w:t>- Tìm được trên website cho trước thông tin phù hợp với nhiệm vụ.  - Hợp tác, chia sẻ thông tin (qua USB/mạng) để hoàn thành công việc.</w:t>
+              <w:t>- Giải thích sự cần thiết và tầm quan trọng của thu thập/tìm kiếm thông tin.  - Tìm kiếm và chọn lọc thông tin phù hợp với vấn đề cần giải quyết.</w:t>
             </w:r>
           </w:p>
         </w:tc>
@@ -1802,19 +1810,18 @@
       <w:tr>
         <w:tc>
           <w:tcPr>
-            <w:tcW w:type="dxa" w:w="680"/>
-            <w:vAlign w:val="center"/>
-          </w:tcPr>
-          <w:p>
-            <w:pPr>
-              <w:spacing w:before="40" w:after="40" w:line="276" w:lineRule="auto"/>
-              <w:jc w:val="center"/>
-            </w:pPr>
-            <w:r>
-              <w:rPr>
-                <w:rFonts w:ascii="Times New Roman" w:hAnsi="Times New Roman"/>
-                <w:sz w:val="26"/>
-                <w:rFonts w:ascii="Times New Roman" w:hAnsi="Times New Roman" w:cs="Times New Roman"/>
+            <w:tcW w:type="dxa" w:w="510"/>
+            <w:vAlign w:val="center"/>
+            <w:tcW w:w="510" w:type="dxa"/>
+          </w:tcPr>
+          <w:p>
+            <w:pPr>
+              <w:jc w:val="center"/>
+            </w:pPr>
+            <w:r>
+              <w:rPr>
+                <w:rFonts w:ascii="Times New Roman" w:hAnsi="Times New Roman"/>
+                <w:sz w:val="26"/>
               </w:rPr>
               <w:t>4</w:t>
             </w:r>
@@ -1822,8 +1829,9 @@
         </w:tc>
         <w:tc>
           <w:tcPr>
-            <w:tcW w:type="dxa" w:w="3118"/>
-            <w:vAlign w:val="center"/>
+            <w:tcW w:type="dxa" w:w="2154"/>
+            <w:vAlign w:val="center"/>
+            <w:tcW w:w="2154" w:type="dxa"/>
           </w:tcPr>
           <w:p>
             <w:pPr>
@@ -1836,14 +1844,15 @@
                 <w:sz w:val="26"/>
                 <w:rFonts w:ascii="Times New Roman" w:hAnsi="Times New Roman" w:cs="Times New Roman"/>
               </w:rPr>
-              <w:t>Bài 3: Tìm kiếm thông tin trong giải quyết vấn đề</w:t>
-            </w:r>
-          </w:p>
-        </w:tc>
-        <w:tc>
-          <w:tcPr>
-            <w:tcW w:type="dxa" w:w="850"/>
-            <w:vAlign w:val="center"/>
+              <w:t>Bài 4: Cây thư mục</w:t>
+            </w:r>
+          </w:p>
+        </w:tc>
+        <w:tc>
+          <w:tcPr>
+            <w:tcW w:type="dxa" w:w="624"/>
+            <w:vAlign w:val="center"/>
+            <w:tcW w:w="623" w:type="dxa"/>
           </w:tcPr>
           <w:p>
             <w:pPr>
@@ -1862,19 +1871,18 @@
         </w:tc>
         <w:tc>
           <w:tcPr>
-            <w:tcW w:type="dxa" w:w="1247"/>
-            <w:vAlign w:val="center"/>
-          </w:tcPr>
-          <w:p>
-            <w:pPr>
-              <w:spacing w:before="40" w:after="40" w:line="276" w:lineRule="auto"/>
-              <w:jc w:val="center"/>
-            </w:pPr>
-            <w:r>
-              <w:rPr>
-                <w:rFonts w:ascii="Times New Roman" w:hAnsi="Times New Roman"/>
-                <w:sz w:val="26"/>
-                <w:rFonts w:ascii="Times New Roman" w:hAnsi="Times New Roman" w:cs="Times New Roman"/>
+            <w:tcW w:type="dxa" w:w="794"/>
+            <w:vAlign w:val="center"/>
+            <w:tcW w:w="793" w:type="dxa"/>
+          </w:tcPr>
+          <w:p>
+            <w:pPr>
+              <w:jc w:val="center"/>
+            </w:pPr>
+            <w:r>
+              <w:rPr>
+                <w:rFonts w:ascii="Times New Roman" w:hAnsi="Times New Roman"/>
+                <w:sz w:val="26"/>
               </w:rPr>
               <w:t>4</w:t>
             </w:r>
@@ -1882,8 +1890,9 @@
         </w:tc>
         <w:tc>
           <w:tcPr>
-            <w:tcW w:type="dxa" w:w="3402"/>
-            <w:vAlign w:val="center"/>
+            <w:tcW w:type="dxa" w:w="5272"/>
+            <w:vAlign w:val="center"/>
+            <w:tcW w:w="5273" w:type="dxa"/>
           </w:tcPr>
           <w:p>
             <w:pPr>
@@ -1896,7 +1905,7 @@
                 <w:sz w:val="26"/>
                 <w:rFonts w:ascii="Times New Roman" w:hAnsi="Times New Roman" w:cs="Times New Roman"/>
               </w:rPr>
-              <w:t>- Giải thích sự cần thiết và tầm quan trọng của thu thập/tìm kiếm thông tin.  - Tìm kiếm và chọn lọc thông tin phù hợp với vấn đề cần giải quyết.</w:t>
+              <w:t>- Tạo các thư mục với cấu trúc cây hợp lý.  - Sử dụng công cụ tìm kiếm trên máy tính (Search File Explorer) để tìm tệp/thư mục.</w:t>
             </w:r>
           </w:p>
         </w:tc>
@@ -1904,19 +1913,18 @@
       <w:tr>
         <w:tc>
           <w:tcPr>
-            <w:tcW w:type="dxa" w:w="680"/>
-            <w:vAlign w:val="center"/>
-          </w:tcPr>
-          <w:p>
-            <w:pPr>
-              <w:spacing w:before="40" w:after="40" w:line="276" w:lineRule="auto"/>
-              <w:jc w:val="center"/>
-            </w:pPr>
-            <w:r>
-              <w:rPr>
-                <w:rFonts w:ascii="Times New Roman" w:hAnsi="Times New Roman"/>
-                <w:sz w:val="26"/>
-                <w:rFonts w:ascii="Times New Roman" w:hAnsi="Times New Roman" w:cs="Times New Roman"/>
+            <w:tcW w:type="dxa" w:w="510"/>
+            <w:vAlign w:val="center"/>
+            <w:tcW w:w="510" w:type="dxa"/>
+          </w:tcPr>
+          <w:p>
+            <w:pPr>
+              <w:jc w:val="center"/>
+            </w:pPr>
+            <w:r>
+              <w:rPr>
+                <w:rFonts w:ascii="Times New Roman" w:hAnsi="Times New Roman"/>
+                <w:sz w:val="26"/>
               </w:rPr>
               <w:t>5</w:t>
             </w:r>
@@ -1924,8 +1932,9 @@
         </w:tc>
         <w:tc>
           <w:tcPr>
-            <w:tcW w:type="dxa" w:w="3118"/>
-            <w:vAlign w:val="center"/>
+            <w:tcW w:type="dxa" w:w="2154"/>
+            <w:vAlign w:val="center"/>
+            <w:tcW w:w="2154" w:type="dxa"/>
           </w:tcPr>
           <w:p>
             <w:pPr>
@@ -1938,14 +1947,15 @@
                 <w:sz w:val="26"/>
                 <w:rFonts w:ascii="Times New Roman" w:hAnsi="Times New Roman" w:cs="Times New Roman"/>
               </w:rPr>
-              <w:t>Bài 4: Cây thư mục</w:t>
-            </w:r>
-          </w:p>
-        </w:tc>
-        <w:tc>
-          <w:tcPr>
-            <w:tcW w:type="dxa" w:w="850"/>
-            <w:vAlign w:val="center"/>
+              <w:t>Ôn tập Đánh giá định kỳ 1</w:t>
+            </w:r>
+          </w:p>
+        </w:tc>
+        <w:tc>
+          <w:tcPr>
+            <w:tcW w:type="dxa" w:w="624"/>
+            <w:vAlign w:val="center"/>
+            <w:tcW w:w="623" w:type="dxa"/>
           </w:tcPr>
           <w:p>
             <w:pPr>
@@ -1964,19 +1974,18 @@
         </w:tc>
         <w:tc>
           <w:tcPr>
-            <w:tcW w:type="dxa" w:w="1247"/>
-            <w:vAlign w:val="center"/>
-          </w:tcPr>
-          <w:p>
-            <w:pPr>
-              <w:spacing w:before="40" w:after="40" w:line="276" w:lineRule="auto"/>
-              <w:jc w:val="center"/>
-            </w:pPr>
-            <w:r>
-              <w:rPr>
-                <w:rFonts w:ascii="Times New Roman" w:hAnsi="Times New Roman"/>
-                <w:sz w:val="26"/>
-                <w:rFonts w:ascii="Times New Roman" w:hAnsi="Times New Roman" w:cs="Times New Roman"/>
+            <w:tcW w:type="dxa" w:w="794"/>
+            <w:vAlign w:val="center"/>
+            <w:tcW w:w="793" w:type="dxa"/>
+          </w:tcPr>
+          <w:p>
+            <w:pPr>
+              <w:jc w:val="center"/>
+            </w:pPr>
+            <w:r>
+              <w:rPr>
+                <w:rFonts w:ascii="Times New Roman" w:hAnsi="Times New Roman"/>
+                <w:sz w:val="26"/>
               </w:rPr>
               <w:t>5</w:t>
             </w:r>
@@ -1984,8 +1993,9 @@
         </w:tc>
         <w:tc>
           <w:tcPr>
-            <w:tcW w:type="dxa" w:w="3402"/>
-            <w:vAlign w:val="center"/>
+            <w:tcW w:type="dxa" w:w="5272"/>
+            <w:vAlign w:val="center"/>
+            <w:tcW w:w="5273" w:type="dxa"/>
           </w:tcPr>
           <w:p>
             <w:pPr>
@@ -1998,7 +2008,7 @@
                 <w:sz w:val="26"/>
                 <w:rFonts w:ascii="Times New Roman" w:hAnsi="Times New Roman" w:cs="Times New Roman"/>
               </w:rPr>
-              <w:t>- Tạo các thư mục với cấu trúc cây hợp lý.  - Sử dụng công cụ tìm kiếm trên máy tính (Search File Explorer) để tìm tệp/thư mục.</w:t>
+              <w:t>Hệ thống hóa kiến thức chuẩn bị Đánh giá định kỳ 1.</w:t>
             </w:r>
           </w:p>
         </w:tc>
@@ -2006,19 +2016,18 @@
       <w:tr>
         <w:tc>
           <w:tcPr>
-            <w:tcW w:type="dxa" w:w="680"/>
-            <w:vAlign w:val="center"/>
-          </w:tcPr>
-          <w:p>
-            <w:pPr>
-              <w:spacing w:before="40" w:after="40" w:line="276" w:lineRule="auto"/>
-              <w:jc w:val="center"/>
-            </w:pPr>
-            <w:r>
-              <w:rPr>
-                <w:rFonts w:ascii="Times New Roman" w:hAnsi="Times New Roman"/>
-                <w:sz w:val="26"/>
-                <w:rFonts w:ascii="Times New Roman" w:hAnsi="Times New Roman" w:cs="Times New Roman"/>
+            <w:tcW w:type="dxa" w:w="510"/>
+            <w:vAlign w:val="center"/>
+            <w:tcW w:w="510" w:type="dxa"/>
+          </w:tcPr>
+          <w:p>
+            <w:pPr>
+              <w:jc w:val="center"/>
+            </w:pPr>
+            <w:r>
+              <w:rPr>
+                <w:rFonts w:ascii="Times New Roman" w:hAnsi="Times New Roman"/>
+                <w:sz w:val="26"/>
               </w:rPr>
               <w:t>6</w:t>
             </w:r>
@@ -2026,8 +2035,9 @@
         </w:tc>
         <w:tc>
           <w:tcPr>
-            <w:tcW w:type="dxa" w:w="3118"/>
-            <w:vAlign w:val="center"/>
+            <w:tcW w:type="dxa" w:w="2154"/>
+            <w:vAlign w:val="center"/>
+            <w:tcW w:w="2154" w:type="dxa"/>
           </w:tcPr>
           <w:p>
             <w:pPr>
@@ -2040,14 +2050,15 @@
                 <w:sz w:val="26"/>
                 <w:rFonts w:ascii="Times New Roman" w:hAnsi="Times New Roman" w:cs="Times New Roman"/>
               </w:rPr>
-              <w:t>Ôn tập Đánh giá định kỳ 1</w:t>
-            </w:r>
-          </w:p>
-        </w:tc>
-        <w:tc>
-          <w:tcPr>
-            <w:tcW w:type="dxa" w:w="850"/>
-            <w:vAlign w:val="center"/>
+              <w:t>Đánh giá định kỳ 1</w:t>
+            </w:r>
+          </w:p>
+        </w:tc>
+        <w:tc>
+          <w:tcPr>
+            <w:tcW w:type="dxa" w:w="624"/>
+            <w:vAlign w:val="center"/>
+            <w:tcW w:w="623" w:type="dxa"/>
           </w:tcPr>
           <w:p>
             <w:pPr>
@@ -2066,19 +2077,18 @@
         </w:tc>
         <w:tc>
           <w:tcPr>
-            <w:tcW w:type="dxa" w:w="1247"/>
-            <w:vAlign w:val="center"/>
-          </w:tcPr>
-          <w:p>
-            <w:pPr>
-              <w:spacing w:before="40" w:after="40" w:line="276" w:lineRule="auto"/>
-              <w:jc w:val="center"/>
-            </w:pPr>
-            <w:r>
-              <w:rPr>
-                <w:rFonts w:ascii="Times New Roman" w:hAnsi="Times New Roman"/>
-                <w:sz w:val="26"/>
-                <w:rFonts w:ascii="Times New Roman" w:hAnsi="Times New Roman" w:cs="Times New Roman"/>
+            <w:tcW w:type="dxa" w:w="794"/>
+            <w:vAlign w:val="center"/>
+            <w:tcW w:w="793" w:type="dxa"/>
+          </w:tcPr>
+          <w:p>
+            <w:pPr>
+              <w:jc w:val="center"/>
+            </w:pPr>
+            <w:r>
+              <w:rPr>
+                <w:rFonts w:ascii="Times New Roman" w:hAnsi="Times New Roman"/>
+                <w:sz w:val="26"/>
               </w:rPr>
               <w:t>6</w:t>
             </w:r>
@@ -2086,8 +2096,9 @@
         </w:tc>
         <w:tc>
           <w:tcPr>
-            <w:tcW w:type="dxa" w:w="3402"/>
-            <w:vAlign w:val="center"/>
+            <w:tcW w:type="dxa" w:w="5272"/>
+            <w:vAlign w:val="center"/>
+            <w:tcW w:w="5273" w:type="dxa"/>
           </w:tcPr>
           <w:p>
             <w:pPr>
@@ -2100,7 +2111,7 @@
                 <w:sz w:val="26"/>
                 <w:rFonts w:ascii="Times New Roman" w:hAnsi="Times New Roman" w:cs="Times New Roman"/>
               </w:rPr>
-              <w:t>Hệ thống hóa kiến thức chuẩn bị Đánh giá định kỳ 1.</w:t>
+              <w:t>Kiểm tra đánh giá kết quả học tập.</w:t>
             </w:r>
           </w:p>
         </w:tc>
@@ -2108,19 +2119,18 @@
       <w:tr>
         <w:tc>
           <w:tcPr>
-            <w:tcW w:type="dxa" w:w="680"/>
-            <w:vAlign w:val="center"/>
-          </w:tcPr>
-          <w:p>
-            <w:pPr>
-              <w:spacing w:before="40" w:after="40" w:line="276" w:lineRule="auto"/>
-              <w:jc w:val="center"/>
-            </w:pPr>
-            <w:r>
-              <w:rPr>
-                <w:rFonts w:ascii="Times New Roman" w:hAnsi="Times New Roman"/>
-                <w:sz w:val="26"/>
-                <w:rFonts w:ascii="Times New Roman" w:hAnsi="Times New Roman" w:cs="Times New Roman"/>
+            <w:tcW w:type="dxa" w:w="510"/>
+            <w:vAlign w:val="center"/>
+            <w:tcW w:w="510" w:type="dxa"/>
+          </w:tcPr>
+          <w:p>
+            <w:pPr>
+              <w:jc w:val="center"/>
+            </w:pPr>
+            <w:r>
+              <w:rPr>
+                <w:rFonts w:ascii="Times New Roman" w:hAnsi="Times New Roman"/>
+                <w:sz w:val="26"/>
               </w:rPr>
               <w:t>7</w:t>
             </w:r>
@@ -2128,8 +2138,9 @@
         </w:tc>
         <w:tc>
           <w:tcPr>
-            <w:tcW w:type="dxa" w:w="3118"/>
-            <w:vAlign w:val="center"/>
+            <w:tcW w:type="dxa" w:w="2154"/>
+            <w:vAlign w:val="center"/>
+            <w:tcW w:w="2154" w:type="dxa"/>
           </w:tcPr>
           <w:p>
             <w:pPr>
@@ -2142,14 +2153,15 @@
                 <w:sz w:val="26"/>
                 <w:rFonts w:ascii="Times New Roman" w:hAnsi="Times New Roman" w:cs="Times New Roman"/>
               </w:rPr>
-              <w:t>Đánh giá định kỳ 1</w:t>
-            </w:r>
-          </w:p>
-        </w:tc>
-        <w:tc>
-          <w:tcPr>
-            <w:tcW w:type="dxa" w:w="850"/>
-            <w:vAlign w:val="center"/>
+              <w:t>Bài 5: Bản quyền nội dung thông tin</w:t>
+            </w:r>
+          </w:p>
+        </w:tc>
+        <w:tc>
+          <w:tcPr>
+            <w:tcW w:type="dxa" w:w="624"/>
+            <w:vAlign w:val="center"/>
+            <w:tcW w:w="623" w:type="dxa"/>
           </w:tcPr>
           <w:p>
             <w:pPr>
@@ -2168,19 +2180,18 @@
         </w:tc>
         <w:tc>
           <w:tcPr>
-            <w:tcW w:type="dxa" w:w="1247"/>
-            <w:vAlign w:val="center"/>
-          </w:tcPr>
-          <w:p>
-            <w:pPr>
-              <w:spacing w:before="40" w:after="40" w:line="276" w:lineRule="auto"/>
-              <w:jc w:val="center"/>
-            </w:pPr>
-            <w:r>
-              <w:rPr>
-                <w:rFonts w:ascii="Times New Roman" w:hAnsi="Times New Roman"/>
-                <w:sz w:val="26"/>
-                <w:rFonts w:ascii="Times New Roman" w:hAnsi="Times New Roman" w:cs="Times New Roman"/>
+            <w:tcW w:type="dxa" w:w="794"/>
+            <w:vAlign w:val="center"/>
+            <w:tcW w:w="793" w:type="dxa"/>
+          </w:tcPr>
+          <w:p>
+            <w:pPr>
+              <w:jc w:val="center"/>
+            </w:pPr>
+            <w:r>
+              <w:rPr>
+                <w:rFonts w:ascii="Times New Roman" w:hAnsi="Times New Roman"/>
+                <w:sz w:val="26"/>
               </w:rPr>
               <w:t>7</w:t>
             </w:r>
@@ -2188,8 +2199,9 @@
         </w:tc>
         <w:tc>
           <w:tcPr>
-            <w:tcW w:type="dxa" w:w="3402"/>
-            <w:vAlign w:val="center"/>
+            <w:tcW w:type="dxa" w:w="5272"/>
+            <w:vAlign w:val="center"/>
+            <w:tcW w:w="5273" w:type="dxa"/>
           </w:tcPr>
           <w:p>
             <w:pPr>
@@ -2202,7 +2214,7 @@
                 <w:sz w:val="26"/>
                 <w:rFonts w:ascii="Times New Roman" w:hAnsi="Times New Roman" w:cs="Times New Roman"/>
               </w:rPr>
-              <w:t>Kiểm tra đánh giá kết quả học tập.</w:t>
+              <w:t>- Giải thích khái niệm bản quyền nội dung thông tin.  - Nhận biết vấn đề đạo đức/bảo mật, tôn trọng tính riêng tư và bản quyền.</w:t>
             </w:r>
           </w:p>
         </w:tc>
@@ -2210,19 +2222,18 @@
       <w:tr>
         <w:tc>
           <w:tcPr>
-            <w:tcW w:type="dxa" w:w="680"/>
-            <w:vAlign w:val="center"/>
-          </w:tcPr>
-          <w:p>
-            <w:pPr>
-              <w:spacing w:before="40" w:after="40" w:line="276" w:lineRule="auto"/>
-              <w:jc w:val="center"/>
-            </w:pPr>
-            <w:r>
-              <w:rPr>
-                <w:rFonts w:ascii="Times New Roman" w:hAnsi="Times New Roman"/>
-                <w:sz w:val="26"/>
-                <w:rFonts w:ascii="Times New Roman" w:hAnsi="Times New Roman" w:cs="Times New Roman"/>
+            <w:tcW w:type="dxa" w:w="510"/>
+            <w:vAlign w:val="center"/>
+            <w:tcW w:w="510" w:type="dxa"/>
+          </w:tcPr>
+          <w:p>
+            <w:pPr>
+              <w:jc w:val="center"/>
+            </w:pPr>
+            <w:r>
+              <w:rPr>
+                <w:rFonts w:ascii="Times New Roman" w:hAnsi="Times New Roman"/>
+                <w:sz w:val="26"/>
               </w:rPr>
               <w:t>8</w:t>
             </w:r>
@@ -2230,8 +2241,9 @@
         </w:tc>
         <w:tc>
           <w:tcPr>
-            <w:tcW w:type="dxa" w:w="3118"/>
-            <w:vAlign w:val="center"/>
+            <w:tcW w:type="dxa" w:w="2154"/>
+            <w:vAlign w:val="center"/>
+            <w:tcW w:w="2154" w:type="dxa"/>
           </w:tcPr>
           <w:p>
             <w:pPr>
@@ -2244,14 +2256,15 @@
                 <w:sz w:val="26"/>
                 <w:rFonts w:ascii="Times New Roman" w:hAnsi="Times New Roman" w:cs="Times New Roman"/>
               </w:rPr>
-              <w:t>Bài 5: Bản quyền nội dung thông tin</w:t>
-            </w:r>
-          </w:p>
-        </w:tc>
-        <w:tc>
-          <w:tcPr>
-            <w:tcW w:type="dxa" w:w="850"/>
-            <w:vAlign w:val="center"/>
+              <w:t>Bài 6: Định dạng kí tự và bố trí hình ảnh trong văn bản</w:t>
+            </w:r>
+          </w:p>
+        </w:tc>
+        <w:tc>
+          <w:tcPr>
+            <w:tcW w:type="dxa" w:w="624"/>
+            <w:vAlign w:val="center"/>
+            <w:tcW w:w="623" w:type="dxa"/>
           </w:tcPr>
           <w:p>
             <w:pPr>
@@ -2270,19 +2283,18 @@
         </w:tc>
         <w:tc>
           <w:tcPr>
-            <w:tcW w:type="dxa" w:w="1247"/>
-            <w:vAlign w:val="center"/>
-          </w:tcPr>
-          <w:p>
-            <w:pPr>
-              <w:spacing w:before="40" w:after="40" w:line="276" w:lineRule="auto"/>
-              <w:jc w:val="center"/>
-            </w:pPr>
-            <w:r>
-              <w:rPr>
-                <w:rFonts w:ascii="Times New Roman" w:hAnsi="Times New Roman"/>
-                <w:sz w:val="26"/>
-                <w:rFonts w:ascii="Times New Roman" w:hAnsi="Times New Roman" w:cs="Times New Roman"/>
+            <w:tcW w:type="dxa" w:w="794"/>
+            <w:vAlign w:val="center"/>
+            <w:tcW w:w="793" w:type="dxa"/>
+          </w:tcPr>
+          <w:p>
+            <w:pPr>
+              <w:jc w:val="center"/>
+            </w:pPr>
+            <w:r>
+              <w:rPr>
+                <w:rFonts w:ascii="Times New Roman" w:hAnsi="Times New Roman"/>
+                <w:sz w:val="26"/>
               </w:rPr>
               <w:t>8</w:t>
             </w:r>
@@ -2290,8 +2302,9 @@
         </w:tc>
         <w:tc>
           <w:tcPr>
-            <w:tcW w:type="dxa" w:w="3402"/>
-            <w:vAlign w:val="center"/>
+            <w:tcW w:type="dxa" w:w="5272"/>
+            <w:vAlign w:val="center"/>
+            <w:tcW w:w="5273" w:type="dxa"/>
           </w:tcPr>
           <w:p>
             <w:pPr>
@@ -2304,7 +2317,7 @@
                 <w:sz w:val="26"/>
                 <w:rFonts w:ascii="Times New Roman" w:hAnsi="Times New Roman" w:cs="Times New Roman"/>
               </w:rPr>
-              <w:t>- Giải thích khái niệm bản quyền nội dung thông tin.  - Nhận biết vấn đề đạo đức/bảo mật, tôn trọng tính riêng tư và bản quyền.</w:t>
+              <w:t>- Định dạng ký tự (phông, kiểu, cỡ, màu chữ) giúp trình bày đẹp.  - Thay đổi cách bố trí hình ảnh trong văn bản (Layout Options).</w:t>
             </w:r>
           </w:p>
         </w:tc>
@@ -2312,19 +2325,18 @@
       <w:tr>
         <w:tc>
           <w:tcPr>
-            <w:tcW w:type="dxa" w:w="680"/>
-            <w:vAlign w:val="center"/>
-          </w:tcPr>
-          <w:p>
-            <w:pPr>
-              <w:spacing w:before="40" w:after="40" w:line="276" w:lineRule="auto"/>
-              <w:jc w:val="center"/>
-            </w:pPr>
-            <w:r>
-              <w:rPr>
-                <w:rFonts w:ascii="Times New Roman" w:hAnsi="Times New Roman"/>
-                <w:sz w:val="26"/>
-                <w:rFonts w:ascii="Times New Roman" w:hAnsi="Times New Roman" w:cs="Times New Roman"/>
+            <w:tcW w:type="dxa" w:w="510"/>
+            <w:vAlign w:val="center"/>
+            <w:tcW w:w="510" w:type="dxa"/>
+          </w:tcPr>
+          <w:p>
+            <w:pPr>
+              <w:jc w:val="center"/>
+            </w:pPr>
+            <w:r>
+              <w:rPr>
+                <w:rFonts w:ascii="Times New Roman" w:hAnsi="Times New Roman"/>
+                <w:sz w:val="26"/>
               </w:rPr>
               <w:t>9</w:t>
             </w:r>
@@ -2332,8 +2344,9 @@
         </w:tc>
         <w:tc>
           <w:tcPr>
-            <w:tcW w:type="dxa" w:w="3118"/>
-            <w:vAlign w:val="center"/>
+            <w:tcW w:type="dxa" w:w="2154"/>
+            <w:vAlign w:val="center"/>
+            <w:tcW w:w="2154" w:type="dxa"/>
           </w:tcPr>
           <w:p>
             <w:pPr>
@@ -2346,14 +2359,15 @@
                 <w:sz w:val="26"/>
                 <w:rFonts w:ascii="Times New Roman" w:hAnsi="Times New Roman" w:cs="Times New Roman"/>
               </w:rPr>
-              <w:t>Bài 6: Định dạng kí tự và bố trí hình ảnh trong văn bản</w:t>
-            </w:r>
-          </w:p>
-        </w:tc>
-        <w:tc>
-          <w:tcPr>
-            <w:tcW w:type="dxa" w:w="850"/>
-            <w:vAlign w:val="center"/>
+              <w:t>Bài 7: Thực hành soạn thảo văn bản</w:t>
+            </w:r>
+          </w:p>
+        </w:tc>
+        <w:tc>
+          <w:tcPr>
+            <w:tcW w:type="dxa" w:w="624"/>
+            <w:vAlign w:val="center"/>
+            <w:tcW w:w="623" w:type="dxa"/>
           </w:tcPr>
           <w:p>
             <w:pPr>
@@ -2372,19 +2386,18 @@
         </w:tc>
         <w:tc>
           <w:tcPr>
-            <w:tcW w:type="dxa" w:w="1247"/>
-            <w:vAlign w:val="center"/>
-          </w:tcPr>
-          <w:p>
-            <w:pPr>
-              <w:spacing w:before="40" w:after="40" w:line="276" w:lineRule="auto"/>
-              <w:jc w:val="center"/>
-            </w:pPr>
-            <w:r>
-              <w:rPr>
-                <w:rFonts w:ascii="Times New Roman" w:hAnsi="Times New Roman"/>
-                <w:sz w:val="26"/>
-                <w:rFonts w:ascii="Times New Roman" w:hAnsi="Times New Roman" w:cs="Times New Roman"/>
+            <w:tcW w:type="dxa" w:w="794"/>
+            <w:vAlign w:val="center"/>
+            <w:tcW w:w="793" w:type="dxa"/>
+          </w:tcPr>
+          <w:p>
+            <w:pPr>
+              <w:jc w:val="center"/>
+            </w:pPr>
+            <w:r>
+              <w:rPr>
+                <w:rFonts w:ascii="Times New Roman" w:hAnsi="Times New Roman"/>
+                <w:sz w:val="26"/>
               </w:rPr>
               <w:t>9</w:t>
             </w:r>
@@ -2392,8 +2405,9 @@
         </w:tc>
         <w:tc>
           <w:tcPr>
-            <w:tcW w:type="dxa" w:w="3402"/>
-            <w:vAlign w:val="center"/>
+            <w:tcW w:type="dxa" w:w="5272"/>
+            <w:vAlign w:val="center"/>
+            <w:tcW w:w="5273" w:type="dxa"/>
           </w:tcPr>
           <w:p>
             <w:pPr>
@@ -2406,7 +2420,7 @@
                 <w:sz w:val="26"/>
                 <w:rFonts w:ascii="Times New Roman" w:hAnsi="Times New Roman" w:cs="Times New Roman"/>
               </w:rPr>
-              <w:t>- Định dạng ký tự (phông, kiểu, cỡ, màu chữ) giúp trình bày đẹp.  - Thay đổi cách bố trí hình ảnh trong văn bản (Layout Options).</w:t>
+              <w:t>- Thực hiện thành thạo thao tác chọn, xóa, sao chép, di chuyển đoạn văn bản.  - Đưa hình ảnh vào văn bản một cách thành thạo.</w:t>
             </w:r>
           </w:p>
         </w:tc>
@@ -2414,19 +2428,18 @@
       <w:tr>
         <w:tc>
           <w:tcPr>
-            <w:tcW w:type="dxa" w:w="680"/>
-            <w:vAlign w:val="center"/>
-          </w:tcPr>
-          <w:p>
-            <w:pPr>
-              <w:spacing w:before="40" w:after="40" w:line="276" w:lineRule="auto"/>
-              <w:jc w:val="center"/>
-            </w:pPr>
-            <w:r>
-              <w:rPr>
-                <w:rFonts w:ascii="Times New Roman" w:hAnsi="Times New Roman"/>
-                <w:sz w:val="26"/>
-                <w:rFonts w:ascii="Times New Roman" w:hAnsi="Times New Roman" w:cs="Times New Roman"/>
+            <w:tcW w:type="dxa" w:w="510"/>
+            <w:vAlign w:val="center"/>
+            <w:tcW w:w="510" w:type="dxa"/>
+          </w:tcPr>
+          <w:p>
+            <w:pPr>
+              <w:jc w:val="center"/>
+            </w:pPr>
+            <w:r>
+              <w:rPr>
+                <w:rFonts w:ascii="Times New Roman" w:hAnsi="Times New Roman"/>
+                <w:sz w:val="26"/>
               </w:rPr>
               <w:t>10</w:t>
             </w:r>
@@ -2434,8 +2447,9 @@
         </w:tc>
         <w:tc>
           <w:tcPr>
-            <w:tcW w:type="dxa" w:w="3118"/>
-            <w:vAlign w:val="center"/>
+            <w:tcW w:type="dxa" w:w="2154"/>
+            <w:vAlign w:val="center"/>
+            <w:tcW w:w="2154" w:type="dxa"/>
           </w:tcPr>
           <w:p>
             <w:pPr>
@@ -2448,14 +2462,15 @@
                 <w:sz w:val="26"/>
                 <w:rFonts w:ascii="Times New Roman" w:hAnsi="Times New Roman" w:cs="Times New Roman"/>
               </w:rPr>
-              <w:t>Bài 7: Thực hành soạn thảo văn bản</w:t>
-            </w:r>
-          </w:p>
-        </w:tc>
-        <w:tc>
-          <w:tcPr>
-            <w:tcW w:type="dxa" w:w="850"/>
-            <w:vAlign w:val="center"/>
+              <w:t>Bài 8: Sản phẩm đồ họa / Sản phẩm thủ công</w:t>
+            </w:r>
+          </w:p>
+        </w:tc>
+        <w:tc>
+          <w:tcPr>
+            <w:tcW w:type="dxa" w:w="624"/>
+            <w:vAlign w:val="center"/>
+            <w:tcW w:w="623" w:type="dxa"/>
           </w:tcPr>
           <w:p>
             <w:pPr>
@@ -2474,19 +2489,18 @@
         </w:tc>
         <w:tc>
           <w:tcPr>
-            <w:tcW w:type="dxa" w:w="1247"/>
-            <w:vAlign w:val="center"/>
-          </w:tcPr>
-          <w:p>
-            <w:pPr>
-              <w:spacing w:before="40" w:after="40" w:line="276" w:lineRule="auto"/>
-              <w:jc w:val="center"/>
-            </w:pPr>
-            <w:r>
-              <w:rPr>
-                <w:rFonts w:ascii="Times New Roman" w:hAnsi="Times New Roman"/>
-                <w:sz w:val="26"/>
-                <w:rFonts w:ascii="Times New Roman" w:hAnsi="Times New Roman" w:cs="Times New Roman"/>
+            <w:tcW w:type="dxa" w:w="794"/>
+            <w:vAlign w:val="center"/>
+            <w:tcW w:w="793" w:type="dxa"/>
+          </w:tcPr>
+          <w:p>
+            <w:pPr>
+              <w:jc w:val="center"/>
+            </w:pPr>
+            <w:r>
+              <w:rPr>
+                <w:rFonts w:ascii="Times New Roman" w:hAnsi="Times New Roman"/>
+                <w:sz w:val="26"/>
               </w:rPr>
               <w:t>10</w:t>
             </w:r>
@@ -2494,8 +2508,9 @@
         </w:tc>
         <w:tc>
           <w:tcPr>
-            <w:tcW w:type="dxa" w:w="3402"/>
-            <w:vAlign w:val="center"/>
+            <w:tcW w:type="dxa" w:w="5272"/>
+            <w:vAlign w:val="center"/>
+            <w:tcW w:w="5273" w:type="dxa"/>
           </w:tcPr>
           <w:p>
             <w:pPr>
@@ -2508,7 +2523,7 @@
                 <w:sz w:val="26"/>
                 <w:rFonts w:ascii="Times New Roman" w:hAnsi="Times New Roman" w:cs="Times New Roman"/>
               </w:rPr>
-              <w:t>- Thực hiện thành thạo thao tác chọn, xóa, sao chép, di chuyển đoạn văn bản.  - Đưa hình ảnh vào văn bản một cách thành thạo.</w:t>
+              <w:t>- Bài 8A: Làm quen phần mềm đồ họa (Paint), sử dụng công cụ tạo sản phẩm.  - Bài 8B: Làm sản phẩm thủ công đơn giản theo video hướng dẫn.</w:t>
             </w:r>
           </w:p>
         </w:tc>
@@ -2516,19 +2531,18 @@
       <w:tr>
         <w:tc>
           <w:tcPr>
-            <w:tcW w:type="dxa" w:w="680"/>
-            <w:vAlign w:val="center"/>
-          </w:tcPr>
-          <w:p>
-            <w:pPr>
-              <w:spacing w:before="40" w:after="40" w:line="276" w:lineRule="auto"/>
-              <w:jc w:val="center"/>
-            </w:pPr>
-            <w:r>
-              <w:rPr>
-                <w:rFonts w:ascii="Times New Roman" w:hAnsi="Times New Roman"/>
-                <w:sz w:val="26"/>
-                <w:rFonts w:ascii="Times New Roman" w:hAnsi="Times New Roman" w:cs="Times New Roman"/>
+            <w:tcW w:type="dxa" w:w="510"/>
+            <w:vAlign w:val="center"/>
+            <w:tcW w:w="510" w:type="dxa"/>
+          </w:tcPr>
+          <w:p>
+            <w:pPr>
+              <w:jc w:val="center"/>
+            </w:pPr>
+            <w:r>
+              <w:rPr>
+                <w:rFonts w:ascii="Times New Roman" w:hAnsi="Times New Roman"/>
+                <w:sz w:val="26"/>
               </w:rPr>
               <w:t>11</w:t>
             </w:r>
@@ -2536,8 +2550,9 @@
         </w:tc>
         <w:tc>
           <w:tcPr>
-            <w:tcW w:type="dxa" w:w="3118"/>
-            <w:vAlign w:val="center"/>
+            <w:tcW w:type="dxa" w:w="2154"/>
+            <w:vAlign w:val="center"/>
+            <w:tcW w:w="2154" w:type="dxa"/>
           </w:tcPr>
           <w:p>
             <w:pPr>
@@ -2550,14 +2565,15 @@
                 <w:sz w:val="26"/>
                 <w:rFonts w:ascii="Times New Roman" w:hAnsi="Times New Roman" w:cs="Times New Roman"/>
               </w:rPr>
-              <w:t>Bài 8: Sản phẩm đồ họa / Sản phẩm thủ công</w:t>
-            </w:r>
-          </w:p>
-        </w:tc>
-        <w:tc>
-          <w:tcPr>
-            <w:tcW w:type="dxa" w:w="850"/>
-            <w:vAlign w:val="center"/>
+              <w:t>Ôn tập Đánh giá định kỳ 2</w:t>
+            </w:r>
+          </w:p>
+        </w:tc>
+        <w:tc>
+          <w:tcPr>
+            <w:tcW w:type="dxa" w:w="624"/>
+            <w:vAlign w:val="center"/>
+            <w:tcW w:w="623" w:type="dxa"/>
           </w:tcPr>
           <w:p>
             <w:pPr>
@@ -2576,19 +2592,18 @@
         </w:tc>
         <w:tc>
           <w:tcPr>
-            <w:tcW w:type="dxa" w:w="1247"/>
-            <w:vAlign w:val="center"/>
-          </w:tcPr>
-          <w:p>
-            <w:pPr>
-              <w:spacing w:before="40" w:after="40" w:line="276" w:lineRule="auto"/>
-              <w:jc w:val="center"/>
-            </w:pPr>
-            <w:r>
-              <w:rPr>
-                <w:rFonts w:ascii="Times New Roman" w:hAnsi="Times New Roman"/>
-                <w:sz w:val="26"/>
-                <w:rFonts w:ascii="Times New Roman" w:hAnsi="Times New Roman" w:cs="Times New Roman"/>
+            <w:tcW w:type="dxa" w:w="794"/>
+            <w:vAlign w:val="center"/>
+            <w:tcW w:w="793" w:type="dxa"/>
+          </w:tcPr>
+          <w:p>
+            <w:pPr>
+              <w:jc w:val="center"/>
+            </w:pPr>
+            <w:r>
+              <w:rPr>
+                <w:rFonts w:ascii="Times New Roman" w:hAnsi="Times New Roman"/>
+                <w:sz w:val="26"/>
               </w:rPr>
               <w:t>11</w:t>
             </w:r>
@@ -2596,8 +2611,9 @@
         </w:tc>
         <w:tc>
           <w:tcPr>
-            <w:tcW w:type="dxa" w:w="3402"/>
-            <w:vAlign w:val="center"/>
+            <w:tcW w:type="dxa" w:w="5272"/>
+            <w:vAlign w:val="center"/>
+            <w:tcW w:w="5273" w:type="dxa"/>
           </w:tcPr>
           <w:p>
             <w:pPr>
@@ -2610,7 +2626,7 @@
                 <w:sz w:val="26"/>
                 <w:rFonts w:ascii="Times New Roman" w:hAnsi="Times New Roman" w:cs="Times New Roman"/>
               </w:rPr>
-              <w:t>- Bài 8A: Làm quen phần mềm đồ họa (Paint), sử dụng công cụ tạo sản phẩm.  - Bài 8B: Làm sản phẩm thủ công đơn giản theo video hướng dẫn.</w:t>
+              <w:t>Hệ thống hóa kiến thức chuẩn bị Đánh giá định kỳ 2.</w:t>
             </w:r>
           </w:p>
         </w:tc>
@@ -2618,19 +2634,18 @@
       <w:tr>
         <w:tc>
           <w:tcPr>
-            <w:tcW w:type="dxa" w:w="680"/>
-            <w:vAlign w:val="center"/>
-          </w:tcPr>
-          <w:p>
-            <w:pPr>
-              <w:spacing w:before="40" w:after="40" w:line="276" w:lineRule="auto"/>
-              <w:jc w:val="center"/>
-            </w:pPr>
-            <w:r>
-              <w:rPr>
-                <w:rFonts w:ascii="Times New Roman" w:hAnsi="Times New Roman"/>
-                <w:sz w:val="26"/>
-                <w:rFonts w:ascii="Times New Roman" w:hAnsi="Times New Roman" w:cs="Times New Roman"/>
+            <w:tcW w:type="dxa" w:w="510"/>
+            <w:vAlign w:val="center"/>
+            <w:tcW w:w="510" w:type="dxa"/>
+          </w:tcPr>
+          <w:p>
+            <w:pPr>
+              <w:jc w:val="center"/>
+            </w:pPr>
+            <w:r>
+              <w:rPr>
+                <w:rFonts w:ascii="Times New Roman" w:hAnsi="Times New Roman"/>
+                <w:sz w:val="26"/>
               </w:rPr>
               <w:t>12</w:t>
             </w:r>
@@ -2638,8 +2653,9 @@
         </w:tc>
         <w:tc>
           <w:tcPr>
-            <w:tcW w:type="dxa" w:w="3118"/>
-            <w:vAlign w:val="center"/>
+            <w:tcW w:type="dxa" w:w="2154"/>
+            <w:vAlign w:val="center"/>
+            <w:tcW w:w="2154" w:type="dxa"/>
           </w:tcPr>
           <w:p>
             <w:pPr>
@@ -2652,14 +2668,15 @@
                 <w:sz w:val="26"/>
                 <w:rFonts w:ascii="Times New Roman" w:hAnsi="Times New Roman" w:cs="Times New Roman"/>
               </w:rPr>
-              <w:t>Ôn tập Đánh giá định kỳ 2</w:t>
-            </w:r>
-          </w:p>
-        </w:tc>
-        <w:tc>
-          <w:tcPr>
-            <w:tcW w:type="dxa" w:w="850"/>
-            <w:vAlign w:val="center"/>
+              <w:t>Đánh giá định kỳ 2</w:t>
+            </w:r>
+          </w:p>
+        </w:tc>
+        <w:tc>
+          <w:tcPr>
+            <w:tcW w:type="dxa" w:w="624"/>
+            <w:vAlign w:val="center"/>
+            <w:tcW w:w="623" w:type="dxa"/>
           </w:tcPr>
           <w:p>
             <w:pPr>
@@ -2678,19 +2695,18 @@
         </w:tc>
         <w:tc>
           <w:tcPr>
-            <w:tcW w:type="dxa" w:w="1247"/>
-            <w:vAlign w:val="center"/>
-          </w:tcPr>
-          <w:p>
-            <w:pPr>
-              <w:spacing w:before="40" w:after="40" w:line="276" w:lineRule="auto"/>
-              <w:jc w:val="center"/>
-            </w:pPr>
-            <w:r>
-              <w:rPr>
-                <w:rFonts w:ascii="Times New Roman" w:hAnsi="Times New Roman"/>
-                <w:sz w:val="26"/>
-                <w:rFonts w:ascii="Times New Roman" w:hAnsi="Times New Roman" w:cs="Times New Roman"/>
+            <w:tcW w:type="dxa" w:w="794"/>
+            <w:vAlign w:val="center"/>
+            <w:tcW w:w="793" w:type="dxa"/>
+          </w:tcPr>
+          <w:p>
+            <w:pPr>
+              <w:jc w:val="center"/>
+            </w:pPr>
+            <w:r>
+              <w:rPr>
+                <w:rFonts w:ascii="Times New Roman" w:hAnsi="Times New Roman"/>
+                <w:sz w:val="26"/>
               </w:rPr>
               <w:t>12</w:t>
             </w:r>
@@ -2698,8 +2714,9 @@
         </w:tc>
         <w:tc>
           <w:tcPr>
-            <w:tcW w:type="dxa" w:w="3402"/>
-            <w:vAlign w:val="center"/>
+            <w:tcW w:type="dxa" w:w="5272"/>
+            <w:vAlign w:val="center"/>
+            <w:tcW w:w="5273" w:type="dxa"/>
           </w:tcPr>
           <w:p>
             <w:pPr>
@@ -2712,7 +2729,7 @@
                 <w:sz w:val="26"/>
                 <w:rFonts w:ascii="Times New Roman" w:hAnsi="Times New Roman" w:cs="Times New Roman"/>
               </w:rPr>
-              <w:t>Hệ thống hóa kiến thức chuẩn bị Đánh giá định kỳ 2.</w:t>
+              <w:t>Kiểm tra đánh giá kết quả học tập.</w:t>
             </w:r>
           </w:p>
         </w:tc>
@@ -2720,19 +2737,18 @@
       <w:tr>
         <w:tc>
           <w:tcPr>
-            <w:tcW w:type="dxa" w:w="680"/>
-            <w:vAlign w:val="center"/>
-          </w:tcPr>
-          <w:p>
-            <w:pPr>
-              <w:spacing w:before="40" w:after="40" w:line="276" w:lineRule="auto"/>
-              <w:jc w:val="center"/>
-            </w:pPr>
-            <w:r>
-              <w:rPr>
-                <w:rFonts w:ascii="Times New Roman" w:hAnsi="Times New Roman"/>
-                <w:sz w:val="26"/>
-                <w:rFonts w:ascii="Times New Roman" w:hAnsi="Times New Roman" w:cs="Times New Roman"/>
+            <w:tcW w:type="dxa" w:w="510"/>
+            <w:vAlign w:val="center"/>
+            <w:tcW w:w="510" w:type="dxa"/>
+          </w:tcPr>
+          <w:p>
+            <w:pPr>
+              <w:jc w:val="center"/>
+            </w:pPr>
+            <w:r>
+              <w:rPr>
+                <w:rFonts w:ascii="Times New Roman" w:hAnsi="Times New Roman"/>
+                <w:sz w:val="26"/>
               </w:rPr>
               <w:t>13</w:t>
             </w:r>
@@ -2740,8 +2756,9 @@
         </w:tc>
         <w:tc>
           <w:tcPr>
-            <w:tcW w:type="dxa" w:w="3118"/>
-            <w:vAlign w:val="center"/>
+            <w:tcW w:type="dxa" w:w="2154"/>
+            <w:vAlign w:val="center"/>
+            <w:tcW w:w="2154" w:type="dxa"/>
           </w:tcPr>
           <w:p>
             <w:pPr>
@@ -2754,14 +2771,15 @@
                 <w:sz w:val="26"/>
                 <w:rFonts w:ascii="Times New Roman" w:hAnsi="Times New Roman" w:cs="Times New Roman"/>
               </w:rPr>
-              <w:t>Đánh giá định kỳ 2</w:t>
-            </w:r>
-          </w:p>
-        </w:tc>
-        <w:tc>
-          <w:tcPr>
-            <w:tcW w:type="dxa" w:w="850"/>
-            <w:vAlign w:val="center"/>
+              <w:t>Bài 11: Thực hành tạo sản phẩm số</w:t>
+            </w:r>
+          </w:p>
+        </w:tc>
+        <w:tc>
+          <w:tcPr>
+            <w:tcW w:type="dxa" w:w="624"/>
+            <w:vAlign w:val="center"/>
+            <w:tcW w:w="623" w:type="dxa"/>
           </w:tcPr>
           <w:p>
             <w:pPr>
@@ -2780,19 +2798,18 @@
         </w:tc>
         <w:tc>
           <w:tcPr>
-            <w:tcW w:type="dxa" w:w="1247"/>
-            <w:vAlign w:val="center"/>
-          </w:tcPr>
-          <w:p>
-            <w:pPr>
-              <w:spacing w:before="40" w:after="40" w:line="276" w:lineRule="auto"/>
-              <w:jc w:val="center"/>
-            </w:pPr>
-            <w:r>
-              <w:rPr>
-                <w:rFonts w:ascii="Times New Roman" w:hAnsi="Times New Roman"/>
-                <w:sz w:val="26"/>
-                <w:rFonts w:ascii="Times New Roman" w:hAnsi="Times New Roman" w:cs="Times New Roman"/>
+            <w:tcW w:type="dxa" w:w="794"/>
+            <w:vAlign w:val="center"/>
+            <w:tcW w:w="793" w:type="dxa"/>
+          </w:tcPr>
+          <w:p>
+            <w:pPr>
+              <w:jc w:val="center"/>
+            </w:pPr>
+            <w:r>
+              <w:rPr>
+                <w:rFonts w:ascii="Times New Roman" w:hAnsi="Times New Roman"/>
+                <w:sz w:val="26"/>
               </w:rPr>
               <w:t>13</w:t>
             </w:r>
@@ -2800,8 +2817,9 @@
         </w:tc>
         <w:tc>
           <w:tcPr>
-            <w:tcW w:type="dxa" w:w="3402"/>
-            <w:vAlign w:val="center"/>
+            <w:tcW w:type="dxa" w:w="5272"/>
+            <w:vAlign w:val="center"/>
+            <w:tcW w:w="5273" w:type="dxa"/>
           </w:tcPr>
           <w:p>
             <w:pPr>
@@ -2814,7 +2832,7 @@
                 <w:sz w:val="26"/>
                 <w:rFonts w:ascii="Times New Roman" w:hAnsi="Times New Roman" w:cs="Times New Roman"/>
               </w:rPr>
-              <w:t>Kiểm tra đánh giá kết quả học tập.</w:t>
+              <w:t>- Bài 9A: Sử dụng phần mềm đồ họa tạo sản phẩm số.  - Bài 9B: Thực hành tạo đồ dùng gia đình theo video hướng dẫn.</w:t>
             </w:r>
           </w:p>
         </w:tc>
@@ -2822,19 +2840,18 @@
       <w:tr>
         <w:tc>
           <w:tcPr>
-            <w:tcW w:type="dxa" w:w="680"/>
-            <w:vAlign w:val="center"/>
-          </w:tcPr>
-          <w:p>
-            <w:pPr>
-              <w:spacing w:before="40" w:after="40" w:line="276" w:lineRule="auto"/>
-              <w:jc w:val="center"/>
-            </w:pPr>
-            <w:r>
-              <w:rPr>
-                <w:rFonts w:ascii="Times New Roman" w:hAnsi="Times New Roman"/>
-                <w:sz w:val="26"/>
-                <w:rFonts w:ascii="Times New Roman" w:hAnsi="Times New Roman" w:cs="Times New Roman"/>
+            <w:tcW w:type="dxa" w:w="510"/>
+            <w:vAlign w:val="center"/>
+            <w:tcW w:w="510" w:type="dxa"/>
+          </w:tcPr>
+          <w:p>
+            <w:pPr>
+              <w:jc w:val="center"/>
+            </w:pPr>
+            <w:r>
+              <w:rPr>
+                <w:rFonts w:ascii="Times New Roman" w:hAnsi="Times New Roman"/>
+                <w:sz w:val="26"/>
               </w:rPr>
               <w:t>14</w:t>
             </w:r>
@@ -2842,8 +2859,9 @@
         </w:tc>
         <w:tc>
           <w:tcPr>
-            <w:tcW w:type="dxa" w:w="3118"/>
-            <w:vAlign w:val="center"/>
+            <w:tcW w:type="dxa" w:w="2154"/>
+            <w:vAlign w:val="center"/>
+            <w:tcW w:w="2154" w:type="dxa"/>
           </w:tcPr>
           <w:p>
             <w:pPr>
@@ -2856,14 +2874,15 @@
                 <w:sz w:val="26"/>
                 <w:rFonts w:ascii="Times New Roman" w:hAnsi="Times New Roman" w:cs="Times New Roman"/>
               </w:rPr>
-              <w:t>Bài 11: Thực hành tạo sản phẩm số</w:t>
-            </w:r>
-          </w:p>
-        </w:tc>
-        <w:tc>
-          <w:tcPr>
-            <w:tcW w:type="dxa" w:w="850"/>
-            <w:vAlign w:val="center"/>
+              <w:t>Bài 12: Cấu trúc tuần tự</w:t>
+            </w:r>
+          </w:p>
+        </w:tc>
+        <w:tc>
+          <w:tcPr>
+            <w:tcW w:type="dxa" w:w="624"/>
+            <w:vAlign w:val="center"/>
+            <w:tcW w:w="623" w:type="dxa"/>
           </w:tcPr>
           <w:p>
             <w:pPr>
@@ -2882,19 +2901,18 @@
         </w:tc>
         <w:tc>
           <w:tcPr>
-            <w:tcW w:type="dxa" w:w="1247"/>
-            <w:vAlign w:val="center"/>
-          </w:tcPr>
-          <w:p>
-            <w:pPr>
-              <w:spacing w:before="40" w:after="40" w:line="276" w:lineRule="auto"/>
-              <w:jc w:val="center"/>
-            </w:pPr>
-            <w:r>
-              <w:rPr>
-                <w:rFonts w:ascii="Times New Roman" w:hAnsi="Times New Roman"/>
-                <w:sz w:val="26"/>
-                <w:rFonts w:ascii="Times New Roman" w:hAnsi="Times New Roman" w:cs="Times New Roman"/>
+            <w:tcW w:type="dxa" w:w="794"/>
+            <w:vAlign w:val="center"/>
+            <w:tcW w:w="793" w:type="dxa"/>
+          </w:tcPr>
+          <w:p>
+            <w:pPr>
+              <w:jc w:val="center"/>
+            </w:pPr>
+            <w:r>
+              <w:rPr>
+                <w:rFonts w:ascii="Times New Roman" w:hAnsi="Times New Roman"/>
+                <w:sz w:val="26"/>
               </w:rPr>
               <w:t>14</w:t>
             </w:r>
@@ -2902,8 +2920,9 @@
         </w:tc>
         <w:tc>
           <w:tcPr>
-            <w:tcW w:type="dxa" w:w="3402"/>
-            <w:vAlign w:val="center"/>
+            <w:tcW w:type="dxa" w:w="5272"/>
+            <w:vAlign w:val="center"/>
+            <w:tcW w:w="5273" w:type="dxa"/>
           </w:tcPr>
           <w:p>
             <w:pPr>
@@ -2916,7 +2935,7 @@
                 <w:sz w:val="26"/>
                 <w:rFonts w:ascii="Times New Roman" w:hAnsi="Times New Roman" w:cs="Times New Roman"/>
               </w:rPr>
-              <w:t>- Bài 9A: Sử dụng phần mềm đồ họa tạo sản phẩm số.  - Bài 9B: Thực hành tạo đồ dùng gia đình theo video hướng dẫn.</w:t>
+              <w:t>- Nêu ví dụ cụ thể mô tả cấu trúc tuần tự.  - Sử dụng cấu trúc tuần tự trong chương trình Scratch đơn giản.</w:t>
             </w:r>
           </w:p>
         </w:tc>
@@ -2924,19 +2943,18 @@
       <w:tr>
         <w:tc>
           <w:tcPr>
-            <w:tcW w:type="dxa" w:w="680"/>
-            <w:vAlign w:val="center"/>
-          </w:tcPr>
-          <w:p>
-            <w:pPr>
-              <w:spacing w:before="40" w:after="40" w:line="276" w:lineRule="auto"/>
-              <w:jc w:val="center"/>
-            </w:pPr>
-            <w:r>
-              <w:rPr>
-                <w:rFonts w:ascii="Times New Roman" w:hAnsi="Times New Roman"/>
-                <w:sz w:val="26"/>
-                <w:rFonts w:ascii="Times New Roman" w:hAnsi="Times New Roman" w:cs="Times New Roman"/>
+            <w:tcW w:type="dxa" w:w="510"/>
+            <w:vAlign w:val="center"/>
+            <w:tcW w:w="510" w:type="dxa"/>
+          </w:tcPr>
+          <w:p>
+            <w:pPr>
+              <w:jc w:val="center"/>
+            </w:pPr>
+            <w:r>
+              <w:rPr>
+                <w:rFonts w:ascii="Times New Roman" w:hAnsi="Times New Roman"/>
+                <w:sz w:val="26"/>
               </w:rPr>
               <w:t>15</w:t>
             </w:r>
@@ -2944,8 +2962,9 @@
         </w:tc>
         <w:tc>
           <w:tcPr>
-            <w:tcW w:type="dxa" w:w="3118"/>
-            <w:vAlign w:val="center"/>
+            <w:tcW w:type="dxa" w:w="2154"/>
+            <w:vAlign w:val="center"/>
+            <w:tcW w:w="2154" w:type="dxa"/>
           </w:tcPr>
           <w:p>
             <w:pPr>
@@ -2958,14 +2977,15 @@
                 <w:sz w:val="26"/>
                 <w:rFonts w:ascii="Times New Roman" w:hAnsi="Times New Roman" w:cs="Times New Roman"/>
               </w:rPr>
-              <w:t>Bài 12: Cấu trúc tuần tự</w:t>
-            </w:r>
-          </w:p>
-        </w:tc>
-        <w:tc>
-          <w:tcPr>
-            <w:tcW w:type="dxa" w:w="850"/>
-            <w:vAlign w:val="center"/>
+              <w:t>Bài 13: Cấu trúc lặp</w:t>
+            </w:r>
+          </w:p>
+        </w:tc>
+        <w:tc>
+          <w:tcPr>
+            <w:tcW w:type="dxa" w:w="624"/>
+            <w:vAlign w:val="center"/>
+            <w:tcW w:w="623" w:type="dxa"/>
           </w:tcPr>
           <w:p>
             <w:pPr>
@@ -2984,19 +3004,18 @@
         </w:tc>
         <w:tc>
           <w:tcPr>
-            <w:tcW w:type="dxa" w:w="1247"/>
-            <w:vAlign w:val="center"/>
-          </w:tcPr>
-          <w:p>
-            <w:pPr>
-              <w:spacing w:before="40" w:after="40" w:line="276" w:lineRule="auto"/>
-              <w:jc w:val="center"/>
-            </w:pPr>
-            <w:r>
-              <w:rPr>
-                <w:rFonts w:ascii="Times New Roman" w:hAnsi="Times New Roman"/>
-                <w:sz w:val="26"/>
-                <w:rFonts w:ascii="Times New Roman" w:hAnsi="Times New Roman" w:cs="Times New Roman"/>
+            <w:tcW w:type="dxa" w:w="794"/>
+            <w:vAlign w:val="center"/>
+            <w:tcW w:w="793" w:type="dxa"/>
+          </w:tcPr>
+          <w:p>
+            <w:pPr>
+              <w:jc w:val="center"/>
+            </w:pPr>
+            <w:r>
+              <w:rPr>
+                <w:rFonts w:ascii="Times New Roman" w:hAnsi="Times New Roman"/>
+                <w:sz w:val="26"/>
               </w:rPr>
               <w:t>15</w:t>
             </w:r>
@@ -3004,8 +3023,9 @@
         </w:tc>
         <w:tc>
           <w:tcPr>
-            <w:tcW w:type="dxa" w:w="3402"/>
-            <w:vAlign w:val="center"/>
+            <w:tcW w:type="dxa" w:w="5272"/>
+            <w:vAlign w:val="center"/>
+            <w:tcW w:w="5273" w:type="dxa"/>
           </w:tcPr>
           <w:p>
             <w:pPr>
@@ -3018,7 +3038,7 @@
                 <w:sz w:val="26"/>
                 <w:rFonts w:ascii="Times New Roman" w:hAnsi="Times New Roman" w:cs="Times New Roman"/>
               </w:rPr>
-              <w:t>- Nêu ví dụ cụ thể mô tả cấu trúc tuần tự.  - Sử dụng cấu trúc tuần tự trong chương trình Scratch đơn giản.</w:t>
+              <w:t>- Nêu ví dụ mô tả cấu trúc lặp.  - Phân biệt các lệnh lặp trong Scratch (lặp số lần biết trước, lặp liên tục, lặp có điều kiện).</w:t>
             </w:r>
           </w:p>
         </w:tc>
@@ -3026,19 +3046,18 @@
       <w:tr>
         <w:tc>
           <w:tcPr>
-            <w:tcW w:type="dxa" w:w="680"/>
-            <w:vAlign w:val="center"/>
-          </w:tcPr>
-          <w:p>
-            <w:pPr>
-              <w:spacing w:before="40" w:after="40" w:line="276" w:lineRule="auto"/>
-              <w:jc w:val="center"/>
-            </w:pPr>
-            <w:r>
-              <w:rPr>
-                <w:rFonts w:ascii="Times New Roman" w:hAnsi="Times New Roman"/>
-                <w:sz w:val="26"/>
-                <w:rFonts w:ascii="Times New Roman" w:hAnsi="Times New Roman" w:cs="Times New Roman"/>
+            <w:tcW w:type="dxa" w:w="510"/>
+            <w:vAlign w:val="center"/>
+            <w:tcW w:w="510" w:type="dxa"/>
+          </w:tcPr>
+          <w:p>
+            <w:pPr>
+              <w:jc w:val="center"/>
+            </w:pPr>
+            <w:r>
+              <w:rPr>
+                <w:rFonts w:ascii="Times New Roman" w:hAnsi="Times New Roman"/>
+                <w:sz w:val="26"/>
               </w:rPr>
               <w:t>16</w:t>
             </w:r>
@@ -3046,8 +3065,9 @@
         </w:tc>
         <w:tc>
           <w:tcPr>
-            <w:tcW w:type="dxa" w:w="3118"/>
-            <w:vAlign w:val="center"/>
+            <w:tcW w:type="dxa" w:w="2154"/>
+            <w:vAlign w:val="center"/>
+            <w:tcW w:w="2154" w:type="dxa"/>
           </w:tcPr>
           <w:p>
             <w:pPr>
@@ -3060,14 +3080,15 @@
                 <w:sz w:val="26"/>
                 <w:rFonts w:ascii="Times New Roman" w:hAnsi="Times New Roman" w:cs="Times New Roman"/>
               </w:rPr>
-              <w:t>Bài 13: Cấu trúc lặp</w:t>
-            </w:r>
-          </w:p>
-        </w:tc>
-        <w:tc>
-          <w:tcPr>
-            <w:tcW w:type="dxa" w:w="850"/>
-            <w:vAlign w:val="center"/>
+              <w:t>Bài 14: Thực hành sử dụng lệnh lặp</w:t>
+            </w:r>
+          </w:p>
+        </w:tc>
+        <w:tc>
+          <w:tcPr>
+            <w:tcW w:type="dxa" w:w="624"/>
+            <w:vAlign w:val="center"/>
+            <w:tcW w:w="623" w:type="dxa"/>
           </w:tcPr>
           <w:p>
             <w:pPr>
@@ -3086,19 +3107,18 @@
         </w:tc>
         <w:tc>
           <w:tcPr>
-            <w:tcW w:type="dxa" w:w="1247"/>
-            <w:vAlign w:val="center"/>
-          </w:tcPr>
-          <w:p>
-            <w:pPr>
-              <w:spacing w:before="40" w:after="40" w:line="276" w:lineRule="auto"/>
-              <w:jc w:val="center"/>
-            </w:pPr>
-            <w:r>
-              <w:rPr>
-                <w:rFonts w:ascii="Times New Roman" w:hAnsi="Times New Roman"/>
-                <w:sz w:val="26"/>
-                <w:rFonts w:ascii="Times New Roman" w:hAnsi="Times New Roman" w:cs="Times New Roman"/>
+            <w:tcW w:type="dxa" w:w="794"/>
+            <w:vAlign w:val="center"/>
+            <w:tcW w:w="793" w:type="dxa"/>
+          </w:tcPr>
+          <w:p>
+            <w:pPr>
+              <w:jc w:val="center"/>
+            </w:pPr>
+            <w:r>
+              <w:rPr>
+                <w:rFonts w:ascii="Times New Roman" w:hAnsi="Times New Roman"/>
+                <w:sz w:val="26"/>
               </w:rPr>
               <w:t>16</w:t>
             </w:r>
@@ -3106,8 +3126,9 @@
         </w:tc>
         <w:tc>
           <w:tcPr>
-            <w:tcW w:type="dxa" w:w="3402"/>
-            <w:vAlign w:val="center"/>
+            <w:tcW w:type="dxa" w:w="5272"/>
+            <w:vAlign w:val="center"/>
+            <w:tcW w:w="5273" w:type="dxa"/>
           </w:tcPr>
           <w:p>
             <w:pPr>
@@ -3120,7 +3141,7 @@
                 <w:sz w:val="26"/>
                 <w:rFonts w:ascii="Times New Roman" w:hAnsi="Times New Roman" w:cs="Times New Roman"/>
               </w:rPr>
-              <w:t>- Nêu ví dụ mô tả cấu trúc lặp.  - Phân biệt các lệnh lặp trong Scratch (lặp số lần biết trước, lặp liên tục, lặp có điều kiện).</w:t>
+              <w:t>- Sử dụng thuần thục lệnh lặp trong chương trình đơn giản, chạy thử chương trình.</w:t>
             </w:r>
           </w:p>
         </w:tc>
@@ -3128,19 +3149,18 @@
       <w:tr>
         <w:tc>
           <w:tcPr>
-            <w:tcW w:type="dxa" w:w="680"/>
-            <w:vAlign w:val="center"/>
-          </w:tcPr>
-          <w:p>
-            <w:pPr>
-              <w:spacing w:before="40" w:after="40" w:line="276" w:lineRule="auto"/>
-              <w:jc w:val="center"/>
-            </w:pPr>
-            <w:r>
-              <w:rPr>
-                <w:rFonts w:ascii="Times New Roman" w:hAnsi="Times New Roman"/>
-                <w:sz w:val="26"/>
-                <w:rFonts w:ascii="Times New Roman" w:hAnsi="Times New Roman" w:cs="Times New Roman"/>
+            <w:tcW w:type="dxa" w:w="510"/>
+            <w:vAlign w:val="center"/>
+            <w:tcW w:w="510" w:type="dxa"/>
+          </w:tcPr>
+          <w:p>
+            <w:pPr>
+              <w:jc w:val="center"/>
+            </w:pPr>
+            <w:r>
+              <w:rPr>
+                <w:rFonts w:ascii="Times New Roman" w:hAnsi="Times New Roman"/>
+                <w:sz w:val="26"/>
               </w:rPr>
               <w:t>17</w:t>
             </w:r>
@@ -3148,8 +3168,9 @@
         </w:tc>
         <w:tc>
           <w:tcPr>
-            <w:tcW w:type="dxa" w:w="3118"/>
-            <w:vAlign w:val="center"/>
+            <w:tcW w:type="dxa" w:w="2154"/>
+            <w:vAlign w:val="center"/>
+            <w:tcW w:w="2154" w:type="dxa"/>
           </w:tcPr>
           <w:p>
             <w:pPr>
@@ -3162,14 +3183,15 @@
                 <w:sz w:val="26"/>
                 <w:rFonts w:ascii="Times New Roman" w:hAnsi="Times New Roman" w:cs="Times New Roman"/>
               </w:rPr>
-              <w:t>Bài 14: Thực hành sử dụng lệnh lặp</w:t>
-            </w:r>
-          </w:p>
-        </w:tc>
-        <w:tc>
-          <w:tcPr>
-            <w:tcW w:type="dxa" w:w="850"/>
-            <w:vAlign w:val="center"/>
+              <w:t>Ôn tập Đánh giá định kỳ 3</w:t>
+            </w:r>
+          </w:p>
+        </w:tc>
+        <w:tc>
+          <w:tcPr>
+            <w:tcW w:type="dxa" w:w="624"/>
+            <w:vAlign w:val="center"/>
+            <w:tcW w:w="623" w:type="dxa"/>
           </w:tcPr>
           <w:p>
             <w:pPr>
@@ -3188,19 +3210,18 @@
         </w:tc>
         <w:tc>
           <w:tcPr>
-            <w:tcW w:type="dxa" w:w="1247"/>
-            <w:vAlign w:val="center"/>
-          </w:tcPr>
-          <w:p>
-            <w:pPr>
-              <w:spacing w:before="40" w:after="40" w:line="276" w:lineRule="auto"/>
-              <w:jc w:val="center"/>
-            </w:pPr>
-            <w:r>
-              <w:rPr>
-                <w:rFonts w:ascii="Times New Roman" w:hAnsi="Times New Roman"/>
-                <w:sz w:val="26"/>
-                <w:rFonts w:ascii="Times New Roman" w:hAnsi="Times New Roman" w:cs="Times New Roman"/>
+            <w:tcW w:type="dxa" w:w="794"/>
+            <w:vAlign w:val="center"/>
+            <w:tcW w:w="793" w:type="dxa"/>
+          </w:tcPr>
+          <w:p>
+            <w:pPr>
+              <w:jc w:val="center"/>
+            </w:pPr>
+            <w:r>
+              <w:rPr>
+                <w:rFonts w:ascii="Times New Roman" w:hAnsi="Times New Roman"/>
+                <w:sz w:val="26"/>
               </w:rPr>
               <w:t>17</w:t>
             </w:r>
@@ -3208,8 +3229,9 @@
         </w:tc>
         <w:tc>
           <w:tcPr>
-            <w:tcW w:type="dxa" w:w="3402"/>
-            <w:vAlign w:val="center"/>
+            <w:tcW w:type="dxa" w:w="5272"/>
+            <w:vAlign w:val="center"/>
+            <w:tcW w:w="5273" w:type="dxa"/>
           </w:tcPr>
           <w:p>
             <w:pPr>
@@ -3222,7 +3244,7 @@
                 <w:sz w:val="26"/>
                 <w:rFonts w:ascii="Times New Roman" w:hAnsi="Times New Roman" w:cs="Times New Roman"/>
               </w:rPr>
-              <w:t>- Sử dụng thuần thục lệnh lặp trong chương trình đơn giản, chạy thử chương trình.</w:t>
+              <w:t>Hệ thống hóa kiến thức chuẩn bị Đánh giá định kỳ 3.</w:t>
             </w:r>
           </w:p>
         </w:tc>
@@ -3230,19 +3252,18 @@
       <w:tr>
         <w:tc>
           <w:tcPr>
-            <w:tcW w:type="dxa" w:w="680"/>
-            <w:vAlign w:val="center"/>
-          </w:tcPr>
-          <w:p>
-            <w:pPr>
-              <w:spacing w:before="40" w:after="40" w:line="276" w:lineRule="auto"/>
-              <w:jc w:val="center"/>
-            </w:pPr>
-            <w:r>
-              <w:rPr>
-                <w:rFonts w:ascii="Times New Roman" w:hAnsi="Times New Roman"/>
-                <w:sz w:val="26"/>
-                <w:rFonts w:ascii="Times New Roman" w:hAnsi="Times New Roman" w:cs="Times New Roman"/>
+            <w:tcW w:type="dxa" w:w="510"/>
+            <w:vAlign w:val="center"/>
+            <w:tcW w:w="510" w:type="dxa"/>
+          </w:tcPr>
+          <w:p>
+            <w:pPr>
+              <w:jc w:val="center"/>
+            </w:pPr>
+            <w:r>
+              <w:rPr>
+                <w:rFonts w:ascii="Times New Roman" w:hAnsi="Times New Roman"/>
+                <w:sz w:val="26"/>
               </w:rPr>
               <w:t>18</w:t>
             </w:r>
@@ -3250,8 +3271,9 @@
         </w:tc>
         <w:tc>
           <w:tcPr>
-            <w:tcW w:type="dxa" w:w="3118"/>
-            <w:vAlign w:val="center"/>
+            <w:tcW w:type="dxa" w:w="2154"/>
+            <w:vAlign w:val="center"/>
+            <w:tcW w:w="2154" w:type="dxa"/>
           </w:tcPr>
           <w:p>
             <w:pPr>
@@ -3264,14 +3286,15 @@
                 <w:sz w:val="26"/>
                 <w:rFonts w:ascii="Times New Roman" w:hAnsi="Times New Roman" w:cs="Times New Roman"/>
               </w:rPr>
-              <w:t>Ôn tập Đánh giá định kỳ 3</w:t>
-            </w:r>
-          </w:p>
-        </w:tc>
-        <w:tc>
-          <w:tcPr>
-            <w:tcW w:type="dxa" w:w="850"/>
-            <w:vAlign w:val="center"/>
+              <w:t>Đánh giá định kỳ 3</w:t>
+            </w:r>
+          </w:p>
+        </w:tc>
+        <w:tc>
+          <w:tcPr>
+            <w:tcW w:type="dxa" w:w="624"/>
+            <w:vAlign w:val="center"/>
+            <w:tcW w:w="623" w:type="dxa"/>
           </w:tcPr>
           <w:p>
             <w:pPr>
@@ -3290,19 +3313,18 @@
         </w:tc>
         <w:tc>
           <w:tcPr>
-            <w:tcW w:type="dxa" w:w="1247"/>
-            <w:vAlign w:val="center"/>
-          </w:tcPr>
-          <w:p>
-            <w:pPr>
-              <w:spacing w:before="40" w:after="40" w:line="276" w:lineRule="auto"/>
-              <w:jc w:val="center"/>
-            </w:pPr>
-            <w:r>
-              <w:rPr>
-                <w:rFonts w:ascii="Times New Roman" w:hAnsi="Times New Roman"/>
-                <w:sz w:val="26"/>
-                <w:rFonts w:ascii="Times New Roman" w:hAnsi="Times New Roman" w:cs="Times New Roman"/>
+            <w:tcW w:type="dxa" w:w="794"/>
+            <w:vAlign w:val="center"/>
+            <w:tcW w:w="793" w:type="dxa"/>
+          </w:tcPr>
+          <w:p>
+            <w:pPr>
+              <w:jc w:val="center"/>
+            </w:pPr>
+            <w:r>
+              <w:rPr>
+                <w:rFonts w:ascii="Times New Roman" w:hAnsi="Times New Roman"/>
+                <w:sz w:val="26"/>
               </w:rPr>
               <w:t>18</w:t>
             </w:r>
@@ -3310,8 +3332,9 @@
         </w:tc>
         <w:tc>
           <w:tcPr>
-            <w:tcW w:type="dxa" w:w="3402"/>
-            <w:vAlign w:val="center"/>
+            <w:tcW w:type="dxa" w:w="5272"/>
+            <w:vAlign w:val="center"/>
+            <w:tcW w:w="5273" w:type="dxa"/>
           </w:tcPr>
           <w:p>
             <w:pPr>
@@ -3324,7 +3347,7 @@
                 <w:sz w:val="26"/>
                 <w:rFonts w:ascii="Times New Roman" w:hAnsi="Times New Roman" w:cs="Times New Roman"/>
               </w:rPr>
-              <w:t>Hệ thống hóa kiến thức chuẩn bị Đánh giá định kỳ 3.</w:t>
+              <w:t>Kiểm tra đánh giá kết quả học tập.</w:t>
             </w:r>
           </w:p>
         </w:tc>
@@ -3332,19 +3355,18 @@
       <w:tr>
         <w:tc>
           <w:tcPr>
-            <w:tcW w:type="dxa" w:w="680"/>
-            <w:vAlign w:val="center"/>
-          </w:tcPr>
-          <w:p>
-            <w:pPr>
-              <w:spacing w:before="40" w:after="40" w:line="276" w:lineRule="auto"/>
-              <w:jc w:val="center"/>
-            </w:pPr>
-            <w:r>
-              <w:rPr>
-                <w:rFonts w:ascii="Times New Roman" w:hAnsi="Times New Roman"/>
-                <w:sz w:val="26"/>
-                <w:rFonts w:ascii="Times New Roman" w:hAnsi="Times New Roman" w:cs="Times New Roman"/>
+            <w:tcW w:type="dxa" w:w="510"/>
+            <w:vAlign w:val="center"/>
+            <w:tcW w:w="510" w:type="dxa"/>
+          </w:tcPr>
+          <w:p>
+            <w:pPr>
+              <w:jc w:val="center"/>
+            </w:pPr>
+            <w:r>
+              <w:rPr>
+                <w:rFonts w:ascii="Times New Roman" w:hAnsi="Times New Roman"/>
+                <w:sz w:val="26"/>
               </w:rPr>
               <w:t>19</w:t>
             </w:r>
@@ -3352,8 +3374,9 @@
         </w:tc>
         <w:tc>
           <w:tcPr>
-            <w:tcW w:type="dxa" w:w="3118"/>
-            <w:vAlign w:val="center"/>
+            <w:tcW w:type="dxa" w:w="2154"/>
+            <w:vAlign w:val="center"/>
+            <w:tcW w:w="2154" w:type="dxa"/>
           </w:tcPr>
           <w:p>
             <w:pPr>
@@ -3366,14 +3389,15 @@
                 <w:sz w:val="26"/>
                 <w:rFonts w:ascii="Times New Roman" w:hAnsi="Times New Roman" w:cs="Times New Roman"/>
               </w:rPr>
-              <w:t>Đánh giá định kỳ 3</w:t>
-            </w:r>
-          </w:p>
-        </w:tc>
-        <w:tc>
-          <w:tcPr>
-            <w:tcW w:type="dxa" w:w="850"/>
-            <w:vAlign w:val="center"/>
+              <w:t>Bài 15: Cấu trúc rẽ nhánh</w:t>
+            </w:r>
+          </w:p>
+        </w:tc>
+        <w:tc>
+          <w:tcPr>
+            <w:tcW w:type="dxa" w:w="624"/>
+            <w:vAlign w:val="center"/>
+            <w:tcW w:w="623" w:type="dxa"/>
           </w:tcPr>
           <w:p>
             <w:pPr>
@@ -3392,19 +3416,18 @@
         </w:tc>
         <w:tc>
           <w:tcPr>
-            <w:tcW w:type="dxa" w:w="1247"/>
-            <w:vAlign w:val="center"/>
-          </w:tcPr>
-          <w:p>
-            <w:pPr>
-              <w:spacing w:before="40" w:after="40" w:line="276" w:lineRule="auto"/>
-              <w:jc w:val="center"/>
-            </w:pPr>
-            <w:r>
-              <w:rPr>
-                <w:rFonts w:ascii="Times New Roman" w:hAnsi="Times New Roman"/>
-                <w:sz w:val="26"/>
-                <w:rFonts w:ascii="Times New Roman" w:hAnsi="Times New Roman" w:cs="Times New Roman"/>
+            <w:tcW w:type="dxa" w:w="794"/>
+            <w:vAlign w:val="center"/>
+            <w:tcW w:w="793" w:type="dxa"/>
+          </w:tcPr>
+          <w:p>
+            <w:pPr>
+              <w:jc w:val="center"/>
+            </w:pPr>
+            <w:r>
+              <w:rPr>
+                <w:rFonts w:ascii="Times New Roman" w:hAnsi="Times New Roman"/>
+                <w:sz w:val="26"/>
               </w:rPr>
               <w:t>19</w:t>
             </w:r>
@@ -3412,8 +3435,9 @@
         </w:tc>
         <w:tc>
           <w:tcPr>
-            <w:tcW w:type="dxa" w:w="3402"/>
-            <w:vAlign w:val="center"/>
+            <w:tcW w:type="dxa" w:w="5272"/>
+            <w:vAlign w:val="center"/>
+            <w:tcW w:w="5273" w:type="dxa"/>
           </w:tcPr>
           <w:p>
             <w:pPr>
@@ -3426,7 +3450,7 @@
                 <w:sz w:val="26"/>
                 <w:rFonts w:ascii="Times New Roman" w:hAnsi="Times New Roman" w:cs="Times New Roman"/>
               </w:rPr>
-              <w:t>Kiểm tra đánh giá kết quả học tập.</w:t>
+              <w:t>- Nêu ví dụ mô tả cấu trúc rẽ nhánh dạng thiếu và dạng đủ.  - Sử dụng lệnh rẽ nhánh (nếu... thì, nếu... thì... nếu không thì) trong Scratch.</w:t>
             </w:r>
           </w:p>
         </w:tc>
@@ -3434,19 +3458,18 @@
       <w:tr>
         <w:tc>
           <w:tcPr>
-            <w:tcW w:type="dxa" w:w="680"/>
-            <w:vAlign w:val="center"/>
-          </w:tcPr>
-          <w:p>
-            <w:pPr>
-              <w:spacing w:before="40" w:after="40" w:line="276" w:lineRule="auto"/>
-              <w:jc w:val="center"/>
-            </w:pPr>
-            <w:r>
-              <w:rPr>
-                <w:rFonts w:ascii="Times New Roman" w:hAnsi="Times New Roman"/>
-                <w:sz w:val="26"/>
-                <w:rFonts w:ascii="Times New Roman" w:hAnsi="Times New Roman" w:cs="Times New Roman"/>
+            <w:tcW w:type="dxa" w:w="510"/>
+            <w:vAlign w:val="center"/>
+            <w:tcW w:w="510" w:type="dxa"/>
+          </w:tcPr>
+          <w:p>
+            <w:pPr>
+              <w:jc w:val="center"/>
+            </w:pPr>
+            <w:r>
+              <w:rPr>
+                <w:rFonts w:ascii="Times New Roman" w:hAnsi="Times New Roman"/>
+                <w:sz w:val="26"/>
               </w:rPr>
               <w:t>20</w:t>
             </w:r>
@@ -3454,8 +3477,9 @@
         </w:tc>
         <w:tc>
           <w:tcPr>
-            <w:tcW w:type="dxa" w:w="3118"/>
-            <w:vAlign w:val="center"/>
+            <w:tcW w:type="dxa" w:w="2154"/>
+            <w:vAlign w:val="center"/>
+            <w:tcW w:w="2154" w:type="dxa"/>
           </w:tcPr>
           <w:p>
             <w:pPr>
@@ -3468,14 +3492,15 @@
                 <w:sz w:val="26"/>
                 <w:rFonts w:ascii="Times New Roman" w:hAnsi="Times New Roman" w:cs="Times New Roman"/>
               </w:rPr>
-              <w:t>Bài 15: Cấu trúc rẽ nhánh</w:t>
-            </w:r>
-          </w:p>
-        </w:tc>
-        <w:tc>
-          <w:tcPr>
-            <w:tcW w:type="dxa" w:w="850"/>
-            <w:vAlign w:val="center"/>
+              <w:t>Bài 16: Sử dụng biến trong chương trình</w:t>
+            </w:r>
+          </w:p>
+        </w:tc>
+        <w:tc>
+          <w:tcPr>
+            <w:tcW w:type="dxa" w:w="624"/>
+            <w:vAlign w:val="center"/>
+            <w:tcW w:w="623" w:type="dxa"/>
           </w:tcPr>
           <w:p>
             <w:pPr>
@@ -3494,19 +3519,18 @@
         </w:tc>
         <w:tc>
           <w:tcPr>
-            <w:tcW w:type="dxa" w:w="1247"/>
-            <w:vAlign w:val="center"/>
-          </w:tcPr>
-          <w:p>
-            <w:pPr>
-              <w:spacing w:before="40" w:after="40" w:line="276" w:lineRule="auto"/>
-              <w:jc w:val="center"/>
-            </w:pPr>
-            <w:r>
-              <w:rPr>
-                <w:rFonts w:ascii="Times New Roman" w:hAnsi="Times New Roman"/>
-                <w:sz w:val="26"/>
-                <w:rFonts w:ascii="Times New Roman" w:hAnsi="Times New Roman" w:cs="Times New Roman"/>
+            <w:tcW w:type="dxa" w:w="794"/>
+            <w:vAlign w:val="center"/>
+            <w:tcW w:w="793" w:type="dxa"/>
+          </w:tcPr>
+          <w:p>
+            <w:pPr>
+              <w:jc w:val="center"/>
+            </w:pPr>
+            <w:r>
+              <w:rPr>
+                <w:rFonts w:ascii="Times New Roman" w:hAnsi="Times New Roman"/>
+                <w:sz w:val="26"/>
               </w:rPr>
               <w:t>20</w:t>
             </w:r>
@@ -3514,8 +3538,9 @@
         </w:tc>
         <w:tc>
           <w:tcPr>
-            <w:tcW w:type="dxa" w:w="3402"/>
-            <w:vAlign w:val="center"/>
+            <w:tcW w:type="dxa" w:w="5272"/>
+            <w:vAlign w:val="center"/>
+            <w:tcW w:w="5273" w:type="dxa"/>
           </w:tcPr>
           <w:p>
             <w:pPr>
@@ -3528,7 +3553,7 @@
                 <w:sz w:val="26"/>
                 <w:rFonts w:ascii="Times New Roman" w:hAnsi="Times New Roman" w:cs="Times New Roman"/>
               </w:rPr>
-              <w:t>- Nêu ví dụ mô tả cấu trúc rẽ nhánh dạng thiếu và dạng đủ.  - Sử dụng lệnh rẽ nhánh (nếu... thì, nếu... thì... nếu không thì) trong Scratch.</w:t>
+              <w:t>- Hiểu khái niệm biến nhớ, sử dụng biến trả lời và biến tự tạo trong Scratch.</w:t>
             </w:r>
           </w:p>
         </w:tc>
@@ -3536,19 +3561,18 @@
       <w:tr>
         <w:tc>
           <w:tcPr>
-            <w:tcW w:type="dxa" w:w="680"/>
-            <w:vAlign w:val="center"/>
-          </w:tcPr>
-          <w:p>
-            <w:pPr>
-              <w:spacing w:before="40" w:after="40" w:line="276" w:lineRule="auto"/>
-              <w:jc w:val="center"/>
-            </w:pPr>
-            <w:r>
-              <w:rPr>
-                <w:rFonts w:ascii="Times New Roman" w:hAnsi="Times New Roman"/>
-                <w:sz w:val="26"/>
-                <w:rFonts w:ascii="Times New Roman" w:hAnsi="Times New Roman" w:cs="Times New Roman"/>
+            <w:tcW w:type="dxa" w:w="510"/>
+            <w:vAlign w:val="center"/>
+            <w:tcW w:w="510" w:type="dxa"/>
+          </w:tcPr>
+          <w:p>
+            <w:pPr>
+              <w:jc w:val="center"/>
+            </w:pPr>
+            <w:r>
+              <w:rPr>
+                <w:rFonts w:ascii="Times New Roman" w:hAnsi="Times New Roman"/>
+                <w:sz w:val="26"/>
               </w:rPr>
               <w:t>21</w:t>
             </w:r>
@@ -3556,8 +3580,9 @@
         </w:tc>
         <w:tc>
           <w:tcPr>
-            <w:tcW w:type="dxa" w:w="3118"/>
-            <w:vAlign w:val="center"/>
+            <w:tcW w:type="dxa" w:w="2154"/>
+            <w:vAlign w:val="center"/>
+            <w:tcW w:w="2154" w:type="dxa"/>
           </w:tcPr>
           <w:p>
             <w:pPr>
@@ -3570,14 +3595,15 @@
                 <w:sz w:val="26"/>
                 <w:rFonts w:ascii="Times New Roman" w:hAnsi="Times New Roman" w:cs="Times New Roman"/>
               </w:rPr>
-              <w:t>Bài 16: Sử dụng biến trong chương trình</w:t>
-            </w:r>
-          </w:p>
-        </w:tc>
-        <w:tc>
-          <w:tcPr>
-            <w:tcW w:type="dxa" w:w="850"/>
-            <w:vAlign w:val="center"/>
+              <w:t>Ôn tập và luyện tập</w:t>
+            </w:r>
+          </w:p>
+        </w:tc>
+        <w:tc>
+          <w:tcPr>
+            <w:tcW w:type="dxa" w:w="624"/>
+            <w:vAlign w:val="center"/>
+            <w:tcW w:w="623" w:type="dxa"/>
           </w:tcPr>
           <w:p>
             <w:pPr>
@@ -3596,19 +3622,18 @@
         </w:tc>
         <w:tc>
           <w:tcPr>
-            <w:tcW w:type="dxa" w:w="1247"/>
-            <w:vAlign w:val="center"/>
-          </w:tcPr>
-          <w:p>
-            <w:pPr>
-              <w:spacing w:before="40" w:after="40" w:line="276" w:lineRule="auto"/>
-              <w:jc w:val="center"/>
-            </w:pPr>
-            <w:r>
-              <w:rPr>
-                <w:rFonts w:ascii="Times New Roman" w:hAnsi="Times New Roman"/>
-                <w:sz w:val="26"/>
-                <w:rFonts w:ascii="Times New Roman" w:hAnsi="Times New Roman" w:cs="Times New Roman"/>
+            <w:tcW w:type="dxa" w:w="794"/>
+            <w:vAlign w:val="center"/>
+            <w:tcW w:w="793" w:type="dxa"/>
+          </w:tcPr>
+          <w:p>
+            <w:pPr>
+              <w:jc w:val="center"/>
+            </w:pPr>
+            <w:r>
+              <w:rPr>
+                <w:rFonts w:ascii="Times New Roman" w:hAnsi="Times New Roman"/>
+                <w:sz w:val="26"/>
               </w:rPr>
               <w:t>21</w:t>
             </w:r>
@@ -3616,8 +3641,9 @@
         </w:tc>
         <w:tc>
           <w:tcPr>
-            <w:tcW w:type="dxa" w:w="3402"/>
-            <w:vAlign w:val="center"/>
+            <w:tcW w:type="dxa" w:w="5272"/>
+            <w:vAlign w:val="center"/>
+            <w:tcW w:w="5273" w:type="dxa"/>
           </w:tcPr>
           <w:p>
             <w:pPr>
@@ -3630,7 +3656,7 @@
                 <w:sz w:val="26"/>
                 <w:rFonts w:ascii="Times New Roman" w:hAnsi="Times New Roman" w:cs="Times New Roman"/>
               </w:rPr>
-              <w:t>- Hiểu khái niệm biến nhớ, sử dụng biến trả lời và biến tự tạo trong Scratch.</w:t>
+              <w:t>Ôn tập, luyện tập bổ sung kiến thức và kỹ năng.</w:t>
             </w:r>
           </w:p>
         </w:tc>
@@ -3638,19 +3664,18 @@
       <w:tr>
         <w:tc>
           <w:tcPr>
-            <w:tcW w:type="dxa" w:w="680"/>
-            <w:vAlign w:val="center"/>
-          </w:tcPr>
-          <w:p>
-            <w:pPr>
-              <w:spacing w:before="40" w:after="40" w:line="276" w:lineRule="auto"/>
-              <w:jc w:val="center"/>
-            </w:pPr>
-            <w:r>
-              <w:rPr>
-                <w:rFonts w:ascii="Times New Roman" w:hAnsi="Times New Roman"/>
-                <w:sz w:val="26"/>
-                <w:rFonts w:ascii="Times New Roman" w:hAnsi="Times New Roman" w:cs="Times New Roman"/>
+            <w:tcW w:type="dxa" w:w="510"/>
+            <w:vAlign w:val="center"/>
+            <w:tcW w:w="510" w:type="dxa"/>
+          </w:tcPr>
+          <w:p>
+            <w:pPr>
+              <w:jc w:val="center"/>
+            </w:pPr>
+            <w:r>
+              <w:rPr>
+                <w:rFonts w:ascii="Times New Roman" w:hAnsi="Times New Roman"/>
+                <w:sz w:val="26"/>
               </w:rPr>
               <w:t>22</w:t>
             </w:r>
@@ -3658,8 +3683,9 @@
         </w:tc>
         <w:tc>
           <w:tcPr>
-            <w:tcW w:type="dxa" w:w="3118"/>
-            <w:vAlign w:val="center"/>
+            <w:tcW w:type="dxa" w:w="2154"/>
+            <w:vAlign w:val="center"/>
+            <w:tcW w:w="2154" w:type="dxa"/>
           </w:tcPr>
           <w:p>
             <w:pPr>
@@ -3672,14 +3698,15 @@
                 <w:sz w:val="26"/>
                 <w:rFonts w:ascii="Times New Roman" w:hAnsi="Times New Roman" w:cs="Times New Roman"/>
               </w:rPr>
-              <w:t>Ôn tập và luyện tập</w:t>
-            </w:r>
-          </w:p>
-        </w:tc>
-        <w:tc>
-          <w:tcPr>
-            <w:tcW w:type="dxa" w:w="850"/>
-            <w:vAlign w:val="center"/>
+              <w:t>Ôn tập Đánh giá định kỳ 4</w:t>
+            </w:r>
+          </w:p>
+        </w:tc>
+        <w:tc>
+          <w:tcPr>
+            <w:tcW w:type="dxa" w:w="624"/>
+            <w:vAlign w:val="center"/>
+            <w:tcW w:w="623" w:type="dxa"/>
           </w:tcPr>
           <w:p>
             <w:pPr>
@@ -3698,19 +3725,18 @@
         </w:tc>
         <w:tc>
           <w:tcPr>
-            <w:tcW w:type="dxa" w:w="1247"/>
-            <w:vAlign w:val="center"/>
-          </w:tcPr>
-          <w:p>
-            <w:pPr>
-              <w:spacing w:before="40" w:after="40" w:line="276" w:lineRule="auto"/>
-              <w:jc w:val="center"/>
-            </w:pPr>
-            <w:r>
-              <w:rPr>
-                <w:rFonts w:ascii="Times New Roman" w:hAnsi="Times New Roman"/>
-                <w:sz w:val="26"/>
-                <w:rFonts w:ascii="Times New Roman" w:hAnsi="Times New Roman" w:cs="Times New Roman"/>
+            <w:tcW w:type="dxa" w:w="794"/>
+            <w:vAlign w:val="center"/>
+            <w:tcW w:w="793" w:type="dxa"/>
+          </w:tcPr>
+          <w:p>
+            <w:pPr>
+              <w:jc w:val="center"/>
+            </w:pPr>
+            <w:r>
+              <w:rPr>
+                <w:rFonts w:ascii="Times New Roman" w:hAnsi="Times New Roman"/>
+                <w:sz w:val="26"/>
               </w:rPr>
               <w:t>22</w:t>
             </w:r>
@@ -3718,8 +3744,9 @@
         </w:tc>
         <w:tc>
           <w:tcPr>
-            <w:tcW w:type="dxa" w:w="3402"/>
-            <w:vAlign w:val="center"/>
+            <w:tcW w:type="dxa" w:w="5272"/>
+            <w:vAlign w:val="center"/>
+            <w:tcW w:w="5273" w:type="dxa"/>
           </w:tcPr>
           <w:p>
             <w:pPr>
@@ -3732,7 +3759,7 @@
                 <w:sz w:val="26"/>
                 <w:rFonts w:ascii="Times New Roman" w:hAnsi="Times New Roman" w:cs="Times New Roman"/>
               </w:rPr>
-              <w:t>Ôn tập, luyện tập bổ sung kiến thức và kỹ năng.</w:t>
+              <w:t>Hệ thống hóa kiến thức chuẩn bị Đánh giá định kỳ 4.</w:t>
             </w:r>
           </w:p>
         </w:tc>
@@ -3740,19 +3767,18 @@
       <w:tr>
         <w:tc>
           <w:tcPr>
-            <w:tcW w:type="dxa" w:w="680"/>
-            <w:vAlign w:val="center"/>
-          </w:tcPr>
-          <w:p>
-            <w:pPr>
-              <w:spacing w:before="40" w:after="40" w:line="276" w:lineRule="auto"/>
-              <w:jc w:val="center"/>
-            </w:pPr>
-            <w:r>
-              <w:rPr>
-                <w:rFonts w:ascii="Times New Roman" w:hAnsi="Times New Roman"/>
-                <w:sz w:val="26"/>
-                <w:rFonts w:ascii="Times New Roman" w:hAnsi="Times New Roman" w:cs="Times New Roman"/>
+            <w:tcW w:type="dxa" w:w="510"/>
+            <w:vAlign w:val="center"/>
+            <w:tcW w:w="510" w:type="dxa"/>
+          </w:tcPr>
+          <w:p>
+            <w:pPr>
+              <w:jc w:val="center"/>
+            </w:pPr>
+            <w:r>
+              <w:rPr>
+                <w:rFonts w:ascii="Times New Roman" w:hAnsi="Times New Roman"/>
+                <w:sz w:val="26"/>
               </w:rPr>
               <w:t>23</w:t>
             </w:r>
@@ -3760,8 +3786,9 @@
         </w:tc>
         <w:tc>
           <w:tcPr>
-            <w:tcW w:type="dxa" w:w="3118"/>
-            <w:vAlign w:val="center"/>
+            <w:tcW w:type="dxa" w:w="2154"/>
+            <w:vAlign w:val="center"/>
+            <w:tcW w:w="2154" w:type="dxa"/>
           </w:tcPr>
           <w:p>
             <w:pPr>
@@ -3774,14 +3801,15 @@
                 <w:sz w:val="26"/>
                 <w:rFonts w:ascii="Times New Roman" w:hAnsi="Times New Roman" w:cs="Times New Roman"/>
               </w:rPr>
-              <w:t>Ôn tập Đánh giá định kỳ 4</w:t>
-            </w:r>
-          </w:p>
-        </w:tc>
-        <w:tc>
-          <w:tcPr>
-            <w:tcW w:type="dxa" w:w="850"/>
-            <w:vAlign w:val="center"/>
+              <w:t>Đánh giá định kỳ 4</w:t>
+            </w:r>
+          </w:p>
+        </w:tc>
+        <w:tc>
+          <w:tcPr>
+            <w:tcW w:type="dxa" w:w="624"/>
+            <w:vAlign w:val="center"/>
+            <w:tcW w:w="623" w:type="dxa"/>
           </w:tcPr>
           <w:p>
             <w:pPr>
@@ -3800,19 +3828,18 @@
         </w:tc>
         <w:tc>
           <w:tcPr>
-            <w:tcW w:type="dxa" w:w="1247"/>
-            <w:vAlign w:val="center"/>
-          </w:tcPr>
-          <w:p>
-            <w:pPr>
-              <w:spacing w:before="40" w:after="40" w:line="276" w:lineRule="auto"/>
-              <w:jc w:val="center"/>
-            </w:pPr>
-            <w:r>
-              <w:rPr>
-                <w:rFonts w:ascii="Times New Roman" w:hAnsi="Times New Roman"/>
-                <w:sz w:val="26"/>
-                <w:rFonts w:ascii="Times New Roman" w:hAnsi="Times New Roman" w:cs="Times New Roman"/>
+            <w:tcW w:type="dxa" w:w="794"/>
+            <w:vAlign w:val="center"/>
+            <w:tcW w:w="793" w:type="dxa"/>
+          </w:tcPr>
+          <w:p>
+            <w:pPr>
+              <w:jc w:val="center"/>
+            </w:pPr>
+            <w:r>
+              <w:rPr>
+                <w:rFonts w:ascii="Times New Roman" w:hAnsi="Times New Roman"/>
+                <w:sz w:val="26"/>
               </w:rPr>
               <w:t>23</w:t>
             </w:r>
@@ -3820,8 +3847,9 @@
         </w:tc>
         <w:tc>
           <w:tcPr>
-            <w:tcW w:type="dxa" w:w="3402"/>
-            <w:vAlign w:val="center"/>
+            <w:tcW w:type="dxa" w:w="5272"/>
+            <w:vAlign w:val="center"/>
+            <w:tcW w:w="5273" w:type="dxa"/>
           </w:tcPr>
           <w:p>
             <w:pPr>
@@ -3834,7 +3862,7 @@
                 <w:sz w:val="26"/>
                 <w:rFonts w:ascii="Times New Roman" w:hAnsi="Times New Roman" w:cs="Times New Roman"/>
               </w:rPr>
-              <w:t>Hệ thống hóa kiến thức chuẩn bị Đánh giá định kỳ 4.</w:t>
+              <w:t>Kiểm tra đánh giá kết quả học tập.</w:t>
             </w:r>
           </w:p>
         </w:tc>
@@ -3842,19 +3870,18 @@
       <w:tr>
         <w:tc>
           <w:tcPr>
-            <w:tcW w:type="dxa" w:w="680"/>
-            <w:vAlign w:val="center"/>
-          </w:tcPr>
-          <w:p>
-            <w:pPr>
-              <w:spacing w:before="40" w:after="40" w:line="276" w:lineRule="auto"/>
-              <w:jc w:val="center"/>
-            </w:pPr>
-            <w:r>
-              <w:rPr>
-                <w:rFonts w:ascii="Times New Roman" w:hAnsi="Times New Roman"/>
-                <w:sz w:val="26"/>
-                <w:rFonts w:ascii="Times New Roman" w:hAnsi="Times New Roman" w:cs="Times New Roman"/>
+            <w:tcW w:type="dxa" w:w="510"/>
+            <w:vAlign w:val="center"/>
+            <w:tcW w:w="510" w:type="dxa"/>
+          </w:tcPr>
+          <w:p>
+            <w:pPr>
+              <w:jc w:val="center"/>
+            </w:pPr>
+            <w:r>
+              <w:rPr>
+                <w:rFonts w:ascii="Times New Roman" w:hAnsi="Times New Roman"/>
+                <w:sz w:val="26"/>
               </w:rPr>
               <w:t>24</w:t>
             </w:r>
@@ -3862,8 +3889,9 @@
         </w:tc>
         <w:tc>
           <w:tcPr>
-            <w:tcW w:type="dxa" w:w="3118"/>
-            <w:vAlign w:val="center"/>
+            <w:tcW w:type="dxa" w:w="2154"/>
+            <w:vAlign w:val="center"/>
+            <w:tcW w:w="2154" w:type="dxa"/>
           </w:tcPr>
           <w:p>
             <w:pPr>
@@ -3876,14 +3904,15 @@
                 <w:sz w:val="26"/>
                 <w:rFonts w:ascii="Times New Roman" w:hAnsi="Times New Roman" w:cs="Times New Roman"/>
               </w:rPr>
-              <w:t>Đánh giá định kỳ 4</w:t>
-            </w:r>
-          </w:p>
-        </w:tc>
-        <w:tc>
-          <w:tcPr>
-            <w:tcW w:type="dxa" w:w="850"/>
-            <w:vAlign w:val="center"/>
+              <w:t>Tổng kết năm học</w:t>
+            </w:r>
+          </w:p>
+        </w:tc>
+        <w:tc>
+          <w:tcPr>
+            <w:tcW w:type="dxa" w:w="624"/>
+            <w:vAlign w:val="center"/>
+            <w:tcW w:w="623" w:type="dxa"/>
           </w:tcPr>
           <w:p>
             <w:pPr>
@@ -3902,19 +3931,18 @@
         </w:tc>
         <w:tc>
           <w:tcPr>
-            <w:tcW w:type="dxa" w:w="1247"/>
-            <w:vAlign w:val="center"/>
-          </w:tcPr>
-          <w:p>
-            <w:pPr>
-              <w:spacing w:before="40" w:after="40" w:line="276" w:lineRule="auto"/>
-              <w:jc w:val="center"/>
-            </w:pPr>
-            <w:r>
-              <w:rPr>
-                <w:rFonts w:ascii="Times New Roman" w:hAnsi="Times New Roman"/>
-                <w:sz w:val="26"/>
-                <w:rFonts w:ascii="Times New Roman" w:hAnsi="Times New Roman" w:cs="Times New Roman"/>
+            <w:tcW w:type="dxa" w:w="794"/>
+            <w:vAlign w:val="center"/>
+            <w:tcW w:w="793" w:type="dxa"/>
+          </w:tcPr>
+          <w:p>
+            <w:pPr>
+              <w:jc w:val="center"/>
+            </w:pPr>
+            <w:r>
+              <w:rPr>
+                <w:rFonts w:ascii="Times New Roman" w:hAnsi="Times New Roman"/>
+                <w:sz w:val="26"/>
               </w:rPr>
               <w:t>24</w:t>
             </w:r>
@@ -3922,110 +3950,9 @@
         </w:tc>
         <w:tc>
           <w:tcPr>
-            <w:tcW w:type="dxa" w:w="3402"/>
-            <w:vAlign w:val="center"/>
-          </w:tcPr>
-          <w:p>
-            <w:pPr>
-              <w:spacing w:before="40" w:after="40" w:line="276" w:lineRule="auto"/>
-              <w:jc w:val="both"/>
-            </w:pPr>
-            <w:r>
-              <w:rPr>
-                <w:rFonts w:ascii="Times New Roman" w:hAnsi="Times New Roman"/>
-                <w:sz w:val="26"/>
-                <w:rFonts w:ascii="Times New Roman" w:hAnsi="Times New Roman" w:cs="Times New Roman"/>
-              </w:rPr>
-              <w:t>Kiểm tra đánh giá kết quả học tập.</w:t>
-            </w:r>
-          </w:p>
-        </w:tc>
-      </w:tr>
-      <w:tr>
-        <w:tc>
-          <w:tcPr>
-            <w:tcW w:type="dxa" w:w="680"/>
-            <w:vAlign w:val="center"/>
-          </w:tcPr>
-          <w:p>
-            <w:pPr>
-              <w:spacing w:before="40" w:after="40" w:line="276" w:lineRule="auto"/>
-              <w:jc w:val="center"/>
-            </w:pPr>
-            <w:r>
-              <w:rPr>
-                <w:rFonts w:ascii="Times New Roman" w:hAnsi="Times New Roman"/>
-                <w:sz w:val="26"/>
-                <w:rFonts w:ascii="Times New Roman" w:hAnsi="Times New Roman" w:cs="Times New Roman"/>
-              </w:rPr>
-              <w:t>25</w:t>
-            </w:r>
-          </w:p>
-        </w:tc>
-        <w:tc>
-          <w:tcPr>
-            <w:tcW w:type="dxa" w:w="3118"/>
-            <w:vAlign w:val="center"/>
-          </w:tcPr>
-          <w:p>
-            <w:pPr>
-              <w:spacing w:before="40" w:after="40" w:line="276" w:lineRule="auto"/>
-              <w:jc w:val="both"/>
-            </w:pPr>
-            <w:r>
-              <w:rPr>
-                <w:rFonts w:ascii="Times New Roman" w:hAnsi="Times New Roman"/>
-                <w:sz w:val="26"/>
-                <w:rFonts w:ascii="Times New Roman" w:hAnsi="Times New Roman" w:cs="Times New Roman"/>
-              </w:rPr>
-              <w:t>Tổng kết năm học</w:t>
-            </w:r>
-          </w:p>
-        </w:tc>
-        <w:tc>
-          <w:tcPr>
-            <w:tcW w:type="dxa" w:w="850"/>
-            <w:vAlign w:val="center"/>
-          </w:tcPr>
-          <w:p>
-            <w:pPr>
-              <w:spacing w:before="40" w:after="40" w:line="276" w:lineRule="auto"/>
-              <w:jc w:val="center"/>
-            </w:pPr>
-            <w:r>
-              <w:rPr>
-                <w:rFonts w:ascii="Times New Roman" w:hAnsi="Times New Roman"/>
-                <w:sz w:val="26"/>
-                <w:rFonts w:ascii="Times New Roman" w:hAnsi="Times New Roman" w:cs="Times New Roman"/>
-              </w:rPr>
-              <w:t>1</w:t>
-            </w:r>
-          </w:p>
-        </w:tc>
-        <w:tc>
-          <w:tcPr>
-            <w:tcW w:type="dxa" w:w="1247"/>
-            <w:vAlign w:val="center"/>
-          </w:tcPr>
-          <w:p>
-            <w:pPr>
-              <w:spacing w:before="40" w:after="40" w:line="276" w:lineRule="auto"/>
-              <w:jc w:val="center"/>
-            </w:pPr>
-            <w:r>
-              <w:rPr>
-                <w:rFonts w:ascii="Times New Roman" w:hAnsi="Times New Roman"/>
-                <w:sz w:val="26"/>
-                <w:rFonts w:ascii="Times New Roman" w:hAnsi="Times New Roman" w:cs="Times New Roman"/>
-              </w:rPr>
-              <w:t>25</w:t>
-            </w:r>
-          </w:p>
-        </w:tc>
-        <w:tc>
-          <w:tcPr>
-            <w:tcW w:type="dxa" w:w="3402"/>
-            <w:vAlign w:val="center"/>
+            <w:tcW w:type="dxa" w:w="5272"/>
+            <w:vAlign w:val="center"/>
+            <w:tcW w:w="5273" w:type="dxa"/>
           </w:tcPr>
           <w:p>
             <w:pPr>
@@ -4204,6 +4131,8 @@
     <w:tbl>
       <w:tblPr>
         <w:tblW w:w="9580" w:type="dxa"/>
+        <w:tblLayout w:type="fixed"/>
+        <w:tblLook w:val="0400" w:firstRow="0" w:lastRow="0" w:firstColumn="0" w:lastColumn="0" w:noHBand="0" w:noVBand="1"/>
         <w:tblBorders>
           <w:top w:val="single" w:sz="4" w:space="0" w:color="000000"/>
           <w:left w:val="single" w:sz="4" w:space="0" w:color="000000"/>
@@ -4212,8 +4141,6 @@
           <w:insideH w:val="single" w:sz="4" w:space="0" w:color="000000"/>
           <w:insideV w:val="single" w:sz="4" w:space="0" w:color="000000"/>
         </w:tblBorders>
-        <w:tblLayout w:type="fixed"/>
-        <w:tblLook w:val="0400" w:firstRow="0" w:lastRow="0" w:firstColumn="0" w:lastColumn="0" w:noHBand="0" w:noVBand="1"/>
       </w:tblPr>
       <w:tblGrid>
         <w:gridCol w:w="1696"/>
@@ -5306,16 +5233,16 @@
         <w:tblStyle w:val="a4"/>
         <w:tblW w:w="9300" w:type="dxa"/>
         <w:tblInd w:w="0" w:type="dxa"/>
-        <w:tblBorders>
-          <w:top w:val="nil"/>
-          <w:left w:val="nil"/>
-          <w:bottom w:val="nil"/>
-          <w:right w:val="nil"/>
-          <w:insideH w:val="nil"/>
-          <w:insideV w:val="nil"/>
-        </w:tblBorders>
         <w:tblLayout w:type="fixed"/>
         <w:tblLook w:val="0400" w:firstRow="0" w:lastRow="0" w:firstColumn="0" w:lastColumn="0" w:noHBand="0" w:noVBand="1"/>
+        <w:tblBorders>
+          <w:top w:val="single" w:sz="4" w:space="0" w:color="000000"/>
+          <w:left w:val="single" w:sz="4" w:space="0" w:color="000000"/>
+          <w:bottom w:val="single" w:sz="4" w:space="0" w:color="000000"/>
+          <w:right w:val="single" w:sz="4" w:space="0" w:color="000000"/>
+          <w:insideH w:val="single" w:sz="4" w:space="0" w:color="000000"/>
+          <w:insideV w:val="single" w:sz="4" w:space="0" w:color="000000"/>
+        </w:tblBorders>
       </w:tblPr>
       <w:tblGrid>
         <w:gridCol w:w="4650"/>
@@ -6772,6 +6699,10 @@
     <w:name w:val="Normal"/>
     <w:qFormat/>
     <w:rsid w:val="00545BE2"/>
+    <w:rPr>
+      <w:rFonts w:ascii="Times New Roman" w:hAnsi="Times New Roman"/>
+      <w:sz w:val="26"/>
+    </w:rPr>
   </w:style>
   <w:style w:type="paragraph" w:styleId="Heading1">
     <w:name w:val="heading 1"/>
